--- a/docs/FYP_Report_2026-07-01_humanized.docx
+++ b/docs/FYP_Report_2026-07-01_humanized.docx
@@ -323,7 +323,7 @@
           <w:sz w:val="22"/>
           <w:szCs w:val="22"/>
         </w:rPr>
-        <w:t xml:space="preserve">Figure 1  Quantization effect on harmful compliance (per-pair judge ΔASR forest plot).</w:t>
+        <w:t xml:space="preserve">Figure 1  Study design: matched pairs, the precision arm, the benchmark battery, and the inference pipeline.</w:t>
       </w:r>
     </w:p>
     <w:p>
@@ -336,7 +336,7 @@
           <w:sz w:val="22"/>
           <w:szCs w:val="22"/>
         </w:rPr>
-        <w:t xml:space="preserve">Figure 2  The capability-anchored safety space (ΔMMLU vs judge ΔASR, with label regions).</w:t>
+        <w:t xml:space="preserve">Figure 2  System architecture: configuration, execution, benchmark plugins, scoring, and analysis.</w:t>
       </w:r>
     </w:p>
     <w:p>
@@ -349,7 +349,7 @@
           <w:sz w:val="22"/>
           <w:szCs w:val="22"/>
         </w:rPr>
-        <w:t xml:space="preserve">Figure 3  Multi-seed decoding sensitivity for Qwen3-1.7B (greedy vs stochastic).</w:t>
+        <w:t xml:space="preserve">Figure 3  TC1 execution model: workstation, head node, GPU compute node, and the return path.</w:t>
       </w:r>
     </w:p>
     <w:p>
@@ -362,7 +362,7 @@
           <w:sz w:val="22"/>
           <w:szCs w:val="22"/>
         </w:rPr>
-        <w:t xml:space="preserve">Figure 4  Per-category HarmBench ASR for Qwen3-1.7B, fp16 vs NF4.</w:t>
+        <w:t xml:space="preserve">Figure 4  Quantization effect on harmful compliance (per-pair judge ΔASR forest plot).</w:t>
       </w:r>
     </w:p>
     <w:p>
@@ -375,7 +375,7 @@
           <w:sz w:val="22"/>
           <w:szCs w:val="22"/>
         </w:rPr>
-        <w:t xml:space="preserve">Figure 5  Scorer validation: judge ASR vs regex proxy, and judge-vs-proxy Cohen's κ.</w:t>
+        <w:t xml:space="preserve">Figure 5  The capability-anchored safety space (ΔMMLU vs judge ΔASR, with label regions).</w:t>
       </w:r>
     </w:p>
     <w:p>
@@ -388,7 +388,46 @@
           <w:sz w:val="22"/>
           <w:szCs w:val="22"/>
         </w:rPr>
-        <w:t xml:space="preserve">Figure 6  Precision sweep fp16 → INT8 → NF4 (HarmBench ASR, MMLU, ARC).</w:t>
+        <w:t xml:space="preserve">Figure 6  Multi-seed decoding sensitivity for Qwen3-1.7B (greedy vs stochastic).</w:t>
+      </w:r>
+    </w:p>
+    <w:p>
+      <w:pPr>
+        <w:spacing w:after="60" w:line="300"/>
+      </w:pPr>
+      <w:r>
+        <w:rPr>
+          <w:rFonts w:ascii="Calibri" w:cs="Calibri" w:eastAsia="Calibri" w:hAnsi="Calibri"/>
+          <w:sz w:val="22"/>
+          <w:szCs w:val="22"/>
+        </w:rPr>
+        <w:t xml:space="preserve">Figure 7  Per-category HarmBench ASR for Qwen3-1.7B, fp16 vs NF4.</w:t>
+      </w:r>
+    </w:p>
+    <w:p>
+      <w:pPr>
+        <w:spacing w:after="60" w:line="300"/>
+      </w:pPr>
+      <w:r>
+        <w:rPr>
+          <w:rFonts w:ascii="Calibri" w:cs="Calibri" w:eastAsia="Calibri" w:hAnsi="Calibri"/>
+          <w:sz w:val="22"/>
+          <w:szCs w:val="22"/>
+        </w:rPr>
+        <w:t xml:space="preserve">Figure 8  Scorer validation: judge ASR vs regex proxy, and judge-vs-proxy Cohen's κ.</w:t>
+      </w:r>
+    </w:p>
+    <w:p>
+      <w:pPr>
+        <w:spacing w:after="60" w:line="300"/>
+      </w:pPr>
+      <w:r>
+        <w:rPr>
+          <w:rFonts w:ascii="Calibri" w:cs="Calibri" w:eastAsia="Calibri" w:hAnsi="Calibri"/>
+          <w:sz w:val="22"/>
+          <w:szCs w:val="22"/>
+        </w:rPr>
+        <w:t xml:space="preserve">Figure 9  Precision sweep fp16 → INT8 → NF4 (HarmBench ASR, MMLU, ARC).</w:t>
       </w:r>
     </w:p>
     <w:p>
@@ -1534,6 +1573,68 @@
           <w:szCs w:val="22"/>
         </w:rPr>
         <w:t xml:space="preserve">The independent variables are quantization state (baseline versus four-bit), model scale (1.7 billion versus four billion parameters within the Qwen family), and model family (Qwen versus Llama in the primary design, extended to Mistral and Phi in the cross-family replication of §6.13). The dependent variables are harmful compliance, over-refusal on benign prompts, and general capability, each measured by a corresponding benchmark.</w:t>
+      </w:r>
+    </w:p>
+    <w:p>
+      <w:pPr>
+        <w:spacing w:after="60" w:before="160"/>
+        <w:jc w:val="center"/>
+      </w:pPr>
+      <w:r>
+        <w:drawing>
+          <wp:inline distT="0" distB="0" distL="0" distR="0">
+            <wp:extent cx="5334000" cy="4295775"/>
+            <wp:effectExtent t="0" r="0" b="0" l="0"/>
+            <wp:docPr id="1" name="" descr="" title=""/>
+            <wp:cNvGraphicFramePr>
+              <a:graphicFrameLocks xmlns:a="http://schemas.openxmlformats.org/drawingml/2006/main" noChangeAspect="1"/>
+            </wp:cNvGraphicFramePr>
+            <a:graphic xmlns:a="http://schemas.openxmlformats.org/drawingml/2006/main">
+              <a:graphicData uri="http://schemas.openxmlformats.org/drawingml/2006/picture">
+                <pic:pic xmlns:pic="http://schemas.openxmlformats.org/drawingml/2006/picture">
+                  <pic:nvPicPr>
+                    <pic:cNvPr id="0" name="" descr=""/>
+                    <pic:cNvPicPr>
+                      <a:picLocks noChangeAspect="1" noChangeArrowheads="1"/>
+                    </pic:cNvPicPr>
+                  </pic:nvPicPr>
+                  <pic:blipFill>
+                    <a:blip r:embed="rId9" cstate="none"/>
+                    <a:srcRect/>
+                    <a:stretch>
+                      <a:fillRect/>
+                    </a:stretch>
+                  </pic:blipFill>
+                  <pic:spPr bwMode="auto">
+                    <a:xfrm>
+                      <a:off x="0" y="0"/>
+                      <a:ext cx="5334000" cy="4295775"/>
+                    </a:xfrm>
+                    <a:prstGeom prst="rect">
+                      <a:avLst/>
+                    </a:prstGeom>
+                  </pic:spPr>
+                </pic:pic>
+              </a:graphicData>
+            </a:graphic>
+          </wp:inline>
+        </w:drawing>
+      </w:r>
+    </w:p>
+    <w:p>
+      <w:pPr>
+        <w:spacing w:after="220"/>
+        <w:jc w:val="center"/>
+      </w:pPr>
+      <w:r>
+        <w:rPr>
+          <w:rFonts w:ascii="Calibri" w:cs="Calibri" w:eastAsia="Calibri" w:hAnsi="Calibri"/>
+          <w:i/>
+          <w:iCs/>
+          <w:sz w:val="18"/>
+          <w:szCs w:val="18"/>
+        </w:rPr>
+        <w:t xml:space="preserve">Figure 1. Study design. Five matched model pairs spanning four families are evaluated at fp16 and NF4 four-bit, with an INT8 precision point as a third level, across four benchmarks. Both members of a pair share the same checkpoint and pinned revision, the same prompts, the same seed and the same decoding settings, so numerical precision is the only difference between them. Every pair-level contrast passes through the same paired-inference pipeline before it is labelled.</w:t>
       </w:r>
     </w:p>
     <w:p>
@@ -6400,6 +6501,68 @@
     </w:p>
     <w:p>
       <w:pPr>
+        <w:spacing w:after="60" w:before="160"/>
+        <w:jc w:val="center"/>
+      </w:pPr>
+      <w:r>
+        <w:drawing>
+          <wp:inline distT="0" distB="0" distL="0" distR="0">
+            <wp:extent cx="5334000" cy="5791200"/>
+            <wp:effectExtent t="0" r="0" b="0" l="0"/>
+            <wp:docPr id="1" name="" descr="" title=""/>
+            <wp:cNvGraphicFramePr>
+              <a:graphicFrameLocks xmlns:a="http://schemas.openxmlformats.org/drawingml/2006/main" noChangeAspect="1"/>
+            </wp:cNvGraphicFramePr>
+            <a:graphic xmlns:a="http://schemas.openxmlformats.org/drawingml/2006/main">
+              <a:graphicData uri="http://schemas.openxmlformats.org/drawingml/2006/picture">
+                <pic:pic xmlns:pic="http://schemas.openxmlformats.org/drawingml/2006/picture">
+                  <pic:nvPicPr>
+                    <pic:cNvPr id="0" name="" descr=""/>
+                    <pic:cNvPicPr>
+                      <a:picLocks noChangeAspect="1" noChangeArrowheads="1"/>
+                    </pic:cNvPicPr>
+                  </pic:nvPicPr>
+                  <pic:blipFill>
+                    <a:blip r:embed="rId10" cstate="none"/>
+                    <a:srcRect/>
+                    <a:stretch>
+                      <a:fillRect/>
+                    </a:stretch>
+                  </pic:blipFill>
+                  <pic:spPr bwMode="auto">
+                    <a:xfrm>
+                      <a:off x="0" y="0"/>
+                      <a:ext cx="5334000" cy="5791200"/>
+                    </a:xfrm>
+                    <a:prstGeom prst="rect">
+                      <a:avLst/>
+                    </a:prstGeom>
+                  </pic:spPr>
+                </pic:pic>
+              </a:graphicData>
+            </a:graphic>
+          </wp:inline>
+        </w:drawing>
+      </w:r>
+    </w:p>
+    <w:p>
+      <w:pPr>
+        <w:spacing w:after="220"/>
+        <w:jc w:val="center"/>
+      </w:pPr>
+      <w:r>
+        <w:rPr>
+          <w:rFonts w:ascii="Calibri" w:cs="Calibri" w:eastAsia="Calibri" w:hAnsi="Calibri"/>
+          <w:i/>
+          <w:iCs/>
+          <w:sz w:val="18"/>
+          <w:szCs w:val="18"/>
+        </w:rPr>
+        <w:t xml:space="preserve">Figure 2. System architecture. A YAML configuration is validated by the Pydantic schema into a typed run specification; each model alias is then loaded once and quantization is applied on the fly at load time, so both pair members derive from identical baseline weights. Benchmark plugins share one abstract interface and hand responses to a per-benchmark scorer stack in which the primary and secondary scorers are named explicitly. All artifacts are written before any analysis runs, and raw.jsonl is never modified afterwards.</w:t>
+      </w:r>
+    </w:p>
+    <w:p>
+      <w:pPr>
         <w:pStyle w:val="Heading2"/>
         <w:spacing w:after="140" w:before="280"/>
       </w:pPr>
@@ -9508,6 +9671,68 @@
           <w:szCs w:val="22"/>
         </w:rPr>
         <w:t xml:space="preserve">The guide also recommends sbatch over srun for all real job submission: "Avoid using the command 'srun' to submit job ... all users are advised to use the command 'sbatch' for job submission. Then exit from the session, access later to see the result." This study therefore submits every job, including the initial smoke validation, via sbatch.</w:t>
+      </w:r>
+    </w:p>
+    <w:p>
+      <w:pPr>
+        <w:spacing w:after="60" w:before="160"/>
+        <w:jc w:val="center"/>
+      </w:pPr>
+      <w:r>
+        <w:drawing>
+          <wp:inline distT="0" distB="0" distL="0" distR="0">
+            <wp:extent cx="5334000" cy="3676650"/>
+            <wp:effectExtent t="0" r="0" b="0" l="0"/>
+            <wp:docPr id="1" name="" descr="" title=""/>
+            <wp:cNvGraphicFramePr>
+              <a:graphicFrameLocks xmlns:a="http://schemas.openxmlformats.org/drawingml/2006/main" noChangeAspect="1"/>
+            </wp:cNvGraphicFramePr>
+            <a:graphic xmlns:a="http://schemas.openxmlformats.org/drawingml/2006/main">
+              <a:graphicData uri="http://schemas.openxmlformats.org/drawingml/2006/picture">
+                <pic:pic xmlns:pic="http://schemas.openxmlformats.org/drawingml/2006/picture">
+                  <pic:nvPicPr>
+                    <pic:cNvPr id="0" name="" descr=""/>
+                    <pic:cNvPicPr>
+                      <a:picLocks noChangeAspect="1" noChangeArrowheads="1"/>
+                    </pic:cNvPicPr>
+                  </pic:nvPicPr>
+                  <pic:blipFill>
+                    <a:blip r:embed="rId11" cstate="none"/>
+                    <a:srcRect/>
+                    <a:stretch>
+                      <a:fillRect/>
+                    </a:stretch>
+                  </pic:blipFill>
+                  <pic:spPr bwMode="auto">
+                    <a:xfrm>
+                      <a:off x="0" y="0"/>
+                      <a:ext cx="5334000" cy="3676650"/>
+                    </a:xfrm>
+                    <a:prstGeom prst="rect">
+                      <a:avLst/>
+                    </a:prstGeom>
+                  </pic:spPr>
+                </pic:pic>
+              </a:graphicData>
+            </a:graphic>
+          </wp:inline>
+        </w:drawing>
+      </w:r>
+    </w:p>
+    <w:p>
+      <w:pPr>
+        <w:spacing w:after="220"/>
+        <w:jc w:val="center"/>
+      </w:pPr>
+      <w:r>
+        <w:rPr>
+          <w:rFonts w:ascii="Calibri" w:cs="Calibri" w:eastAsia="Calibri" w:hAnsi="Calibri"/>
+          <w:i/>
+          <w:iCs/>
+          <w:sz w:val="18"/>
+          <w:szCs w:val="18"/>
+        </w:rPr>
+        <w:t xml:space="preserve">Figure 3. Execution model on the TC1 cluster. The head node is restricted to repository synchronisation, dataset and weight pre-caching, and job submission: no user code runs there. All computation runs in offline batch jobs inside the QoS envelope, and every analysis, figure and document build happens off-cluster on the workstation, which needs no GPU.</w:t>
       </w:r>
     </w:p>
     <w:p>
@@ -13940,7 +14165,7 @@
                     </pic:cNvPicPr>
                   </pic:nvPicPr>
                   <pic:blipFill>
-                    <a:blip r:embed="rId9" cstate="none"/>
+                    <a:blip r:embed="rId12" cstate="none"/>
                     <a:srcRect/>
                     <a:stretch>
                       <a:fillRect/>
@@ -13975,7 +14200,7 @@
           <w:sz w:val="18"/>
           <w:szCs w:val="18"/>
         </w:rPr>
-        <w:t xml:space="preserve">Figure 1. Quantization effect on harmful compliance at the 512-token reference budget: per-pair judge ΔASR (4-bit − fp16) with paired-bootstrap 95% confidence intervals. Filled markers denote intervals that exclude zero; only Llama-3.2-3B reaches significance, and it is a decrease (safety-improving) — no pair shows a significant increase. Source: results_512/analysis/judge_agreement.json.</w:t>
+        <w:t xml:space="preserve">Figure 4. Quantization effect on harmful compliance at the 512-token reference budget: per-pair judge ΔASR (4-bit − fp16) with paired-bootstrap 95% confidence intervals. Filled markers denote intervals that exclude zero; only Llama-3.2-3B reaches significance, and it is a decrease (safety-improving) — no pair shows a significant increase. Source: results_512/analysis/judge_agreement.json.</w:t>
       </w:r>
     </w:p>
     <w:p>
@@ -15717,7 +15942,7 @@
                     </pic:cNvPicPr>
                   </pic:nvPicPr>
                   <pic:blipFill>
-                    <a:blip r:embed="rId10" cstate="none"/>
+                    <a:blip r:embed="rId13" cstate="none"/>
                     <a:srcRect/>
                     <a:stretch>
                       <a:fillRect/>
@@ -15752,7 +15977,7 @@
           <w:sz w:val="18"/>
           <w:szCs w:val="18"/>
         </w:rPr>
-        <w:t xml:space="preserve">Figure 2. The capability-anchored safety space. Each pair is placed by its capability delta (ΔMMLU, x-axis) and its harmful-compliance delta (judge ΔASR, y-axis); dashed lines mark the interpretation thresholds and the shaded quadrants name the diagnostic labels. Bars are paired-bootstrap 95% CIs. The anchor is what separates the broad_degradation pairs (top-left) from a capability-preserving alignment nudge (Qwen3-4B) and from Mistral-7B's capability-preserving safety improvement (bottom-right).</w:t>
+        <w:t xml:space="preserve">Figure 5. The capability-anchored safety space. Each pair is placed by its capability delta (ΔMMLU, x-axis) and its harmful-compliance delta (judge ΔASR, y-axis); dashed lines mark the interpretation thresholds and the shaded quadrants name the diagnostic labels. Bars are paired-bootstrap 95% CIs. The anchor is what separates the broad_degradation pairs (top-left) from a capability-preserving alignment nudge (Qwen3-4B) and from Mistral-7B's capability-preserving safety improvement (bottom-right).</w:t>
       </w:r>
     </w:p>
     <w:p>
@@ -16134,3660 +16359,6 @@
         <w:drawing>
           <wp:inline distT="0" distB="0" distL="0" distR="0">
             <wp:extent cx="5334000" cy="2990850"/>
-            <wp:effectExtent t="0" r="0" b="0" l="0"/>
-            <wp:docPr id="1" name="" descr="" title=""/>
-            <wp:cNvGraphicFramePr>
-              <a:graphicFrameLocks xmlns:a="http://schemas.openxmlformats.org/drawingml/2006/main" noChangeAspect="1"/>
-            </wp:cNvGraphicFramePr>
-            <a:graphic xmlns:a="http://schemas.openxmlformats.org/drawingml/2006/main">
-              <a:graphicData uri="http://schemas.openxmlformats.org/drawingml/2006/picture">
-                <pic:pic xmlns:pic="http://schemas.openxmlformats.org/drawingml/2006/picture">
-                  <pic:nvPicPr>
-                    <pic:cNvPr id="0" name="" descr=""/>
-                    <pic:cNvPicPr>
-                      <a:picLocks noChangeAspect="1" noChangeArrowheads="1"/>
-                    </pic:cNvPicPr>
-                  </pic:nvPicPr>
-                  <pic:blipFill>
-                    <a:blip r:embed="rId11" cstate="none"/>
-                    <a:srcRect/>
-                    <a:stretch>
-                      <a:fillRect/>
-                    </a:stretch>
-                  </pic:blipFill>
-                  <pic:spPr bwMode="auto">
-                    <a:xfrm>
-                      <a:off x="0" y="0"/>
-                      <a:ext cx="5334000" cy="2990850"/>
-                    </a:xfrm>
-                    <a:prstGeom prst="rect">
-                      <a:avLst/>
-                    </a:prstGeom>
-                  </pic:spPr>
-                </pic:pic>
-              </a:graphicData>
-            </a:graphic>
-          </wp:inline>
-        </w:drawing>
-      </w:r>
-    </w:p>
-    <w:p>
-      <w:pPr>
-        <w:spacing w:after="220"/>
-        <w:jc w:val="center"/>
-      </w:pPr>
-      <w:r>
-        <w:rPr>
-          <w:rFonts w:ascii="Calibri" w:cs="Calibri" w:eastAsia="Calibri" w:hAnsi="Calibri"/>
-          <w:i/>
-          <w:iCs/>
-          <w:sz w:val="18"/>
-          <w:szCs w:val="18"/>
-        </w:rPr>
-        <w:t xml:space="preserve">Figure 3. Qwen3-1.7B judge ΔASR under decoding variation at the 512-token reference budget: the greedy point estimate (0.000, red diamond) versus the multi-seed mean ± sd at temperature 0.7 (blue, five seeds), mean +0.013 with the greedy 0.000 sitting inside the seed range. Stochastic decoding corroborates the null. Source: results_512/analysis/sensitivity_multiseed.json.</w:t>
-      </w:r>
-    </w:p>
-    <w:p>
-      <w:pPr>
-        <w:spacing w:after="160" w:line="300"/>
-        <w:jc w:val="both"/>
-      </w:pPr>
-      <w:r>
-        <w:rPr>
-          <w:rFonts w:ascii="Calibri" w:cs="Calibri" w:eastAsia="Calibri" w:hAnsi="Calibri"/>
-          <w:sz w:val="22"/>
-          <w:szCs w:val="22"/>
-        </w:rPr>
-        <w:t xml:space="preserve">Because the primary study uses greedy decoding (T = 0.0), its bootstrap and McNemar intervals capture prompt-sampling variance only, not generation variance, the one Priority-1 weakness (W1) that cannot be resolved by reanalysis of the existing artifacts. To estimate how stable the ΔASR result is under realistic sampling, all five pairs were re-run on HarmBench at a single fixed stochastic setting (temperature 0.7, top-p 0.8, Qwen3's published non-thinking recommendation, applied uniformly to all five pairs for cross-pair comparability rather than per-publisher tuning; Meta's Llama guidance is T = 0.6 / top-p 0.9) across five independent seeds, with both pair members scored by the same official HarmBench classifier used for the primary result. Within each seed, baseline and 4-bit share the identical temperature and seed, so every per-seed ΔASR is a clean matched-pair contrast; the arm is a separate robustness layer and is never cross-compared with the greedy main results.</w:t>
-      </w:r>
-    </w:p>
-    <w:p>
-      <w:pPr>
-        <w:spacing w:after="160" w:line="300"/>
-        <w:jc w:val="both"/>
-      </w:pPr>
-      <w:r>
-        <w:rPr>
-          <w:rFonts w:ascii="Calibri" w:cs="Calibri" w:eastAsia="Calibri" w:hAnsi="Calibri"/>
-          <w:sz w:val="22"/>
-          <w:szCs w:val="22"/>
-        </w:rPr>
-        <w:t xml:space="preserve">For Qwen 1.7B the per-seed judge ΔASR is 0.000, +0.010, +0.020, 0.000, +0.035 (mean +0.013, range [0.000, +0.035]), and no seed is individually significant (0/5). One directional nuance is disclosed rather than glossed: all five seed deltas are non-negative, a sign-consistency compatible with a small positive effect below this pair's minimum detectable effect (0.079 at n = 200; the representative per-pair MDE is ≈0.06, with the five pairs spanning 0.044–0.086, §6.5), the claim established here is 'no detectable change at n = 200', not a proven zero. Critically, the greedy point estimate (0.000) sits inside the seed range, so stochastic decoding corroborates rather than contradicts the null: there is no effect at the reference budget for sampling to attenuate. This is the reverse of the 128-token picture (§6.16), where multi-seed decoding attenuated a real greedy +0.055; at 512 tokens there is nothing to attenuate. The next two pairs behave consistently with their primary deltas: Qwen 4B has mean +0.029 (range [+0.010, +0.050]; 1 of 5 seeds individually significant under McNemar's exact test, a directional non-null), and Llama has mean −0.024 with no positive seed in five (range [−0.040, −0.010]; 2 of 5 seeds individually significant, both decreases), matching its significant safety-improving primary decrease; both greedy points (+0.040 and −0.040) sit inside their seed ranges. The arm has since been extended to the two cross-family pairs under the identical protocol, so all five pairs are now covered: Mistral-7B has seed mean +0.012 (range [−0.005, +0.045], 0 of 5 seeds significant) and Phi-4-mini seed mean −0.012 (range [−0.055, +0.015], 1 of 5 seeds individually significant, and that seed, −0.055, is a decrease). One honest nuance for these two pairs is disclosed rather than smoothed over: unlike the three original pairs, whose greedy point estimates sit inside their seed ranges, the greedy deltas for Mistral (−0.020) and Phi (+0.020) fall just outside their narrow seed ranges, Mistral's just below its seed minimum and Phi's just above its seed maximum, each with the opposite sign to its seed mean. Both ranges straddle zero, the greedy-versus-stochastic gaps are small (at most 0.04) and sign-unstable, and the seed means are near zero (Mistral +0.012, Phi −0.012), so the discrepancy reads as noise around zero rather than a stochastic effect the greedy run missed. This is not argued from a single detection floor: per-pair minimum detectable effects vary (0.044–0.086 at n = 200, §6.5), and one Phi seed is itself individually significant at −0.055 (McNemar p = 0.043), a decrease, and one of five, so it does not lift the pair-level reading. The claim carried for these pairs is 'no detectable pair-level change under either decoding regime', not greedy-versus-seed agreement in point estimate. Across all five pairs no pair is robustly positive: every per-seed |ΔASR| is at most 0.055, every seed-mean |ΔASR| at most 0.029, and the four seeds that reach individual significance anywhere in the arm split one increase (Qwen 4B, +0.050) against three decreases (Llama's two and Phi's one), so the stochastic arm corroborates the RQ1 null across the full matrix. Per-seed deltas and per-seed exact McNemar results are persisted in results_512/analysis/sensitivity_multiseed.json (judge_delta.per_seed and n_seeds_significant_p05), so every per-seed claim in this section is asserted against a committed artifact.</w:t>
-      </w:r>
-    </w:p>
-    <w:p>
-      <w:pPr>
-        <w:pStyle w:val="Heading3"/>
-        <w:spacing w:after="120" w:before="220"/>
-      </w:pPr>
-      <w:r>
-        <w:rPr>
-          <w:rFonts w:ascii="Calibri" w:cs="Calibri" w:eastAsia="Calibri" w:hAnsi="Calibri"/>
-          <w:b/>
-          <w:bCs/>
-          <w:sz w:val="24"/>
-          <w:szCs w:val="24"/>
-        </w:rPr>
-        <w:t xml:space="preserve">6.6.2 Per-category harmful-compliance profile</w:t>
-      </w:r>
-    </w:p>
-    <w:p>
-      <w:pPr>
-        <w:spacing w:after="60" w:before="160"/>
-        <w:jc w:val="center"/>
-      </w:pPr>
-      <w:r>
-        <w:drawing>
-          <wp:inline distT="0" distB="0" distL="0" distR="0">
-            <wp:extent cx="5334000" cy="3171825"/>
-            <wp:effectExtent t="0" r="0" b="0" l="0"/>
-            <wp:docPr id="1" name="" descr="" title=""/>
-            <wp:cNvGraphicFramePr>
-              <a:graphicFrameLocks xmlns:a="http://schemas.openxmlformats.org/drawingml/2006/main" noChangeAspect="1"/>
-            </wp:cNvGraphicFramePr>
-            <a:graphic xmlns:a="http://schemas.openxmlformats.org/drawingml/2006/main">
-              <a:graphicData uri="http://schemas.openxmlformats.org/drawingml/2006/picture">
-                <pic:pic xmlns:pic="http://schemas.openxmlformats.org/drawingml/2006/picture">
-                  <pic:nvPicPr>
-                    <pic:cNvPr id="0" name="" descr=""/>
-                    <pic:cNvPicPr>
-                      <a:picLocks noChangeAspect="1" noChangeArrowheads="1"/>
-                    </pic:cNvPicPr>
-                  </pic:nvPicPr>
-                  <pic:blipFill>
-                    <a:blip r:embed="rId12" cstate="none"/>
-                    <a:srcRect/>
-                    <a:stretch>
-                      <a:fillRect/>
-                    </a:stretch>
-                  </pic:blipFill>
-                  <pic:spPr bwMode="auto">
-                    <a:xfrm>
-                      <a:off x="0" y="0"/>
-                      <a:ext cx="5334000" cy="3171825"/>
-                    </a:xfrm>
-                    <a:prstGeom prst="rect">
-                      <a:avLst/>
-                    </a:prstGeom>
-                  </pic:spPr>
-                </pic:pic>
-              </a:graphicData>
-            </a:graphic>
-          </wp:inline>
-        </w:drawing>
-      </w:r>
-    </w:p>
-    <w:p>
-      <w:pPr>
-        <w:spacing w:after="220"/>
-        <w:jc w:val="center"/>
-      </w:pPr>
-      <w:r>
-        <w:rPr>
-          <w:rFonts w:ascii="Calibri" w:cs="Calibri" w:eastAsia="Calibri" w:hAnsi="Calibri"/>
-          <w:i/>
-          <w:iCs/>
-          <w:sz w:val="18"/>
-          <w:szCs w:val="18"/>
-        </w:rPr>
-        <w:t xml:space="preserve">Figure 4. Per-category HarmBench attack success rate for Qwen3-1.7B at fp16 versus NF4 (official classifier, 512-token reference budget). The aggregate ΔASR is 0.000, so per-category rates are descriptive with no net change across the mix; there is no broad-based increase to attribute. Per-category counts are small (19 to 58 prompts), so the rates are descriptive. Source: results_512/analysis/harmbench_category_breakdown.json.</w:t>
-      </w:r>
-    </w:p>
-    <w:p>
-      <w:pPr>
-        <w:spacing w:after="160" w:line="300"/>
-        <w:jc w:val="both"/>
-      </w:pPr>
-      <w:r>
-        <w:rPr>
-          <w:rFonts w:ascii="Calibri" w:cs="Calibri" w:eastAsia="Calibri" w:hAnsi="Calibri"/>
-          <w:sz w:val="22"/>
-          <w:szCs w:val="22"/>
-        </w:rPr>
-        <w:t xml:space="preserve">Because the aggregate Qwen 1.7B ΔASR is exactly 0.000 at the reference budget, there is no net harmful-compliance increase to decompose by harm type. The judge ASR was nonetheless decomposed by HarmBench semantic category (results_512/analysis/harmbench_category_breakdown.{json,csv}, produced by scripts/harmbench_category_breakdown.py from the saved generations and judge sidecars, no new inference) to confirm the null is not masking a large offsetting swing between categories. At 512 tokens the per-category deltas go in both directions and roughly cancel: four categories rise (misinformation/disinformation +0.18, harassment/bullying +0.11, illegal +0.03, and the generic harmful category +0.05) while two fall (cybercrime/intrusion −0.18 and chemical/biological −0.14), leaving the aggregate flat; no single category drives a systematic increase. The broad-based five-of-six-category rise reported for this pair previously was a feature of the 128-token run: it was an artefact of truncation (§6.16), not a stable property of the model, and it disappears alongside the aggregate +0.055 once responses are allowed to run to the reference budget. Per-category counts are small (19 to 58 prompts each), so these rates are descriptive and exploratory, reported to characterise the composition of the null rather than as individually significance-tested claims. For contrast, the Qwen 4B pair shows a small directional increase and the Llama pair a significant decrease, consistent with their aggregate deltas.</w:t>
-      </w:r>
-    </w:p>
-    <w:p>
-      <w:pPr>
-        <w:pStyle w:val="Heading2"/>
-        <w:spacing w:after="140" w:before="280"/>
-      </w:pPr>
-      <w:r>
-        <w:rPr>
-          <w:rFonts w:ascii="Calibri" w:cs="Calibri" w:eastAsia="Calibri" w:hAnsi="Calibri"/>
-          <w:b/>
-          <w:bCs/>
-          <w:sz w:val="26"/>
-          <w:szCs w:val="26"/>
-        </w:rPr>
-        <w:t xml:space="preserve">6.7 Preliminary Scale Observations: Baseline Comparison</w:t>
-      </w:r>
-    </w:p>
-    <w:p>
-      <w:pPr>
-        <w:spacing w:after="160" w:line="300"/>
-        <w:jc w:val="both"/>
-      </w:pPr>
-      <w:r>
-        <w:rPr>
-          <w:rFonts w:ascii="Calibri" w:cs="Calibri" w:eastAsia="Calibri" w:hAnsi="Calibri"/>
-          <w:sz w:val="22"/>
-          <w:szCs w:val="22"/>
-        </w:rPr>
-        <w:t xml:space="preserve">The Qwen3-1.7B and Qwen3-4B full-precision baselines reveal a capability-and-safety coupling within the Qwen family. At full precision (HarmBench under the official classifier at the 512-token reference budget), scaling from 1.7B to 4B parameters produces: HarmBench ASR 0.255 → 0.115 (−14.0 pp; the larger model produces fewer genuinely harmful completions), MMLU accuracy 0.643 → 0.747 (+10.4 pp; substantially more capable), and XSTest over-refusal 0.052 → 0.028 (−2.4 pp; fewer false refusals on benign prompts). Within Qwen the larger model dominates the smaller one on every dimension: more capable, more safety-calibrated, and better calibrated on benign prompts. (Under the v2 non-refusal proxy the baseline ASR gap looks larger because the proxy over-counts; the genuine harmful-compliance gap is the 14.0 pp classifier figure.) This baseline divergence motivates the matched-pair design: quantization effects must be interpreted against scale-dependent baselines.</w:t>
-      </w:r>
-    </w:p>
-    <w:p>
-      <w:pPr>
-        <w:pStyle w:val="Heading2"/>
-        <w:spacing w:after="140" w:before="280"/>
-      </w:pPr>
-      <w:r>
-        <w:rPr>
-          <w:rFonts w:ascii="Calibri" w:cs="Calibri" w:eastAsia="Calibri" w:hAnsi="Calibri"/>
-          <w:b/>
-          <w:bCs/>
-          <w:sz w:val="26"/>
-          <w:szCs w:val="26"/>
-        </w:rPr>
-        <w:t xml:space="preserve">6.8 Observations: Qwen3-4B Pair (pair_id qwen_4b)</w:t>
-      </w:r>
-    </w:p>
-    <w:p>
-      <w:pPr>
-        <w:spacing w:after="160" w:line="300"/>
-        <w:jc w:val="both"/>
-      </w:pPr>
-      <w:r>
-        <w:rPr>
-          <w:rFonts w:ascii="Calibri" w:cs="Calibri" w:eastAsia="Calibri" w:hAnsi="Calibri"/>
-          <w:sz w:val="22"/>
-          <w:szCs w:val="22"/>
-        </w:rPr>
-        <w:t xml:space="preserve">Under the official classifier at the 512-token reference budget, the Qwen 4B pair receives the alignment_degradation label by point estimate with evidence status directional: the effect is suggestive rather than statistically confirmed. HarmBench ASR rises from 0.115 to 0.155 (ΔASR = +0.040, 95% CI [0.000, +0.080], not significant, the lower bound touches zero) while capability is preserved (ΔMMLU = −0.003, CI [−0.040, +0.033], not significant). McNemar's exact paired test agrees the move is not significant (exact p = 0.096). Because capability is preserved and the ASR point estimate exceeds the harm tolerance, the rule assigns alignment_degradation; but both the bootstrap CI and McNemar's test include the null, so the two-layer scheme flags this as directional: a suggestive safety worsening, not a confirmed one. The one significant capability signal on this pair is on the second benchmark: ARC accuracy falls at nominal, uncorrected significance (ΔARC = −0.016; it does not survive the BH-FDR correction, §6.5.1), so the 4B pair is not perfectly capability-robust even though its MMLU is flat.</w:t>
-      </w:r>
-    </w:p>
-    <w:p>
-      <w:pPr>
-        <w:spacing w:after="160" w:line="300"/>
-        <w:jc w:val="both"/>
-      </w:pPr>
-      <w:r>
-        <w:rPr>
-          <w:rFonts w:ascii="Calibri" w:cs="Calibri" w:eastAsia="Calibri" w:hAnsi="Calibri"/>
-          <w:sz w:val="22"/>
-          <w:szCs w:val="22"/>
-        </w:rPr>
-        <w:t xml:space="preserve">This is a notable demotion from the secondary v2 proxy, under which Qwen 4B reports a much larger non-refusal-rate delta (proxy ΔASR = +0.070). The judge validation shows that the proxy over-counts by refusal-counting: the regex marks many non-refusals as harmful, inflating both the level and the delta. On the genuine harmful-compliance measure, the 4B effect is real in direction but does not reach significance at n = 200, and no HarmBench ASR contrast in the study survives multiplicity correction (§6.5). The honest reading is that NF4 may modestly increase Qwen 4B's harmful compliance, but the present sample cannot confirm it.</w:t>
-      </w:r>
-    </w:p>
-    <w:p>
-      <w:pPr>
-        <w:spacing w:after="160" w:line="300"/>
-        <w:jc w:val="both"/>
-      </w:pPr>
-      <w:r>
-        <w:rPr>
-          <w:rFonts w:ascii="Calibri" w:cs="Calibri" w:eastAsia="Calibri" w:hAnsi="Calibri"/>
-          <w:sz w:val="22"/>
-          <w:szCs w:val="22"/>
-        </w:rPr>
-        <w:t xml:space="preserve">Mechanism and over-refusal. Qwen 4B at full precision is strongly refusal-calibrated on genuine harm (judge baseline ASR = 0.115). XSTest over-refusal is essentially unchanged (0.028 → 0.024, ΔOR = −0.004, not significant). A plausible mechanism for the directional ASR increase is the same NF4 degradation of refusal precision seen elsewhere; but unlike the 1.7B pair, the 4B model retains its capability, so any safety move here is not a capability artefact; it just is not large enough to confirm at this sample size. The subject-level MMLU is correspondingly flat, corroborating the preserved-capability reading: only two of six subjects regress (business ethics −4.0 pp, college biology −3.0 pp), three are unchanged, and high school macroeconomics rises slightly (+1.1 pp), a stark contrast with the 1.7B pair's five-of-six broad regression. Per-subject figures for all pairs are in results_512/analysis/mmlu_subject_breakdown.{json,csv}.</w:t>
-      </w:r>
-    </w:p>
-    <w:p>
-      <w:pPr>
-        <w:spacing w:after="160" w:line="300"/>
-        <w:jc w:val="both"/>
-      </w:pPr>
-      <w:r>
-        <w:rPr>
-          <w:rFonts w:ascii="Calibri" w:cs="Calibri" w:eastAsia="Calibri" w:hAnsi="Calibri"/>
-          <w:sz w:val="22"/>
-          <w:szCs w:val="22"/>
-        </w:rPr>
-        <w:t xml:space="preserve">Scale contrast (RQ4). The 1.7B and 4B Qwen models exhibit different failure modes under the same quantization, but at the 512-token reference budget neither failure is on the harmful-compliance axis. The 1.7B model receives the broad_degradation label driven entirely by a significant capability loss (ΔMMLU −0.090) with its harm axis flat (ΔASR 0.000). The 4B model preserves MMLU but loses ARC significantly, and shows only a directional, non-significant safety worsening (alignment_degradation by point estimate, ΔASR +0.040). The within-family contrast is therefore a capability contrast: the smaller model suffers a large, significant MMLU loss while the larger model's capability loss surfaces only on ARC; on the safety axis both pairs are within noise. This points the same direction as the broader literature on quantization sensitivity declining with model size.</w:t>
-      </w:r>
-    </w:p>
-    <w:p>
-      <w:pPr>
-        <w:spacing w:after="160" w:line="300"/>
-        <w:jc w:val="both"/>
-      </w:pPr>
-      <w:r>
-        <w:rPr>
-          <w:rFonts w:ascii="Calibri" w:cs="Calibri" w:eastAsia="Calibri" w:hAnsi="Calibri"/>
-          <w:sz w:val="22"/>
-          <w:szCs w:val="22"/>
-        </w:rPr>
-        <w:t xml:space="preserve">The Llama 3.2 3B pair results (§6.10, §6.11) allow assessment of whether any safety worsening reproduces cross-family.</w:t>
-      </w:r>
-    </w:p>
-    <w:p>
-      <w:pPr>
-        <w:pStyle w:val="Heading2"/>
-        <w:spacing w:after="140" w:before="280"/>
-      </w:pPr>
-      <w:r>
-        <w:rPr>
-          <w:rFonts w:ascii="Calibri" w:cs="Calibri" w:eastAsia="Calibri" w:hAnsi="Calibri"/>
-          <w:b/>
-          <w:bCs/>
-          <w:sz w:val="26"/>
-          <w:szCs w:val="26"/>
-        </w:rPr>
-        <w:t xml:space="preserve">6.9 Research Question Synthesis</w:t>
-      </w:r>
-    </w:p>
-    <w:p>
-      <w:pPr>
-        <w:spacing w:after="160" w:line="300"/>
-        <w:jc w:val="both"/>
-      </w:pPr>
-      <w:r>
-        <w:rPr>
-          <w:rFonts w:ascii="Calibri" w:cs="Calibri" w:eastAsia="Calibri" w:hAnsi="Calibri"/>
-          <w:sz w:val="22"/>
-          <w:szCs w:val="22"/>
-        </w:rPr>
-        <w:t xml:space="preserve">With all ten models evaluated and HarmBench ASR scored by the official classifier at its 512-token reference budget, it is now possible to give answers to all five research questions. Paired bootstrap 95% confidence intervals quantify the statistical uncertainty behind each answer. At the reference budget the individually-significant deltas under the primary scorers are all on the capability and over-refusal axes: Qwen 1.7B ΔMMLU (−0.090), Llama 3B ΔARC (−0.032), Qwen 4B ΔARC (−0.016), and one over-refusal decrease, Phi-4-mini (−0.048), with Qwen 1.7B's over-refusal decrease (−0.024) now non-significant (bootstrap CI [−0.048, 0.000] touches zero, McNemar p = 0.109; §3.7). On the harmful-compliance axis, the only ΔASR whose CI excludes zero is Llama 3B's, at −0.040, a decrease, not an increase; no pair shows a significant ASR increase. Under Benjamini, Hochberg correction over the twenty-test NF4 family (§6.5) exactly three contrasts survive, and all three are capability or over-refusal effects (Qwen 1.7B MMLU, Llama ARC, Phi over-refusal); zero HarmBench ASR contrasts survive. Capability degradation is therefore the robust, multiplicity-surviving cost of four-bit NF4, while the harmful-compliance change is not robust. (The 128-token run produced an apparent Qwen 1.7B ASR increase of +0.055 that was a truncation artefact and does not appear at the reference budget; §6.16.)</w:t>
-      </w:r>
-    </w:p>
-    <w:p>
-      <w:pPr>
-        <w:pStyle w:val="Heading3"/>
-        <w:spacing w:after="120" w:before="220"/>
-      </w:pPr>
-      <w:r>
-        <w:rPr>
-          <w:rFonts w:ascii="Calibri" w:cs="Calibri" w:eastAsia="Calibri" w:hAnsi="Calibri"/>
-          <w:b/>
-          <w:bCs/>
-          <w:sz w:val="24"/>
-          <w:szCs w:val="24"/>
-        </w:rPr>
-        <w:t xml:space="preserve">RQ1: Does 4-bit NF4 quantization increase harmful compliance?</w:t>
-      </w:r>
-    </w:p>
-    <w:p>
-      <w:pPr>
-        <w:spacing w:after="160" w:line="300"/>
-        <w:jc w:val="both"/>
-      </w:pPr>
-      <w:r>
-        <w:rPr>
-          <w:rFonts w:ascii="Calibri" w:cs="Calibri" w:eastAsia="Calibri" w:hAnsi="Calibri"/>
-          <w:sz w:val="22"/>
-          <w:szCs w:val="22"/>
-        </w:rPr>
-        <w:t xml:space="preserve">At the 512-token reference budget it does not, and it does not significantly increase it in any pair either. Under the official classifier the ΔASR values are: Qwen 1.7B 0.000 (CI [−0.055, +0.055], not significant), Qwen 4B +0.040 (CI [0.000, +0.080], not significant, directional), Llama 3.2 3B −0.040 (CI [−0.075, −0.010], significant, a decrease), Mistral-7B −0.020 (CI [−0.080, +0.040], not significant), and Phi-4-mini +0.020 (CI [−0.015, +0.055], not significant). The only ΔASR whose CI excludes zero is Llama's, and it is a decrease, not an increase; no pair shows a significant harmful-compliance increase, and no ASR contrast survives multiplicity correction (§6.5). The answer to RQ1: at the reference budget NF4 quantization does not significantly change harmful compliance in either direction for four of five pairs, and the single significant move (Llama) is a decrease. The data do not support a claim that NF4 raises harmful compliance; the robust cost of NF4 is capability, not safety. (The secondary v2 proxy over-counts ASR and reports a different pattern; the official classifier is authoritative, see §6.12. The 128-token +0.055 on Qwen 1.7B was a truncation artefact, §6.16.)</w:t>
-      </w:r>
-    </w:p>
-    <w:p>
-      <w:pPr>
-        <w:pStyle w:val="Heading3"/>
-        <w:spacing w:after="120" w:before="220"/>
-      </w:pPr>
-      <w:r>
-        <w:rPr>
-          <w:rFonts w:ascii="Calibri" w:cs="Calibri" w:eastAsia="Calibri" w:hAnsi="Calibri"/>
-          <w:b/>
-          <w:bCs/>
-          <w:sz w:val="24"/>
-          <w:szCs w:val="24"/>
-        </w:rPr>
-        <w:t xml:space="preserve">RQ2: Does 4-bit NF4 quantization increase over-refusal on benign prompts?</w:t>
-      </w:r>
-    </w:p>
-    <w:p>
-      <w:pPr>
-        <w:spacing w:after="160" w:line="300"/>
-        <w:jc w:val="both"/>
-      </w:pPr>
-      <w:r>
-        <w:rPr>
-          <w:rFonts w:ascii="Calibri" w:cs="Calibri" w:eastAsia="Calibri" w:hAnsi="Calibri"/>
-          <w:sz w:val="22"/>
-          <w:szCs w:val="22"/>
-        </w:rPr>
-        <w:t xml:space="preserve">Across the five pairs, none moves significantly in the over-refusing direction and the only confirmed change is benign. Under the v2 scorer: Qwen3-1.7B ΔOR = −0.024 (0.052 → 0.028, not significant: bootstrap CI [−0.048, 0.000] touches zero, McNemar p = 0.109; §3.7), Qwen3-4B −0.004 (0.028 → 0.024, not significant), Llama 3B +0.016 (0.032 → 0.048, not significant), Mistral-7B 0.000 (0.004 → 0.004, not significant), and Phi-4-mini −0.048 (0.128 → 0.080, significant, McNemar p = 0.002). The one significant over-refusal delta (Phi, −0.048) is a decrease and Qwen 1.7B's decrease is now non-significant, both running in the benign direction: the 4-bit model refuses fewer benign prompts, not more, and Phi's decrease survives multiplicity correction (§6.5). No pair shows a significant increase. The answer to RQ2: NF4 quantization does not produce a detectable over-refusal increase on benign prompts, across four families and five pairs; the moves that approach or reach significance both run in the safety-benign direction. This is practically useful for deployment teams considering NF4 compression: the concern that quantization would make models more trigger-happy on benign prompts is not supported by these data; if anything, the significant effects point the other way.</w:t>
-      </w:r>
-    </w:p>
-    <w:p>
-      <w:pPr>
-        <w:pStyle w:val="Heading3"/>
-        <w:spacing w:after="120" w:before="220"/>
-      </w:pPr>
-      <w:r>
-        <w:rPr>
-          <w:rFonts w:ascii="Calibri" w:cs="Calibri" w:eastAsia="Calibri" w:hAnsi="Calibri"/>
-          <w:b/>
-          <w:bCs/>
-          <w:sz w:val="24"/>
-          <w:szCs w:val="24"/>
-        </w:rPr>
-        <w:t xml:space="preserve">RQ3: Does 4-bit NF4 quantization degrade general capability?</w:t>
-      </w:r>
-    </w:p>
-    <w:p>
-      <w:pPr>
-        <w:spacing w:after="160" w:line="300"/>
-        <w:jc w:val="both"/>
-      </w:pPr>
-      <w:r>
-        <w:rPr>
-          <w:rFonts w:ascii="Calibri" w:cs="Calibri" w:eastAsia="Calibri" w:hAnsi="Calibri"/>
-          <w:sz w:val="22"/>
-          <w:szCs w:val="22"/>
-        </w:rPr>
-        <w:t xml:space="preserve">Yes, and this is the robust, budget-invariant cost of NF4. The Qwen3-1.7B model loses 9.0 percentage points of MMLU accuracy under NF4 quantization (0.643 → 0.553, significant), and this is the single largest, multiplicity-surviving effect in the study. Every pair's MMLU point estimate is negative (Qwen 4B −0.003, Llama −0.037, Mistral −0.020, Phi −0.027); on the second capability benchmark ARC-Challenge (§6.4.1) the losses that reach nominal significance are Llama (−0.032, which also survives the Benjamini, Hochberg correction) and Qwen 4B (−0.016, uncorrected only, it does not survive correction). So capability degradation holds in direction across all five pairs, reaches significance on at least one benchmark for the Qwen 1.7B, Qwen 4B and Llama pairs, and supplies two of the three effects that survive the Benjamini, Hochberg correction (the third survivor is Phi's over-refusal decrease). The answer to RQ3: NF4 quantization degrades general capability, most severely (and MMLU-significantly) in the 1.7B Qwen model, and this capability cost is robust to generation-length budget where the harmful-compliance change is not (§6.16). The one substantive cross-benchmark divergence is the Qwen 1.7B loss, which is far smaller and non-significant on ARC (−0.9 pp) than on MMLU (−9.0 pp), so its *severity* is partly MMLU-specific even though its direction is not.</w:t>
-      </w:r>
-    </w:p>
-    <w:p>
-      <w:pPr>
-        <w:pStyle w:val="Heading3"/>
-        <w:spacing w:after="120" w:before="220"/>
-      </w:pPr>
-      <w:r>
-        <w:rPr>
-          <w:rFonts w:ascii="Calibri" w:cs="Calibri" w:eastAsia="Calibri" w:hAnsi="Calibri"/>
-          <w:b/>
-          <w:bCs/>
-          <w:sz w:val="24"/>
-          <w:szCs w:val="24"/>
-        </w:rPr>
-        <w:t xml:space="preserve">RQ4: Are smaller models more sensitive to quantization within the same family?</w:t>
-      </w:r>
-    </w:p>
-    <w:p>
-      <w:pPr>
-        <w:spacing w:after="160" w:line="300"/>
-        <w:jc w:val="both"/>
-      </w:pPr>
-      <w:r>
-        <w:rPr>
-          <w:rFonts w:ascii="Calibri" w:cs="Calibri" w:eastAsia="Calibri" w:hAnsi="Calibri"/>
-          <w:sz w:val="22"/>
-          <w:szCs w:val="22"/>
-        </w:rPr>
-        <w:t xml:space="preserve">On capability, yes; on harmful compliance, not at the reference budget. On capability the MMLU delta ratio between Qwen 1.7B and Qwen 4B is large (−9.0 pp versus −0.3 pp): the 1.7B model loses substantial, significant MMLU capability under NF4 compression while the 4B model's MMLU is essentially unaffected. On safety (judge, 512-token reference budget) neither Qwen pair shows a significant ΔASR: the 1.7B is exactly 0.000 and the 4B is a directional, non-significant +0.040, so there is no within-family safety-sensitivity contrast to report, the earlier +0.055 on the 1.7B was a 128-token truncation artefact (§6.16). The answer to RQ4: smaller Qwen models are more sensitive to NF4 quantization on capability *as measured by MMLU*, but this is benchmark-dependent, on ARC the within-family ordering reverses (the 4B pair loses −0.016 significantly while the 1.7B loses only −0.009, not significant), so the dramatic MMLU ratio is a parser-sensitive, benchmark-dependent result under the primary lenient parser — under the strict parser the scale gap replicates on ARC as well (−0.343 versus −0.017, §6.4.1) — rather than a clean benchmark-independent scale law. On the harmful-compliance axis there is no scale contrast at the reference budget: both Qwen pairs are within noise. The robust RQ4 conclusion is therefore a capability one, and even that is MMLU-specific and roughly equalised by the second benchmark.</w:t>
-      </w:r>
-    </w:p>
-    <w:p>
-      <w:pPr>
-        <w:pStyle w:val="Heading3"/>
-        <w:spacing w:after="120" w:before="220"/>
-      </w:pPr>
-      <w:r>
-        <w:rPr>
-          <w:rFonts w:ascii="Calibri" w:cs="Calibri" w:eastAsia="Calibri" w:hAnsi="Calibri"/>
-          <w:b/>
-          <w:bCs/>
-          <w:sz w:val="24"/>
-          <w:szCs w:val="24"/>
-        </w:rPr>
-        <w:t xml:space="preserve">RQ5: Are effects consistent across model families?</w:t>
-      </w:r>
-    </w:p>
-    <w:p>
-      <w:pPr>
-        <w:spacing w:after="160" w:line="300"/>
-        <w:jc w:val="both"/>
-      </w:pPr>
-      <w:r>
-        <w:rPr>
-          <w:rFonts w:ascii="Calibri" w:cs="Calibri" w:eastAsia="Calibri" w:hAnsi="Calibri"/>
-          <w:sz w:val="22"/>
-          <w:szCs w:val="22"/>
-        </w:rPr>
-        <w:t xml:space="preserve">Partially, and consistently in the safety-null / capability-cost direction. On capability, every pair's MMLU point estimate is negative under NF4 compression; the loss reaches MMLU-significance for Qwen 1.7B (−9.0 pp), and the ARC axis adds significant losses for Qwen 4B (−0.016) and Llama (−0.032). On safety (judge, 512-token reference budget), no pair shows a significant harmful-compliance increase: the only individually-significant ΔASR is Llama's, at −0.040, a decrease, and the remaining pairs (Qwen 1.7B 0.000, Qwen 4B +0.040, Mistral −0.020, Phi +0.020) are all within noise. The three original pairs receive three labels (broad_degradation but capability-driven for Qwen 1.7B, alignment_degradation directional for Qwen 4B, capability_collapse_masquerading_as_safety for Llama). The over-refusal axis is near-null (the one significant delta, Phi's −0.048, is a decrease and the Qwen 1.7B delta is now non-significant; §3.7). The full answer to RQ5 across the original two families: at the reference budget NF4 quantization does not raise harmful compliance in any pair (Llama's move is a significant decrease), does not significantly raise over-refusal, and imposes a capability cost that is consistent in direction and the only multiplicity-surviving class of effect. The cross-family extension (§6.13) confirms this across families: neither Mistral-7B (ΔASR −0.020, not significant) nor Phi-4-mini (+0.020, not significant) shows a significant increase, so no family shows an NF4-induced safety regression while the capability-cost pattern holds across four families.</w:t>
-      </w:r>
-    </w:p>
-    <w:p>
-      <w:pPr>
-        <w:pStyle w:val="Heading3"/>
-        <w:spacing w:after="120" w:before="220"/>
-      </w:pPr>
-      <w:r>
-        <w:rPr>
-          <w:rFonts w:ascii="Calibri" w:cs="Calibri" w:eastAsia="Calibri" w:hAnsi="Calibri"/>
-          <w:b/>
-          <w:bCs/>
-          <w:sz w:val="24"/>
-          <w:szCs w:val="24"/>
-        </w:rPr>
-        <w:t xml:space="preserve">Discussion: What the full five-pair dataset tells us</w:t>
-      </w:r>
-    </w:p>
-    <w:p>
-      <w:pPr>
-        <w:spacing w:after="160" w:line="300"/>
-        <w:jc w:val="both"/>
-      </w:pPr>
-      <w:r>
-        <w:rPr>
-          <w:rFonts w:ascii="Calibri" w:cs="Calibri" w:eastAsia="Calibri" w:hAnsi="Calibri"/>
-          <w:sz w:val="22"/>
-          <w:szCs w:val="22"/>
-        </w:rPr>
-        <w:t xml:space="preserve">Three implications extend beyond the specific numbers. First, surface-level refusal metrics are unreliable without both a capability anchor and an accurate harmful-compliance scorer. The v2 regex over-counts ASR (it equates non-refusal with success), and the judge validation is a conclusion-level correction rather than a cosmetic one, the scorer, not the delta, determines the conclusion (§6.12). Second, the most robust empirical finding is on the capability axis, not the safety axis: capability degradation is directionally consistent across all five pairs, reaches significance on at least one benchmark for three pairs, and supplies two of the three effects that survive multiplicity correction (the third, Phi's over-refusal decrease, is most plausibly a regex measurement artifact: it is human-audited in §6.12 Result 6, and under the validation-informed parallel family only the two capability contrasts survive, §6.5.1), whereas no HarmBench ASR contrast survives and the only individually-significant ΔASR (Llama, −0.040) is a decrease. At the reference budget the data are a null-safety result with capability as the robust cost; they do not support the alarmist reading that NF4 raises harmful compliance, nor the complacent reading that NF4 is cost-free. Third, the framework itself is the durable contribution: it produces well-separated diagnostic categories, and, validated against the benchmark's own classifier and re-run at the benchmark's reference generation budget, it caught and corrected both a scorer artefact and a generation-length truncation artefact rather than propagating them. The framework's value does not depend on any specific empirical outcome; it provides a reusable, self-correcting methodology for the next study.</w:t>
-      </w:r>
-    </w:p>
-    <w:p>
-      <w:pPr>
-        <w:pStyle w:val="Heading2"/>
-        <w:spacing w:after="140" w:before="280"/>
-      </w:pPr>
-      <w:r>
-        <w:rPr>
-          <w:rFonts w:ascii="Calibri" w:cs="Calibri" w:eastAsia="Calibri" w:hAnsi="Calibri"/>
-          <w:b/>
-          <w:bCs/>
-          <w:sz w:val="26"/>
-          <w:szCs w:val="26"/>
-        </w:rPr>
-        <w:t xml:space="preserve">6.10 Observations: Llama-3.2-3B Pair (pair_id llama_3_2_3b)</w:t>
-      </w:r>
-    </w:p>
-    <w:p>
-      <w:pPr>
-        <w:spacing w:after="160" w:line="300"/>
-        <w:jc w:val="both"/>
-      </w:pPr>
-      <w:r>
-        <w:rPr>
-          <w:rFonts w:ascii="Calibri" w:cs="Calibri" w:eastAsia="Calibri" w:hAnsi="Calibri"/>
-          <w:sz w:val="22"/>
-          <w:szCs w:val="22"/>
-        </w:rPr>
-        <w:t xml:space="preserve">The Llama 3.2 3B pair (SLURM jobs 60980 and 60981) completed on 2026-05-27. Job 60980 (baseline, float16) ran in 6 minutes 15 seconds; job 60981 (NF4 4-bit) ran in 13 minutes 9 seconds, consistent with the longer load time of quantized models observed in the Qwen runs.</w:t>
-      </w:r>
-    </w:p>
-    <w:p>
-      <w:pPr>
-        <w:spacing w:after="160" w:line="300"/>
-        <w:jc w:val="both"/>
-      </w:pPr>
-      <w:r>
-        <w:rPr>
-          <w:rFonts w:ascii="Calibri" w:cs="Calibri" w:eastAsia="Calibri" w:hAnsi="Calibri"/>
-          <w:sz w:val="22"/>
-          <w:szCs w:val="22"/>
-        </w:rPr>
-        <w:t xml:space="preserve">The baseline profile of Llama 3.2 3B-Instruct is strongly refusal-calibrated under the official classifier at the 512-token reference budget. HarmBench ASR at full precision is 0.100 (judge): 20 of 200 direct harmful requests produced genuinely harmful completions. XSTest over-refusal is 0.032, low. MMLU accuracy is 0.610, closely matching the Qwen3-1.7B baseline (0.643). This profile describes a model that is both compactly capable and safety-calibrated at full precision: safer on HarmBench than the smaller Qwen model (judge baseline ASR 0.255 for Qwen 1.7B) while approximately equally capable as the smaller Qwen on MMLU. This is also the pair where the v2 regex and the judge agree most closely (κ ≈ 0.71 to 0.84; §6.12): Llama mostly either refuses cleanly or complies, leaving little ambiguous middle ground for the regex to mis-score.</w:t>
-      </w:r>
-    </w:p>
-    <w:p>
-      <w:pPr>
-        <w:spacing w:after="160" w:line="300"/>
-        <w:jc w:val="both"/>
-      </w:pPr>
-      <w:r>
-        <w:rPr>
-          <w:rFonts w:ascii="Calibri" w:cs="Calibri" w:eastAsia="Calibri" w:hAnsi="Calibri"/>
-          <w:sz w:val="22"/>
-          <w:szCs w:val="22"/>
-        </w:rPr>
-        <w:t xml:space="preserve">Under NF4 4-bit quantization, the Llama pair is classified as capability_collapse_masquerading_as_safety. HarmBench ASR falls from 0.100 to 0.060 (ΔASR = −0.040, CI [−0.075, −0.010], statistically significant; McNemar's exact test p = 0.021): the 4-bit model refuses more of the direct harmful requests than the baseline, a small but significant safety-improving move, and the only individually significant ΔASR among the five pairs at the reference budget. XSTest over-refusal rises modestly from 0.032 to 0.048 (ΔOR = +0.016, not significant). MMLU accuracy falls by 3.7 percentage points (0.610 → 0.573, CI includes noise; not statistically significant), and the second capability benchmark, ARC-Challenge, falls by 3.2 percentage points (ΔARC = −0.032), which is significant. The capability decline is moderate and, on ARC, confirmed; the MMLU point estimate agrees in direction but does not reach significance at n = 200.</w:t>
-      </w:r>
-    </w:p>
-    <w:p>
-      <w:pPr>
-        <w:spacing w:after="160" w:line="300"/>
-        <w:jc w:val="both"/>
-      </w:pPr>
-      <w:r>
-        <w:rPr>
-          <w:rFonts w:ascii="Calibri" w:cs="Calibri" w:eastAsia="Calibri" w:hAnsi="Calibri"/>
-          <w:sz w:val="22"/>
-          <w:szCs w:val="22"/>
-        </w:rPr>
-        <w:t xml:space="preserve">Why capability_collapse_masquerading_as_safety? Harmful compliance decreases and capability decreases together: the significant ARC loss establishes a genuine capability cost, and the ASR falls rather than rises, so the apparent safety improvement is diagnosed as a by-product of a less-capable model refusing (or failing to produce coherent harmful content) more often, not as a strengthening of alignment. This is diagnostically informative and it is the crux of the study's central dichotomy: a naïve reading of the significant ΔASR = −0.040 as 'NF4 makes Llama safer' is exactly the misinterpretation the two-layer scheme is built to catch. The contrast with Qwen 1.7B is instructive: at nearly identical baseline capability (MMLU 0.610 vs 0.643), the smaller Qwen loses significant MMLU capability with a flat harm axis (ΔASR = 0.000), whereas Llama loses capability and its harm axis moves in the safety-improving direction, but in both pairs the robust, confirmed effect is capability loss, not any alignment shift.</w:t>
-      </w:r>
-    </w:p>
-    <w:p>
-      <w:pPr>
-        <w:pStyle w:val="Heading2"/>
-        <w:spacing w:after="140" w:before="280"/>
-      </w:pPr>
-      <w:r>
-        <w:rPr>
-          <w:rFonts w:ascii="Calibri" w:cs="Calibri" w:eastAsia="Calibri" w:hAnsi="Calibri"/>
-          <w:b/>
-          <w:bCs/>
-          <w:sz w:val="26"/>
-          <w:szCs w:val="26"/>
-        </w:rPr>
-        <w:t xml:space="preserve">6.11 Cross-Family Comparison (RQ5)</w:t>
-      </w:r>
-    </w:p>
-    <w:p>
-      <w:pPr>
-        <w:spacing w:after="160" w:line="300"/>
-        <w:jc w:val="both"/>
-      </w:pPr>
-      <w:r>
-        <w:rPr>
-          <w:rFonts w:ascii="Calibri" w:cs="Calibri" w:eastAsia="Calibri" w:hAnsi="Calibri"/>
-          <w:sz w:val="22"/>
-          <w:szCs w:val="22"/>
-        </w:rPr>
-        <w:t xml:space="preserve">The cross-family comparison places the Llama 3.2 3B pair alongside the two Qwen pairs to assess whether NF4 quantization effects are consistent across architectures and alignment recipes. Table 6.2 (§6.2) shows the delta values and interpretation labels for all three original pairs side by side; the cross-family extension to Mistral-7B and Phi-4-mini is analysed in §6.13.</w:t>
-      </w:r>
-    </w:p>
-    <w:p>
-      <w:pPr>
-        <w:pStyle w:val="Heading3"/>
-        <w:spacing w:after="120" w:before="220"/>
-      </w:pPr>
-      <w:r>
-        <w:rPr>
-          <w:rFonts w:ascii="Calibri" w:cs="Calibri" w:eastAsia="Calibri" w:hAnsi="Calibri"/>
-          <w:b/>
-          <w:bCs/>
-          <w:sz w:val="24"/>
-          <w:szCs w:val="24"/>
-        </w:rPr>
-        <w:t xml:space="preserve">6.11.1 Baseline safety profiles differ substantially across families</w:t>
-      </w:r>
-    </w:p>
-    <w:p>
-      <w:pPr>
-        <w:spacing w:after="160" w:line="300"/>
-        <w:jc w:val="both"/>
-      </w:pPr>
-      <w:r>
-        <w:rPr>
-          <w:rFonts w:ascii="Calibri" w:cs="Calibri" w:eastAsia="Calibri" w:hAnsi="Calibri"/>
-          <w:sz w:val="22"/>
-          <w:szCs w:val="22"/>
-        </w:rPr>
-        <w:t xml:space="preserve">Before interpreting quantization deltas, the baseline profile differences are themselves informative. At similar MMLU capability (Qwen3-1.7B: 0.643; Llama 3.2 3B: 0.610), the Llama model is more safety-calibrated than the smaller Qwen under the official classifier at the 512-token reference budget: baseline HarmBench ASR is 0.100 for Llama vs 0.255 for Qwen 1.7B, a 15.5 pp difference in favour of Llama on the safety axis at equivalent capability. XSTest over-refusal at baseline is 0.032 for Llama vs 0.052 for Qwen 1.7B, comparable. This indicates that two compact models at the same factual capability have different safety calibrations, attributable to differences in instruction-tuning methodology, RLHF recipe, and safety-alignment approach. Family/recipe is a comparable-to-larger safety determinant than quantization for these models: the Llama vs Qwen 1.7B baseline gap on ASR (15.5 pp) dwarfs every matched-pair quantization delta in the study (the largest of which, Llama's own ΔASR, is 4.0 pp). The 4B Qwen baseline at 0.115 sits between these two.</w:t>
-      </w:r>
-    </w:p>
-    <w:p>
-      <w:pPr>
-        <w:pStyle w:val="Heading3"/>
-        <w:spacing w:after="120" w:before="220"/>
-      </w:pPr>
-      <w:r>
-        <w:rPr>
-          <w:rFonts w:ascii="Calibri" w:cs="Calibri" w:eastAsia="Calibri" w:hAnsi="Calibri"/>
-          <w:b/>
-          <w:bCs/>
-          <w:sz w:val="24"/>
-          <w:szCs w:val="24"/>
-        </w:rPr>
-        <w:t xml:space="preserve">6.11.2 Harmful compliance: no significant increase in any family; the one significant delta is a decrease</w:t>
-      </w:r>
-    </w:p>
-    <w:p>
-      <w:pPr>
-        <w:spacing w:after="160" w:line="300"/>
-        <w:jc w:val="both"/>
-      </w:pPr>
-      <w:r>
-        <w:rPr>
-          <w:rFonts w:ascii="Calibri" w:cs="Calibri" w:eastAsia="Calibri" w:hAnsi="Calibri"/>
-          <w:sz w:val="22"/>
-          <w:szCs w:val="22"/>
-        </w:rPr>
-        <w:t xml:space="preserve">Under the official classifier at the 512-token reference budget, exactly one of the three ΔASR values is statistically significant, and it runs in the safety-improving direction: Llama 3.2 3B (−0.040, CI [−0.075, −0.010], McNemar p = 0.021), a small significant decrease in harmful compliance. The Qwen 4B ΔASR (+0.040, CI [0.000, +0.080]) is directional-upward but not significant, and the Qwen 1.7B ΔASR (0.000, CI [−0.055, +0.055], McNemar p = 1.000) is an exact null. No pair shows a statistically significant increase in genuine harmful compliance under NF4. Nor does any ΔASR contrast survive the Benjamini-Hochberg correction over the twenty-test NF4 family (§6.2): the three FDR survivors are all capability or over-refusal deltas, and zero HarmBench ASR contrasts survive. The one individually significant ASR move (Llama) is a decrease, and even it does not survive multiple-comparison correction. (This contrasts with where the v2 proxy would have pointed: the proxy over-counts ASR and would have flagged spurious increases; see §6.12.) The Qwen 1.7B pair, whose +0.055 at the 128-token budget was the study's original headline safety regression, shows no ASR movement at all at the reference budget: that 128-token effect was a truncation artefact (60 percent of 128-token responses were cut off before completion), and at 512 tokens the harm axis is flat (§6.16). The robust NF4 harmful-compliance conclusion is therefore null at the reference budget: no significant increase in any of the five pairs, and the single significant delta points the safety-benign way.</w:t>
-      </w:r>
-    </w:p>
-    <w:p>
-      <w:pPr>
-        <w:pStyle w:val="Heading3"/>
-        <w:spacing w:after="120" w:before="220"/>
-      </w:pPr>
-      <w:r>
-        <w:rPr>
-          <w:rFonts w:ascii="Calibri" w:cs="Calibri" w:eastAsia="Calibri" w:hAnsi="Calibri"/>
-          <w:b/>
-          <w:bCs/>
-          <w:sz w:val="24"/>
-          <w:szCs w:val="24"/>
-        </w:rPr>
-        <w:t xml:space="preserve">6.11.3 Over-refusal: no significant increase across families</w:t>
-      </w:r>
-    </w:p>
-    <w:p>
-      <w:pPr>
-        <w:spacing w:after="160" w:line="300"/>
-        <w:jc w:val="both"/>
-      </w:pPr>
-      <w:r>
-        <w:rPr>
-          <w:rFonts w:ascii="Calibri" w:cs="Calibri" w:eastAsia="Calibri" w:hAnsi="Calibri"/>
-          <w:sz w:val="22"/>
-          <w:szCs w:val="22"/>
-        </w:rPr>
-        <w:t xml:space="preserve">The XSTest over-refusal rate is a consistent cross-family signal: four of the five ΔOR deltas are not statistically significant (Qwen3-4B (−0.004), Llama-3B (+0.016), Mistral-7B (0.000), and Qwen3-1.7B (−0.024, not significant: bootstrap CI [−0.048, 0.000] touches zero and McNemar p = 0.109; §3.7)), and the one significant move, Phi-4-mini (−0.048), runs in the benign direction, as does Qwen3-1.7B's now non-significant decrease: their 4-bit models over-refuse less, not more. No pair shows a significant increase in over-refusal. This pattern spans four families and five pairs and is practically useful for deployment: the concern that NF4 compression would make models excessively conservative on benign prompts is not supported by these data, and the one significant over-refusal move is a reduction in false refusals (Phi), with Qwen 1.7B's non-significant move in the same benign direction. The largest upward point estimate is on Llama (+0.016), a directional signal whose CI still includes zero.</w:t>
-      </w:r>
-    </w:p>
-    <w:p>
-      <w:pPr>
-        <w:pStyle w:val="Heading3"/>
-        <w:spacing w:after="120" w:before="220"/>
-      </w:pPr>
-      <w:r>
-        <w:rPr>
-          <w:rFonts w:ascii="Calibri" w:cs="Calibri" w:eastAsia="Calibri" w:hAnsi="Calibri"/>
-          <w:b/>
-          <w:bCs/>
-          <w:sz w:val="24"/>
-          <w:szCs w:val="24"/>
-        </w:rPr>
-        <w:t xml:space="preserve">6.11.4 Capability: the robust, budget-invariant cost of quantization</w:t>
-      </w:r>
-    </w:p>
-    <w:p>
-      <w:pPr>
-        <w:spacing w:after="160" w:line="300"/>
-        <w:jc w:val="both"/>
-      </w:pPr>
-      <w:r>
-        <w:rPr>
-          <w:rFonts w:ascii="Calibri" w:cs="Calibri" w:eastAsia="Calibri" w:hAnsi="Calibri"/>
-          <w:sz w:val="22"/>
-          <w:szCs w:val="22"/>
-        </w:rPr>
-        <w:t xml:space="preserve">Capability degradation, not safety change, is the robust cost of NF4 at the reference budget. On MMLU, only the Qwen 1.7B loss reaches significance (−9.0 pp); Llama 3B (−3.7 pp) and Qwen 4B (−0.3 pp) do not. But the second capability benchmark, ARC-Challenge, confirms the loss where MMLU is silent: ARC falls significantly for Qwen 4B (−1.6 pp) and Llama 3B (−3.2 pp), while Qwen 1.7B's ARC loss (−0.9 pp) is small and non-significant. Every one of the three pairs therefore carries at least one significant capability loss across the two benchmarks (Qwen 1.7B on MMLU, Qwen 4B and Llama on ARC), and all six point estimates are ≤ 0. This is what survives multiple-comparison correction: two of the three FDR survivors in the twenty-test NF4 family are capability deltas (Qwen 1.7B MMLU, Llama ARC). The Llama 3B losses are intermediate between the two Qwen models, consistent with a size-sensitivity hypothesis (Llama 3B, at 3 billion parameters, lies between the two Qwen models), but because Llama and Qwen differ in architecture and training the ordering may also reflect family-specific effects; more data points (e.g. Qwen at 7B or Llama at 1B) would be needed to separate a size effect from a family effect.</w:t>
-      </w:r>
-    </w:p>
-    <w:p>
-      <w:pPr>
-        <w:pStyle w:val="Heading3"/>
-        <w:spacing w:after="120" w:before="220"/>
-      </w:pPr>
-      <w:r>
-        <w:rPr>
-          <w:rFonts w:ascii="Calibri" w:cs="Calibri" w:eastAsia="Calibri" w:hAnsi="Calibri"/>
-          <w:b/>
-          <w:bCs/>
-          <w:sz w:val="24"/>
-          <w:szCs w:val="24"/>
-        </w:rPr>
-        <w:t xml:space="preserve">6.11.5 Interpretation labels and the study's central question</w:t>
-      </w:r>
-    </w:p>
-    <w:p>
-      <w:pPr>
-        <w:spacing w:after="160" w:line="300"/>
-        <w:jc w:val="both"/>
-      </w:pPr>
-      <w:r>
-        <w:rPr>
-          <w:rFonts w:ascii="Calibri" w:cs="Calibri" w:eastAsia="Calibri" w:hAnsi="Calibri"/>
-          <w:sz w:val="22"/>
-          <w:szCs w:val="22"/>
-        </w:rPr>
-        <w:t xml:space="preserve">Under the official classifier at the 512-token reference budget, the three interpretation labels are broad_degradation (Qwen 1.7B), alignment_degradation, directional (Qwen 4B), and capability_collapse_masquerading_as_safety (Llama 3B). They collectively answer the study's central question: "do observed safety changes under quantization reflect alignment shifts or capability artefacts?" The Qwen 1.7B pair carries the broad_degradation label, but at the reference budget that label is driven entirely by its significant MMLU capability loss (−9.0 pp) with the harm axis flat (ΔASR = 0.000, McNemar p = 1.000): it is a capability-only degradation, not a safety regression. The Qwen 4B pair preserves capability and shows only a directional, non-significant ASR increase. The Llama pair decreases on both axes: harmful compliance falls (significant ΔASR = −0.040) alongside a confirmed capability loss (significant ΔARC = −0.032), so its apparent safety improvement is diagnosed as capability-driven rather than a genuine alignment gain. Every one of the three pairs carries a significant capability loss (Qwen 1.7B on MMLU, Qwen 4B and Llama on ARC), and none shows a significant increase in harmful compliance. The central scientific finding is the framework's diagnostic value: capability degradation is the robust, budget-invariant cost of NF4, whereas the harmful-compliance change is not robust, no ASR contrast survives multiple-comparison correction, and the one significant ASR delta (Llama) is a decrease that the label scheme correctly attributes to capability loss. The data refute the optimistic narrative that NF4 quantization is a clean safety win in this scale range, while also refuting any claim of a robust safety regression. These conclusions are drawn from the original three pairs; the cross-family extension (§6.13) adds Mistral-7B and Phi-4-mini and finds the same diagnostic structure (Mistral in the proxy-over-counting camp, judge ΔASR −0.020, not significant, versus a +0.060 proxy artefact; and Phi in the proxy-reliable camp, κ 0.67, its judge ΔASR a non-significant +0.020 that sits on the tolerance and so carries a directional alignment_degradation label, not a confirmed regression), so the central question's answer generalises to four families.</w:t>
-      </w:r>
-    </w:p>
-    <w:p>
-      <w:pPr>
-        <w:pStyle w:val="Heading2"/>
-        <w:spacing w:after="140" w:before="280"/>
-      </w:pPr>
-      <w:r>
-        <w:rPr>
-          <w:rFonts w:ascii="Calibri" w:cs="Calibri" w:eastAsia="Calibri" w:hAnsi="Calibri"/>
-          <w:b/>
-          <w:bCs/>
-          <w:sz w:val="26"/>
-          <w:szCs w:val="26"/>
-        </w:rPr>
-        <w:t xml:space="preserve">6.12 Judge-Model Validation of HarmBench ASR (the primary scorer)</w:t>
-      </w:r>
-    </w:p>
-    <w:p>
-      <w:pPr>
-        <w:spacing w:after="160" w:line="300"/>
-        <w:jc w:val="both"/>
-      </w:pPr>
-      <w:r>
-        <w:rPr>
-          <w:rFonts w:ascii="Calibri" w:cs="Calibri" w:eastAsia="Calibri" w:hAnsi="Calibri"/>
-          <w:sz w:val="22"/>
-          <w:szCs w:val="22"/>
-        </w:rPr>
-        <w:t xml:space="preserve">HarmBench Attack Success Rate is scored by the official HarmBench classifier, cais/HarmBench-Llama-2-13b-cls, the fine-tuned judge model specified by the HarmBench paper. Given a harmful behavior and a model generation, it answers whether the generation is a non-minimal, unambiguous instance of the behavior ("yes" = attack success). This subsection reports the validation that established the judge as the primary HarmBench scorer over the v2 regex (decision D16). The judge re-scores the already-saved generations; it performs no new target-model inference and does not modify the TC1-original raw outputs or the v2 sidecars. Judge labels are written to redacted per-prompt sidecars (scores.judge.harmbench_cls.jsonl, IDs and booleans only) and aggregated to summary.judge.harmbench_cls.json. The judge covers the HarmBench benchmark specifically; over-refusal on XSTest is a different question ("did the model refuse a benign prompt?") and remains v2-scored as primary, with an independent three-class refusal judge added as a sensitivity cross-check (Result 6, below).</w:t>
-      </w:r>
-    </w:p>
-    <w:p>
-      <w:pPr>
-        <w:spacing w:after="160" w:line="300"/>
-        <w:jc w:val="both"/>
-      </w:pPr>
-      <w:r>
-        <w:rPr>
-          <w:rFonts w:ascii="Calibri" w:cs="Calibri" w:eastAsia="Calibri" w:hAnsi="Calibri"/>
-          <w:sz w:val="22"/>
-          <w:szCs w:val="22"/>
-        </w:rPr>
-        <w:t xml:space="preserve">Methodology and setup. For the primary 512-token study the judge classified every saved (behavior, generation) pair for all ten fp16/NF4 models (n = 200 each, 2 000 total) on the NTU TC1 cluster via sbatch in offline mode (job 61524, zero parse errors); the five INT8 aliases (§6.15) were scored by an identical follow-up job (a further 1 000 classifications, also zero parse errors). The same protocol had first been run on the 128-token study (jobs 61047 and 61134), which is the validation that originally established the classifier as the primary scorer (decision D16); the agreement figures in this section are recomputed at the 512-token reference budget. It ran in full precision (float16) on a 32 GB Tesla V100 (recorded in summary.judge.harmbench_cls.json) because the judge is the reference instrument validating the quantized target models, and quantizing the judge itself would reintroduce the very confound the check exists to rule out. All 3 000 generations of the 512-token study (2 000 fp16/NF4 + 1 000 INT8) were classified with zero parse errors. Agreement with the v2 scorer is reported per model as raw agreement rate and Cohen's kappa over the shared prompt set (verbal agreement descriptors follow the Landis and Koch benchmarks [26]); the per-pair judge ΔASR is computed with the same paired bootstrap (2 000 resamples, seed 42) used for the other deltas, and passed through the interpretation-label rule (holding the v2 over-refusal and MMLU deltas fixed, since the classifier judges only HarmBench). Agreement is reported at the 512-token reference budget (the primary study); the judge and regex re-score the same saved generations. Figures are produced locally by scripts/judge_agreement.py and stored in results_512/analysis/judge_agreement.{json,csv}.</w:t>
-      </w:r>
-    </w:p>
-    <w:tbl>
-      <w:tblPr>
-        <w:tblW w:type="dxa" w:w="9360"/>
-        <w:tblBorders>
-          <w:top w:val="single" w:color="999999" w:sz="4"/>
-          <w:left w:val="single" w:color="999999" w:sz="4"/>
-          <w:bottom w:val="single" w:color="999999" w:sz="4"/>
-          <w:right w:val="single" w:color="999999" w:sz="4"/>
-          <w:insideH w:val="single" w:color="999999" w:sz="4"/>
-          <w:insideV w:val="single" w:color="999999" w:sz="4"/>
-        </w:tblBorders>
-      </w:tblPr>
-      <w:tblGrid>
-        <w:gridCol w:w="2600"/>
-        <w:gridCol w:w="1900"/>
-        <w:gridCol w:w="1500"/>
-        <w:gridCol w:w="1500"/>
-        <w:gridCol w:w="1300"/>
-      </w:tblGrid>
-      <w:tr>
-        <w:trPr>
-          <w:tblHeader/>
-        </w:trPr>
-        <w:tc>
-          <w:tcPr>
-            <w:tcW w:type="dxa" w:w="2600"/>
-            <w:tcBorders>
-              <w:top w:val="single" w:color="999999" w:sz="4"/>
-              <w:left w:val="single" w:color="999999" w:sz="4"/>
-              <w:bottom w:val="single" w:color="999999" w:sz="4"/>
-              <w:right w:val="single" w:color="999999" w:sz="4"/>
-            </w:tcBorders>
-            <w:shd w:fill="D9E2F3" w:color="auto" w:val="clear"/>
-            <w:tcMar>
-              <w:top w:type="dxa" w:w="80"/>
-              <w:left w:type="dxa" w:w="120"/>
-              <w:bottom w:type="dxa" w:w="80"/>
-              <w:right w:type="dxa" w:w="120"/>
-            </w:tcMar>
-          </w:tcPr>
-          <w:p>
-            <w:pPr>
-              <w:spacing w:after="0"/>
-            </w:pPr>
-            <w:r>
-              <w:rPr>
-                <w:rFonts w:ascii="Calibri" w:cs="Calibri" w:eastAsia="Calibri" w:hAnsi="Calibri"/>
-                <w:b/>
-                <w:bCs/>
-                <w:sz w:val="20"/>
-                <w:szCs w:val="20"/>
-              </w:rPr>
-              <w:t xml:space="preserve">Model</w:t>
-            </w:r>
-          </w:p>
-        </w:tc>
-        <w:tc>
-          <w:tcPr>
-            <w:tcW w:type="dxa" w:w="1900"/>
-            <w:tcBorders>
-              <w:top w:val="single" w:color="999999" w:sz="4"/>
-              <w:left w:val="single" w:color="999999" w:sz="4"/>
-              <w:bottom w:val="single" w:color="999999" w:sz="4"/>
-              <w:right w:val="single" w:color="999999" w:sz="4"/>
-            </w:tcBorders>
-            <w:shd w:fill="D9E2F3" w:color="auto" w:val="clear"/>
-            <w:tcMar>
-              <w:top w:type="dxa" w:w="80"/>
-              <w:left w:type="dxa" w:w="120"/>
-              <w:bottom w:type="dxa" w:w="80"/>
-              <w:right w:type="dxa" w:w="120"/>
-            </w:tcMar>
-          </w:tcPr>
-          <w:p>
-            <w:pPr>
-              <w:spacing w:after="0"/>
-            </w:pPr>
-            <w:r>
-              <w:rPr>
-                <w:rFonts w:ascii="Calibri" w:cs="Calibri" w:eastAsia="Calibri" w:hAnsi="Calibri"/>
-                <w:b/>
-                <w:bCs/>
-                <w:sz w:val="20"/>
-                <w:szCs w:val="20"/>
-              </w:rPr>
-              <w:t xml:space="preserve">v2 non-refusal</w:t>
-            </w:r>
-          </w:p>
-        </w:tc>
-        <w:tc>
-          <w:tcPr>
-            <w:tcW w:type="dxa" w:w="1500"/>
-            <w:tcBorders>
-              <w:top w:val="single" w:color="999999" w:sz="4"/>
-              <w:left w:val="single" w:color="999999" w:sz="4"/>
-              <w:bottom w:val="single" w:color="999999" w:sz="4"/>
-              <w:right w:val="single" w:color="999999" w:sz="4"/>
-            </w:tcBorders>
-            <w:shd w:fill="D9E2F3" w:color="auto" w:val="clear"/>
-            <w:tcMar>
-              <w:top w:type="dxa" w:w="80"/>
-              <w:left w:type="dxa" w:w="120"/>
-              <w:bottom w:type="dxa" w:w="80"/>
-              <w:right w:type="dxa" w:w="120"/>
-            </w:tcMar>
-          </w:tcPr>
-          <w:p>
-            <w:pPr>
-              <w:spacing w:after="0"/>
-            </w:pPr>
-            <w:r>
-              <w:rPr>
-                <w:rFonts w:ascii="Calibri" w:cs="Calibri" w:eastAsia="Calibri" w:hAnsi="Calibri"/>
-                <w:b/>
-                <w:bCs/>
-                <w:sz w:val="20"/>
-                <w:szCs w:val="20"/>
-              </w:rPr>
-              <w:t xml:space="preserve">judge ASR</w:t>
-            </w:r>
-          </w:p>
-        </w:tc>
-        <w:tc>
-          <w:tcPr>
-            <w:tcW w:type="dxa" w:w="1500"/>
-            <w:tcBorders>
-              <w:top w:val="single" w:color="999999" w:sz="4"/>
-              <w:left w:val="single" w:color="999999" w:sz="4"/>
-              <w:bottom w:val="single" w:color="999999" w:sz="4"/>
-              <w:right w:val="single" w:color="999999" w:sz="4"/>
-            </w:tcBorders>
-            <w:shd w:fill="D9E2F3" w:color="auto" w:val="clear"/>
-            <w:tcMar>
-              <w:top w:type="dxa" w:w="80"/>
-              <w:left w:type="dxa" w:w="120"/>
-              <w:bottom w:type="dxa" w:w="80"/>
-              <w:right w:type="dxa" w:w="120"/>
-            </w:tcMar>
-          </w:tcPr>
-          <w:p>
-            <w:pPr>
-              <w:spacing w:after="0"/>
-            </w:pPr>
-            <w:r>
-              <w:rPr>
-                <w:rFonts w:ascii="Calibri" w:cs="Calibri" w:eastAsia="Calibri" w:hAnsi="Calibri"/>
-                <w:b/>
-                <w:bCs/>
-                <w:sz w:val="20"/>
-                <w:szCs w:val="20"/>
-              </w:rPr>
-              <w:t xml:space="preserve">agreement</w:t>
-            </w:r>
-          </w:p>
-        </w:tc>
-        <w:tc>
-          <w:tcPr>
-            <w:tcW w:type="dxa" w:w="1300"/>
-            <w:tcBorders>
-              <w:top w:val="single" w:color="999999" w:sz="4"/>
-              <w:left w:val="single" w:color="999999" w:sz="4"/>
-              <w:bottom w:val="single" w:color="999999" w:sz="4"/>
-              <w:right w:val="single" w:color="999999" w:sz="4"/>
-            </w:tcBorders>
-            <w:shd w:fill="D9E2F3" w:color="auto" w:val="clear"/>
-            <w:tcMar>
-              <w:top w:type="dxa" w:w="80"/>
-              <w:left w:type="dxa" w:w="120"/>
-              <w:bottom w:type="dxa" w:w="80"/>
-              <w:right w:type="dxa" w:w="120"/>
-            </w:tcMar>
-          </w:tcPr>
-          <w:p>
-            <w:pPr>
-              <w:spacing w:after="0"/>
-            </w:pPr>
-            <w:r>
-              <w:rPr>
-                <w:rFonts w:ascii="Calibri" w:cs="Calibri" w:eastAsia="Calibri" w:hAnsi="Calibri"/>
-                <w:b/>
-                <w:bCs/>
-                <w:sz w:val="20"/>
-                <w:szCs w:val="20"/>
-              </w:rPr>
-              <w:t xml:space="preserve">Cohen's κ</w:t>
-            </w:r>
-          </w:p>
-        </w:tc>
-      </w:tr>
-      <w:tr>
-        <w:tc>
-          <w:tcPr>
-            <w:tcW w:type="dxa" w:w="2600"/>
-            <w:tcBorders>
-              <w:top w:val="single" w:color="999999" w:sz="4"/>
-              <w:left w:val="single" w:color="999999" w:sz="4"/>
-              <w:bottom w:val="single" w:color="999999" w:sz="4"/>
-              <w:right w:val="single" w:color="999999" w:sz="4"/>
-            </w:tcBorders>
-            <w:tcMar>
-              <w:top w:type="dxa" w:w="80"/>
-              <w:left w:type="dxa" w:w="120"/>
-              <w:bottom w:type="dxa" w:w="80"/>
-              <w:right w:type="dxa" w:w="120"/>
-            </w:tcMar>
-          </w:tcPr>
-          <w:p>
-            <w:pPr>
-              <w:spacing w:after="0"/>
-            </w:pPr>
-            <w:r>
-              <w:rPr>
-                <w:rFonts w:ascii="Calibri" w:cs="Calibri" w:eastAsia="Calibri" w:hAnsi="Calibri"/>
-                <w:sz w:val="20"/>
-                <w:szCs w:val="20"/>
-              </w:rPr>
-              <w:t xml:space="preserve">qwen_2b_base</w:t>
-            </w:r>
-          </w:p>
-        </w:tc>
-        <w:tc>
-          <w:tcPr>
-            <w:tcW w:type="dxa" w:w="1900"/>
-            <w:tcBorders>
-              <w:top w:val="single" w:color="999999" w:sz="4"/>
-              <w:left w:val="single" w:color="999999" w:sz="4"/>
-              <w:bottom w:val="single" w:color="999999" w:sz="4"/>
-              <w:right w:val="single" w:color="999999" w:sz="4"/>
-            </w:tcBorders>
-            <w:tcMar>
-              <w:top w:type="dxa" w:w="80"/>
-              <w:left w:type="dxa" w:w="120"/>
-              <w:bottom w:type="dxa" w:w="80"/>
-              <w:right w:type="dxa" w:w="120"/>
-            </w:tcMar>
-          </w:tcPr>
-          <w:p>
-            <w:pPr>
-              <w:spacing w:after="0"/>
-            </w:pPr>
-            <w:r>
-              <w:rPr>
-                <w:rFonts w:ascii="Calibri" w:cs="Calibri" w:eastAsia="Calibri" w:hAnsi="Calibri"/>
-                <w:sz w:val="20"/>
-                <w:szCs w:val="20"/>
-              </w:rPr>
-              <w:t xml:space="preserve">0.595</w:t>
-            </w:r>
-          </w:p>
-        </w:tc>
-        <w:tc>
-          <w:tcPr>
-            <w:tcW w:type="dxa" w:w="1500"/>
-            <w:tcBorders>
-              <w:top w:val="single" w:color="999999" w:sz="4"/>
-              <w:left w:val="single" w:color="999999" w:sz="4"/>
-              <w:bottom w:val="single" w:color="999999" w:sz="4"/>
-              <w:right w:val="single" w:color="999999" w:sz="4"/>
-            </w:tcBorders>
-            <w:tcMar>
-              <w:top w:type="dxa" w:w="80"/>
-              <w:left w:type="dxa" w:w="120"/>
-              <w:bottom w:type="dxa" w:w="80"/>
-              <w:right w:type="dxa" w:w="120"/>
-            </w:tcMar>
-          </w:tcPr>
-          <w:p>
-            <w:pPr>
-              <w:spacing w:after="0"/>
-            </w:pPr>
-            <w:r>
-              <w:rPr>
-                <w:rFonts w:ascii="Calibri" w:cs="Calibri" w:eastAsia="Calibri" w:hAnsi="Calibri"/>
-                <w:sz w:val="20"/>
-                <w:szCs w:val="20"/>
-              </w:rPr>
-              <w:t xml:space="preserve">0.255</w:t>
-            </w:r>
-          </w:p>
-        </w:tc>
-        <w:tc>
-          <w:tcPr>
-            <w:tcW w:type="dxa" w:w="1500"/>
-            <w:tcBorders>
-              <w:top w:val="single" w:color="999999" w:sz="4"/>
-              <w:left w:val="single" w:color="999999" w:sz="4"/>
-              <w:bottom w:val="single" w:color="999999" w:sz="4"/>
-              <w:right w:val="single" w:color="999999" w:sz="4"/>
-            </w:tcBorders>
-            <w:tcMar>
-              <w:top w:type="dxa" w:w="80"/>
-              <w:left w:type="dxa" w:w="120"/>
-              <w:bottom w:type="dxa" w:w="80"/>
-              <w:right w:type="dxa" w:w="120"/>
-            </w:tcMar>
-          </w:tcPr>
-          <w:p>
-            <w:pPr>
-              <w:spacing w:after="0"/>
-            </w:pPr>
-            <w:r>
-              <w:rPr>
-                <w:rFonts w:ascii="Calibri" w:cs="Calibri" w:eastAsia="Calibri" w:hAnsi="Calibri"/>
-                <w:sz w:val="20"/>
-                <w:szCs w:val="20"/>
-              </w:rPr>
-              <w:t xml:space="preserve">65.0%</w:t>
-            </w:r>
-          </w:p>
-        </w:tc>
-        <w:tc>
-          <w:tcPr>
-            <w:tcW w:type="dxa" w:w="1300"/>
-            <w:tcBorders>
-              <w:top w:val="single" w:color="999999" w:sz="4"/>
-              <w:left w:val="single" w:color="999999" w:sz="4"/>
-              <w:bottom w:val="single" w:color="999999" w:sz="4"/>
-              <w:right w:val="single" w:color="999999" w:sz="4"/>
-            </w:tcBorders>
-            <w:tcMar>
-              <w:top w:type="dxa" w:w="80"/>
-              <w:left w:type="dxa" w:w="120"/>
-              <w:bottom w:type="dxa" w:w="80"/>
-              <w:right w:type="dxa" w:w="120"/>
-            </w:tcMar>
-          </w:tcPr>
-          <w:p>
-            <w:pPr>
-              <w:spacing w:after="0"/>
-            </w:pPr>
-            <w:r>
-              <w:rPr>
-                <w:rFonts w:ascii="Calibri" w:cs="Calibri" w:eastAsia="Calibri" w:hAnsi="Calibri"/>
-                <w:sz w:val="20"/>
-                <w:szCs w:val="20"/>
-              </w:rPr>
-              <w:t xml:space="preserve">0.36</w:t>
-            </w:r>
-          </w:p>
-        </w:tc>
-      </w:tr>
-      <w:tr>
-        <w:tc>
-          <w:tcPr>
-            <w:tcW w:type="dxa" w:w="2600"/>
-            <w:tcBorders>
-              <w:top w:val="single" w:color="999999" w:sz="4"/>
-              <w:left w:val="single" w:color="999999" w:sz="4"/>
-              <w:bottom w:val="single" w:color="999999" w:sz="4"/>
-              <w:right w:val="single" w:color="999999" w:sz="4"/>
-            </w:tcBorders>
-            <w:tcMar>
-              <w:top w:type="dxa" w:w="80"/>
-              <w:left w:type="dxa" w:w="120"/>
-              <w:bottom w:type="dxa" w:w="80"/>
-              <w:right w:type="dxa" w:w="120"/>
-            </w:tcMar>
-          </w:tcPr>
-          <w:p>
-            <w:pPr>
-              <w:spacing w:after="0"/>
-            </w:pPr>
-            <w:r>
-              <w:rPr>
-                <w:rFonts w:ascii="Calibri" w:cs="Calibri" w:eastAsia="Calibri" w:hAnsi="Calibri"/>
-                <w:sz w:val="20"/>
-                <w:szCs w:val="20"/>
-              </w:rPr>
-              <w:t xml:space="preserve">qwen_2b_4bit</w:t>
-            </w:r>
-          </w:p>
-        </w:tc>
-        <w:tc>
-          <w:tcPr>
-            <w:tcW w:type="dxa" w:w="1900"/>
-            <w:tcBorders>
-              <w:top w:val="single" w:color="999999" w:sz="4"/>
-              <w:left w:val="single" w:color="999999" w:sz="4"/>
-              <w:bottom w:val="single" w:color="999999" w:sz="4"/>
-              <w:right w:val="single" w:color="999999" w:sz="4"/>
-            </w:tcBorders>
-            <w:tcMar>
-              <w:top w:type="dxa" w:w="80"/>
-              <w:left w:type="dxa" w:w="120"/>
-              <w:bottom w:type="dxa" w:w="80"/>
-              <w:right w:type="dxa" w:w="120"/>
-            </w:tcMar>
-          </w:tcPr>
-          <w:p>
-            <w:pPr>
-              <w:spacing w:after="0"/>
-            </w:pPr>
-            <w:r>
-              <w:rPr>
-                <w:rFonts w:ascii="Calibri" w:cs="Calibri" w:eastAsia="Calibri" w:hAnsi="Calibri"/>
-                <w:sz w:val="20"/>
-                <w:szCs w:val="20"/>
-              </w:rPr>
-              <w:t xml:space="preserve">0.570</w:t>
-            </w:r>
-          </w:p>
-        </w:tc>
-        <w:tc>
-          <w:tcPr>
-            <w:tcW w:type="dxa" w:w="1500"/>
-            <w:tcBorders>
-              <w:top w:val="single" w:color="999999" w:sz="4"/>
-              <w:left w:val="single" w:color="999999" w:sz="4"/>
-              <w:bottom w:val="single" w:color="999999" w:sz="4"/>
-              <w:right w:val="single" w:color="999999" w:sz="4"/>
-            </w:tcBorders>
-            <w:tcMar>
-              <w:top w:type="dxa" w:w="80"/>
-              <w:left w:type="dxa" w:w="120"/>
-              <w:bottom w:type="dxa" w:w="80"/>
-              <w:right w:type="dxa" w:w="120"/>
-            </w:tcMar>
-          </w:tcPr>
-          <w:p>
-            <w:pPr>
-              <w:spacing w:after="0"/>
-            </w:pPr>
-            <w:r>
-              <w:rPr>
-                <w:rFonts w:ascii="Calibri" w:cs="Calibri" w:eastAsia="Calibri" w:hAnsi="Calibri"/>
-                <w:sz w:val="20"/>
-                <w:szCs w:val="20"/>
-              </w:rPr>
-              <w:t xml:space="preserve">0.255</w:t>
-            </w:r>
-          </w:p>
-        </w:tc>
-        <w:tc>
-          <w:tcPr>
-            <w:tcW w:type="dxa" w:w="1500"/>
-            <w:tcBorders>
-              <w:top w:val="single" w:color="999999" w:sz="4"/>
-              <w:left w:val="single" w:color="999999" w:sz="4"/>
-              <w:bottom w:val="single" w:color="999999" w:sz="4"/>
-              <w:right w:val="single" w:color="999999" w:sz="4"/>
-            </w:tcBorders>
-            <w:tcMar>
-              <w:top w:type="dxa" w:w="80"/>
-              <w:left w:type="dxa" w:w="120"/>
-              <w:bottom w:type="dxa" w:w="80"/>
-              <w:right w:type="dxa" w:w="120"/>
-            </w:tcMar>
-          </w:tcPr>
-          <w:p>
-            <w:pPr>
-              <w:spacing w:after="0"/>
-            </w:pPr>
-            <w:r>
-              <w:rPr>
-                <w:rFonts w:ascii="Calibri" w:cs="Calibri" w:eastAsia="Calibri" w:hAnsi="Calibri"/>
-                <w:sz w:val="20"/>
-                <w:szCs w:val="20"/>
-              </w:rPr>
-              <w:t xml:space="preserve">68.5%</w:t>
-            </w:r>
-          </w:p>
-        </w:tc>
-        <w:tc>
-          <w:tcPr>
-            <w:tcW w:type="dxa" w:w="1300"/>
-            <w:tcBorders>
-              <w:top w:val="single" w:color="999999" w:sz="4"/>
-              <w:left w:val="single" w:color="999999" w:sz="4"/>
-              <w:bottom w:val="single" w:color="999999" w:sz="4"/>
-              <w:right w:val="single" w:color="999999" w:sz="4"/>
-            </w:tcBorders>
-            <w:tcMar>
-              <w:top w:type="dxa" w:w="80"/>
-              <w:left w:type="dxa" w:w="120"/>
-              <w:bottom w:type="dxa" w:w="80"/>
-              <w:right w:type="dxa" w:w="120"/>
-            </w:tcMar>
-          </w:tcPr>
-          <w:p>
-            <w:pPr>
-              <w:spacing w:after="0"/>
-            </w:pPr>
-            <w:r>
-              <w:rPr>
-                <w:rFonts w:ascii="Calibri" w:cs="Calibri" w:eastAsia="Calibri" w:hAnsi="Calibri"/>
-                <w:sz w:val="20"/>
-                <w:szCs w:val="20"/>
-              </w:rPr>
-              <w:t xml:space="preserve">0.41</w:t>
-            </w:r>
-          </w:p>
-        </w:tc>
-      </w:tr>
-      <w:tr>
-        <w:tc>
-          <w:tcPr>
-            <w:tcW w:type="dxa" w:w="2600"/>
-            <w:tcBorders>
-              <w:top w:val="single" w:color="999999" w:sz="4"/>
-              <w:left w:val="single" w:color="999999" w:sz="4"/>
-              <w:bottom w:val="single" w:color="999999" w:sz="4"/>
-              <w:right w:val="single" w:color="999999" w:sz="4"/>
-            </w:tcBorders>
-            <w:tcMar>
-              <w:top w:type="dxa" w:w="80"/>
-              <w:left w:type="dxa" w:w="120"/>
-              <w:bottom w:type="dxa" w:w="80"/>
-              <w:right w:type="dxa" w:w="120"/>
-            </w:tcMar>
-          </w:tcPr>
-          <w:p>
-            <w:pPr>
-              <w:spacing w:after="0"/>
-            </w:pPr>
-            <w:r>
-              <w:rPr>
-                <w:rFonts w:ascii="Calibri" w:cs="Calibri" w:eastAsia="Calibri" w:hAnsi="Calibri"/>
-                <w:sz w:val="20"/>
-                <w:szCs w:val="20"/>
-              </w:rPr>
-              <w:t xml:space="preserve">qwen_4b_base</w:t>
-            </w:r>
-          </w:p>
-        </w:tc>
-        <w:tc>
-          <w:tcPr>
-            <w:tcW w:type="dxa" w:w="1900"/>
-            <w:tcBorders>
-              <w:top w:val="single" w:color="999999" w:sz="4"/>
-              <w:left w:val="single" w:color="999999" w:sz="4"/>
-              <w:bottom w:val="single" w:color="999999" w:sz="4"/>
-              <w:right w:val="single" w:color="999999" w:sz="4"/>
-            </w:tcBorders>
-            <w:tcMar>
-              <w:top w:type="dxa" w:w="80"/>
-              <w:left w:type="dxa" w:w="120"/>
-              <w:bottom w:type="dxa" w:w="80"/>
-              <w:right w:type="dxa" w:w="120"/>
-            </w:tcMar>
-          </w:tcPr>
-          <w:p>
-            <w:pPr>
-              <w:spacing w:after="0"/>
-            </w:pPr>
-            <w:r>
-              <w:rPr>
-                <w:rFonts w:ascii="Calibri" w:cs="Calibri" w:eastAsia="Calibri" w:hAnsi="Calibri"/>
-                <w:sz w:val="20"/>
-                <w:szCs w:val="20"/>
-              </w:rPr>
-              <w:t xml:space="preserve">0.235</w:t>
-            </w:r>
-          </w:p>
-        </w:tc>
-        <w:tc>
-          <w:tcPr>
-            <w:tcW w:type="dxa" w:w="1500"/>
-            <w:tcBorders>
-              <w:top w:val="single" w:color="999999" w:sz="4"/>
-              <w:left w:val="single" w:color="999999" w:sz="4"/>
-              <w:bottom w:val="single" w:color="999999" w:sz="4"/>
-              <w:right w:val="single" w:color="999999" w:sz="4"/>
-            </w:tcBorders>
-            <w:tcMar>
-              <w:top w:type="dxa" w:w="80"/>
-              <w:left w:type="dxa" w:w="120"/>
-              <w:bottom w:type="dxa" w:w="80"/>
-              <w:right w:type="dxa" w:w="120"/>
-            </w:tcMar>
-          </w:tcPr>
-          <w:p>
-            <w:pPr>
-              <w:spacing w:after="0"/>
-            </w:pPr>
-            <w:r>
-              <w:rPr>
-                <w:rFonts w:ascii="Calibri" w:cs="Calibri" w:eastAsia="Calibri" w:hAnsi="Calibri"/>
-                <w:sz w:val="20"/>
-                <w:szCs w:val="20"/>
-              </w:rPr>
-              <w:t xml:space="preserve">0.115</w:t>
-            </w:r>
-          </w:p>
-        </w:tc>
-        <w:tc>
-          <w:tcPr>
-            <w:tcW w:type="dxa" w:w="1500"/>
-            <w:tcBorders>
-              <w:top w:val="single" w:color="999999" w:sz="4"/>
-              <w:left w:val="single" w:color="999999" w:sz="4"/>
-              <w:bottom w:val="single" w:color="999999" w:sz="4"/>
-              <w:right w:val="single" w:color="999999" w:sz="4"/>
-            </w:tcBorders>
-            <w:tcMar>
-              <w:top w:type="dxa" w:w="80"/>
-              <w:left w:type="dxa" w:w="120"/>
-              <w:bottom w:type="dxa" w:w="80"/>
-              <w:right w:type="dxa" w:w="120"/>
-            </w:tcMar>
-          </w:tcPr>
-          <w:p>
-            <w:pPr>
-              <w:spacing w:after="0"/>
-            </w:pPr>
-            <w:r>
-              <w:rPr>
-                <w:rFonts w:ascii="Calibri" w:cs="Calibri" w:eastAsia="Calibri" w:hAnsi="Calibri"/>
-                <w:sz w:val="20"/>
-                <w:szCs w:val="20"/>
-              </w:rPr>
-              <w:t xml:space="preserve">85.0%</w:t>
-            </w:r>
-          </w:p>
-        </w:tc>
-        <w:tc>
-          <w:tcPr>
-            <w:tcW w:type="dxa" w:w="1300"/>
-            <w:tcBorders>
-              <w:top w:val="single" w:color="999999" w:sz="4"/>
-              <w:left w:val="single" w:color="999999" w:sz="4"/>
-              <w:bottom w:val="single" w:color="999999" w:sz="4"/>
-              <w:right w:val="single" w:color="999999" w:sz="4"/>
-            </w:tcBorders>
-            <w:tcMar>
-              <w:top w:type="dxa" w:w="80"/>
-              <w:left w:type="dxa" w:w="120"/>
-              <w:bottom w:type="dxa" w:w="80"/>
-              <w:right w:type="dxa" w:w="120"/>
-            </w:tcMar>
-          </w:tcPr>
-          <w:p>
-            <w:pPr>
-              <w:spacing w:after="0"/>
-            </w:pPr>
-            <w:r>
-              <w:rPr>
-                <w:rFonts w:ascii="Calibri" w:cs="Calibri" w:eastAsia="Calibri" w:hAnsi="Calibri"/>
-                <w:sz w:val="20"/>
-                <w:szCs w:val="20"/>
-              </w:rPr>
-              <w:t xml:space="preserve">0.49</w:t>
-            </w:r>
-          </w:p>
-        </w:tc>
-      </w:tr>
-      <w:tr>
-        <w:tc>
-          <w:tcPr>
-            <w:tcW w:type="dxa" w:w="2600"/>
-            <w:tcBorders>
-              <w:top w:val="single" w:color="999999" w:sz="4"/>
-              <w:left w:val="single" w:color="999999" w:sz="4"/>
-              <w:bottom w:val="single" w:color="999999" w:sz="4"/>
-              <w:right w:val="single" w:color="999999" w:sz="4"/>
-            </w:tcBorders>
-            <w:tcMar>
-              <w:top w:type="dxa" w:w="80"/>
-              <w:left w:type="dxa" w:w="120"/>
-              <w:bottom w:type="dxa" w:w="80"/>
-              <w:right w:type="dxa" w:w="120"/>
-            </w:tcMar>
-          </w:tcPr>
-          <w:p>
-            <w:pPr>
-              <w:spacing w:after="0"/>
-            </w:pPr>
-            <w:r>
-              <w:rPr>
-                <w:rFonts w:ascii="Calibri" w:cs="Calibri" w:eastAsia="Calibri" w:hAnsi="Calibri"/>
-                <w:sz w:val="20"/>
-                <w:szCs w:val="20"/>
-              </w:rPr>
-              <w:t xml:space="preserve">qwen_4b_4bit</w:t>
-            </w:r>
-          </w:p>
-        </w:tc>
-        <w:tc>
-          <w:tcPr>
-            <w:tcW w:type="dxa" w:w="1900"/>
-            <w:tcBorders>
-              <w:top w:val="single" w:color="999999" w:sz="4"/>
-              <w:left w:val="single" w:color="999999" w:sz="4"/>
-              <w:bottom w:val="single" w:color="999999" w:sz="4"/>
-              <w:right w:val="single" w:color="999999" w:sz="4"/>
-            </w:tcBorders>
-            <w:tcMar>
-              <w:top w:type="dxa" w:w="80"/>
-              <w:left w:type="dxa" w:w="120"/>
-              <w:bottom w:type="dxa" w:w="80"/>
-              <w:right w:type="dxa" w:w="120"/>
-            </w:tcMar>
-          </w:tcPr>
-          <w:p>
-            <w:pPr>
-              <w:spacing w:after="0"/>
-            </w:pPr>
-            <w:r>
-              <w:rPr>
-                <w:rFonts w:ascii="Calibri" w:cs="Calibri" w:eastAsia="Calibri" w:hAnsi="Calibri"/>
-                <w:sz w:val="20"/>
-                <w:szCs w:val="20"/>
-              </w:rPr>
-              <w:t xml:space="preserve">0.305</w:t>
-            </w:r>
-          </w:p>
-        </w:tc>
-        <w:tc>
-          <w:tcPr>
-            <w:tcW w:type="dxa" w:w="1500"/>
-            <w:tcBorders>
-              <w:top w:val="single" w:color="999999" w:sz="4"/>
-              <w:left w:val="single" w:color="999999" w:sz="4"/>
-              <w:bottom w:val="single" w:color="999999" w:sz="4"/>
-              <w:right w:val="single" w:color="999999" w:sz="4"/>
-            </w:tcBorders>
-            <w:tcMar>
-              <w:top w:type="dxa" w:w="80"/>
-              <w:left w:type="dxa" w:w="120"/>
-              <w:bottom w:type="dxa" w:w="80"/>
-              <w:right w:type="dxa" w:w="120"/>
-            </w:tcMar>
-          </w:tcPr>
-          <w:p>
-            <w:pPr>
-              <w:spacing w:after="0"/>
-            </w:pPr>
-            <w:r>
-              <w:rPr>
-                <w:rFonts w:ascii="Calibri" w:cs="Calibri" w:eastAsia="Calibri" w:hAnsi="Calibri"/>
-                <w:sz w:val="20"/>
-                <w:szCs w:val="20"/>
-              </w:rPr>
-              <w:t xml:space="preserve">0.155</w:t>
-            </w:r>
-          </w:p>
-        </w:tc>
-        <w:tc>
-          <w:tcPr>
-            <w:tcW w:type="dxa" w:w="1500"/>
-            <w:tcBorders>
-              <w:top w:val="single" w:color="999999" w:sz="4"/>
-              <w:left w:val="single" w:color="999999" w:sz="4"/>
-              <w:bottom w:val="single" w:color="999999" w:sz="4"/>
-              <w:right w:val="single" w:color="999999" w:sz="4"/>
-            </w:tcBorders>
-            <w:tcMar>
-              <w:top w:type="dxa" w:w="80"/>
-              <w:left w:type="dxa" w:w="120"/>
-              <w:bottom w:type="dxa" w:w="80"/>
-              <w:right w:type="dxa" w:w="120"/>
-            </w:tcMar>
-          </w:tcPr>
-          <w:p>
-            <w:pPr>
-              <w:spacing w:after="0"/>
-            </w:pPr>
-            <w:r>
-              <w:rPr>
-                <w:rFonts w:ascii="Calibri" w:cs="Calibri" w:eastAsia="Calibri" w:hAnsi="Calibri"/>
-                <w:sz w:val="20"/>
-                <w:szCs w:val="20"/>
-              </w:rPr>
-              <w:t xml:space="preserve">85.0%</w:t>
-            </w:r>
-          </w:p>
-        </w:tc>
-        <w:tc>
-          <w:tcPr>
-            <w:tcW w:type="dxa" w:w="1300"/>
-            <w:tcBorders>
-              <w:top w:val="single" w:color="999999" w:sz="4"/>
-              <w:left w:val="single" w:color="999999" w:sz="4"/>
-              <w:bottom w:val="single" w:color="999999" w:sz="4"/>
-              <w:right w:val="single" w:color="999999" w:sz="4"/>
-            </w:tcBorders>
-            <w:tcMar>
-              <w:top w:type="dxa" w:w="80"/>
-              <w:left w:type="dxa" w:w="120"/>
-              <w:bottom w:type="dxa" w:w="80"/>
-              <w:right w:type="dxa" w:w="120"/>
-            </w:tcMar>
-          </w:tcPr>
-          <w:p>
-            <w:pPr>
-              <w:spacing w:after="0"/>
-            </w:pPr>
-            <w:r>
-              <w:rPr>
-                <w:rFonts w:ascii="Calibri" w:cs="Calibri" w:eastAsia="Calibri" w:hAnsi="Calibri"/>
-                <w:sz w:val="20"/>
-                <w:szCs w:val="20"/>
-              </w:rPr>
-              <w:t xml:space="preserve">0.59</w:t>
-            </w:r>
-          </w:p>
-        </w:tc>
-      </w:tr>
-      <w:tr>
-        <w:tc>
-          <w:tcPr>
-            <w:tcW w:type="dxa" w:w="2600"/>
-            <w:tcBorders>
-              <w:top w:val="single" w:color="999999" w:sz="4"/>
-              <w:left w:val="single" w:color="999999" w:sz="4"/>
-              <w:bottom w:val="single" w:color="999999" w:sz="4"/>
-              <w:right w:val="single" w:color="999999" w:sz="4"/>
-            </w:tcBorders>
-            <w:tcMar>
-              <w:top w:type="dxa" w:w="80"/>
-              <w:left w:type="dxa" w:w="120"/>
-              <w:bottom w:type="dxa" w:w="80"/>
-              <w:right w:type="dxa" w:w="120"/>
-            </w:tcMar>
-          </w:tcPr>
-          <w:p>
-            <w:pPr>
-              <w:spacing w:after="0"/>
-            </w:pPr>
-            <w:r>
-              <w:rPr>
-                <w:rFonts w:ascii="Calibri" w:cs="Calibri" w:eastAsia="Calibri" w:hAnsi="Calibri"/>
-                <w:sz w:val="20"/>
-                <w:szCs w:val="20"/>
-              </w:rPr>
-              <w:t xml:space="preserve">llama_3_2_3b_base</w:t>
-            </w:r>
-          </w:p>
-        </w:tc>
-        <w:tc>
-          <w:tcPr>
-            <w:tcW w:type="dxa" w:w="1900"/>
-            <w:tcBorders>
-              <w:top w:val="single" w:color="999999" w:sz="4"/>
-              <w:left w:val="single" w:color="999999" w:sz="4"/>
-              <w:bottom w:val="single" w:color="999999" w:sz="4"/>
-              <w:right w:val="single" w:color="999999" w:sz="4"/>
-            </w:tcBorders>
-            <w:tcMar>
-              <w:top w:type="dxa" w:w="80"/>
-              <w:left w:type="dxa" w:w="120"/>
-              <w:bottom w:type="dxa" w:w="80"/>
-              <w:right w:type="dxa" w:w="120"/>
-            </w:tcMar>
-          </w:tcPr>
-          <w:p>
-            <w:pPr>
-              <w:spacing w:after="0"/>
-            </w:pPr>
-            <w:r>
-              <w:rPr>
-                <w:rFonts w:ascii="Calibri" w:cs="Calibri" w:eastAsia="Calibri" w:hAnsi="Calibri"/>
-                <w:sz w:val="20"/>
-                <w:szCs w:val="20"/>
-              </w:rPr>
-              <w:t xml:space="preserve">0.090</w:t>
-            </w:r>
-          </w:p>
-        </w:tc>
-        <w:tc>
-          <w:tcPr>
-            <w:tcW w:type="dxa" w:w="1500"/>
-            <w:tcBorders>
-              <w:top w:val="single" w:color="999999" w:sz="4"/>
-              <w:left w:val="single" w:color="999999" w:sz="4"/>
-              <w:bottom w:val="single" w:color="999999" w:sz="4"/>
-              <w:right w:val="single" w:color="999999" w:sz="4"/>
-            </w:tcBorders>
-            <w:tcMar>
-              <w:top w:type="dxa" w:w="80"/>
-              <w:left w:type="dxa" w:w="120"/>
-              <w:bottom w:type="dxa" w:w="80"/>
-              <w:right w:type="dxa" w:w="120"/>
-            </w:tcMar>
-          </w:tcPr>
-          <w:p>
-            <w:pPr>
-              <w:spacing w:after="0"/>
-            </w:pPr>
-            <w:r>
-              <w:rPr>
-                <w:rFonts w:ascii="Calibri" w:cs="Calibri" w:eastAsia="Calibri" w:hAnsi="Calibri"/>
-                <w:sz w:val="20"/>
-                <w:szCs w:val="20"/>
-              </w:rPr>
-              <w:t xml:space="preserve">0.100</w:t>
-            </w:r>
-          </w:p>
-        </w:tc>
-        <w:tc>
-          <w:tcPr>
-            <w:tcW w:type="dxa" w:w="1500"/>
-            <w:tcBorders>
-              <w:top w:val="single" w:color="999999" w:sz="4"/>
-              <w:left w:val="single" w:color="999999" w:sz="4"/>
-              <w:bottom w:val="single" w:color="999999" w:sz="4"/>
-              <w:right w:val="single" w:color="999999" w:sz="4"/>
-            </w:tcBorders>
-            <w:tcMar>
-              <w:top w:type="dxa" w:w="80"/>
-              <w:left w:type="dxa" w:w="120"/>
-              <w:bottom w:type="dxa" w:w="80"/>
-              <w:right w:type="dxa" w:w="120"/>
-            </w:tcMar>
-          </w:tcPr>
-          <w:p>
-            <w:pPr>
-              <w:spacing w:after="0"/>
-            </w:pPr>
-            <w:r>
-              <w:rPr>
-                <w:rFonts w:ascii="Calibri" w:cs="Calibri" w:eastAsia="Calibri" w:hAnsi="Calibri"/>
-                <w:sz w:val="20"/>
-                <w:szCs w:val="20"/>
-              </w:rPr>
-              <w:t xml:space="preserve">95.0%</w:t>
-            </w:r>
-          </w:p>
-        </w:tc>
-        <w:tc>
-          <w:tcPr>
-            <w:tcW w:type="dxa" w:w="1300"/>
-            <w:tcBorders>
-              <w:top w:val="single" w:color="999999" w:sz="4"/>
-              <w:left w:val="single" w:color="999999" w:sz="4"/>
-              <w:bottom w:val="single" w:color="999999" w:sz="4"/>
-              <w:right w:val="single" w:color="999999" w:sz="4"/>
-            </w:tcBorders>
-            <w:tcMar>
-              <w:top w:type="dxa" w:w="80"/>
-              <w:left w:type="dxa" w:w="120"/>
-              <w:bottom w:type="dxa" w:w="80"/>
-              <w:right w:type="dxa" w:w="120"/>
-            </w:tcMar>
-          </w:tcPr>
-          <w:p>
-            <w:pPr>
-              <w:spacing w:after="0"/>
-            </w:pPr>
-            <w:r>
-              <w:rPr>
-                <w:rFonts w:ascii="Calibri" w:cs="Calibri" w:eastAsia="Calibri" w:hAnsi="Calibri"/>
-                <w:sz w:val="20"/>
-                <w:szCs w:val="20"/>
-              </w:rPr>
-              <w:t xml:space="preserve">0.71</w:t>
-            </w:r>
-          </w:p>
-        </w:tc>
-      </w:tr>
-      <w:tr>
-        <w:tc>
-          <w:tcPr>
-            <w:tcW w:type="dxa" w:w="2600"/>
-            <w:tcBorders>
-              <w:top w:val="single" w:color="999999" w:sz="4"/>
-              <w:left w:val="single" w:color="999999" w:sz="4"/>
-              <w:bottom w:val="single" w:color="999999" w:sz="4"/>
-              <w:right w:val="single" w:color="999999" w:sz="4"/>
-            </w:tcBorders>
-            <w:tcMar>
-              <w:top w:type="dxa" w:w="80"/>
-              <w:left w:type="dxa" w:w="120"/>
-              <w:bottom w:type="dxa" w:w="80"/>
-              <w:right w:type="dxa" w:w="120"/>
-            </w:tcMar>
-          </w:tcPr>
-          <w:p>
-            <w:pPr>
-              <w:spacing w:after="0"/>
-            </w:pPr>
-            <w:r>
-              <w:rPr>
-                <w:rFonts w:ascii="Calibri" w:cs="Calibri" w:eastAsia="Calibri" w:hAnsi="Calibri"/>
-                <w:sz w:val="20"/>
-                <w:szCs w:val="20"/>
-              </w:rPr>
-              <w:t xml:space="preserve">llama_3_2_3b_4bit</w:t>
-            </w:r>
-          </w:p>
-        </w:tc>
-        <w:tc>
-          <w:tcPr>
-            <w:tcW w:type="dxa" w:w="1900"/>
-            <w:tcBorders>
-              <w:top w:val="single" w:color="999999" w:sz="4"/>
-              <w:left w:val="single" w:color="999999" w:sz="4"/>
-              <w:bottom w:val="single" w:color="999999" w:sz="4"/>
-              <w:right w:val="single" w:color="999999" w:sz="4"/>
-            </w:tcBorders>
-            <w:tcMar>
-              <w:top w:type="dxa" w:w="80"/>
-              <w:left w:type="dxa" w:w="120"/>
-              <w:bottom w:type="dxa" w:w="80"/>
-              <w:right w:type="dxa" w:w="120"/>
-            </w:tcMar>
-          </w:tcPr>
-          <w:p>
-            <w:pPr>
-              <w:spacing w:after="0"/>
-            </w:pPr>
-            <w:r>
-              <w:rPr>
-                <w:rFonts w:ascii="Calibri" w:cs="Calibri" w:eastAsia="Calibri" w:hAnsi="Calibri"/>
-                <w:sz w:val="20"/>
-                <w:szCs w:val="20"/>
-              </w:rPr>
-              <w:t xml:space="preserve">0.070</w:t>
-            </w:r>
-          </w:p>
-        </w:tc>
-        <w:tc>
-          <w:tcPr>
-            <w:tcW w:type="dxa" w:w="1500"/>
-            <w:tcBorders>
-              <w:top w:val="single" w:color="999999" w:sz="4"/>
-              <w:left w:val="single" w:color="999999" w:sz="4"/>
-              <w:bottom w:val="single" w:color="999999" w:sz="4"/>
-              <w:right w:val="single" w:color="999999" w:sz="4"/>
-            </w:tcBorders>
-            <w:tcMar>
-              <w:top w:type="dxa" w:w="80"/>
-              <w:left w:type="dxa" w:w="120"/>
-              <w:bottom w:type="dxa" w:w="80"/>
-              <w:right w:type="dxa" w:w="120"/>
-            </w:tcMar>
-          </w:tcPr>
-          <w:p>
-            <w:pPr>
-              <w:spacing w:after="0"/>
-            </w:pPr>
-            <w:r>
-              <w:rPr>
-                <w:rFonts w:ascii="Calibri" w:cs="Calibri" w:eastAsia="Calibri" w:hAnsi="Calibri"/>
-                <w:sz w:val="20"/>
-                <w:szCs w:val="20"/>
-              </w:rPr>
-              <w:t xml:space="preserve">0.060</w:t>
-            </w:r>
-          </w:p>
-        </w:tc>
-        <w:tc>
-          <w:tcPr>
-            <w:tcW w:type="dxa" w:w="1500"/>
-            <w:tcBorders>
-              <w:top w:val="single" w:color="999999" w:sz="4"/>
-              <w:left w:val="single" w:color="999999" w:sz="4"/>
-              <w:bottom w:val="single" w:color="999999" w:sz="4"/>
-              <w:right w:val="single" w:color="999999" w:sz="4"/>
-            </w:tcBorders>
-            <w:tcMar>
-              <w:top w:type="dxa" w:w="80"/>
-              <w:left w:type="dxa" w:w="120"/>
-              <w:bottom w:type="dxa" w:w="80"/>
-              <w:right w:type="dxa" w:w="120"/>
-            </w:tcMar>
-          </w:tcPr>
-          <w:p>
-            <w:pPr>
-              <w:spacing w:after="0"/>
-            </w:pPr>
-            <w:r>
-              <w:rPr>
-                <w:rFonts w:ascii="Calibri" w:cs="Calibri" w:eastAsia="Calibri" w:hAnsi="Calibri"/>
-                <w:sz w:val="20"/>
-                <w:szCs w:val="20"/>
-              </w:rPr>
-              <w:t xml:space="preserve">98.0%</w:t>
-            </w:r>
-          </w:p>
-        </w:tc>
-        <w:tc>
-          <w:tcPr>
-            <w:tcW w:type="dxa" w:w="1300"/>
-            <w:tcBorders>
-              <w:top w:val="single" w:color="999999" w:sz="4"/>
-              <w:left w:val="single" w:color="999999" w:sz="4"/>
-              <w:bottom w:val="single" w:color="999999" w:sz="4"/>
-              <w:right w:val="single" w:color="999999" w:sz="4"/>
-            </w:tcBorders>
-            <w:tcMar>
-              <w:top w:type="dxa" w:w="80"/>
-              <w:left w:type="dxa" w:w="120"/>
-              <w:bottom w:type="dxa" w:w="80"/>
-              <w:right w:type="dxa" w:w="120"/>
-            </w:tcMar>
-          </w:tcPr>
-          <w:p>
-            <w:pPr>
-              <w:spacing w:after="0"/>
-            </w:pPr>
-            <w:r>
-              <w:rPr>
-                <w:rFonts w:ascii="Calibri" w:cs="Calibri" w:eastAsia="Calibri" w:hAnsi="Calibri"/>
-                <w:sz w:val="20"/>
-                <w:szCs w:val="20"/>
-              </w:rPr>
-              <w:t xml:space="preserve">0.84</w:t>
-            </w:r>
-          </w:p>
-        </w:tc>
-      </w:tr>
-      <w:tr>
-        <w:tc>
-          <w:tcPr>
-            <w:tcW w:type="dxa" w:w="2600"/>
-            <w:tcBorders>
-              <w:top w:val="single" w:color="999999" w:sz="4"/>
-              <w:left w:val="single" w:color="999999" w:sz="4"/>
-              <w:bottom w:val="single" w:color="999999" w:sz="4"/>
-              <w:right w:val="single" w:color="999999" w:sz="4"/>
-            </w:tcBorders>
-            <w:tcMar>
-              <w:top w:type="dxa" w:w="80"/>
-              <w:left w:type="dxa" w:w="120"/>
-              <w:bottom w:type="dxa" w:w="80"/>
-              <w:right w:type="dxa" w:w="120"/>
-            </w:tcMar>
-          </w:tcPr>
-          <w:p>
-            <w:pPr>
-              <w:spacing w:after="0"/>
-            </w:pPr>
-            <w:r>
-              <w:rPr>
-                <w:rFonts w:ascii="Calibri" w:cs="Calibri" w:eastAsia="Calibri" w:hAnsi="Calibri"/>
-                <w:sz w:val="20"/>
-                <w:szCs w:val="20"/>
-              </w:rPr>
-              <w:t xml:space="preserve">mistral_7b_base</w:t>
-            </w:r>
-          </w:p>
-        </w:tc>
-        <w:tc>
-          <w:tcPr>
-            <w:tcW w:type="dxa" w:w="1900"/>
-            <w:tcBorders>
-              <w:top w:val="single" w:color="999999" w:sz="4"/>
-              <w:left w:val="single" w:color="999999" w:sz="4"/>
-              <w:bottom w:val="single" w:color="999999" w:sz="4"/>
-              <w:right w:val="single" w:color="999999" w:sz="4"/>
-            </w:tcBorders>
-            <w:tcMar>
-              <w:top w:type="dxa" w:w="80"/>
-              <w:left w:type="dxa" w:w="120"/>
-              <w:bottom w:type="dxa" w:w="80"/>
-              <w:right w:type="dxa" w:w="120"/>
-            </w:tcMar>
-          </w:tcPr>
-          <w:p>
-            <w:pPr>
-              <w:spacing w:after="0"/>
-            </w:pPr>
-            <w:r>
-              <w:rPr>
-                <w:rFonts w:ascii="Calibri" w:cs="Calibri" w:eastAsia="Calibri" w:hAnsi="Calibri"/>
-                <w:sz w:val="20"/>
-                <w:szCs w:val="20"/>
-              </w:rPr>
-              <w:t xml:space="preserve">0.830</w:t>
-            </w:r>
-          </w:p>
-        </w:tc>
-        <w:tc>
-          <w:tcPr>
-            <w:tcW w:type="dxa" w:w="1500"/>
-            <w:tcBorders>
-              <w:top w:val="single" w:color="999999" w:sz="4"/>
-              <w:left w:val="single" w:color="999999" w:sz="4"/>
-              <w:bottom w:val="single" w:color="999999" w:sz="4"/>
-              <w:right w:val="single" w:color="999999" w:sz="4"/>
-            </w:tcBorders>
-            <w:tcMar>
-              <w:top w:type="dxa" w:w="80"/>
-              <w:left w:type="dxa" w:w="120"/>
-              <w:bottom w:type="dxa" w:w="80"/>
-              <w:right w:type="dxa" w:w="120"/>
-            </w:tcMar>
-          </w:tcPr>
-          <w:p>
-            <w:pPr>
-              <w:spacing w:after="0"/>
-            </w:pPr>
-            <w:r>
-              <w:rPr>
-                <w:rFonts w:ascii="Calibri" w:cs="Calibri" w:eastAsia="Calibri" w:hAnsi="Calibri"/>
-                <w:sz w:val="20"/>
-                <w:szCs w:val="20"/>
-              </w:rPr>
-              <w:t xml:space="preserve">0.585</w:t>
-            </w:r>
-          </w:p>
-        </w:tc>
-        <w:tc>
-          <w:tcPr>
-            <w:tcW w:type="dxa" w:w="1500"/>
-            <w:tcBorders>
-              <w:top w:val="single" w:color="999999" w:sz="4"/>
-              <w:left w:val="single" w:color="999999" w:sz="4"/>
-              <w:bottom w:val="single" w:color="999999" w:sz="4"/>
-              <w:right w:val="single" w:color="999999" w:sz="4"/>
-            </w:tcBorders>
-            <w:tcMar>
-              <w:top w:type="dxa" w:w="80"/>
-              <w:left w:type="dxa" w:w="120"/>
-              <w:bottom w:type="dxa" w:w="80"/>
-              <w:right w:type="dxa" w:w="120"/>
-            </w:tcMar>
-          </w:tcPr>
-          <w:p>
-            <w:pPr>
-              <w:spacing w:after="0"/>
-            </w:pPr>
-            <w:r>
-              <w:rPr>
-                <w:rFonts w:ascii="Calibri" w:cs="Calibri" w:eastAsia="Calibri" w:hAnsi="Calibri"/>
-                <w:sz w:val="20"/>
-                <w:szCs w:val="20"/>
-              </w:rPr>
-              <w:t xml:space="preserve">68.0%</w:t>
-            </w:r>
-          </w:p>
-        </w:tc>
-        <w:tc>
-          <w:tcPr>
-            <w:tcW w:type="dxa" w:w="1300"/>
-            <w:tcBorders>
-              <w:top w:val="single" w:color="999999" w:sz="4"/>
-              <w:left w:val="single" w:color="999999" w:sz="4"/>
-              <w:bottom w:val="single" w:color="999999" w:sz="4"/>
-              <w:right w:val="single" w:color="999999" w:sz="4"/>
-            </w:tcBorders>
-            <w:tcMar>
-              <w:top w:type="dxa" w:w="80"/>
-              <w:left w:type="dxa" w:w="120"/>
-              <w:bottom w:type="dxa" w:w="80"/>
-              <w:right w:type="dxa" w:w="120"/>
-            </w:tcMar>
-          </w:tcPr>
-          <w:p>
-            <w:pPr>
-              <w:spacing w:after="0"/>
-            </w:pPr>
-            <w:r>
-              <w:rPr>
-                <w:rFonts w:ascii="Calibri" w:cs="Calibri" w:eastAsia="Calibri" w:hAnsi="Calibri"/>
-                <w:sz w:val="20"/>
-                <w:szCs w:val="20"/>
-              </w:rPr>
-              <w:t xml:space="preserve">0.29</w:t>
-            </w:r>
-          </w:p>
-        </w:tc>
-      </w:tr>
-      <w:tr>
-        <w:tc>
-          <w:tcPr>
-            <w:tcW w:type="dxa" w:w="2600"/>
-            <w:tcBorders>
-              <w:top w:val="single" w:color="999999" w:sz="4"/>
-              <w:left w:val="single" w:color="999999" w:sz="4"/>
-              <w:bottom w:val="single" w:color="999999" w:sz="4"/>
-              <w:right w:val="single" w:color="999999" w:sz="4"/>
-            </w:tcBorders>
-            <w:tcMar>
-              <w:top w:type="dxa" w:w="80"/>
-              <w:left w:type="dxa" w:w="120"/>
-              <w:bottom w:type="dxa" w:w="80"/>
-              <w:right w:type="dxa" w:w="120"/>
-            </w:tcMar>
-          </w:tcPr>
-          <w:p>
-            <w:pPr>
-              <w:spacing w:after="0"/>
-            </w:pPr>
-            <w:r>
-              <w:rPr>
-                <w:rFonts w:ascii="Calibri" w:cs="Calibri" w:eastAsia="Calibri" w:hAnsi="Calibri"/>
-                <w:sz w:val="20"/>
-                <w:szCs w:val="20"/>
-              </w:rPr>
-              <w:t xml:space="preserve">mistral_7b_4bit</w:t>
-            </w:r>
-          </w:p>
-        </w:tc>
-        <w:tc>
-          <w:tcPr>
-            <w:tcW w:type="dxa" w:w="1900"/>
-            <w:tcBorders>
-              <w:top w:val="single" w:color="999999" w:sz="4"/>
-              <w:left w:val="single" w:color="999999" w:sz="4"/>
-              <w:bottom w:val="single" w:color="999999" w:sz="4"/>
-              <w:right w:val="single" w:color="999999" w:sz="4"/>
-            </w:tcBorders>
-            <w:tcMar>
-              <w:top w:type="dxa" w:w="80"/>
-              <w:left w:type="dxa" w:w="120"/>
-              <w:bottom w:type="dxa" w:w="80"/>
-              <w:right w:type="dxa" w:w="120"/>
-            </w:tcMar>
-          </w:tcPr>
-          <w:p>
-            <w:pPr>
-              <w:spacing w:after="0"/>
-            </w:pPr>
-            <w:r>
-              <w:rPr>
-                <w:rFonts w:ascii="Calibri" w:cs="Calibri" w:eastAsia="Calibri" w:hAnsi="Calibri"/>
-                <w:sz w:val="20"/>
-                <w:szCs w:val="20"/>
-              </w:rPr>
-              <w:t xml:space="preserve">0.890</w:t>
-            </w:r>
-          </w:p>
-        </w:tc>
-        <w:tc>
-          <w:tcPr>
-            <w:tcW w:type="dxa" w:w="1500"/>
-            <w:tcBorders>
-              <w:top w:val="single" w:color="999999" w:sz="4"/>
-              <w:left w:val="single" w:color="999999" w:sz="4"/>
-              <w:bottom w:val="single" w:color="999999" w:sz="4"/>
-              <w:right w:val="single" w:color="999999" w:sz="4"/>
-            </w:tcBorders>
-            <w:tcMar>
-              <w:top w:type="dxa" w:w="80"/>
-              <w:left w:type="dxa" w:w="120"/>
-              <w:bottom w:type="dxa" w:w="80"/>
-              <w:right w:type="dxa" w:w="120"/>
-            </w:tcMar>
-          </w:tcPr>
-          <w:p>
-            <w:pPr>
-              <w:spacing w:after="0"/>
-            </w:pPr>
-            <w:r>
-              <w:rPr>
-                <w:rFonts w:ascii="Calibri" w:cs="Calibri" w:eastAsia="Calibri" w:hAnsi="Calibri"/>
-                <w:sz w:val="20"/>
-                <w:szCs w:val="20"/>
-              </w:rPr>
-              <w:t xml:space="preserve">0.565</w:t>
-            </w:r>
-          </w:p>
-        </w:tc>
-        <w:tc>
-          <w:tcPr>
-            <w:tcW w:type="dxa" w:w="1500"/>
-            <w:tcBorders>
-              <w:top w:val="single" w:color="999999" w:sz="4"/>
-              <w:left w:val="single" w:color="999999" w:sz="4"/>
-              <w:bottom w:val="single" w:color="999999" w:sz="4"/>
-              <w:right w:val="single" w:color="999999" w:sz="4"/>
-            </w:tcBorders>
-            <w:tcMar>
-              <w:top w:type="dxa" w:w="80"/>
-              <w:left w:type="dxa" w:w="120"/>
-              <w:bottom w:type="dxa" w:w="80"/>
-              <w:right w:type="dxa" w:w="120"/>
-            </w:tcMar>
-          </w:tcPr>
-          <w:p>
-            <w:pPr>
-              <w:spacing w:after="0"/>
-            </w:pPr>
-            <w:r>
-              <w:rPr>
-                <w:rFonts w:ascii="Calibri" w:cs="Calibri" w:eastAsia="Calibri" w:hAnsi="Calibri"/>
-                <w:sz w:val="20"/>
-                <w:szCs w:val="20"/>
-              </w:rPr>
-              <w:t xml:space="preserve">66.5%</w:t>
-            </w:r>
-          </w:p>
-        </w:tc>
-        <w:tc>
-          <w:tcPr>
-            <w:tcW w:type="dxa" w:w="1300"/>
-            <w:tcBorders>
-              <w:top w:val="single" w:color="999999" w:sz="4"/>
-              <w:left w:val="single" w:color="999999" w:sz="4"/>
-              <w:bottom w:val="single" w:color="999999" w:sz="4"/>
-              <w:right w:val="single" w:color="999999" w:sz="4"/>
-            </w:tcBorders>
-            <w:tcMar>
-              <w:top w:type="dxa" w:w="80"/>
-              <w:left w:type="dxa" w:w="120"/>
-              <w:bottom w:type="dxa" w:w="80"/>
-              <w:right w:type="dxa" w:w="120"/>
-            </w:tcMar>
-          </w:tcPr>
-          <w:p>
-            <w:pPr>
-              <w:spacing w:after="0"/>
-            </w:pPr>
-            <w:r>
-              <w:rPr>
-                <w:rFonts w:ascii="Calibri" w:cs="Calibri" w:eastAsia="Calibri" w:hAnsi="Calibri"/>
-                <w:sz w:val="20"/>
-                <w:szCs w:val="20"/>
-              </w:rPr>
-              <w:t xml:space="preserve">0.25</w:t>
-            </w:r>
-          </w:p>
-        </w:tc>
-      </w:tr>
-      <w:tr>
-        <w:tc>
-          <w:tcPr>
-            <w:tcW w:type="dxa" w:w="2600"/>
-            <w:tcBorders>
-              <w:top w:val="single" w:color="999999" w:sz="4"/>
-              <w:left w:val="single" w:color="999999" w:sz="4"/>
-              <w:bottom w:val="single" w:color="999999" w:sz="4"/>
-              <w:right w:val="single" w:color="999999" w:sz="4"/>
-            </w:tcBorders>
-            <w:tcMar>
-              <w:top w:type="dxa" w:w="80"/>
-              <w:left w:type="dxa" w:w="120"/>
-              <w:bottom w:type="dxa" w:w="80"/>
-              <w:right w:type="dxa" w:w="120"/>
-            </w:tcMar>
-          </w:tcPr>
-          <w:p>
-            <w:pPr>
-              <w:spacing w:after="0"/>
-            </w:pPr>
-            <w:r>
-              <w:rPr>
-                <w:rFonts w:ascii="Calibri" w:cs="Calibri" w:eastAsia="Calibri" w:hAnsi="Calibri"/>
-                <w:sz w:val="20"/>
-                <w:szCs w:val="20"/>
-              </w:rPr>
-              <w:t xml:space="preserve">phi4_mini_base</w:t>
-            </w:r>
-          </w:p>
-        </w:tc>
-        <w:tc>
-          <w:tcPr>
-            <w:tcW w:type="dxa" w:w="1900"/>
-            <w:tcBorders>
-              <w:top w:val="single" w:color="999999" w:sz="4"/>
-              <w:left w:val="single" w:color="999999" w:sz="4"/>
-              <w:bottom w:val="single" w:color="999999" w:sz="4"/>
-              <w:right w:val="single" w:color="999999" w:sz="4"/>
-            </w:tcBorders>
-            <w:tcMar>
-              <w:top w:type="dxa" w:w="80"/>
-              <w:left w:type="dxa" w:w="120"/>
-              <w:bottom w:type="dxa" w:w="80"/>
-              <w:right w:type="dxa" w:w="120"/>
-            </w:tcMar>
-          </w:tcPr>
-          <w:p>
-            <w:pPr>
-              <w:spacing w:after="0"/>
-            </w:pPr>
-            <w:r>
-              <w:rPr>
-                <w:rFonts w:ascii="Calibri" w:cs="Calibri" w:eastAsia="Calibri" w:hAnsi="Calibri"/>
-                <w:sz w:val="20"/>
-                <w:szCs w:val="20"/>
-              </w:rPr>
-              <w:t xml:space="preserve">0.075</w:t>
-            </w:r>
-          </w:p>
-        </w:tc>
-        <w:tc>
-          <w:tcPr>
-            <w:tcW w:type="dxa" w:w="1500"/>
-            <w:tcBorders>
-              <w:top w:val="single" w:color="999999" w:sz="4"/>
-              <w:left w:val="single" w:color="999999" w:sz="4"/>
-              <w:bottom w:val="single" w:color="999999" w:sz="4"/>
-              <w:right w:val="single" w:color="999999" w:sz="4"/>
-            </w:tcBorders>
-            <w:tcMar>
-              <w:top w:type="dxa" w:w="80"/>
-              <w:left w:type="dxa" w:w="120"/>
-              <w:bottom w:type="dxa" w:w="80"/>
-              <w:right w:type="dxa" w:w="120"/>
-            </w:tcMar>
-          </w:tcPr>
-          <w:p>
-            <w:pPr>
-              <w:spacing w:after="0"/>
-            </w:pPr>
-            <w:r>
-              <w:rPr>
-                <w:rFonts w:ascii="Calibri" w:cs="Calibri" w:eastAsia="Calibri" w:hAnsi="Calibri"/>
-                <w:sz w:val="20"/>
-                <w:szCs w:val="20"/>
-              </w:rPr>
-              <w:t xml:space="preserve">0.070</w:t>
-            </w:r>
-          </w:p>
-        </w:tc>
-        <w:tc>
-          <w:tcPr>
-            <w:tcW w:type="dxa" w:w="1500"/>
-            <w:tcBorders>
-              <w:top w:val="single" w:color="999999" w:sz="4"/>
-              <w:left w:val="single" w:color="999999" w:sz="4"/>
-              <w:bottom w:val="single" w:color="999999" w:sz="4"/>
-              <w:right w:val="single" w:color="999999" w:sz="4"/>
-            </w:tcBorders>
-            <w:tcMar>
-              <w:top w:type="dxa" w:w="80"/>
-              <w:left w:type="dxa" w:w="120"/>
-              <w:bottom w:type="dxa" w:w="80"/>
-              <w:right w:type="dxa" w:w="120"/>
-            </w:tcMar>
-          </w:tcPr>
-          <w:p>
-            <w:pPr>
-              <w:spacing w:after="0"/>
-            </w:pPr>
-            <w:r>
-              <w:rPr>
-                <w:rFonts w:ascii="Calibri" w:cs="Calibri" w:eastAsia="Calibri" w:hAnsi="Calibri"/>
-                <w:sz w:val="20"/>
-                <w:szCs w:val="20"/>
-              </w:rPr>
-              <w:t xml:space="preserve">95.5%</w:t>
-            </w:r>
-          </w:p>
-        </w:tc>
-        <w:tc>
-          <w:tcPr>
-            <w:tcW w:type="dxa" w:w="1300"/>
-            <w:tcBorders>
-              <w:top w:val="single" w:color="999999" w:sz="4"/>
-              <w:left w:val="single" w:color="999999" w:sz="4"/>
-              <w:bottom w:val="single" w:color="999999" w:sz="4"/>
-              <w:right w:val="single" w:color="999999" w:sz="4"/>
-            </w:tcBorders>
-            <w:tcMar>
-              <w:top w:type="dxa" w:w="80"/>
-              <w:left w:type="dxa" w:w="120"/>
-              <w:bottom w:type="dxa" w:w="80"/>
-              <w:right w:type="dxa" w:w="120"/>
-            </w:tcMar>
-          </w:tcPr>
-          <w:p>
-            <w:pPr>
-              <w:spacing w:after="0"/>
-            </w:pPr>
-            <w:r>
-              <w:rPr>
-                <w:rFonts w:ascii="Calibri" w:cs="Calibri" w:eastAsia="Calibri" w:hAnsi="Calibri"/>
-                <w:sz w:val="20"/>
-                <w:szCs w:val="20"/>
-              </w:rPr>
-              <w:t xml:space="preserve">0.67</w:t>
-            </w:r>
-          </w:p>
-        </w:tc>
-      </w:tr>
-      <w:tr>
-        <w:tc>
-          <w:tcPr>
-            <w:tcW w:type="dxa" w:w="2600"/>
-            <w:tcBorders>
-              <w:top w:val="single" w:color="999999" w:sz="4"/>
-              <w:left w:val="single" w:color="999999" w:sz="4"/>
-              <w:bottom w:val="single" w:color="999999" w:sz="4"/>
-              <w:right w:val="single" w:color="999999" w:sz="4"/>
-            </w:tcBorders>
-            <w:tcMar>
-              <w:top w:type="dxa" w:w="80"/>
-              <w:left w:type="dxa" w:w="120"/>
-              <w:bottom w:type="dxa" w:w="80"/>
-              <w:right w:type="dxa" w:w="120"/>
-            </w:tcMar>
-          </w:tcPr>
-          <w:p>
-            <w:pPr>
-              <w:spacing w:after="0"/>
-            </w:pPr>
-            <w:r>
-              <w:rPr>
-                <w:rFonts w:ascii="Calibri" w:cs="Calibri" w:eastAsia="Calibri" w:hAnsi="Calibri"/>
-                <w:sz w:val="20"/>
-                <w:szCs w:val="20"/>
-              </w:rPr>
-              <w:t xml:space="preserve">phi4_mini_4bit</w:t>
-            </w:r>
-          </w:p>
-        </w:tc>
-        <w:tc>
-          <w:tcPr>
-            <w:tcW w:type="dxa" w:w="1900"/>
-            <w:tcBorders>
-              <w:top w:val="single" w:color="999999" w:sz="4"/>
-              <w:left w:val="single" w:color="999999" w:sz="4"/>
-              <w:bottom w:val="single" w:color="999999" w:sz="4"/>
-              <w:right w:val="single" w:color="999999" w:sz="4"/>
-            </w:tcBorders>
-            <w:tcMar>
-              <w:top w:type="dxa" w:w="80"/>
-              <w:left w:type="dxa" w:w="120"/>
-              <w:bottom w:type="dxa" w:w="80"/>
-              <w:right w:type="dxa" w:w="120"/>
-            </w:tcMar>
-          </w:tcPr>
-          <w:p>
-            <w:pPr>
-              <w:spacing w:after="0"/>
-            </w:pPr>
-            <w:r>
-              <w:rPr>
-                <w:rFonts w:ascii="Calibri" w:cs="Calibri" w:eastAsia="Calibri" w:hAnsi="Calibri"/>
-                <w:sz w:val="20"/>
-                <w:szCs w:val="20"/>
-              </w:rPr>
-              <w:t xml:space="preserve">0.075</w:t>
-            </w:r>
-          </w:p>
-        </w:tc>
-        <w:tc>
-          <w:tcPr>
-            <w:tcW w:type="dxa" w:w="1500"/>
-            <w:tcBorders>
-              <w:top w:val="single" w:color="999999" w:sz="4"/>
-              <w:left w:val="single" w:color="999999" w:sz="4"/>
-              <w:bottom w:val="single" w:color="999999" w:sz="4"/>
-              <w:right w:val="single" w:color="999999" w:sz="4"/>
-            </w:tcBorders>
-            <w:tcMar>
-              <w:top w:type="dxa" w:w="80"/>
-              <w:left w:type="dxa" w:w="120"/>
-              <w:bottom w:type="dxa" w:w="80"/>
-              <w:right w:type="dxa" w:w="120"/>
-            </w:tcMar>
-          </w:tcPr>
-          <w:p>
-            <w:pPr>
-              <w:spacing w:after="0"/>
-            </w:pPr>
-            <w:r>
-              <w:rPr>
-                <w:rFonts w:ascii="Calibri" w:cs="Calibri" w:eastAsia="Calibri" w:hAnsi="Calibri"/>
-                <w:sz w:val="20"/>
-                <w:szCs w:val="20"/>
-              </w:rPr>
-              <w:t xml:space="preserve">0.090</w:t>
-            </w:r>
-          </w:p>
-        </w:tc>
-        <w:tc>
-          <w:tcPr>
-            <w:tcW w:type="dxa" w:w="1500"/>
-            <w:tcBorders>
-              <w:top w:val="single" w:color="999999" w:sz="4"/>
-              <w:left w:val="single" w:color="999999" w:sz="4"/>
-              <w:bottom w:val="single" w:color="999999" w:sz="4"/>
-              <w:right w:val="single" w:color="999999" w:sz="4"/>
-            </w:tcBorders>
-            <w:tcMar>
-              <w:top w:type="dxa" w:w="80"/>
-              <w:left w:type="dxa" w:w="120"/>
-              <w:bottom w:type="dxa" w:w="80"/>
-              <w:right w:type="dxa" w:w="120"/>
-            </w:tcMar>
-          </w:tcPr>
-          <w:p>
-            <w:pPr>
-              <w:spacing w:after="0"/>
-            </w:pPr>
-            <w:r>
-              <w:rPr>
-                <w:rFonts w:ascii="Calibri" w:cs="Calibri" w:eastAsia="Calibri" w:hAnsi="Calibri"/>
-                <w:sz w:val="20"/>
-                <w:szCs w:val="20"/>
-              </w:rPr>
-              <w:t xml:space="preserve">96.5%</w:t>
-            </w:r>
-          </w:p>
-        </w:tc>
-        <w:tc>
-          <w:tcPr>
-            <w:tcW w:type="dxa" w:w="1300"/>
-            <w:tcBorders>
-              <w:top w:val="single" w:color="999999" w:sz="4"/>
-              <w:left w:val="single" w:color="999999" w:sz="4"/>
-              <w:bottom w:val="single" w:color="999999" w:sz="4"/>
-              <w:right w:val="single" w:color="999999" w:sz="4"/>
-            </w:tcBorders>
-            <w:tcMar>
-              <w:top w:type="dxa" w:w="80"/>
-              <w:left w:type="dxa" w:w="120"/>
-              <w:bottom w:type="dxa" w:w="80"/>
-              <w:right w:type="dxa" w:w="120"/>
-            </w:tcMar>
-          </w:tcPr>
-          <w:p>
-            <w:pPr>
-              <w:spacing w:after="0"/>
-            </w:pPr>
-            <w:r>
-              <w:rPr>
-                <w:rFonts w:ascii="Calibri" w:cs="Calibri" w:eastAsia="Calibri" w:hAnsi="Calibri"/>
-                <w:sz w:val="20"/>
-                <w:szCs w:val="20"/>
-              </w:rPr>
-              <w:t xml:space="preserve">0.77</w:t>
-            </w:r>
-          </w:p>
-        </w:tc>
-      </w:tr>
-    </w:tbl>
-    <w:p>
-      <w:pPr>
-        <w:spacing w:after="120" w:line="300"/>
-      </w:pPr>
-      <w:r>
-        <w:rPr>
-          <w:rFonts w:ascii="Calibri" w:cs="Calibri" w:eastAsia="Calibri" w:hAnsi="Calibri"/>
-          <w:sz w:val="18"/>
-          <w:szCs w:val="18"/>
-        </w:rPr>
-        <w:t xml:space="preserve">Table 6.3  Judge vs v2 per-model agreement on HarmBench (n = 200 each). "v2 non-refusal" is the regex's harmful-compliance rate; "judge ASR" is the official classifier's. Agreement and Cohen's κ are over the shared prompt set, computed at the 512-token reference budget. From results_512/analysis/judge_agreement.json.</w:t>
-      </w:r>
-    </w:p>
-    <w:p>
-      <w:pPr>
-        <w:spacing w:after="60" w:before="160"/>
-        <w:jc w:val="center"/>
-      </w:pPr>
-      <w:r>
-        <w:drawing>
-          <wp:inline distT="0" distB="0" distL="0" distR="0">
-            <wp:extent cx="5334000" cy="2428875"/>
-            <wp:effectExtent t="0" r="0" b="0" l="0"/>
-            <wp:docPr id="1" name="" descr="" title=""/>
-            <wp:cNvGraphicFramePr>
-              <a:graphicFrameLocks xmlns:a="http://schemas.openxmlformats.org/drawingml/2006/main" noChangeAspect="1"/>
-            </wp:cNvGraphicFramePr>
-            <a:graphic xmlns:a="http://schemas.openxmlformats.org/drawingml/2006/main">
-              <a:graphicData uri="http://schemas.openxmlformats.org/drawingml/2006/picture">
-                <pic:pic xmlns:pic="http://schemas.openxmlformats.org/drawingml/2006/picture">
-                  <pic:nvPicPr>
-                    <pic:cNvPr id="0" name="" descr=""/>
-                    <pic:cNvPicPr>
-                      <a:picLocks noChangeAspect="1" noChangeArrowheads="1"/>
-                    </pic:cNvPicPr>
-                  </pic:nvPicPr>
-                  <pic:blipFill>
-                    <a:blip r:embed="rId13" cstate="none"/>
-                    <a:srcRect/>
-                    <a:stretch>
-                      <a:fillRect/>
-                    </a:stretch>
-                  </pic:blipFill>
-                  <pic:spPr bwMode="auto">
-                    <a:xfrm>
-                      <a:off x="0" y="0"/>
-                      <a:ext cx="5334000" cy="2428875"/>
-                    </a:xfrm>
-                    <a:prstGeom prst="rect">
-                      <a:avLst/>
-                    </a:prstGeom>
-                  </pic:spPr>
-                </pic:pic>
-              </a:graphicData>
-            </a:graphic>
-          </wp:inline>
-        </w:drawing>
-      </w:r>
-    </w:p>
-    <w:p>
-      <w:pPr>
-        <w:spacing w:after="220"/>
-        <w:jc w:val="center"/>
-      </w:pPr>
-      <w:r>
-        <w:rPr>
-          <w:rFonts w:ascii="Calibri" w:cs="Calibri" w:eastAsia="Calibri" w:hAnsi="Calibri"/>
-          <w:i/>
-          <w:iCs/>
-          <w:sz w:val="18"/>
-          <w:szCs w:val="18"/>
-        </w:rPr>
-        <w:t xml:space="preserve">Figure 5. Scorer validation. Left: HarmBench-classifier ASR versus the regex 'non-refusal' proxy, one marker per model. Eight of the ten points lie below the diagonal, so the proxy systematically over-counts harmful compliance (most severely for Qwen and Mistral); the two marginal exceptions (Llama base, Phi 4-bit) sit just above it. Right: judge-vs-proxy Cohen's κ per model, which is family-dependent: low for Qwen/Mistral (κ ≈ 0.25 to 0.59) and high for Llama/Phi (κ ≈ 0.67 to 0.84). Source: results_512/analysis/judge_agreement.json.</w:t>
-      </w:r>
-    </w:p>
-    <w:p>
-      <w:pPr>
-        <w:spacing w:after="160" w:line="300"/>
-        <w:jc w:val="both"/>
-      </w:pPr>
-      <w:r>
-        <w:rPr>
-          <w:rFonts w:ascii="Calibri" w:cs="Calibri" w:eastAsia="Calibri" w:hAnsi="Calibri"/>
-          <w:sz w:val="22"/>
-          <w:szCs w:val="22"/>
-        </w:rPr>
-        <w:t xml:space="preserve">Result 1: the v2 regex systematically over-counts ASR, unevenly by family. The judge ASR is far lower than the v2 non-refusal rate for the Qwen models (e.g. Qwen 1.7B base 0.255 vs 0.595; Qwen 4B base 0.115 vs 0.235) and close for Llama (0.100 vs 0.090). Agreement is correspondingly fair-to-moderate for Qwen and Mistral (κ ≈ 0.25 to 0.59) and high for Llama and Phi (κ ≈ 0.67 to 0.84). The reason is structural: the regex equates "did not refuse" with "attack succeeded", but many non-refusals are not genuinely harmful (vague deflections, safety lectures without refusal keywords, on-topic but benign answers, failed attempts). Qwen produces a large volume of such ambiguous middle-ground text; Llama mostly either refuses cleanly or complies, leaving little for the regex to mis-score. This is exactly the failure mode the HarmBench paper's fine-tuned classifier was built to avoid, and it is why the official classifier, not refusal counting, is adopted as the primary HarmBench scorer.</w:t>
-      </w:r>
-    </w:p>
-    <w:p>
-      <w:pPr>
-        <w:spacing w:after="160" w:line="300"/>
-        <w:jc w:val="both"/>
-      </w:pPr>
-      <w:r>
-        <w:rPr>
-          <w:rFonts w:ascii="Calibri" w:cs="Calibri" w:eastAsia="Calibri" w:hAnsi="Calibri"/>
-          <w:sz w:val="22"/>
-          <w:szCs w:val="22"/>
-        </w:rPr>
-        <w:t xml:space="preserve">Result 2: the choice of scorer changes the conclusion. Under the judge, at the 512-token reference budget, the per-pair HarmBench ΔASR values are: Qwen 1.7B 0.000 (CI [−0.055, +0.055], not significant); Qwen 4B +0.040 (CI [0.000, +0.080], not significant); Llama −0.040 (CI [−0.075, −0.010], individually significant and in the safety-improving direction). Compared with the v2 proxy (−0.025, +0.070, −0.020), the judge and the regex disagree in level and per-model ordering: the proxy's largest positive move is on Qwen 4B (+0.070) whereas the judge's only individually significant contrast is a decrease on Llama, and no HarmBench ΔASR contrast survives the Benjamini-Hochberg correction over the primary family. The interpretation labels follow: Qwen 1.7B is broad_degradation, but at 512 that label is driven entirely by its significant MMLU capability loss (ΔMMLU −0.090), with the harm axis flat (ΔASR 0.000), it is a capability-only degradation, not a safety regression; Qwen 4B is alignment_degradation but only directionally (+0.040, not significant); Llama is capability_collapse_masquerading_as_safety (harmful compliance decreases and capability decreases together). The judge validation is therefore not a rubber stamp: it corrected a refusal-counting artefact, and at the reference budget it establishes that refusal-based scoring and the classifier lead to different per-model conclusions about where, and in which direction, harmful compliance moves. This is reported transparently as the central methodological result of the chapter, and the HarmBench numbers throughout the report are the judge values accordingly (D16).</w:t>
-      </w:r>
-    </w:p>
-    <w:p>
-      <w:pPr>
-        <w:spacing w:after="160" w:line="300"/>
-        <w:jc w:val="both"/>
-      </w:pPr>
-      <w:r>
-        <w:rPr>
-          <w:rFonts w:ascii="Calibri" w:cs="Calibri" w:eastAsia="Calibri" w:hAnsi="Calibri"/>
-          <w:sz w:val="22"/>
-          <w:szCs w:val="22"/>
-        </w:rPr>
-        <w:t xml:space="preserve">Result 3: the null-increase conclusion is robust to the choice of significance test. The judge ΔASR significance was re-tested with McNemar's exact test, which is the correct paired-binary test for HarmBench and assumes no large-sample normality (§3.7). It reproduces the bootstrap conclusion: at 512 tokens Qwen 1.7B p = 1.000, Qwen 4B p = 0.096, and Llama p = 0.021, the sole individually significant contrast is Llama's decrease, and no pair shows a significant harmful-compliance increase under either test, so the study's null-increase conclusion does not depend on the bootstrap machinery. A structural property of the judge, regex relationship reinforces the over-counting diagnosis: across all models the judge labelled essentially no generation harmful that the regex had cleared (judge_harmful_v2_not ≈ 0), so the judge's harmful set is almost a strict subset of the regex's: the disagreement is one-directional over-counting by the regex, not two-sided noise.</w:t>
-      </w:r>
-    </w:p>
-    <w:p>
-      <w:pPr>
-        <w:spacing w:after="160" w:line="300"/>
-        <w:jc w:val="both"/>
-      </w:pPr>
-      <w:r>
-        <w:rPr>
-          <w:rFonts w:ascii="Calibri" w:cs="Calibri" w:eastAsia="Calibri" w:hAnsi="Calibri"/>
-          <w:sz w:val="22"/>
-          <w:szCs w:val="22"/>
-        </w:rPr>
-        <w:t xml:space="preserve">Result 4: the finding is robust to the choice of judge (second-judge cross-check). To rule out the possibility that the result is an artefact of the single HarmBench classifier, the saved generations were independently re-scored by a second, architecturally unrelated frontier judge (gpt-4o, run 2026-06-14 via the OpenAI API; the alias's underlying dated snapshot was not recorded, so the revision-pinned open-weight LlamaGuard cross-check below is the reproducible arm of this validation) applying a condensed one-sentence yes/no rubric that encodes the same harmful-behaviour criterion as the HarmBench classifier (the api_judge backend; decision D25). The two judges agree strongly at the per-prompt level: across all ten models Cohen's κ ranges from 0.68 to 0.95 (substantial-to-almost-perfect agreement), far higher than the regex-versus-classifier agreement (κ ≈ 0.25 to 0.59 for Qwen and Mistral), confirming that it was the regex, not the classifier, that was the outlier. The per-pair ΔASR direction is reproduced at 512 tokens: gpt-4o gives Qwen 1.7B +0.005 (versus the classifier's 0.000) and Llama −0.035 (versus −0.040); for the cross-family pairs it agrees on the sign of Mistral's and Phi's small moves, and it places Mistral's ASR near 0.55, matching the classifier's ≈0.57, not the v2 proxy's 0.83 to 0.89. Both judges agree that no pair shows a material harmful-compliance increase and that Mistral's proxy-driven 'increase' is an artefact. The former 128-token Qwen 1.7B effect is null under both judges at the reference budget (classifier 0.000, McNemar p = 1.000; gpt-4o +0.005), so there is no boundary-significance disagreement left to reconcile; this converges with the multi-seed sensitivity arm (§6.6.1), whose greedy 0.000 sits inside the seed range. Both judges agree that at the reference budget NF4 does not raise harmful compliance in any pair. Per-model agreement and per-pair figures are in results_512/analysis/judge_pairwise_agreement.{json,csv} (redacted).</w:t>
-      </w:r>
-    </w:p>
-    <w:p>
-      <w:pPr>
-        <w:spacing w:after="160" w:line="300"/>
-        <w:jc w:val="both"/>
-      </w:pPr>
-      <w:r>
-        <w:rPr>
-          <w:rFonts w:ascii="Calibri" w:cs="Calibri" w:eastAsia="Calibri" w:hAnsi="Calibri"/>
-          <w:sz w:val="22"/>
-          <w:szCs w:val="22"/>
-        </w:rPr>
-        <w:t xml:space="preserve">Result 5: the classifier tracks human judgment; the regex does not. The two preceding cross-checks compare the classifier against other models. To ground the comparison against truth, a stratified subset of 200 saved HarmBench generations, spanning the ten base/NF4 aliases of the primary study and deliberately over-sampling the judge-vs-regex disagreement cases, was labelled by a human annotator against the HarmBench rubric (the redacted aggregate is results_512/analysis/human_validation.json; the annotation sheet holds raw response text and is local-only). The primary classifier agrees with the human at Cohen's κ = 0.59 (moderate agreement); the demoted refusal regex agrees at κ = 0.11 (slight). Precision makes the gap concrete: of the responses each scorer flagged harmful, the human confirmed 61 percent of the classifier's but only 23 percent of the regex's, so against human judgment the regex issued 101 false-harmful calls to the classifier's 18. Of the three scorers the human applied the highest bar for harmful compliance, flagging the fewest responses, 37 of 200, against the classifier's 46 and the regex's 132, so both automated scorers apply the harmful label more readily than the human does. The two over-countings differ in kind, however: the classifier's disagreement with the human is mild and roughly two-directional (18 responses it flagged that the human judged benign, against 9 the human flagged that it missed), which reads as balanced noise around the human bar; the regex's is a near-one-directional flood (101 over-flags against 6 misses), i.e. systematic over-counting. The classifier is therefore close to the human bar and the regex far above it. This is the human-grounded form of the chapter's central result: refusal-counting over-states harmful compliance relative to the classifier and relative to human judgment, and the classifier is the substantially better scorer. Two bounds are stated with equal plainness. First, κ = 0.59 makes the classifier a better scorer, not a perfect human proxy, it still over-calls 18 cases, exactly the caution the LLM-as-judge literature urges [27], [28]. Second, this is a single annotator on a partly subjective rubric (some behaviours, such as subtly biased but superficially positive text, are genuinely borderline for humans and judges alike), so a second annotator with an inter-rater κ is the natural strengthening. Because the sample deliberately over-weights judge-vs-regex disagreements (120 of the 200 items), these κ values sit on a harder-than-representative slice and are not population estimates; the design does not identify which way a representative population would move them, since enriching for disagreement changes both the difficulty of the items and the marginal prevalence κ depends on. The pair should be read as a disagreement-enriched contrast rather than a population estimate. What survives that sampling is the ordering and its size: on the contested cases that decide the scorer choice, the classifier tracks the human and the regex does not.</w:t>
-      </w:r>
-    </w:p>
-    <w:p>
-      <w:pPr>
-        <w:spacing w:after="160" w:line="300"/>
-        <w:jc w:val="both"/>
-      </w:pPr>
-      <w:r>
-        <w:rPr>
-          <w:rFonts w:ascii="Calibri" w:cs="Calibri" w:eastAsia="Calibri" w:hAnsi="Calibri"/>
-          <w:sz w:val="22"/>
-          <w:szCs w:val="22"/>
-        </w:rPr>
-        <w:t xml:space="preserve">Threats and scope. The judge is itself a model and can err; it is adopted because it is the field-standard reference classifier specified by the HarmBench paper [4], run at full precision, with deterministic greedy decoding and zero parse failures on this dataset. One implementation detail bounds comparability rather than validity: the classifier is prompted with the Hugging Face model-card (behaviour-only) template rather than the HarmBench GitHub evaluation-harness variant (which adds bracketed section headers and three additional scoring rules), so absolute ASR levels here are not directly comparable to harness-scored numbers in the literature; the matched-pair deltas, scored identically for both members of every pair, are unaffected. It validates HarmBench only; XSTest over-refusal and MMLU are unaffected. The single-judge construct-validity threat is addressed on two fronts: the second-judge cross-check (Result 4), where an independent frontier judge agrees at κ 0.68 to 0.95 across all ten models and reproduces the finding's direction and magnitude; and the human-label audit (Result 5), which grounds the scorer comparison against human judgment rather than against another model and finds the classifier substantially closer to the human (κ 0.59) than the regex (κ 0.11). The claim this study makes is therefore the human-grounded one, the choice of scorer changes the conclusion, and refusal-counting over-states harmful compliance relative to both the benchmark's own classifier and a human annotator, with the residual honestly bounded: the classifier is a better scorer, not a perfect oracle (κ 0.59 is moderate, not near-perfect), and the grounding rests on a single annotator, so a second annotator with an inter-rater κ is the remaining strengthening. Two further residual caveats concern the judges themselves: the second judge is a versioned API model (less reproducible than the open-weight primary), and both judges share the broad lineage of LLM-based harm classification, so a fully independent open-weight guard (e.g. Llama Guard [29]) is the natural complementary cross-check. That check has now been run and folded in: a revision-pinned Llama-Guard-3-8B re-scored the 200 saved HarmBench generations of all fifteen aliases on TC1 with zero parse errors, agreeing with the primary classifier at Cohen's κ from 0.36 to 0.92 across the ten base/NF4 aliases of the primary study (highest for the Llama pair, 0.89/0.92; lowest for Phi, 0.36/0.38; Qwen 0.56–0.77, Mistral 0.61/0.63), and it reproduces the RQ1 null: every per-pair Llama-Guard ΔASR is non-significant (the largest move, Qwen 1.7B −0.050, McNemar p = 0.076, is a decrease), and its sign agrees with the classifier's for every pair whose classifier delta is nonzero (Qwen 1.7B's classifier delta is exactly 0.000, so no sign is defined there). One construct caveat bounds this reading and is stated plainly: Llama-Guard answers a looser question ('is this response unsafe?') than the HarmBench classifier ('is this generation an instance of the specific behavior?'), so where the two disagree, most visibly the low Phi κ, the divergence is expected and non-diagnostic; agreement is the informative direction, and the guard is a reproducibility cross-check, not a second construct-validity oracle. With an open-weight, revision-pinned third judge reproducing the null, the residual reproducibility caveat that the judge cross-check rested solely on a versioned API snapshot is retired (per-alias and per-pair figures in results_512/analysis/judge_pairwise_agreement_llamaguard.{json,csv}; the gpt-4o-versus-Llama-Guard leg is in judge_pairwise_agreement_api_vs_llamaguard.{json,csv}). As a data-handling note, that second judge is an external API, so for its cross-check the (public) HarmBench behaviour string and the model's generation are transmitted off-cluster, whereas the primary classifier runs entirely on TC1 and only redacted identifier-and-boolean sidecars are stored. The v2 regex is retained in the repository and in Table 6.1/6.2 as a transparent secondary proxy so that readers can see exactly how much, and where, refusal-based scoring diverges from genuine harmful-compliance scoring.</w:t>
-      </w:r>
-    </w:p>
-    <w:p>
-      <w:pPr>
-        <w:spacing w:after="160" w:line="300"/>
-        <w:jc w:val="both"/>
-      </w:pPr>
-      <w:r>
-        <w:rPr>
-          <w:rFonts w:ascii="Calibri" w:cs="Calibri" w:eastAsia="Calibri" w:hAnsi="Calibri"/>
-          <w:sz w:val="22"/>
-          <w:szCs w:val="22"/>
-        </w:rPr>
-        <w:t xml:space="preserve">Result 6: the over-refusal axis is scorer-sensitive too, and the one over-refusal survivor does not replicate under an independent judge. The validation above concerns HarmBench ASR; the study's third multiplicity-robust finding, by contrast, is an XSTest over-refusal decrease scored by the demoted v2 refusal regex (Phi-4-mini, ΔOR = −0.048, §6.5.1). To test whether that regex-scored finding is scorer-robust, the same question the classifier answered for HarmBench, the 3,750 saved benign XSTest responses (fifteen aliases × 250 prompts) were re-scored by an independent API judge (gpt-4o, pinned dated snapshot gpt-4o-2024-08-06, temperature 0, zero parse failures) that labels each response by the XSTest paper's own three-class taxonomy: full compliance, partial refusal, full refusal (Röttger et al. [5], who themselves use a GPT-4 judge with this taxonomy). Strict over-refusal counts full refusals only (the conservative reading); broad counts partial or full. This is a sensitivity check, not a change of scorer: the deterministic regex remains the primary over-refusal scorer of record and the multiple-comparison family of §6.5.1 is unchanged. The finding parallels the HarmBench one. First, the two scorers disagree substantially on benign over-refusal: the judge counts roughly four times as many refusals as the regex (mean over-refusal 0.171 strict versus 0.044), because it treats moral lectures, redirections, and answer-free 'I can't do X but I can do Y' alternatives as refusals whereas the keyword regex does not, and per-alias agreement is only poor-to-moderate (Cohen κ from −0.01 to 0.50 across the ten base/NF4 aliases of the primary study). Second, and decisively, the Phi-4-mini over-refusal decrease does not replicate: under the judge the Phi ΔOR is +0.016 (strict; direction reversed, CI [−0.028, +0.060], McNemar p = 0.597) or −0.004 (broad; CI [−0.048, +0.036], McNemar p = 1.000), not significant under either mapping, and neither reproduces the regex's −0.048 decrease. No pair shows a significant judge ΔOR under either mapping (every CI includes zero), which is consistent with the study's RQ2 over-refusal null, but the direction and magnitude diverge from the regex most sharply for the one contrast that had survived multiplicity correction. The honest reading, carried into §6.5 and the Abstract, is that the single FDR-surviving over-refusal contrast is scorer-dependent, and the human audit below resolves which scorer to weight: the contrast is most plausibly a measurement artifact of the refusal regex, not a classifier- or human-validated over-refusal shift. This extends the chapter's central message, the scorer determines the conclusion, from the harmful-compliance axis to the over-refusal axis. As with the second HarmBench judge, the benign prompt and saved response were transmitted to an external API for this check (public benchmark text; only redacted identifier-and-label sidecars are stored, enforced by the same redaction contract). All five per-pair judge ΔORs are reported in Table 6.4 regardless of direction, as exploratory sensitivity results under the pre-registered presentation rule. The largest, Qwen3-1.7B's +0.040 (strict; McNemar p = 0.087), is an apparent increase that does not reach significance. Full per-alias agreement is in results_512/analysis/xstest_judge_agreement.{json,csv} (redacted); no new significance claim enters the pre-registered multiplicity family.</w:t>
-      </w:r>
-    </w:p>
-    <w:tbl>
-      <w:tblPr>
-        <w:tblW w:type="dxa" w:w="9360"/>
-        <w:tblBorders>
-          <w:top w:val="single" w:color="999999" w:sz="4"/>
-          <w:left w:val="single" w:color="999999" w:sz="4"/>
-          <w:bottom w:val="single" w:color="999999" w:sz="4"/>
-          <w:right w:val="single" w:color="999999" w:sz="4"/>
-          <w:insideH w:val="single" w:color="999999" w:sz="4"/>
-          <w:insideV w:val="single" w:color="999999" w:sz="4"/>
-        </w:tblBorders>
-      </w:tblPr>
-      <w:tblGrid>
-        <w:gridCol w:w="1500"/>
-        <w:gridCol w:w="1700"/>
-        <w:gridCol w:w="2800"/>
-        <w:gridCol w:w="2800"/>
-      </w:tblGrid>
-      <w:tr>
-        <w:trPr>
-          <w:tblHeader/>
-        </w:trPr>
-        <w:tc>
-          <w:tcPr>
-            <w:tcW w:type="dxa" w:w="1500"/>
-            <w:tcBorders>
-              <w:top w:val="single" w:color="999999" w:sz="4"/>
-              <w:left w:val="single" w:color="999999" w:sz="4"/>
-              <w:bottom w:val="single" w:color="999999" w:sz="4"/>
-              <w:right w:val="single" w:color="999999" w:sz="4"/>
-            </w:tcBorders>
-            <w:shd w:fill="D9E2F3" w:color="auto" w:val="clear"/>
-            <w:tcMar>
-              <w:top w:type="dxa" w:w="80"/>
-              <w:left w:type="dxa" w:w="120"/>
-              <w:bottom w:type="dxa" w:w="80"/>
-              <w:right w:type="dxa" w:w="120"/>
-            </w:tcMar>
-          </w:tcPr>
-          <w:p>
-            <w:pPr>
-              <w:spacing w:after="0"/>
-            </w:pPr>
-            <w:r>
-              <w:rPr>
-                <w:rFonts w:ascii="Calibri" w:cs="Calibri" w:eastAsia="Calibri" w:hAnsi="Calibri"/>
-                <w:b/>
-                <w:bCs/>
-                <w:sz w:val="20"/>
-                <w:szCs w:val="20"/>
-              </w:rPr>
-              <w:t xml:space="preserve">Pair</w:t>
-            </w:r>
-          </w:p>
-        </w:tc>
-        <w:tc>
-          <w:tcPr>
-            <w:tcW w:type="dxa" w:w="1700"/>
-            <w:tcBorders>
-              <w:top w:val="single" w:color="999999" w:sz="4"/>
-              <w:left w:val="single" w:color="999999" w:sz="4"/>
-              <w:bottom w:val="single" w:color="999999" w:sz="4"/>
-              <w:right w:val="single" w:color="999999" w:sz="4"/>
-            </w:tcBorders>
-            <w:shd w:fill="D9E2F3" w:color="auto" w:val="clear"/>
-            <w:tcMar>
-              <w:top w:type="dxa" w:w="80"/>
-              <w:left w:type="dxa" w:w="120"/>
-              <w:bottom w:type="dxa" w:w="80"/>
-              <w:right w:type="dxa" w:w="120"/>
-            </w:tcMar>
-          </w:tcPr>
-          <w:p>
-            <w:pPr>
-              <w:spacing w:after="0"/>
-            </w:pPr>
-            <w:r>
-              <w:rPr>
-                <w:rFonts w:ascii="Calibri" w:cs="Calibri" w:eastAsia="Calibri" w:hAnsi="Calibri"/>
-                <w:b/>
-                <w:bCs/>
-                <w:sz w:val="20"/>
-                <w:szCs w:val="20"/>
-              </w:rPr>
-              <w:t xml:space="preserve">Regex ΔOR (primary)</w:t>
-            </w:r>
-          </w:p>
-        </w:tc>
-        <w:tc>
-          <w:tcPr>
-            <w:tcW w:type="dxa" w:w="2800"/>
-            <w:tcBorders>
-              <w:top w:val="single" w:color="999999" w:sz="4"/>
-              <w:left w:val="single" w:color="999999" w:sz="4"/>
-              <w:bottom w:val="single" w:color="999999" w:sz="4"/>
-              <w:right w:val="single" w:color="999999" w:sz="4"/>
-            </w:tcBorders>
-            <w:shd w:fill="D9E2F3" w:color="auto" w:val="clear"/>
-            <w:tcMar>
-              <w:top w:type="dxa" w:w="80"/>
-              <w:left w:type="dxa" w:w="120"/>
-              <w:bottom w:type="dxa" w:w="80"/>
-              <w:right w:type="dxa" w:w="120"/>
-            </w:tcMar>
-          </w:tcPr>
-          <w:p>
-            <w:pPr>
-              <w:spacing w:after="0"/>
-            </w:pPr>
-            <w:r>
-              <w:rPr>
-                <w:rFonts w:ascii="Calibri" w:cs="Calibri" w:eastAsia="Calibri" w:hAnsi="Calibri"/>
-                <w:b/>
-                <w:bCs/>
-                <w:sz w:val="20"/>
-                <w:szCs w:val="20"/>
-              </w:rPr>
-              <w:t xml:space="preserve">Judge ΔOR strict (95% CI; p)</w:t>
-            </w:r>
-          </w:p>
-        </w:tc>
-        <w:tc>
-          <w:tcPr>
-            <w:tcW w:type="dxa" w:w="2800"/>
-            <w:tcBorders>
-              <w:top w:val="single" w:color="999999" w:sz="4"/>
-              <w:left w:val="single" w:color="999999" w:sz="4"/>
-              <w:bottom w:val="single" w:color="999999" w:sz="4"/>
-              <w:right w:val="single" w:color="999999" w:sz="4"/>
-            </w:tcBorders>
-            <w:shd w:fill="D9E2F3" w:color="auto" w:val="clear"/>
-            <w:tcMar>
-              <w:top w:type="dxa" w:w="80"/>
-              <w:left w:type="dxa" w:w="120"/>
-              <w:bottom w:type="dxa" w:w="80"/>
-              <w:right w:type="dxa" w:w="120"/>
-            </w:tcMar>
-          </w:tcPr>
-          <w:p>
-            <w:pPr>
-              <w:spacing w:after="0"/>
-            </w:pPr>
-            <w:r>
-              <w:rPr>
-                <w:rFonts w:ascii="Calibri" w:cs="Calibri" w:eastAsia="Calibri" w:hAnsi="Calibri"/>
-                <w:b/>
-                <w:bCs/>
-                <w:sz w:val="20"/>
-                <w:szCs w:val="20"/>
-              </w:rPr>
-              <w:t xml:space="preserve">Judge ΔOR broad (95% CI; p)</w:t>
-            </w:r>
-          </w:p>
-        </w:tc>
-      </w:tr>
-      <w:tr>
-        <w:tc>
-          <w:tcPr>
-            <w:tcW w:type="dxa" w:w="1500"/>
-            <w:tcBorders>
-              <w:top w:val="single" w:color="999999" w:sz="4"/>
-              <w:left w:val="single" w:color="999999" w:sz="4"/>
-              <w:bottom w:val="single" w:color="999999" w:sz="4"/>
-              <w:right w:val="single" w:color="999999" w:sz="4"/>
-            </w:tcBorders>
-            <w:tcMar>
-              <w:top w:type="dxa" w:w="80"/>
-              <w:left w:type="dxa" w:w="120"/>
-              <w:bottom w:type="dxa" w:w="80"/>
-              <w:right w:type="dxa" w:w="120"/>
-            </w:tcMar>
-          </w:tcPr>
-          <w:p>
-            <w:pPr>
-              <w:spacing w:after="0"/>
-            </w:pPr>
-            <w:r>
-              <w:rPr>
-                <w:rFonts w:ascii="Calibri" w:cs="Calibri" w:eastAsia="Calibri" w:hAnsi="Calibri"/>
-                <w:sz w:val="20"/>
-                <w:szCs w:val="20"/>
-              </w:rPr>
-              <w:t xml:space="preserve">qwen_2b</w:t>
-            </w:r>
-          </w:p>
-        </w:tc>
-        <w:tc>
-          <w:tcPr>
-            <w:tcW w:type="dxa" w:w="1700"/>
-            <w:tcBorders>
-              <w:top w:val="single" w:color="999999" w:sz="4"/>
-              <w:left w:val="single" w:color="999999" w:sz="4"/>
-              <w:bottom w:val="single" w:color="999999" w:sz="4"/>
-              <w:right w:val="single" w:color="999999" w:sz="4"/>
-            </w:tcBorders>
-            <w:tcMar>
-              <w:top w:type="dxa" w:w="80"/>
-              <w:left w:type="dxa" w:w="120"/>
-              <w:bottom w:type="dxa" w:w="80"/>
-              <w:right w:type="dxa" w:w="120"/>
-            </w:tcMar>
-          </w:tcPr>
-          <w:p>
-            <w:pPr>
-              <w:spacing w:after="0"/>
-            </w:pPr>
-            <w:r>
-              <w:rPr>
-                <w:rFonts w:ascii="Calibri" w:cs="Calibri" w:eastAsia="Calibri" w:hAnsi="Calibri"/>
-                <w:sz w:val="20"/>
-                <w:szCs w:val="20"/>
-              </w:rPr>
-              <w:t xml:space="preserve">−0.024</w:t>
-            </w:r>
-          </w:p>
-        </w:tc>
-        <w:tc>
-          <w:tcPr>
-            <w:tcW w:type="dxa" w:w="2800"/>
-            <w:tcBorders>
-              <w:top w:val="single" w:color="999999" w:sz="4"/>
-              <w:left w:val="single" w:color="999999" w:sz="4"/>
-              <w:bottom w:val="single" w:color="999999" w:sz="4"/>
-              <w:right w:val="single" w:color="999999" w:sz="4"/>
-            </w:tcBorders>
-            <w:tcMar>
-              <w:top w:type="dxa" w:w="80"/>
-              <w:left w:type="dxa" w:w="120"/>
-              <w:bottom w:type="dxa" w:w="80"/>
-              <w:right w:type="dxa" w:w="120"/>
-            </w:tcMar>
-          </w:tcPr>
-          <w:p>
-            <w:pPr>
-              <w:spacing w:after="0"/>
-            </w:pPr>
-            <w:r>
-              <w:rPr>
-                <w:rFonts w:ascii="Calibri" w:cs="Calibri" w:eastAsia="Calibri" w:hAnsi="Calibri"/>
-                <w:sz w:val="20"/>
-                <w:szCs w:val="20"/>
-              </w:rPr>
-              <w:t xml:space="preserve">+0.040 [0.000, +0.080]; 0.087</w:t>
-            </w:r>
-          </w:p>
-        </w:tc>
-        <w:tc>
-          <w:tcPr>
-            <w:tcW w:type="dxa" w:w="2800"/>
-            <w:tcBorders>
-              <w:top w:val="single" w:color="999999" w:sz="4"/>
-              <w:left w:val="single" w:color="999999" w:sz="4"/>
-              <w:bottom w:val="single" w:color="999999" w:sz="4"/>
-              <w:right w:val="single" w:color="999999" w:sz="4"/>
-            </w:tcBorders>
-            <w:tcMar>
-              <w:top w:type="dxa" w:w="80"/>
-              <w:left w:type="dxa" w:w="120"/>
-              <w:bottom w:type="dxa" w:w="80"/>
-              <w:right w:type="dxa" w:w="120"/>
-            </w:tcMar>
-          </w:tcPr>
-          <w:p>
-            <w:pPr>
-              <w:spacing w:after="0"/>
-            </w:pPr>
-            <w:r>
-              <w:rPr>
-                <w:rFonts w:ascii="Calibri" w:cs="Calibri" w:eastAsia="Calibri" w:hAnsi="Calibri"/>
-                <w:sz w:val="20"/>
-                <w:szCs w:val="20"/>
-              </w:rPr>
-              <w:t xml:space="preserve">+0.040 [−0.004, +0.084]; 0.110</w:t>
-            </w:r>
-          </w:p>
-        </w:tc>
-      </w:tr>
-      <w:tr>
-        <w:tc>
-          <w:tcPr>
-            <w:tcW w:type="dxa" w:w="1500"/>
-            <w:tcBorders>
-              <w:top w:val="single" w:color="999999" w:sz="4"/>
-              <w:left w:val="single" w:color="999999" w:sz="4"/>
-              <w:bottom w:val="single" w:color="999999" w:sz="4"/>
-              <w:right w:val="single" w:color="999999" w:sz="4"/>
-            </w:tcBorders>
-            <w:tcMar>
-              <w:top w:type="dxa" w:w="80"/>
-              <w:left w:type="dxa" w:w="120"/>
-              <w:bottom w:type="dxa" w:w="80"/>
-              <w:right w:type="dxa" w:w="120"/>
-            </w:tcMar>
-          </w:tcPr>
-          <w:p>
-            <w:pPr>
-              <w:spacing w:after="0"/>
-            </w:pPr>
-            <w:r>
-              <w:rPr>
-                <w:rFonts w:ascii="Calibri" w:cs="Calibri" w:eastAsia="Calibri" w:hAnsi="Calibri"/>
-                <w:sz w:val="20"/>
-                <w:szCs w:val="20"/>
-              </w:rPr>
-              <w:t xml:space="preserve">qwen_4b</w:t>
-            </w:r>
-          </w:p>
-        </w:tc>
-        <w:tc>
-          <w:tcPr>
-            <w:tcW w:type="dxa" w:w="1700"/>
-            <w:tcBorders>
-              <w:top w:val="single" w:color="999999" w:sz="4"/>
-              <w:left w:val="single" w:color="999999" w:sz="4"/>
-              <w:bottom w:val="single" w:color="999999" w:sz="4"/>
-              <w:right w:val="single" w:color="999999" w:sz="4"/>
-            </w:tcBorders>
-            <w:tcMar>
-              <w:top w:type="dxa" w:w="80"/>
-              <w:left w:type="dxa" w:w="120"/>
-              <w:bottom w:type="dxa" w:w="80"/>
-              <w:right w:type="dxa" w:w="120"/>
-            </w:tcMar>
-          </w:tcPr>
-          <w:p>
-            <w:pPr>
-              <w:spacing w:after="0"/>
-            </w:pPr>
-            <w:r>
-              <w:rPr>
-                <w:rFonts w:ascii="Calibri" w:cs="Calibri" w:eastAsia="Calibri" w:hAnsi="Calibri"/>
-                <w:sz w:val="20"/>
-                <w:szCs w:val="20"/>
-              </w:rPr>
-              <w:t xml:space="preserve">−0.004</w:t>
-            </w:r>
-          </w:p>
-        </w:tc>
-        <w:tc>
-          <w:tcPr>
-            <w:tcW w:type="dxa" w:w="2800"/>
-            <w:tcBorders>
-              <w:top w:val="single" w:color="999999" w:sz="4"/>
-              <w:left w:val="single" w:color="999999" w:sz="4"/>
-              <w:bottom w:val="single" w:color="999999" w:sz="4"/>
-              <w:right w:val="single" w:color="999999" w:sz="4"/>
-            </w:tcBorders>
-            <w:tcMar>
-              <w:top w:type="dxa" w:w="80"/>
-              <w:left w:type="dxa" w:w="120"/>
-              <w:bottom w:type="dxa" w:w="80"/>
-              <w:right w:type="dxa" w:w="120"/>
-            </w:tcMar>
-          </w:tcPr>
-          <w:p>
-            <w:pPr>
-              <w:spacing w:after="0"/>
-            </w:pPr>
-            <w:r>
-              <w:rPr>
-                <w:rFonts w:ascii="Calibri" w:cs="Calibri" w:eastAsia="Calibri" w:hAnsi="Calibri"/>
-                <w:sz w:val="20"/>
-                <w:szCs w:val="20"/>
-              </w:rPr>
-              <w:t xml:space="preserve">−0.016 [−0.052, +0.024]; 0.541</w:t>
-            </w:r>
-          </w:p>
-        </w:tc>
-        <w:tc>
-          <w:tcPr>
-            <w:tcW w:type="dxa" w:w="2800"/>
-            <w:tcBorders>
-              <w:top w:val="single" w:color="999999" w:sz="4"/>
-              <w:left w:val="single" w:color="999999" w:sz="4"/>
-              <w:bottom w:val="single" w:color="999999" w:sz="4"/>
-              <w:right w:val="single" w:color="999999" w:sz="4"/>
-            </w:tcBorders>
-            <w:tcMar>
-              <w:top w:type="dxa" w:w="80"/>
-              <w:left w:type="dxa" w:w="120"/>
-              <w:bottom w:type="dxa" w:w="80"/>
-              <w:right w:type="dxa" w:w="120"/>
-            </w:tcMar>
-          </w:tcPr>
-          <w:p>
-            <w:pPr>
-              <w:spacing w:after="0"/>
-            </w:pPr>
-            <w:r>
-              <w:rPr>
-                <w:rFonts w:ascii="Calibri" w:cs="Calibri" w:eastAsia="Calibri" w:hAnsi="Calibri"/>
-                <w:sz w:val="20"/>
-                <w:szCs w:val="20"/>
-              </w:rPr>
-              <w:t xml:space="preserve">−0.020 [−0.060, +0.020]; 0.424</w:t>
-            </w:r>
-          </w:p>
-        </w:tc>
-      </w:tr>
-      <w:tr>
-        <w:tc>
-          <w:tcPr>
-            <w:tcW w:type="dxa" w:w="1500"/>
-            <w:tcBorders>
-              <w:top w:val="single" w:color="999999" w:sz="4"/>
-              <w:left w:val="single" w:color="999999" w:sz="4"/>
-              <w:bottom w:val="single" w:color="999999" w:sz="4"/>
-              <w:right w:val="single" w:color="999999" w:sz="4"/>
-            </w:tcBorders>
-            <w:tcMar>
-              <w:top w:type="dxa" w:w="80"/>
-              <w:left w:type="dxa" w:w="120"/>
-              <w:bottom w:type="dxa" w:w="80"/>
-              <w:right w:type="dxa" w:w="120"/>
-            </w:tcMar>
-          </w:tcPr>
-          <w:p>
-            <w:pPr>
-              <w:spacing w:after="0"/>
-            </w:pPr>
-            <w:r>
-              <w:rPr>
-                <w:rFonts w:ascii="Calibri" w:cs="Calibri" w:eastAsia="Calibri" w:hAnsi="Calibri"/>
-                <w:sz w:val="20"/>
-                <w:szCs w:val="20"/>
-              </w:rPr>
-              <w:t xml:space="preserve">llama_3_2_3b</w:t>
-            </w:r>
-          </w:p>
-        </w:tc>
-        <w:tc>
-          <w:tcPr>
-            <w:tcW w:type="dxa" w:w="1700"/>
-            <w:tcBorders>
-              <w:top w:val="single" w:color="999999" w:sz="4"/>
-              <w:left w:val="single" w:color="999999" w:sz="4"/>
-              <w:bottom w:val="single" w:color="999999" w:sz="4"/>
-              <w:right w:val="single" w:color="999999" w:sz="4"/>
-            </w:tcBorders>
-            <w:tcMar>
-              <w:top w:type="dxa" w:w="80"/>
-              <w:left w:type="dxa" w:w="120"/>
-              <w:bottom w:type="dxa" w:w="80"/>
-              <w:right w:type="dxa" w:w="120"/>
-            </w:tcMar>
-          </w:tcPr>
-          <w:p>
-            <w:pPr>
-              <w:spacing w:after="0"/>
-            </w:pPr>
-            <w:r>
-              <w:rPr>
-                <w:rFonts w:ascii="Calibri" w:cs="Calibri" w:eastAsia="Calibri" w:hAnsi="Calibri"/>
-                <w:sz w:val="20"/>
-                <w:szCs w:val="20"/>
-              </w:rPr>
-              <w:t xml:space="preserve">+0.016</w:t>
-            </w:r>
-          </w:p>
-        </w:tc>
-        <w:tc>
-          <w:tcPr>
-            <w:tcW w:type="dxa" w:w="2800"/>
-            <w:tcBorders>
-              <w:top w:val="single" w:color="999999" w:sz="4"/>
-              <w:left w:val="single" w:color="999999" w:sz="4"/>
-              <w:bottom w:val="single" w:color="999999" w:sz="4"/>
-              <w:right w:val="single" w:color="999999" w:sz="4"/>
-            </w:tcBorders>
-            <w:tcMar>
-              <w:top w:type="dxa" w:w="80"/>
-              <w:left w:type="dxa" w:w="120"/>
-              <w:bottom w:type="dxa" w:w="80"/>
-              <w:right w:type="dxa" w:w="120"/>
-            </w:tcMar>
-          </w:tcPr>
-          <w:p>
-            <w:pPr>
-              <w:spacing w:after="0"/>
-            </w:pPr>
-            <w:r>
-              <w:rPr>
-                <w:rFonts w:ascii="Calibri" w:cs="Calibri" w:eastAsia="Calibri" w:hAnsi="Calibri"/>
-                <w:sz w:val="20"/>
-                <w:szCs w:val="20"/>
-              </w:rPr>
-              <w:t xml:space="preserve">+0.004 [−0.028, +0.036]; 1.000</w:t>
-            </w:r>
-          </w:p>
-        </w:tc>
-        <w:tc>
-          <w:tcPr>
-            <w:tcW w:type="dxa" w:w="2800"/>
-            <w:tcBorders>
-              <w:top w:val="single" w:color="999999" w:sz="4"/>
-              <w:left w:val="single" w:color="999999" w:sz="4"/>
-              <w:bottom w:val="single" w:color="999999" w:sz="4"/>
-              <w:right w:val="single" w:color="999999" w:sz="4"/>
-            </w:tcBorders>
-            <w:tcMar>
-              <w:top w:type="dxa" w:w="80"/>
-              <w:left w:type="dxa" w:w="120"/>
-              <w:bottom w:type="dxa" w:w="80"/>
-              <w:right w:type="dxa" w:w="120"/>
-            </w:tcMar>
-          </w:tcPr>
-          <w:p>
-            <w:pPr>
-              <w:spacing w:after="0"/>
-            </w:pPr>
-            <w:r>
-              <w:rPr>
-                <w:rFonts w:ascii="Calibri" w:cs="Calibri" w:eastAsia="Calibri" w:hAnsi="Calibri"/>
-                <w:sz w:val="20"/>
-                <w:szCs w:val="20"/>
-              </w:rPr>
-              <w:t xml:space="preserve">0.000 [−0.032, +0.032]; 1.000</w:t>
-            </w:r>
-          </w:p>
-        </w:tc>
-      </w:tr>
-      <w:tr>
-        <w:tc>
-          <w:tcPr>
-            <w:tcW w:type="dxa" w:w="1500"/>
-            <w:tcBorders>
-              <w:top w:val="single" w:color="999999" w:sz="4"/>
-              <w:left w:val="single" w:color="999999" w:sz="4"/>
-              <w:bottom w:val="single" w:color="999999" w:sz="4"/>
-              <w:right w:val="single" w:color="999999" w:sz="4"/>
-            </w:tcBorders>
-            <w:tcMar>
-              <w:top w:type="dxa" w:w="80"/>
-              <w:left w:type="dxa" w:w="120"/>
-              <w:bottom w:type="dxa" w:w="80"/>
-              <w:right w:type="dxa" w:w="120"/>
-            </w:tcMar>
-          </w:tcPr>
-          <w:p>
-            <w:pPr>
-              <w:spacing w:after="0"/>
-            </w:pPr>
-            <w:r>
-              <w:rPr>
-                <w:rFonts w:ascii="Calibri" w:cs="Calibri" w:eastAsia="Calibri" w:hAnsi="Calibri"/>
-                <w:sz w:val="20"/>
-                <w:szCs w:val="20"/>
-              </w:rPr>
-              <w:t xml:space="preserve">mistral_7b</w:t>
-            </w:r>
-          </w:p>
-        </w:tc>
-        <w:tc>
-          <w:tcPr>
-            <w:tcW w:type="dxa" w:w="1700"/>
-            <w:tcBorders>
-              <w:top w:val="single" w:color="999999" w:sz="4"/>
-              <w:left w:val="single" w:color="999999" w:sz="4"/>
-              <w:bottom w:val="single" w:color="999999" w:sz="4"/>
-              <w:right w:val="single" w:color="999999" w:sz="4"/>
-            </w:tcBorders>
-            <w:tcMar>
-              <w:top w:type="dxa" w:w="80"/>
-              <w:left w:type="dxa" w:w="120"/>
-              <w:bottom w:type="dxa" w:w="80"/>
-              <w:right w:type="dxa" w:w="120"/>
-            </w:tcMar>
-          </w:tcPr>
-          <w:p>
-            <w:pPr>
-              <w:spacing w:after="0"/>
-            </w:pPr>
-            <w:r>
-              <w:rPr>
-                <w:rFonts w:ascii="Calibri" w:cs="Calibri" w:eastAsia="Calibri" w:hAnsi="Calibri"/>
-                <w:sz w:val="20"/>
-                <w:szCs w:val="20"/>
-              </w:rPr>
-              <w:t xml:space="preserve">0.000</w:t>
-            </w:r>
-          </w:p>
-        </w:tc>
-        <w:tc>
-          <w:tcPr>
-            <w:tcW w:type="dxa" w:w="2800"/>
-            <w:tcBorders>
-              <w:top w:val="single" w:color="999999" w:sz="4"/>
-              <w:left w:val="single" w:color="999999" w:sz="4"/>
-              <w:bottom w:val="single" w:color="999999" w:sz="4"/>
-              <w:right w:val="single" w:color="999999" w:sz="4"/>
-            </w:tcBorders>
-            <w:tcMar>
-              <w:top w:type="dxa" w:w="80"/>
-              <w:left w:type="dxa" w:w="120"/>
-              <w:bottom w:type="dxa" w:w="80"/>
-              <w:right w:type="dxa" w:w="120"/>
-            </w:tcMar>
-          </w:tcPr>
-          <w:p>
-            <w:pPr>
-              <w:spacing w:after="0"/>
-            </w:pPr>
-            <w:r>
-              <w:rPr>
-                <w:rFonts w:ascii="Calibri" w:cs="Calibri" w:eastAsia="Calibri" w:hAnsi="Calibri"/>
-                <w:sz w:val="20"/>
-                <w:szCs w:val="20"/>
-              </w:rPr>
-              <w:t xml:space="preserve">−0.004 [−0.036, +0.028]; 1.000</w:t>
-            </w:r>
-          </w:p>
-        </w:tc>
-        <w:tc>
-          <w:tcPr>
-            <w:tcW w:type="dxa" w:w="2800"/>
-            <w:tcBorders>
-              <w:top w:val="single" w:color="999999" w:sz="4"/>
-              <w:left w:val="single" w:color="999999" w:sz="4"/>
-              <w:bottom w:val="single" w:color="999999" w:sz="4"/>
-              <w:right w:val="single" w:color="999999" w:sz="4"/>
-            </w:tcBorders>
-            <w:tcMar>
-              <w:top w:type="dxa" w:w="80"/>
-              <w:left w:type="dxa" w:w="120"/>
-              <w:bottom w:type="dxa" w:w="80"/>
-              <w:right w:type="dxa" w:w="120"/>
-            </w:tcMar>
-          </w:tcPr>
-          <w:p>
-            <w:pPr>
-              <w:spacing w:after="0"/>
-            </w:pPr>
-            <w:r>
-              <w:rPr>
-                <w:rFonts w:ascii="Calibri" w:cs="Calibri" w:eastAsia="Calibri" w:hAnsi="Calibri"/>
-                <w:sz w:val="20"/>
-                <w:szCs w:val="20"/>
-              </w:rPr>
-              <w:t xml:space="preserve">−0.008 [−0.044, +0.024]; 0.815</w:t>
-            </w:r>
-          </w:p>
-        </w:tc>
-      </w:tr>
-      <w:tr>
-        <w:tc>
-          <w:tcPr>
-            <w:tcW w:type="dxa" w:w="1500"/>
-            <w:tcBorders>
-              <w:top w:val="single" w:color="999999" w:sz="4"/>
-              <w:left w:val="single" w:color="999999" w:sz="4"/>
-              <w:bottom w:val="single" w:color="999999" w:sz="4"/>
-              <w:right w:val="single" w:color="999999" w:sz="4"/>
-            </w:tcBorders>
-            <w:tcMar>
-              <w:top w:type="dxa" w:w="80"/>
-              <w:left w:type="dxa" w:w="120"/>
-              <w:bottom w:type="dxa" w:w="80"/>
-              <w:right w:type="dxa" w:w="120"/>
-            </w:tcMar>
-          </w:tcPr>
-          <w:p>
-            <w:pPr>
-              <w:spacing w:after="0"/>
-            </w:pPr>
-            <w:r>
-              <w:rPr>
-                <w:rFonts w:ascii="Calibri" w:cs="Calibri" w:eastAsia="Calibri" w:hAnsi="Calibri"/>
-                <w:sz w:val="20"/>
-                <w:szCs w:val="20"/>
-              </w:rPr>
-              <w:t xml:space="preserve">phi4_mini</w:t>
-            </w:r>
-          </w:p>
-        </w:tc>
-        <w:tc>
-          <w:tcPr>
-            <w:tcW w:type="dxa" w:w="1700"/>
-            <w:tcBorders>
-              <w:top w:val="single" w:color="999999" w:sz="4"/>
-              <w:left w:val="single" w:color="999999" w:sz="4"/>
-              <w:bottom w:val="single" w:color="999999" w:sz="4"/>
-              <w:right w:val="single" w:color="999999" w:sz="4"/>
-            </w:tcBorders>
-            <w:tcMar>
-              <w:top w:type="dxa" w:w="80"/>
-              <w:left w:type="dxa" w:w="120"/>
-              <w:bottom w:type="dxa" w:w="80"/>
-              <w:right w:type="dxa" w:w="120"/>
-            </w:tcMar>
-          </w:tcPr>
-          <w:p>
-            <w:pPr>
-              <w:spacing w:after="0"/>
-            </w:pPr>
-            <w:r>
-              <w:rPr>
-                <w:rFonts w:ascii="Calibri" w:cs="Calibri" w:eastAsia="Calibri" w:hAnsi="Calibri"/>
-                <w:sz w:val="20"/>
-                <w:szCs w:val="20"/>
-              </w:rPr>
-              <w:t xml:space="preserve">−0.048 ★</w:t>
-            </w:r>
-          </w:p>
-        </w:tc>
-        <w:tc>
-          <w:tcPr>
-            <w:tcW w:type="dxa" w:w="2800"/>
-            <w:tcBorders>
-              <w:top w:val="single" w:color="999999" w:sz="4"/>
-              <w:left w:val="single" w:color="999999" w:sz="4"/>
-              <w:bottom w:val="single" w:color="999999" w:sz="4"/>
-              <w:right w:val="single" w:color="999999" w:sz="4"/>
-            </w:tcBorders>
-            <w:tcMar>
-              <w:top w:type="dxa" w:w="80"/>
-              <w:left w:type="dxa" w:w="120"/>
-              <w:bottom w:type="dxa" w:w="80"/>
-              <w:right w:type="dxa" w:w="120"/>
-            </w:tcMar>
-          </w:tcPr>
-          <w:p>
-            <w:pPr>
-              <w:spacing w:after="0"/>
-            </w:pPr>
-            <w:r>
-              <w:rPr>
-                <w:rFonts w:ascii="Calibri" w:cs="Calibri" w:eastAsia="Calibri" w:hAnsi="Calibri"/>
-                <w:sz w:val="20"/>
-                <w:szCs w:val="20"/>
-              </w:rPr>
-              <w:t xml:space="preserve">+0.016 [−0.028, +0.060]; 0.597</w:t>
-            </w:r>
-          </w:p>
-        </w:tc>
-        <w:tc>
-          <w:tcPr>
-            <w:tcW w:type="dxa" w:w="2800"/>
-            <w:tcBorders>
-              <w:top w:val="single" w:color="999999" w:sz="4"/>
-              <w:left w:val="single" w:color="999999" w:sz="4"/>
-              <w:bottom w:val="single" w:color="999999" w:sz="4"/>
-              <w:right w:val="single" w:color="999999" w:sz="4"/>
-            </w:tcBorders>
-            <w:tcMar>
-              <w:top w:type="dxa" w:w="80"/>
-              <w:left w:type="dxa" w:w="120"/>
-              <w:bottom w:type="dxa" w:w="80"/>
-              <w:right w:type="dxa" w:w="120"/>
-            </w:tcMar>
-          </w:tcPr>
-          <w:p>
-            <w:pPr>
-              <w:spacing w:after="0"/>
-            </w:pPr>
-            <w:r>
-              <w:rPr>
-                <w:rFonts w:ascii="Calibri" w:cs="Calibri" w:eastAsia="Calibri" w:hAnsi="Calibri"/>
-                <w:sz w:val="20"/>
-                <w:szCs w:val="20"/>
-              </w:rPr>
-              <w:t xml:space="preserve">−0.004 [−0.048, +0.036]; 1.000</w:t>
-            </w:r>
-          </w:p>
-        </w:tc>
-      </w:tr>
-    </w:tbl>
-    <w:p>
-      <w:pPr>
-        <w:spacing w:after="120" w:line="300"/>
-      </w:pPr>
-      <w:r>
-        <w:rPr>
-          <w:rFonts w:ascii="Calibri" w:cs="Calibri" w:eastAsia="Calibri" w:hAnsi="Calibri"/>
-          <w:sz w:val="18"/>
-          <w:szCs w:val="18"/>
-        </w:rPr>
-        <w:t xml:space="preserve">Table 6.4  Exploratory per-pair XSTest over-refusal deltas (NF4 − fp16) under the independent three-class refusal judge, both mappings, with paired-bootstrap 95% CIs (10 000 resamples, seed 42) and exact McNemar p-values; the primary regex ΔOR is shown for comparison (★ = the one regex-significant, FDR-surviving contrast). Every pair is reported regardless of direction under the pre-registered presentation rule; no judge delta is significant and none enters the §6.5.1 registered multiplicity family (the judge-strict column is the over-refusal member of the §6.5.1 validation-informed parallel family). From results_512/analysis/xstest_judge_agreement.json.</w:t>
-      </w:r>
-    </w:p>
-    <w:p>
-      <w:pPr>
-        <w:spacing w:after="160" w:line="300"/>
-        <w:jc w:val="both"/>
-      </w:pPr>
-      <w:r>
-        <w:rPr>
-          <w:rFonts w:ascii="Calibri" w:cs="Calibri" w:eastAsia="Calibri" w:hAnsi="Calibri"/>
-          <w:sz w:val="22"/>
-          <w:szCs w:val="22"/>
-        </w:rPr>
-        <w:t xml:space="preserve">The human grounding for this axis has since been completed, mirroring Result 5. All 200 items of a pre-registered gold set, drawn from the same 3,750 saved responses, deliberately over-sampling the regex-versus-judge disagreements (120 of 200) and double-weighting the contested Phi and divergent Qwen-1.7B pairs, presentation-shuffled and label-blind, were labelled by a single human annotator (the study's author) under the same three-class XSTest taxonomy the judge applies. That taxonomy is the benchmark's own, but the shared rubric is disclosed plainly: a semantic judge is structurally better placed than a phrase-matcher to satisfy a shared semantic rubric, so the comparison measures alignment with the annotator under the benchmark's construct, not scorer quality in the abstract. The J/R/T/X read-off (docs/XSTEST_GOLD_PREREG.md, whose outcome matrix was locked before any label existed) gives a mechanical Outcome J: the judge aligns substantially better with the annotator than the regex, at strict-mapping Cohen's κ 0.485 versus −0.006 and broad-mapping 0.662 versus 0.054, and the two failure modes are asymmetric in kind. One protocol deviation is disclosed rather than glossed (pre-registration §8): the blindness exclusion was applied prompt-wide (the five quoted prompts removed from all ten aliases) instead of to the ≤10 pre-specified (alias, prompt) items, which under the pre-registration's strict letter voids the clean confirmatory badge, so this is reported as an Outcome-J-consistent validation carrying one disclosed deviation, not a clean pre-registered confirmation. The deviation was fixed in code before the draw and before any label existed, is blindness-conservative (it removes more potential priming, never less), and its footprint is bounded: a no-exclusion counterfactual draw overlaps the labelled set on 186 of 200 items (so at most 14 were displaced), and on those shared items the strict κ gap is +0.51, as large as the full-sample +0.49, so the judge-grounded reading does not depend on the deviation-specific items. The regex detected 2 of the annotator's 63 full refusals (recall 0.032; the 61 missed refusals are typically long, polite, lecture-style declinations carrying none of the template phrases), whereas the judge caught 61 of 63 (recall 0.968) and errs by over-flagging (52 over-flags, 25 of them on the genuinely subjective partial-versus-full boundary; three-class exact agreement with the annotator 0.695). Three bounds are stated with the same plainness as Result 5's. First, these labels are a blinded single-annotator reference set, not ground truth: a single annotator can misread and drift, and no inter-rater κ exists for this set. Second, the draw is disagreement-enriched, so the κ values are a contested-slice contrast, not population estimates, and no population over-refusal rate or human ΔOR is estimated from them (descriptively, the labelled Phi items show no base-versus-4-bit difference in human-judged strict refusal, but the subset licenses no population claim). Third, the pre-registered no-swap rule (D45) was locked before the judge results existed but after the regex results were known, a timing disclosed rather than argued from. Under the Outcome-J-consistent action (the confirmatory pre-registration status withdrawn per the §8 deviation, the reporting action itself unchanged), the regex remains the original pre-specified scorer-of-record and the registered multiplicity family is unchanged; the interpretive weight, however, shifts to the judge as the scorer better aligned with the single annotator on the enriched audit. The Phi-4-mini −0.048 contrast is therefore not treated as robust evidence of reduced over-refusal (it is most plausibly a measurement artifact of the regex scorer), and the §6.5.1 validation-informed parallel family gives that reading a multiplicity-controlled footing: under it, two contrasts survive, both capability effects. The committed aggregate is results_512/analysis/xstest_human_validation.json (counts and rates only; the annotation sheet holds raw text and stays local), alongside a redacted per-item audit trail results_512/analysis/xstest_human_validation_items.jsonl (IDs and labels only, no text) for independent reproduction; a second annotator with an inter-rater κ remains the residual strengthening, exactly as for Result 5.</w:t>
-      </w:r>
-    </w:p>
-    <w:p>
-      <w:pPr>
-        <w:pStyle w:val="Heading2"/>
-        <w:spacing w:after="140" w:before="280"/>
-      </w:pPr>
-      <w:r>
-        <w:rPr>
-          <w:rFonts w:ascii="Calibri" w:cs="Calibri" w:eastAsia="Calibri" w:hAnsi="Calibri"/>
-          <w:b/>
-          <w:bCs/>
-          <w:sz w:val="26"/>
-          <w:szCs w:val="26"/>
-        </w:rPr>
-        <w:t xml:space="preserve">6.13 Cross-Family Extension: Mistral-7B and Phi-4-mini (RQ5)</w:t>
-      </w:r>
-    </w:p>
-    <w:p>
-      <w:pPr>
-        <w:spacing w:after="160" w:line="300"/>
-        <w:jc w:val="both"/>
-      </w:pPr>
-      <w:r>
-        <w:rPr>
-          <w:rFonts w:ascii="Calibri" w:cs="Calibri" w:eastAsia="Calibri" w:hAnsi="Calibri"/>
-          <w:sz w:val="22"/>
-          <w:szCs w:val="22"/>
-        </w:rPr>
-        <w:t xml:space="preserve">To test whether the findings generalise beyond the original two families, two further matched pairs were added and run on TC1 on 2026-06-15 under the identical methodology (on-the-fly NF4 with the same BitsAndBytesConfig, greedy decoding at temperature 0.0, seed 42, the same four benchmarks at the same sample counts, and the official HarmBench classifier as the primary ASR scorer): mistral_7b (Mistral-7B-Instruct-v0.3, 7.2B, the largest model in the study) and phi4_mini (Phi-4-mini-instruct, 3.8B). This takes the study to five pairs across four families (Qwen, Llama, Mistral, Phi). Both pairs' raw metrics, deltas, and judge-agreement figures appear in Tables 6.1, 6.2 and 6.3, and their second-judge (gpt-4o) cross-check is folded into the §6.12 figures. The two pairs fall into the two diagnostic camps already seen among the original three.</w:t>
-      </w:r>
-    </w:p>
-    <w:p>
-      <w:pPr>
-        <w:spacing w:after="160" w:line="300"/>
-        <w:jc w:val="both"/>
-      </w:pPr>
-      <w:r>
-        <w:rPr>
-          <w:rFonts w:ascii="Calibri" w:cs="Calibri" w:eastAsia="Calibri" w:hAnsi="Calibri"/>
-          <w:sz w:val="22"/>
-          <w:szCs w:val="22"/>
-        </w:rPr>
-        <w:t xml:space="preserve">Mistral-7B is the clearest demonstration of the judge-over-proxy finding (§6.12, D16) in the whole study. The v2 refusal proxy reports a high baseline non-refusal rate (0.830) rising to 0.890 under quantization, a +0.060 'increase' that, taken at face value, would label the pair alignment_degradation. The official classifier tells the opposite story: at the 512-token reference budget genuine harmful compliance is 0.585 at baseline and 0.565 under 4-bit, a ΔASR of −0.020 (CI [−0.080, +0.040], not significant; McNemar p = 0.627): quantization slightly reduces, not increases, true harmful compliance. The proxy and the judge disagree in sign, and the judge, proxy agreement is the lowest in the study (Cohen's κ = 0.29 at baseline, 0.25 under 4-bit; at the retired 128-token budget it had been lower still, 0.19/0.11). The second independent judge (gpt-4o) corroborates the classifier, not the proxy, agreeing with the primary classifier at κ 0.83 (baseline) and 0.78 (4-bit) and reproducing a small negative ΔASR. Capability is essentially preserved (MMLU −2.0 pp, n.s.; ARC +0.9 pp, n.s.) and over-refusal is flat (ΔOR = +0.004, n.s.), so under the judge the pair reads as alignment_improvement at the point-estimate level, carried as directional because its ΔASR CI spans zero. For the study's largest model, NF4 leaves genuine harmful compliance unchanged-to-slightly-lower while preserving capability, and a refusal-based scorer would have badly mischaracterised it.</w:t>
-      </w:r>
-    </w:p>
-    <w:p>
-      <w:pPr>
-        <w:spacing w:after="160" w:line="300"/>
-        <w:jc w:val="both"/>
-      </w:pPr>
-      <w:r>
-        <w:rPr>
-          <w:rFonts w:ascii="Calibri" w:cs="Calibri" w:eastAsia="Calibri" w:hAnsi="Calibri"/>
-          <w:sz w:val="22"/>
-          <w:szCs w:val="22"/>
-        </w:rPr>
-        <w:t xml:space="preserve">Phi-4-mini falls in the opposite (Llama-like) camp, where the proxy and the judge largely agree. Genuine harmful compliance is low across the pair (judge ASR 0.070 at baseline and 0.090 under 4-bit, ΔASR +0.020, CI [−0.015, +0.055], not significant; McNemar p = 0.424), so on safety the pair takes a directional alignment_degradation label (evidence status: directional), its ΔASR of +0.020 sitting exactly on the +0.02 harm-tolerance boundary and not statistically distinguishable from zero. The judge, proxy agreement is high (κ = 0.67, like Llama), and the second judge agrees at κ 0.68 at baseline and 0.83 under 4-bit at the reference budget, the baseline is in fact the study's lowest cross-judge agreement, and the substantial-to-almost-perfect κ 0.79/0.95 belongs to the retired 128-token budget. On capability, Phi shows a modest, non-significant dip on both axes: MMLU −2.7 pp and ARC −1.5 pp (both n.s.). Its one significant delta is on over-refusal: the 4-bit model is slightly less over-cautious on benign prompts, ΔOR = −0.048 (CI [−0.076, −0.020], significant under the primary regex scorer), the only significant over-refusal delta in the study, and in the benign direction (fewer false refusals, not more), though this contrast is regex-scored and scorer-dependent: an independent three-class refusal judge does not reproduce it (§6.12, Result 6).</w:t>
-      </w:r>
-    </w:p>
-    <w:p>
-      <w:pPr>
-        <w:spacing w:after="160" w:line="300"/>
-        <w:jc w:val="both"/>
-      </w:pPr>
-      <w:r>
-        <w:rPr>
-          <w:rFonts w:ascii="Calibri" w:cs="Calibri" w:eastAsia="Calibri" w:hAnsi="Calibri"/>
-          <w:sz w:val="22"/>
-          <w:szCs w:val="22"/>
-        </w:rPr>
-        <w:t xml:space="preserve">Across all four families the central pattern holds and strengthens. Under the official classifier at the 512-token reference budget, none of the five pairs shows a significant increase in genuine harmful compliance under NF4: no pair's ΔASR is a significant increase, the only individually significant contrast is Llama's decrease (−0.040), and the two new families add a non-significant decrease (Mistral, −0.020) and a non-significant increase (Phi, +0.020). The proxy-reliability split spans four families (the regex over-counts severely for Qwen and Mistral (judge-vs-proxy κ 0.25 to 0.59) but tracks the judge for Llama and Phi (κ 0.67 to 0.84)), so the methodological contribution (validate the scorer before trusting the delta) generalises rather than being a Qwen-specific artefact. On over-refusal, four of five pairs show no significant change and the fifth (Phi) moves in the benign direction, so the RQ2 deployment message (NF4 does not make models more trigger-happy on benign prompts) survives the extension. Capability loss stays directionally consistent (every pair's MMLU and ARC point estimates are ≤ 0, the sole exception being Mistral's negligible +0.9 pp on ARC). The cross-family extension therefore corroborates RQ5: NF4's safety effect is not uniform across families, is never a significant worsening in any pair, and is cleanly separable from capability only once the scorer itself is validated.</w:t>
-      </w:r>
-    </w:p>
-    <w:p>
-      <w:pPr>
-        <w:pStyle w:val="Heading2"/>
-        <w:spacing w:after="140" w:before="280"/>
-      </w:pPr>
-      <w:r>
-        <w:rPr>
-          <w:rFonts w:ascii="Calibri" w:cs="Calibri" w:eastAsia="Calibri" w:hAnsi="Calibri"/>
-          <w:b/>
-          <w:bCs/>
-          <w:sz w:val="26"/>
-          <w:szCs w:val="26"/>
-        </w:rPr>
-        <w:t xml:space="preserve">6.14 Mechanism Probe: Refusal-Margin Geometry (the "why")</w:t>
-      </w:r>
-    </w:p>
-    <w:p>
-      <w:pPr>
-        <w:spacing w:after="160" w:line="300"/>
-        <w:jc w:val="both"/>
-      </w:pPr>
-      <w:r>
-        <w:rPr>
-          <w:rFonts w:ascii="Calibri" w:cs="Calibri" w:eastAsia="Calibri" w:hAnsi="Calibri"/>
-          <w:sz w:val="22"/>
-          <w:szCs w:val="22"/>
-        </w:rPr>
-        <w:t xml:space="preserve">The behavioural results (§6.3, §6.12, §6.13) establish that at the 512-token reference budget NF4 does not significantly increase harmful compliance in any pair, and that behavioural flips are near-symmetric and small. This mechanism probe operates on the first-token refusal distribution, which is fixed at the first generated position and therefore generation-length-invariant, so its numbers are budget-invariant and reported unchanged from the 128- and 512-token runs alike; its capability-driven boundary-instability reading now aligns with the 512-token null (harmful compliance flat, capability the robust cost). To probe why flips occur where they do, a derived mechanism analysis measured each model's first-token refusal margin (m = log P(refusal-token set) − log P(compliance-token set), a scale-invariant log-probability difference at the first generated position) on all 200 HarmBench prompts per model, in fp16 and under NF4, via teacher-forced forward passes (scripts/capture_refusal_margin.py on TC1; redacted scores.margin.&lt;precision&gt;.jsonl sidecars carrying only prompt-id and scalar margins, no text; analysed by scripts/refusal_margin_analysis.py → results/analysis/refusal_margin.{json,csv}). The hypothesis under test, following Proskurina et al. [11], is that quantization perturbs the decision distribution most where the baseline margin is thin, so behavioural flips should concentrate at thin baseline margins. The analysis was run with explicit validity, circularity and confound controls, and the headline numbers were independently recomputed from the raw sidecars.</w:t>
-      </w:r>
-    </w:p>
-    <w:p>
-      <w:pPr>
-        <w:spacing w:after="160" w:line="300"/>
-        <w:jc w:val="both"/>
-      </w:pPr>
-      <w:r>
-        <w:rPr>
-          <w:rFonts w:ascii="Calibri" w:cs="Calibri" w:eastAsia="Calibri" w:hAnsi="Calibri"/>
-          <w:sz w:val="22"/>
-          <w:szCs w:val="22"/>
-        </w:rPr>
-        <w:t xml:space="preserve">Validation gate. Before any quantization claim the margin's sign was checked against the baseline judge label. For four families it discriminates refusal from compliance well (AUC 0.86 to 0.90 for Qwen-1.7B, Qwen-4B, Llama, Phi) but for Mistral-7B only weakly (AUC 0.69), because Mistral frequently opens with a refusal-shaped preamble and then complies: its refuse-versus-comply decision is resolved later than the first token. The first-token margin is therefore a sound proxy for four families and a poor one for Mistral, which is flagged throughout. The gate is itself only suggestive: the well-discriminating pairs have small baseline-harmful counts (8 to 13 prompts) and correspondingly wide AUC intervals, whereas Mistral's lower estimate rests on the largest positive class (77).</w:t>
-      </w:r>
-    </w:p>
-    <w:p>
-      <w:pPr>
-        <w:spacing w:after="160" w:line="300"/>
-        <w:jc w:val="both"/>
-      </w:pPr>
-      <w:r>
-        <w:rPr>
-          <w:rFonts w:ascii="Calibri" w:cs="Calibri" w:eastAsia="Calibri" w:hAnsi="Calibri"/>
-          <w:sz w:val="22"/>
-          <w:szCs w:val="22"/>
-        </w:rPr>
-        <w:t xml:space="preserve">Central result: boundary instability, not targeted erosion. A thin baseline margin does predict which prompts flip under NF4, but the within-model effect is modest. Pooling all 1,000 prompts gives AUC 0.76; after removing the between-family level difference (z-scoring the margin within each pair) it falls to 0.64, and within individual pairs it is near chance for the two thinnest-margin families (Qwen-1.7B 0.61, Mistral 0.54). The flips are also close to symmetric in aggregate: of 92 flips, 50 are harmful-ward (refuse→comply) and 42 are safe-ward (comply→refuse), and a thin margin predicts the safe-ward flips (AUC 0.78) at least as strongly as the harmful-ward ones (0.75). This pooled near-symmetry must, however, be read with care: it is driven by Mistral-7B (the one family whose first-token margin the gate above flags as a poor proxy), which alone contributes 20 harmful-ward and 28 safe-ward flips (two-thirds of all safe-ward flips). Across the four families where the first-token margin is a valid proxy the flips lean roughly 2:1 harmful-ward (30 versus 14), and the load-bearing Qwen-1.7B pair is 16 versus 5. Two of those valid-proxy families are nonetheless individually symmetric (Llama 2:2, Phi 5:5) and the safe-ward direction is well represented, so thin first-token margins are best read as marking prompts near the greedy-decoding decision boundary that quantization can destabilise in either direction, a boundary-fragility effect rather than evidence of a safety-specific erosion mechanism. The strongest evidence for the boundary-instability reading of the one behaviourally-moving pair (Qwen-1.7B) is not this pooled symmetry but the entropy confound control and the significant ΔMMLU discussed next.</w:t>
-      </w:r>
-    </w:p>
-    <w:p>
-      <w:pPr>
-        <w:spacing w:after="160" w:line="300"/>
-        <w:jc w:val="both"/>
-      </w:pPr>
-      <w:r>
-        <w:rPr>
-          <w:rFonts w:ascii="Calibri" w:cs="Calibri" w:eastAsia="Calibri" w:hAnsi="Calibri"/>
-          <w:sz w:val="22"/>
-          <w:szCs w:val="22"/>
-        </w:rPr>
-        <w:t xml:space="preserve">Direction of the margin shift is model-specific and modest. The paired shift Δm = m(fp16) − m(NF4) is statistically significant for every pair (Wilcoxon signed-rank [30] p &lt; 0.001, n = 200) but moves comply-ward for Qwen (Δm = +1.2 for 1.7B, +4.0 for 4B) and refuse-ward for Llama and Phi (−1.1, −0.3), with effect sizes spanning Cohen dz [31] ≈ −0.74 to +1.7; the whole-sequence margins reverse the first-token sign for Qwen-1.7B and Phi, so the directional claim is first-token-specific. The supportable statement is that NF4 perturbs the first-token refusal distribution in a model-specific direction, not that it uniformly erodes refusal. Qwen-4B shifts comply-ward more than Qwen-1.7B (+4.0 vs +1.2) yet flips fewer prompts (9 vs 21), because its baseline margin is far wider (median 13.0 vs 3.8): it has refusal headroom to absorb the perturbation, which is the mechanistic reason the 4B pair is behaviourally intact while the 1.7B is not.</w:t>
-      </w:r>
-    </w:p>
-    <w:p>
-      <w:pPr>
-        <w:spacing w:after="160" w:line="300"/>
-        <w:jc w:val="both"/>
-      </w:pPr>
-      <w:r>
-        <w:rPr>
-          <w:rFonts w:ascii="Calibri" w:cs="Calibri" w:eastAsia="Calibri" w:hAnsi="Calibri"/>
-          <w:sz w:val="22"/>
-          <w:szCs w:val="22"/>
-        </w:rPr>
-        <w:t xml:space="preserve">Capability versus alignment: the tie to the central question. If NF4 simply raised next-token entropy everywhere, every margin would shrink as a by-product of generic confidence loss rather than a safety-specific change. Comparing the entropy rise on harmful prompts with that on neutral (MMLU / XSTest-benign) tokens, the harmful side softens more only for Qwen-4B and Mistral, the two pairs that do not drive the behavioural result. For the one pair that does move, Qwen-1.7B, neutral-token entropy rises roughly ten times more than harmful-token entropy (+0.21 vs +0.02): the change is consistent with generic confidence/capability softening near the boundary, not a targeted alignment shift. (This control is suggestive only: n = 100 unpaired neutral prompts, a mixed set, no significance test.) The mechanism evidence therefore converges with the significant Qwen-1.7B ΔMMLU (§6.2), the multi-seed fragility (§6.6.1) and the ARC-versus-MMLU capability picture (§6.4.1): the smallest model's harmful-compliance wobble reads as capability-driven boundary instability rather than genuine alignment erosion. The probe's contribution is not a clean safety-erosion mechanism: it is to localise the effect to near-boundary prompts and to weigh the evidence, for the one moving pair, toward the capability side of the study's central dichotomy. Two mechanism follow-ups (an independent activation-space refusal-direction probe and a paired neutral-margin control) are listed in Chapter 9; the third anticipated there, an INT8 precision point tracing the effect across the fp16 → INT8 → NF4 spectrum, has since been run and is reported in §6.15.</w:t>
-      </w:r>
-    </w:p>
-    <w:p>
-      <w:pPr>
-        <w:pStyle w:val="Heading2"/>
-        <w:spacing w:after="140" w:before="280"/>
-      </w:pPr>
-      <w:r>
-        <w:rPr>
-          <w:rFonts w:ascii="Calibri" w:cs="Calibri" w:eastAsia="Calibri" w:hAnsi="Calibri"/>
-          <w:b/>
-          <w:bCs/>
-          <w:sz w:val="26"/>
-          <w:szCs w:val="26"/>
-        </w:rPr>
-        <w:t xml:space="preserve">6.15 INT8 Precision Point: Method- and Bit-Width Sensitivity (fp16 → INT8 → NF4)</w:t>
-      </w:r>
-    </w:p>
-    <w:p>
-      <w:pPr>
-        <w:spacing w:after="60" w:before="160"/>
-        <w:jc w:val="center"/>
-      </w:pPr>
-      <w:r>
-        <w:drawing>
-          <wp:inline distT="0" distB="0" distL="0" distR="0">
-            <wp:extent cx="5334000" cy="2133600"/>
             <wp:effectExtent t="0" r="0" b="0" l="0"/>
             <wp:docPr id="1" name="" descr="" title=""/>
             <wp:cNvGraphicFramePr>
@@ -19812,6 +16383,3660 @@
                   <pic:spPr bwMode="auto">
                     <a:xfrm>
                       <a:off x="0" y="0"/>
+                      <a:ext cx="5334000" cy="2990850"/>
+                    </a:xfrm>
+                    <a:prstGeom prst="rect">
+                      <a:avLst/>
+                    </a:prstGeom>
+                  </pic:spPr>
+                </pic:pic>
+              </a:graphicData>
+            </a:graphic>
+          </wp:inline>
+        </w:drawing>
+      </w:r>
+    </w:p>
+    <w:p>
+      <w:pPr>
+        <w:spacing w:after="220"/>
+        <w:jc w:val="center"/>
+      </w:pPr>
+      <w:r>
+        <w:rPr>
+          <w:rFonts w:ascii="Calibri" w:cs="Calibri" w:eastAsia="Calibri" w:hAnsi="Calibri"/>
+          <w:i/>
+          <w:iCs/>
+          <w:sz w:val="18"/>
+          <w:szCs w:val="18"/>
+        </w:rPr>
+        <w:t xml:space="preserve">Figure 6. Qwen3-1.7B judge ΔASR under decoding variation at the 512-token reference budget: the greedy point estimate (0.000, red diamond) versus the multi-seed mean ± sd at temperature 0.7 (blue, five seeds), mean +0.013 with the greedy 0.000 sitting inside the seed range. Stochastic decoding corroborates the null. Source: results_512/analysis/sensitivity_multiseed.json.</w:t>
+      </w:r>
+    </w:p>
+    <w:p>
+      <w:pPr>
+        <w:spacing w:after="160" w:line="300"/>
+        <w:jc w:val="both"/>
+      </w:pPr>
+      <w:r>
+        <w:rPr>
+          <w:rFonts w:ascii="Calibri" w:cs="Calibri" w:eastAsia="Calibri" w:hAnsi="Calibri"/>
+          <w:sz w:val="22"/>
+          <w:szCs w:val="22"/>
+        </w:rPr>
+        <w:t xml:space="preserve">Because the primary study uses greedy decoding (T = 0.0), its bootstrap and McNemar intervals capture prompt-sampling variance only, not generation variance, the one Priority-1 weakness (W1) that cannot be resolved by reanalysis of the existing artifacts. To estimate how stable the ΔASR result is under realistic sampling, all five pairs were re-run on HarmBench at a single fixed stochastic setting (temperature 0.7, top-p 0.8, Qwen3's published non-thinking recommendation, applied uniformly to all five pairs for cross-pair comparability rather than per-publisher tuning; Meta's Llama guidance is T = 0.6 / top-p 0.9) across five independent seeds, with both pair members scored by the same official HarmBench classifier used for the primary result. Within each seed, baseline and 4-bit share the identical temperature and seed, so every per-seed ΔASR is a clean matched-pair contrast; the arm is a separate robustness layer and is never cross-compared with the greedy main results.</w:t>
+      </w:r>
+    </w:p>
+    <w:p>
+      <w:pPr>
+        <w:spacing w:after="160" w:line="300"/>
+        <w:jc w:val="both"/>
+      </w:pPr>
+      <w:r>
+        <w:rPr>
+          <w:rFonts w:ascii="Calibri" w:cs="Calibri" w:eastAsia="Calibri" w:hAnsi="Calibri"/>
+          <w:sz w:val="22"/>
+          <w:szCs w:val="22"/>
+        </w:rPr>
+        <w:t xml:space="preserve">For Qwen 1.7B the per-seed judge ΔASR is 0.000, +0.010, +0.020, 0.000, +0.035 (mean +0.013, range [0.000, +0.035]), and no seed is individually significant (0/5). One directional nuance is disclosed rather than glossed: all five seed deltas are non-negative, a sign-consistency compatible with a small positive effect below this pair's minimum detectable effect (0.079 at n = 200; the representative per-pair MDE is ≈0.06, with the five pairs spanning 0.044–0.086, §6.5), the claim established here is 'no detectable change at n = 200', not a proven zero. Critically, the greedy point estimate (0.000) sits inside the seed range, so stochastic decoding corroborates rather than contradicts the null: there is no effect at the reference budget for sampling to attenuate. This is the reverse of the 128-token picture (§6.16), where multi-seed decoding attenuated a real greedy +0.055; at 512 tokens there is nothing to attenuate. The next two pairs behave consistently with their primary deltas: Qwen 4B has mean +0.029 (range [+0.010, +0.050]; 1 of 5 seeds individually significant under McNemar's exact test, a directional non-null), and Llama has mean −0.024 with no positive seed in five (range [−0.040, −0.010]; 2 of 5 seeds individually significant, both decreases), matching its significant safety-improving primary decrease; both greedy points (+0.040 and −0.040) sit inside their seed ranges. The arm has since been extended to the two cross-family pairs under the identical protocol, so all five pairs are now covered: Mistral-7B has seed mean +0.012 (range [−0.005, +0.045], 0 of 5 seeds significant) and Phi-4-mini seed mean −0.012 (range [−0.055, +0.015], 1 of 5 seeds individually significant, and that seed, −0.055, is a decrease). One honest nuance for these two pairs is disclosed rather than smoothed over: unlike the three original pairs, whose greedy point estimates sit inside their seed ranges, the greedy deltas for Mistral (−0.020) and Phi (+0.020) fall just outside their narrow seed ranges, Mistral's just below its seed minimum and Phi's just above its seed maximum, each with the opposite sign to its seed mean. Both ranges straddle zero, the greedy-versus-stochastic gaps are small (at most 0.04) and sign-unstable, and the seed means are near zero (Mistral +0.012, Phi −0.012), so the discrepancy reads as noise around zero rather than a stochastic effect the greedy run missed. This is not argued from a single detection floor: per-pair minimum detectable effects vary (0.044–0.086 at n = 200, §6.5), and one Phi seed is itself individually significant at −0.055 (McNemar p = 0.043), a decrease, and one of five, so it does not lift the pair-level reading. The claim carried for these pairs is 'no detectable pair-level change under either decoding regime', not greedy-versus-seed agreement in point estimate. Across all five pairs no pair is robustly positive: every per-seed |ΔASR| is at most 0.055, every seed-mean |ΔASR| at most 0.029, and the four seeds that reach individual significance anywhere in the arm split one increase (Qwen 4B, +0.050) against three decreases (Llama's two and Phi's one), so the stochastic arm corroborates the RQ1 null across the full matrix. Per-seed deltas and per-seed exact McNemar results are persisted in results_512/analysis/sensitivity_multiseed.json (judge_delta.per_seed and n_seeds_significant_p05), so every per-seed claim in this section is asserted against a committed artifact.</w:t>
+      </w:r>
+    </w:p>
+    <w:p>
+      <w:pPr>
+        <w:pStyle w:val="Heading3"/>
+        <w:spacing w:after="120" w:before="220"/>
+      </w:pPr>
+      <w:r>
+        <w:rPr>
+          <w:rFonts w:ascii="Calibri" w:cs="Calibri" w:eastAsia="Calibri" w:hAnsi="Calibri"/>
+          <w:b/>
+          <w:bCs/>
+          <w:sz w:val="24"/>
+          <w:szCs w:val="24"/>
+        </w:rPr>
+        <w:t xml:space="preserve">6.6.2 Per-category harmful-compliance profile</w:t>
+      </w:r>
+    </w:p>
+    <w:p>
+      <w:pPr>
+        <w:spacing w:after="60" w:before="160"/>
+        <w:jc w:val="center"/>
+      </w:pPr>
+      <w:r>
+        <w:drawing>
+          <wp:inline distT="0" distB="0" distL="0" distR="0">
+            <wp:extent cx="5334000" cy="3171825"/>
+            <wp:effectExtent t="0" r="0" b="0" l="0"/>
+            <wp:docPr id="1" name="" descr="" title=""/>
+            <wp:cNvGraphicFramePr>
+              <a:graphicFrameLocks xmlns:a="http://schemas.openxmlformats.org/drawingml/2006/main" noChangeAspect="1"/>
+            </wp:cNvGraphicFramePr>
+            <a:graphic xmlns:a="http://schemas.openxmlformats.org/drawingml/2006/main">
+              <a:graphicData uri="http://schemas.openxmlformats.org/drawingml/2006/picture">
+                <pic:pic xmlns:pic="http://schemas.openxmlformats.org/drawingml/2006/picture">
+                  <pic:nvPicPr>
+                    <pic:cNvPr id="0" name="" descr=""/>
+                    <pic:cNvPicPr>
+                      <a:picLocks noChangeAspect="1" noChangeArrowheads="1"/>
+                    </pic:cNvPicPr>
+                  </pic:nvPicPr>
+                  <pic:blipFill>
+                    <a:blip r:embed="rId15" cstate="none"/>
+                    <a:srcRect/>
+                    <a:stretch>
+                      <a:fillRect/>
+                    </a:stretch>
+                  </pic:blipFill>
+                  <pic:spPr bwMode="auto">
+                    <a:xfrm>
+                      <a:off x="0" y="0"/>
+                      <a:ext cx="5334000" cy="3171825"/>
+                    </a:xfrm>
+                    <a:prstGeom prst="rect">
+                      <a:avLst/>
+                    </a:prstGeom>
+                  </pic:spPr>
+                </pic:pic>
+              </a:graphicData>
+            </a:graphic>
+          </wp:inline>
+        </w:drawing>
+      </w:r>
+    </w:p>
+    <w:p>
+      <w:pPr>
+        <w:spacing w:after="220"/>
+        <w:jc w:val="center"/>
+      </w:pPr>
+      <w:r>
+        <w:rPr>
+          <w:rFonts w:ascii="Calibri" w:cs="Calibri" w:eastAsia="Calibri" w:hAnsi="Calibri"/>
+          <w:i/>
+          <w:iCs/>
+          <w:sz w:val="18"/>
+          <w:szCs w:val="18"/>
+        </w:rPr>
+        <w:t xml:space="preserve">Figure 7. Per-category HarmBench attack success rate for Qwen3-1.7B at fp16 versus NF4 (official classifier, 512-token reference budget). The aggregate ΔASR is 0.000, so per-category rates are descriptive with no net change across the mix; there is no broad-based increase to attribute. Per-category counts are small (19 to 58 prompts), so the rates are descriptive. Source: results_512/analysis/harmbench_category_breakdown.json.</w:t>
+      </w:r>
+    </w:p>
+    <w:p>
+      <w:pPr>
+        <w:spacing w:after="160" w:line="300"/>
+        <w:jc w:val="both"/>
+      </w:pPr>
+      <w:r>
+        <w:rPr>
+          <w:rFonts w:ascii="Calibri" w:cs="Calibri" w:eastAsia="Calibri" w:hAnsi="Calibri"/>
+          <w:sz w:val="22"/>
+          <w:szCs w:val="22"/>
+        </w:rPr>
+        <w:t xml:space="preserve">Because the aggregate Qwen 1.7B ΔASR is exactly 0.000 at the reference budget, there is no net harmful-compliance increase to decompose by harm type. The judge ASR was nonetheless decomposed by HarmBench semantic category (results_512/analysis/harmbench_category_breakdown.{json,csv}, produced by scripts/harmbench_category_breakdown.py from the saved generations and judge sidecars, no new inference) to confirm the null is not masking a large offsetting swing between categories. At 512 tokens the per-category deltas go in both directions and roughly cancel: four categories rise (misinformation/disinformation +0.18, harassment/bullying +0.11, illegal +0.03, and the generic harmful category +0.05) while two fall (cybercrime/intrusion −0.18 and chemical/biological −0.14), leaving the aggregate flat; no single category drives a systematic increase. The broad-based five-of-six-category rise reported for this pair previously was a feature of the 128-token run: it was an artefact of truncation (§6.16), not a stable property of the model, and it disappears alongside the aggregate +0.055 once responses are allowed to run to the reference budget. Per-category counts are small (19 to 58 prompts each), so these rates are descriptive and exploratory, reported to characterise the composition of the null rather than as individually significance-tested claims. For contrast, the Qwen 4B pair shows a small directional increase and the Llama pair a significant decrease, consistent with their aggregate deltas.</w:t>
+      </w:r>
+    </w:p>
+    <w:p>
+      <w:pPr>
+        <w:pStyle w:val="Heading2"/>
+        <w:spacing w:after="140" w:before="280"/>
+      </w:pPr>
+      <w:r>
+        <w:rPr>
+          <w:rFonts w:ascii="Calibri" w:cs="Calibri" w:eastAsia="Calibri" w:hAnsi="Calibri"/>
+          <w:b/>
+          <w:bCs/>
+          <w:sz w:val="26"/>
+          <w:szCs w:val="26"/>
+        </w:rPr>
+        <w:t xml:space="preserve">6.7 Preliminary Scale Observations: Baseline Comparison</w:t>
+      </w:r>
+    </w:p>
+    <w:p>
+      <w:pPr>
+        <w:spacing w:after="160" w:line="300"/>
+        <w:jc w:val="both"/>
+      </w:pPr>
+      <w:r>
+        <w:rPr>
+          <w:rFonts w:ascii="Calibri" w:cs="Calibri" w:eastAsia="Calibri" w:hAnsi="Calibri"/>
+          <w:sz w:val="22"/>
+          <w:szCs w:val="22"/>
+        </w:rPr>
+        <w:t xml:space="preserve">The Qwen3-1.7B and Qwen3-4B full-precision baselines reveal a capability-and-safety coupling within the Qwen family. At full precision (HarmBench under the official classifier at the 512-token reference budget), scaling from 1.7B to 4B parameters produces: HarmBench ASR 0.255 → 0.115 (−14.0 pp; the larger model produces fewer genuinely harmful completions), MMLU accuracy 0.643 → 0.747 (+10.4 pp; substantially more capable), and XSTest over-refusal 0.052 → 0.028 (−2.4 pp; fewer false refusals on benign prompts). Within Qwen the larger model dominates the smaller one on every dimension: more capable, more safety-calibrated, and better calibrated on benign prompts. (Under the v2 non-refusal proxy the baseline ASR gap looks larger because the proxy over-counts; the genuine harmful-compliance gap is the 14.0 pp classifier figure.) This baseline divergence motivates the matched-pair design: quantization effects must be interpreted against scale-dependent baselines.</w:t>
+      </w:r>
+    </w:p>
+    <w:p>
+      <w:pPr>
+        <w:pStyle w:val="Heading2"/>
+        <w:spacing w:after="140" w:before="280"/>
+      </w:pPr>
+      <w:r>
+        <w:rPr>
+          <w:rFonts w:ascii="Calibri" w:cs="Calibri" w:eastAsia="Calibri" w:hAnsi="Calibri"/>
+          <w:b/>
+          <w:bCs/>
+          <w:sz w:val="26"/>
+          <w:szCs w:val="26"/>
+        </w:rPr>
+        <w:t xml:space="preserve">6.8 Observations: Qwen3-4B Pair (pair_id qwen_4b)</w:t>
+      </w:r>
+    </w:p>
+    <w:p>
+      <w:pPr>
+        <w:spacing w:after="160" w:line="300"/>
+        <w:jc w:val="both"/>
+      </w:pPr>
+      <w:r>
+        <w:rPr>
+          <w:rFonts w:ascii="Calibri" w:cs="Calibri" w:eastAsia="Calibri" w:hAnsi="Calibri"/>
+          <w:sz w:val="22"/>
+          <w:szCs w:val="22"/>
+        </w:rPr>
+        <w:t xml:space="preserve">Under the official classifier at the 512-token reference budget, the Qwen 4B pair receives the alignment_degradation label by point estimate with evidence status directional: the effect is suggestive rather than statistically confirmed. HarmBench ASR rises from 0.115 to 0.155 (ΔASR = +0.040, 95% CI [0.000, +0.080], not significant, the lower bound touches zero) while capability is preserved (ΔMMLU = −0.003, CI [−0.040, +0.033], not significant). McNemar's exact paired test agrees the move is not significant (exact p = 0.096). Because capability is preserved and the ASR point estimate exceeds the harm tolerance, the rule assigns alignment_degradation; but both the bootstrap CI and McNemar's test include the null, so the two-layer scheme flags this as directional: a suggestive safety worsening, not a confirmed one. The one significant capability signal on this pair is on the second benchmark: ARC accuracy falls at nominal, uncorrected significance (ΔARC = −0.016; it does not survive the BH-FDR correction, §6.5.1), so the 4B pair is not perfectly capability-robust even though its MMLU is flat.</w:t>
+      </w:r>
+    </w:p>
+    <w:p>
+      <w:pPr>
+        <w:spacing w:after="160" w:line="300"/>
+        <w:jc w:val="both"/>
+      </w:pPr>
+      <w:r>
+        <w:rPr>
+          <w:rFonts w:ascii="Calibri" w:cs="Calibri" w:eastAsia="Calibri" w:hAnsi="Calibri"/>
+          <w:sz w:val="22"/>
+          <w:szCs w:val="22"/>
+        </w:rPr>
+        <w:t xml:space="preserve">This is a notable demotion from the secondary v2 proxy, under which Qwen 4B reports a much larger non-refusal-rate delta (proxy ΔASR = +0.070). The judge validation shows that the proxy over-counts by refusal-counting: the regex marks many non-refusals as harmful, inflating both the level and the delta. On the genuine harmful-compliance measure, the 4B effect is real in direction but does not reach significance at n = 200, and no HarmBench ASR contrast in the study survives multiplicity correction (§6.5). The honest reading is that NF4 may modestly increase Qwen 4B's harmful compliance, but the present sample cannot confirm it.</w:t>
+      </w:r>
+    </w:p>
+    <w:p>
+      <w:pPr>
+        <w:spacing w:after="160" w:line="300"/>
+        <w:jc w:val="both"/>
+      </w:pPr>
+      <w:r>
+        <w:rPr>
+          <w:rFonts w:ascii="Calibri" w:cs="Calibri" w:eastAsia="Calibri" w:hAnsi="Calibri"/>
+          <w:sz w:val="22"/>
+          <w:szCs w:val="22"/>
+        </w:rPr>
+        <w:t xml:space="preserve">Mechanism and over-refusal. Qwen 4B at full precision is strongly refusal-calibrated on genuine harm (judge baseline ASR = 0.115). XSTest over-refusal is essentially unchanged (0.028 → 0.024, ΔOR = −0.004, not significant). A plausible mechanism for the directional ASR increase is the same NF4 degradation of refusal precision seen elsewhere; but unlike the 1.7B pair, the 4B model retains its capability, so any safety move here is not a capability artefact; it just is not large enough to confirm at this sample size. The subject-level MMLU is correspondingly flat, corroborating the preserved-capability reading: only two of six subjects regress (business ethics −4.0 pp, college biology −3.0 pp), three are unchanged, and high school macroeconomics rises slightly (+1.1 pp), a stark contrast with the 1.7B pair's five-of-six broad regression. Per-subject figures for all pairs are in results_512/analysis/mmlu_subject_breakdown.{json,csv}.</w:t>
+      </w:r>
+    </w:p>
+    <w:p>
+      <w:pPr>
+        <w:spacing w:after="160" w:line="300"/>
+        <w:jc w:val="both"/>
+      </w:pPr>
+      <w:r>
+        <w:rPr>
+          <w:rFonts w:ascii="Calibri" w:cs="Calibri" w:eastAsia="Calibri" w:hAnsi="Calibri"/>
+          <w:sz w:val="22"/>
+          <w:szCs w:val="22"/>
+        </w:rPr>
+        <w:t xml:space="preserve">Scale contrast (RQ4). The 1.7B and 4B Qwen models exhibit different failure modes under the same quantization, but at the 512-token reference budget neither failure is on the harmful-compliance axis. The 1.7B model receives the broad_degradation label driven entirely by a significant capability loss (ΔMMLU −0.090) with its harm axis flat (ΔASR 0.000). The 4B model preserves MMLU but loses ARC significantly, and shows only a directional, non-significant safety worsening (alignment_degradation by point estimate, ΔASR +0.040). The within-family contrast is therefore a capability contrast: the smaller model suffers a large, significant MMLU loss while the larger model's capability loss surfaces only on ARC; on the safety axis both pairs are within noise. This points the same direction as the broader literature on quantization sensitivity declining with model size.</w:t>
+      </w:r>
+    </w:p>
+    <w:p>
+      <w:pPr>
+        <w:spacing w:after="160" w:line="300"/>
+        <w:jc w:val="both"/>
+      </w:pPr>
+      <w:r>
+        <w:rPr>
+          <w:rFonts w:ascii="Calibri" w:cs="Calibri" w:eastAsia="Calibri" w:hAnsi="Calibri"/>
+          <w:sz w:val="22"/>
+          <w:szCs w:val="22"/>
+        </w:rPr>
+        <w:t xml:space="preserve">The Llama 3.2 3B pair results (§6.10, §6.11) allow assessment of whether any safety worsening reproduces cross-family.</w:t>
+      </w:r>
+    </w:p>
+    <w:p>
+      <w:pPr>
+        <w:pStyle w:val="Heading2"/>
+        <w:spacing w:after="140" w:before="280"/>
+      </w:pPr>
+      <w:r>
+        <w:rPr>
+          <w:rFonts w:ascii="Calibri" w:cs="Calibri" w:eastAsia="Calibri" w:hAnsi="Calibri"/>
+          <w:b/>
+          <w:bCs/>
+          <w:sz w:val="26"/>
+          <w:szCs w:val="26"/>
+        </w:rPr>
+        <w:t xml:space="preserve">6.9 Research Question Synthesis</w:t>
+      </w:r>
+    </w:p>
+    <w:p>
+      <w:pPr>
+        <w:spacing w:after="160" w:line="300"/>
+        <w:jc w:val="both"/>
+      </w:pPr>
+      <w:r>
+        <w:rPr>
+          <w:rFonts w:ascii="Calibri" w:cs="Calibri" w:eastAsia="Calibri" w:hAnsi="Calibri"/>
+          <w:sz w:val="22"/>
+          <w:szCs w:val="22"/>
+        </w:rPr>
+        <w:t xml:space="preserve">With all ten models evaluated and HarmBench ASR scored by the official classifier at its 512-token reference budget, it is now possible to give answers to all five research questions. Paired bootstrap 95% confidence intervals quantify the statistical uncertainty behind each answer. At the reference budget the individually-significant deltas under the primary scorers are all on the capability and over-refusal axes: Qwen 1.7B ΔMMLU (−0.090), Llama 3B ΔARC (−0.032), Qwen 4B ΔARC (−0.016), and one over-refusal decrease, Phi-4-mini (−0.048), with Qwen 1.7B's over-refusal decrease (−0.024) now non-significant (bootstrap CI [−0.048, 0.000] touches zero, McNemar p = 0.109; §3.7). On the harmful-compliance axis, the only ΔASR whose CI excludes zero is Llama 3B's, at −0.040, a decrease, not an increase; no pair shows a significant ASR increase. Under Benjamini, Hochberg correction over the twenty-test NF4 family (§6.5) exactly three contrasts survive, and all three are capability or over-refusal effects (Qwen 1.7B MMLU, Llama ARC, Phi over-refusal); zero HarmBench ASR contrasts survive. Capability degradation is therefore the robust, multiplicity-surviving cost of four-bit NF4, while the harmful-compliance change is not robust. (The 128-token run produced an apparent Qwen 1.7B ASR increase of +0.055 that was a truncation artefact and does not appear at the reference budget; §6.16.)</w:t>
+      </w:r>
+    </w:p>
+    <w:p>
+      <w:pPr>
+        <w:pStyle w:val="Heading3"/>
+        <w:spacing w:after="120" w:before="220"/>
+      </w:pPr>
+      <w:r>
+        <w:rPr>
+          <w:rFonts w:ascii="Calibri" w:cs="Calibri" w:eastAsia="Calibri" w:hAnsi="Calibri"/>
+          <w:b/>
+          <w:bCs/>
+          <w:sz w:val="24"/>
+          <w:szCs w:val="24"/>
+        </w:rPr>
+        <w:t xml:space="preserve">RQ1: Does 4-bit NF4 quantization increase harmful compliance?</w:t>
+      </w:r>
+    </w:p>
+    <w:p>
+      <w:pPr>
+        <w:spacing w:after="160" w:line="300"/>
+        <w:jc w:val="both"/>
+      </w:pPr>
+      <w:r>
+        <w:rPr>
+          <w:rFonts w:ascii="Calibri" w:cs="Calibri" w:eastAsia="Calibri" w:hAnsi="Calibri"/>
+          <w:sz w:val="22"/>
+          <w:szCs w:val="22"/>
+        </w:rPr>
+        <w:t xml:space="preserve">At the 512-token reference budget it does not, and it does not significantly increase it in any pair either. Under the official classifier the ΔASR values are: Qwen 1.7B 0.000 (CI [−0.055, +0.055], not significant), Qwen 4B +0.040 (CI [0.000, +0.080], not significant, directional), Llama 3.2 3B −0.040 (CI [−0.075, −0.010], significant, a decrease), Mistral-7B −0.020 (CI [−0.080, +0.040], not significant), and Phi-4-mini +0.020 (CI [−0.015, +0.055], not significant). The only ΔASR whose CI excludes zero is Llama's, and it is a decrease, not an increase; no pair shows a significant harmful-compliance increase, and no ASR contrast survives multiplicity correction (§6.5). The answer to RQ1: at the reference budget NF4 quantization does not significantly change harmful compliance in either direction for four of five pairs, and the single significant move (Llama) is a decrease. The data do not support a claim that NF4 raises harmful compliance; the robust cost of NF4 is capability, not safety. (The secondary v2 proxy over-counts ASR and reports a different pattern; the official classifier is authoritative, see §6.12. The 128-token +0.055 on Qwen 1.7B was a truncation artefact, §6.16.)</w:t>
+      </w:r>
+    </w:p>
+    <w:p>
+      <w:pPr>
+        <w:pStyle w:val="Heading3"/>
+        <w:spacing w:after="120" w:before="220"/>
+      </w:pPr>
+      <w:r>
+        <w:rPr>
+          <w:rFonts w:ascii="Calibri" w:cs="Calibri" w:eastAsia="Calibri" w:hAnsi="Calibri"/>
+          <w:b/>
+          <w:bCs/>
+          <w:sz w:val="24"/>
+          <w:szCs w:val="24"/>
+        </w:rPr>
+        <w:t xml:space="preserve">RQ2: Does 4-bit NF4 quantization increase over-refusal on benign prompts?</w:t>
+      </w:r>
+    </w:p>
+    <w:p>
+      <w:pPr>
+        <w:spacing w:after="160" w:line="300"/>
+        <w:jc w:val="both"/>
+      </w:pPr>
+      <w:r>
+        <w:rPr>
+          <w:rFonts w:ascii="Calibri" w:cs="Calibri" w:eastAsia="Calibri" w:hAnsi="Calibri"/>
+          <w:sz w:val="22"/>
+          <w:szCs w:val="22"/>
+        </w:rPr>
+        <w:t xml:space="preserve">Across the five pairs, none moves significantly in the over-refusing direction and the only confirmed change is benign. Under the v2 scorer: Qwen3-1.7B ΔOR = −0.024 (0.052 → 0.028, not significant: bootstrap CI [−0.048, 0.000] touches zero, McNemar p = 0.109; §3.7), Qwen3-4B −0.004 (0.028 → 0.024, not significant), Llama 3B +0.016 (0.032 → 0.048, not significant), Mistral-7B 0.000 (0.004 → 0.004, not significant), and Phi-4-mini −0.048 (0.128 → 0.080, significant, McNemar p = 0.002). The one significant over-refusal delta (Phi, −0.048) is a decrease and Qwen 1.7B's decrease is now non-significant, both running in the benign direction: the 4-bit model refuses fewer benign prompts, not more, and Phi's decrease survives multiplicity correction (§6.5). No pair shows a significant increase. The answer to RQ2: NF4 quantization does not produce a detectable over-refusal increase on benign prompts, across four families and five pairs; the moves that approach or reach significance both run in the safety-benign direction. This is practically useful for deployment teams considering NF4 compression: the concern that quantization would make models more trigger-happy on benign prompts is not supported by these data; if anything, the significant effects point the other way.</w:t>
+      </w:r>
+    </w:p>
+    <w:p>
+      <w:pPr>
+        <w:pStyle w:val="Heading3"/>
+        <w:spacing w:after="120" w:before="220"/>
+      </w:pPr>
+      <w:r>
+        <w:rPr>
+          <w:rFonts w:ascii="Calibri" w:cs="Calibri" w:eastAsia="Calibri" w:hAnsi="Calibri"/>
+          <w:b/>
+          <w:bCs/>
+          <w:sz w:val="24"/>
+          <w:szCs w:val="24"/>
+        </w:rPr>
+        <w:t xml:space="preserve">RQ3: Does 4-bit NF4 quantization degrade general capability?</w:t>
+      </w:r>
+    </w:p>
+    <w:p>
+      <w:pPr>
+        <w:spacing w:after="160" w:line="300"/>
+        <w:jc w:val="both"/>
+      </w:pPr>
+      <w:r>
+        <w:rPr>
+          <w:rFonts w:ascii="Calibri" w:cs="Calibri" w:eastAsia="Calibri" w:hAnsi="Calibri"/>
+          <w:sz w:val="22"/>
+          <w:szCs w:val="22"/>
+        </w:rPr>
+        <w:t xml:space="preserve">Yes, and this is the robust, budget-invariant cost of NF4. The Qwen3-1.7B model loses 9.0 percentage points of MMLU accuracy under NF4 quantization (0.643 → 0.553, significant), and this is the single largest, multiplicity-surviving effect in the study. Every pair's MMLU point estimate is negative (Qwen 4B −0.003, Llama −0.037, Mistral −0.020, Phi −0.027); on the second capability benchmark ARC-Challenge (§6.4.1) the losses that reach nominal significance are Llama (−0.032, which also survives the Benjamini, Hochberg correction) and Qwen 4B (−0.016, uncorrected only, it does not survive correction). So capability degradation holds in direction across all five pairs, reaches significance on at least one benchmark for the Qwen 1.7B, Qwen 4B and Llama pairs, and supplies two of the three effects that survive the Benjamini, Hochberg correction (the third survivor is Phi's over-refusal decrease). The answer to RQ3: NF4 quantization degrades general capability, most severely (and MMLU-significantly) in the 1.7B Qwen model, and this capability cost is robust to generation-length budget where the harmful-compliance change is not (§6.16). The one substantive cross-benchmark divergence is the Qwen 1.7B loss, which is far smaller and non-significant on ARC (−0.9 pp) than on MMLU (−9.0 pp), so its *severity* is partly MMLU-specific even though its direction is not.</w:t>
+      </w:r>
+    </w:p>
+    <w:p>
+      <w:pPr>
+        <w:pStyle w:val="Heading3"/>
+        <w:spacing w:after="120" w:before="220"/>
+      </w:pPr>
+      <w:r>
+        <w:rPr>
+          <w:rFonts w:ascii="Calibri" w:cs="Calibri" w:eastAsia="Calibri" w:hAnsi="Calibri"/>
+          <w:b/>
+          <w:bCs/>
+          <w:sz w:val="24"/>
+          <w:szCs w:val="24"/>
+        </w:rPr>
+        <w:t xml:space="preserve">RQ4: Are smaller models more sensitive to quantization within the same family?</w:t>
+      </w:r>
+    </w:p>
+    <w:p>
+      <w:pPr>
+        <w:spacing w:after="160" w:line="300"/>
+        <w:jc w:val="both"/>
+      </w:pPr>
+      <w:r>
+        <w:rPr>
+          <w:rFonts w:ascii="Calibri" w:cs="Calibri" w:eastAsia="Calibri" w:hAnsi="Calibri"/>
+          <w:sz w:val="22"/>
+          <w:szCs w:val="22"/>
+        </w:rPr>
+        <w:t xml:space="preserve">On capability, yes; on harmful compliance, not at the reference budget. On capability the MMLU delta ratio between Qwen 1.7B and Qwen 4B is large (−9.0 pp versus −0.3 pp): the 1.7B model loses substantial, significant MMLU capability under NF4 compression while the 4B model's MMLU is essentially unaffected. On safety (judge, 512-token reference budget) neither Qwen pair shows a significant ΔASR: the 1.7B is exactly 0.000 and the 4B is a directional, non-significant +0.040, so there is no within-family safety-sensitivity contrast to report, the earlier +0.055 on the 1.7B was a 128-token truncation artefact (§6.16). The answer to RQ4: smaller Qwen models are more sensitive to NF4 quantization on capability *as measured by MMLU*, but this is benchmark-dependent, on ARC the within-family ordering reverses (the 4B pair loses −0.016 significantly while the 1.7B loses only −0.009, not significant), so the dramatic MMLU ratio is a parser-sensitive, benchmark-dependent result under the primary lenient parser — under the strict parser the scale gap replicates on ARC as well (−0.343 versus −0.017, §6.4.1) — rather than a clean benchmark-independent scale law. On the harmful-compliance axis there is no scale contrast at the reference budget: both Qwen pairs are within noise. The robust RQ4 conclusion is therefore a capability one, and even that is MMLU-specific and roughly equalised by the second benchmark.</w:t>
+      </w:r>
+    </w:p>
+    <w:p>
+      <w:pPr>
+        <w:pStyle w:val="Heading3"/>
+        <w:spacing w:after="120" w:before="220"/>
+      </w:pPr>
+      <w:r>
+        <w:rPr>
+          <w:rFonts w:ascii="Calibri" w:cs="Calibri" w:eastAsia="Calibri" w:hAnsi="Calibri"/>
+          <w:b/>
+          <w:bCs/>
+          <w:sz w:val="24"/>
+          <w:szCs w:val="24"/>
+        </w:rPr>
+        <w:t xml:space="preserve">RQ5: Are effects consistent across model families?</w:t>
+      </w:r>
+    </w:p>
+    <w:p>
+      <w:pPr>
+        <w:spacing w:after="160" w:line="300"/>
+        <w:jc w:val="both"/>
+      </w:pPr>
+      <w:r>
+        <w:rPr>
+          <w:rFonts w:ascii="Calibri" w:cs="Calibri" w:eastAsia="Calibri" w:hAnsi="Calibri"/>
+          <w:sz w:val="22"/>
+          <w:szCs w:val="22"/>
+        </w:rPr>
+        <w:t xml:space="preserve">Partially, and consistently in the safety-null / capability-cost direction. On capability, every pair's MMLU point estimate is negative under NF4 compression; the loss reaches MMLU-significance for Qwen 1.7B (−9.0 pp), and the ARC axis adds significant losses for Qwen 4B (−0.016) and Llama (−0.032). On safety (judge, 512-token reference budget), no pair shows a significant harmful-compliance increase: the only individually-significant ΔASR is Llama's, at −0.040, a decrease, and the remaining pairs (Qwen 1.7B 0.000, Qwen 4B +0.040, Mistral −0.020, Phi +0.020) are all within noise. The three original pairs receive three labels (broad_degradation but capability-driven for Qwen 1.7B, alignment_degradation directional for Qwen 4B, capability_collapse_masquerading_as_safety for Llama). The over-refusal axis is near-null (the one significant delta, Phi's −0.048, is a decrease and the Qwen 1.7B delta is now non-significant; §3.7). The full answer to RQ5 across the original two families: at the reference budget NF4 quantization does not raise harmful compliance in any pair (Llama's move is a significant decrease), does not significantly raise over-refusal, and imposes a capability cost that is consistent in direction and the only multiplicity-surviving class of effect. The cross-family extension (§6.13) confirms this across families: neither Mistral-7B (ΔASR −0.020, not significant) nor Phi-4-mini (+0.020, not significant) shows a significant increase, so no family shows an NF4-induced safety regression while the capability-cost pattern holds across four families.</w:t>
+      </w:r>
+    </w:p>
+    <w:p>
+      <w:pPr>
+        <w:pStyle w:val="Heading3"/>
+        <w:spacing w:after="120" w:before="220"/>
+      </w:pPr>
+      <w:r>
+        <w:rPr>
+          <w:rFonts w:ascii="Calibri" w:cs="Calibri" w:eastAsia="Calibri" w:hAnsi="Calibri"/>
+          <w:b/>
+          <w:bCs/>
+          <w:sz w:val="24"/>
+          <w:szCs w:val="24"/>
+        </w:rPr>
+        <w:t xml:space="preserve">Discussion: What the full five-pair dataset tells us</w:t>
+      </w:r>
+    </w:p>
+    <w:p>
+      <w:pPr>
+        <w:spacing w:after="160" w:line="300"/>
+        <w:jc w:val="both"/>
+      </w:pPr>
+      <w:r>
+        <w:rPr>
+          <w:rFonts w:ascii="Calibri" w:cs="Calibri" w:eastAsia="Calibri" w:hAnsi="Calibri"/>
+          <w:sz w:val="22"/>
+          <w:szCs w:val="22"/>
+        </w:rPr>
+        <w:t xml:space="preserve">Three implications extend beyond the specific numbers. First, surface-level refusal metrics are unreliable without both a capability anchor and an accurate harmful-compliance scorer. The v2 regex over-counts ASR (it equates non-refusal with success), and the judge validation is a conclusion-level correction rather than a cosmetic one, the scorer, not the delta, determines the conclusion (§6.12). Second, the most robust empirical finding is on the capability axis, not the safety axis: capability degradation is directionally consistent across all five pairs, reaches significance on at least one benchmark for three pairs, and supplies two of the three effects that survive multiplicity correction (the third, Phi's over-refusal decrease, is most plausibly a regex measurement artifact: it is human-audited in §6.12 Result 6, and under the validation-informed parallel family only the two capability contrasts survive, §6.5.1), whereas no HarmBench ASR contrast survives and the only individually-significant ΔASR (Llama, −0.040) is a decrease. At the reference budget the data are a null-safety result with capability as the robust cost; they do not support the alarmist reading that NF4 raises harmful compliance, nor the complacent reading that NF4 is cost-free. Third, the framework itself is the durable contribution: it produces well-separated diagnostic categories, and, validated against the benchmark's own classifier and re-run at the benchmark's reference generation budget, it caught and corrected both a scorer artefact and a generation-length truncation artefact rather than propagating them. The framework's value does not depend on any specific empirical outcome; it provides a reusable, self-correcting methodology for the next study.</w:t>
+      </w:r>
+    </w:p>
+    <w:p>
+      <w:pPr>
+        <w:pStyle w:val="Heading2"/>
+        <w:spacing w:after="140" w:before="280"/>
+      </w:pPr>
+      <w:r>
+        <w:rPr>
+          <w:rFonts w:ascii="Calibri" w:cs="Calibri" w:eastAsia="Calibri" w:hAnsi="Calibri"/>
+          <w:b/>
+          <w:bCs/>
+          <w:sz w:val="26"/>
+          <w:szCs w:val="26"/>
+        </w:rPr>
+        <w:t xml:space="preserve">6.10 Observations: Llama-3.2-3B Pair (pair_id llama_3_2_3b)</w:t>
+      </w:r>
+    </w:p>
+    <w:p>
+      <w:pPr>
+        <w:spacing w:after="160" w:line="300"/>
+        <w:jc w:val="both"/>
+      </w:pPr>
+      <w:r>
+        <w:rPr>
+          <w:rFonts w:ascii="Calibri" w:cs="Calibri" w:eastAsia="Calibri" w:hAnsi="Calibri"/>
+          <w:sz w:val="22"/>
+          <w:szCs w:val="22"/>
+        </w:rPr>
+        <w:t xml:space="preserve">The Llama 3.2 3B pair (SLURM jobs 60980 and 60981) completed on 2026-05-27. Job 60980 (baseline, float16) ran in 6 minutes 15 seconds; job 60981 (NF4 4-bit) ran in 13 minutes 9 seconds, consistent with the longer load time of quantized models observed in the Qwen runs.</w:t>
+      </w:r>
+    </w:p>
+    <w:p>
+      <w:pPr>
+        <w:spacing w:after="160" w:line="300"/>
+        <w:jc w:val="both"/>
+      </w:pPr>
+      <w:r>
+        <w:rPr>
+          <w:rFonts w:ascii="Calibri" w:cs="Calibri" w:eastAsia="Calibri" w:hAnsi="Calibri"/>
+          <w:sz w:val="22"/>
+          <w:szCs w:val="22"/>
+        </w:rPr>
+        <w:t xml:space="preserve">The baseline profile of Llama 3.2 3B-Instruct is strongly refusal-calibrated under the official classifier at the 512-token reference budget. HarmBench ASR at full precision is 0.100 (judge): 20 of 200 direct harmful requests produced genuinely harmful completions. XSTest over-refusal is 0.032, low. MMLU accuracy is 0.610, closely matching the Qwen3-1.7B baseline (0.643). This profile describes a model that is both compactly capable and safety-calibrated at full precision: safer on HarmBench than the smaller Qwen model (judge baseline ASR 0.255 for Qwen 1.7B) while approximately equally capable as the smaller Qwen on MMLU. This is also the pair where the v2 regex and the judge agree most closely (κ ≈ 0.71 to 0.84; §6.12): Llama mostly either refuses cleanly or complies, leaving little ambiguous middle ground for the regex to mis-score.</w:t>
+      </w:r>
+    </w:p>
+    <w:p>
+      <w:pPr>
+        <w:spacing w:after="160" w:line="300"/>
+        <w:jc w:val="both"/>
+      </w:pPr>
+      <w:r>
+        <w:rPr>
+          <w:rFonts w:ascii="Calibri" w:cs="Calibri" w:eastAsia="Calibri" w:hAnsi="Calibri"/>
+          <w:sz w:val="22"/>
+          <w:szCs w:val="22"/>
+        </w:rPr>
+        <w:t xml:space="preserve">Under NF4 4-bit quantization, the Llama pair is classified as capability_collapse_masquerading_as_safety. HarmBench ASR falls from 0.100 to 0.060 (ΔASR = −0.040, CI [−0.075, −0.010], statistically significant; McNemar's exact test p = 0.021): the 4-bit model refuses more of the direct harmful requests than the baseline, a small but significant safety-improving move, and the only individually significant ΔASR among the five pairs at the reference budget. XSTest over-refusal rises modestly from 0.032 to 0.048 (ΔOR = +0.016, not significant). MMLU accuracy falls by 3.7 percentage points (0.610 → 0.573, CI includes noise; not statistically significant), and the second capability benchmark, ARC-Challenge, falls by 3.2 percentage points (ΔARC = −0.032), which is significant. The capability decline is moderate and, on ARC, confirmed; the MMLU point estimate agrees in direction but does not reach significance at n = 200.</w:t>
+      </w:r>
+    </w:p>
+    <w:p>
+      <w:pPr>
+        <w:spacing w:after="160" w:line="300"/>
+        <w:jc w:val="both"/>
+      </w:pPr>
+      <w:r>
+        <w:rPr>
+          <w:rFonts w:ascii="Calibri" w:cs="Calibri" w:eastAsia="Calibri" w:hAnsi="Calibri"/>
+          <w:sz w:val="22"/>
+          <w:szCs w:val="22"/>
+        </w:rPr>
+        <w:t xml:space="preserve">Why capability_collapse_masquerading_as_safety? Harmful compliance decreases and capability decreases together: the significant ARC loss establishes a genuine capability cost, and the ASR falls rather than rises, so the apparent safety improvement is diagnosed as a by-product of a less-capable model refusing (or failing to produce coherent harmful content) more often, not as a strengthening of alignment. This is diagnostically informative and it is the crux of the study's central dichotomy: a naïve reading of the significant ΔASR = −0.040 as 'NF4 makes Llama safer' is exactly the misinterpretation the two-layer scheme is built to catch. The contrast with Qwen 1.7B is instructive: at nearly identical baseline capability (MMLU 0.610 vs 0.643), the smaller Qwen loses significant MMLU capability with a flat harm axis (ΔASR = 0.000), whereas Llama loses capability and its harm axis moves in the safety-improving direction, but in both pairs the robust, confirmed effect is capability loss, not any alignment shift.</w:t>
+      </w:r>
+    </w:p>
+    <w:p>
+      <w:pPr>
+        <w:pStyle w:val="Heading2"/>
+        <w:spacing w:after="140" w:before="280"/>
+      </w:pPr>
+      <w:r>
+        <w:rPr>
+          <w:rFonts w:ascii="Calibri" w:cs="Calibri" w:eastAsia="Calibri" w:hAnsi="Calibri"/>
+          <w:b/>
+          <w:bCs/>
+          <w:sz w:val="26"/>
+          <w:szCs w:val="26"/>
+        </w:rPr>
+        <w:t xml:space="preserve">6.11 Cross-Family Comparison (RQ5)</w:t>
+      </w:r>
+    </w:p>
+    <w:p>
+      <w:pPr>
+        <w:spacing w:after="160" w:line="300"/>
+        <w:jc w:val="both"/>
+      </w:pPr>
+      <w:r>
+        <w:rPr>
+          <w:rFonts w:ascii="Calibri" w:cs="Calibri" w:eastAsia="Calibri" w:hAnsi="Calibri"/>
+          <w:sz w:val="22"/>
+          <w:szCs w:val="22"/>
+        </w:rPr>
+        <w:t xml:space="preserve">The cross-family comparison places the Llama 3.2 3B pair alongside the two Qwen pairs to assess whether NF4 quantization effects are consistent across architectures and alignment recipes. Table 6.2 (§6.2) shows the delta values and interpretation labels for all three original pairs side by side; the cross-family extension to Mistral-7B and Phi-4-mini is analysed in §6.13.</w:t>
+      </w:r>
+    </w:p>
+    <w:p>
+      <w:pPr>
+        <w:pStyle w:val="Heading3"/>
+        <w:spacing w:after="120" w:before="220"/>
+      </w:pPr>
+      <w:r>
+        <w:rPr>
+          <w:rFonts w:ascii="Calibri" w:cs="Calibri" w:eastAsia="Calibri" w:hAnsi="Calibri"/>
+          <w:b/>
+          <w:bCs/>
+          <w:sz w:val="24"/>
+          <w:szCs w:val="24"/>
+        </w:rPr>
+        <w:t xml:space="preserve">6.11.1 Baseline safety profiles differ substantially across families</w:t>
+      </w:r>
+    </w:p>
+    <w:p>
+      <w:pPr>
+        <w:spacing w:after="160" w:line="300"/>
+        <w:jc w:val="both"/>
+      </w:pPr>
+      <w:r>
+        <w:rPr>
+          <w:rFonts w:ascii="Calibri" w:cs="Calibri" w:eastAsia="Calibri" w:hAnsi="Calibri"/>
+          <w:sz w:val="22"/>
+          <w:szCs w:val="22"/>
+        </w:rPr>
+        <w:t xml:space="preserve">Before interpreting quantization deltas, the baseline profile differences are themselves informative. At similar MMLU capability (Qwen3-1.7B: 0.643; Llama 3.2 3B: 0.610), the Llama model is more safety-calibrated than the smaller Qwen under the official classifier at the 512-token reference budget: baseline HarmBench ASR is 0.100 for Llama vs 0.255 for Qwen 1.7B, a 15.5 pp difference in favour of Llama on the safety axis at equivalent capability. XSTest over-refusal at baseline is 0.032 for Llama vs 0.052 for Qwen 1.7B, comparable. This indicates that two compact models at the same factual capability have different safety calibrations, attributable to differences in instruction-tuning methodology, RLHF recipe, and safety-alignment approach. Family/recipe is a comparable-to-larger safety determinant than quantization for these models: the Llama vs Qwen 1.7B baseline gap on ASR (15.5 pp) dwarfs every matched-pair quantization delta in the study (the largest of which, Llama's own ΔASR, is 4.0 pp). The 4B Qwen baseline at 0.115 sits between these two.</w:t>
+      </w:r>
+    </w:p>
+    <w:p>
+      <w:pPr>
+        <w:pStyle w:val="Heading3"/>
+        <w:spacing w:after="120" w:before="220"/>
+      </w:pPr>
+      <w:r>
+        <w:rPr>
+          <w:rFonts w:ascii="Calibri" w:cs="Calibri" w:eastAsia="Calibri" w:hAnsi="Calibri"/>
+          <w:b/>
+          <w:bCs/>
+          <w:sz w:val="24"/>
+          <w:szCs w:val="24"/>
+        </w:rPr>
+        <w:t xml:space="preserve">6.11.2 Harmful compliance: no significant increase in any family; the one significant delta is a decrease</w:t>
+      </w:r>
+    </w:p>
+    <w:p>
+      <w:pPr>
+        <w:spacing w:after="160" w:line="300"/>
+        <w:jc w:val="both"/>
+      </w:pPr>
+      <w:r>
+        <w:rPr>
+          <w:rFonts w:ascii="Calibri" w:cs="Calibri" w:eastAsia="Calibri" w:hAnsi="Calibri"/>
+          <w:sz w:val="22"/>
+          <w:szCs w:val="22"/>
+        </w:rPr>
+        <w:t xml:space="preserve">Under the official classifier at the 512-token reference budget, exactly one of the three ΔASR values is statistically significant, and it runs in the safety-improving direction: Llama 3.2 3B (−0.040, CI [−0.075, −0.010], McNemar p = 0.021), a small significant decrease in harmful compliance. The Qwen 4B ΔASR (+0.040, CI [0.000, +0.080]) is directional-upward but not significant, and the Qwen 1.7B ΔASR (0.000, CI [−0.055, +0.055], McNemar p = 1.000) is an exact null. No pair shows a statistically significant increase in genuine harmful compliance under NF4. Nor does any ΔASR contrast survive the Benjamini-Hochberg correction over the twenty-test NF4 family (§6.2): the three FDR survivors are all capability or over-refusal deltas, and zero HarmBench ASR contrasts survive. The one individually significant ASR move (Llama) is a decrease, and even it does not survive multiple-comparison correction. (This contrasts with where the v2 proxy would have pointed: the proxy over-counts ASR and would have flagged spurious increases; see §6.12.) The Qwen 1.7B pair, whose +0.055 at the 128-token budget was the study's original headline safety regression, shows no ASR movement at all at the reference budget: that 128-token effect was a truncation artefact (60 percent of 128-token responses were cut off before completion), and at 512 tokens the harm axis is flat (§6.16). The robust NF4 harmful-compliance conclusion is therefore null at the reference budget: no significant increase in any of the five pairs, and the single significant delta points the safety-benign way.</w:t>
+      </w:r>
+    </w:p>
+    <w:p>
+      <w:pPr>
+        <w:pStyle w:val="Heading3"/>
+        <w:spacing w:after="120" w:before="220"/>
+      </w:pPr>
+      <w:r>
+        <w:rPr>
+          <w:rFonts w:ascii="Calibri" w:cs="Calibri" w:eastAsia="Calibri" w:hAnsi="Calibri"/>
+          <w:b/>
+          <w:bCs/>
+          <w:sz w:val="24"/>
+          <w:szCs w:val="24"/>
+        </w:rPr>
+        <w:t xml:space="preserve">6.11.3 Over-refusal: no significant increase across families</w:t>
+      </w:r>
+    </w:p>
+    <w:p>
+      <w:pPr>
+        <w:spacing w:after="160" w:line="300"/>
+        <w:jc w:val="both"/>
+      </w:pPr>
+      <w:r>
+        <w:rPr>
+          <w:rFonts w:ascii="Calibri" w:cs="Calibri" w:eastAsia="Calibri" w:hAnsi="Calibri"/>
+          <w:sz w:val="22"/>
+          <w:szCs w:val="22"/>
+        </w:rPr>
+        <w:t xml:space="preserve">The XSTest over-refusal rate is a consistent cross-family signal: four of the five ΔOR deltas are not statistically significant (Qwen3-4B (−0.004), Llama-3B (+0.016), Mistral-7B (0.000), and Qwen3-1.7B (−0.024, not significant: bootstrap CI [−0.048, 0.000] touches zero and McNemar p = 0.109; §3.7)), and the one significant move, Phi-4-mini (−0.048), runs in the benign direction, as does Qwen3-1.7B's now non-significant decrease: their 4-bit models over-refuse less, not more. No pair shows a significant increase in over-refusal. This pattern spans four families and five pairs and is practically useful for deployment: the concern that NF4 compression would make models excessively conservative on benign prompts is not supported by these data, and the one significant over-refusal move is a reduction in false refusals (Phi), with Qwen 1.7B's non-significant move in the same benign direction. The largest upward point estimate is on Llama (+0.016), a directional signal whose CI still includes zero.</w:t>
+      </w:r>
+    </w:p>
+    <w:p>
+      <w:pPr>
+        <w:pStyle w:val="Heading3"/>
+        <w:spacing w:after="120" w:before="220"/>
+      </w:pPr>
+      <w:r>
+        <w:rPr>
+          <w:rFonts w:ascii="Calibri" w:cs="Calibri" w:eastAsia="Calibri" w:hAnsi="Calibri"/>
+          <w:b/>
+          <w:bCs/>
+          <w:sz w:val="24"/>
+          <w:szCs w:val="24"/>
+        </w:rPr>
+        <w:t xml:space="preserve">6.11.4 Capability: the robust, budget-invariant cost of quantization</w:t>
+      </w:r>
+    </w:p>
+    <w:p>
+      <w:pPr>
+        <w:spacing w:after="160" w:line="300"/>
+        <w:jc w:val="both"/>
+      </w:pPr>
+      <w:r>
+        <w:rPr>
+          <w:rFonts w:ascii="Calibri" w:cs="Calibri" w:eastAsia="Calibri" w:hAnsi="Calibri"/>
+          <w:sz w:val="22"/>
+          <w:szCs w:val="22"/>
+        </w:rPr>
+        <w:t xml:space="preserve">Capability degradation, not safety change, is the robust cost of NF4 at the reference budget. On MMLU, only the Qwen 1.7B loss reaches significance (−9.0 pp); Llama 3B (−3.7 pp) and Qwen 4B (−0.3 pp) do not. But the second capability benchmark, ARC-Challenge, confirms the loss where MMLU is silent: ARC falls significantly for Qwen 4B (−1.6 pp) and Llama 3B (−3.2 pp), while Qwen 1.7B's ARC loss (−0.9 pp) is small and non-significant. Every one of the three pairs therefore carries at least one significant capability loss across the two benchmarks (Qwen 1.7B on MMLU, Qwen 4B and Llama on ARC), and all six point estimates are ≤ 0. This is what survives multiple-comparison correction: two of the three FDR survivors in the twenty-test NF4 family are capability deltas (Qwen 1.7B MMLU, Llama ARC). The Llama 3B losses are intermediate between the two Qwen models, consistent with a size-sensitivity hypothesis (Llama 3B, at 3 billion parameters, lies between the two Qwen models), but because Llama and Qwen differ in architecture and training the ordering may also reflect family-specific effects; more data points (e.g. Qwen at 7B or Llama at 1B) would be needed to separate a size effect from a family effect.</w:t>
+      </w:r>
+    </w:p>
+    <w:p>
+      <w:pPr>
+        <w:pStyle w:val="Heading3"/>
+        <w:spacing w:after="120" w:before="220"/>
+      </w:pPr>
+      <w:r>
+        <w:rPr>
+          <w:rFonts w:ascii="Calibri" w:cs="Calibri" w:eastAsia="Calibri" w:hAnsi="Calibri"/>
+          <w:b/>
+          <w:bCs/>
+          <w:sz w:val="24"/>
+          <w:szCs w:val="24"/>
+        </w:rPr>
+        <w:t xml:space="preserve">6.11.5 Interpretation labels and the study's central question</w:t>
+      </w:r>
+    </w:p>
+    <w:p>
+      <w:pPr>
+        <w:spacing w:after="160" w:line="300"/>
+        <w:jc w:val="both"/>
+      </w:pPr>
+      <w:r>
+        <w:rPr>
+          <w:rFonts w:ascii="Calibri" w:cs="Calibri" w:eastAsia="Calibri" w:hAnsi="Calibri"/>
+          <w:sz w:val="22"/>
+          <w:szCs w:val="22"/>
+        </w:rPr>
+        <w:t xml:space="preserve">Under the official classifier at the 512-token reference budget, the three interpretation labels are broad_degradation (Qwen 1.7B), alignment_degradation, directional (Qwen 4B), and capability_collapse_masquerading_as_safety (Llama 3B). They collectively answer the study's central question: "do observed safety changes under quantization reflect alignment shifts or capability artefacts?" The Qwen 1.7B pair carries the broad_degradation label, but at the reference budget that label is driven entirely by its significant MMLU capability loss (−9.0 pp) with the harm axis flat (ΔASR = 0.000, McNemar p = 1.000): it is a capability-only degradation, not a safety regression. The Qwen 4B pair preserves capability and shows only a directional, non-significant ASR increase. The Llama pair decreases on both axes: harmful compliance falls (significant ΔASR = −0.040) alongside a confirmed capability loss (significant ΔARC = −0.032), so its apparent safety improvement is diagnosed as capability-driven rather than a genuine alignment gain. Every one of the three pairs carries a significant capability loss (Qwen 1.7B on MMLU, Qwen 4B and Llama on ARC), and none shows a significant increase in harmful compliance. The central scientific finding is the framework's diagnostic value: capability degradation is the robust, budget-invariant cost of NF4, whereas the harmful-compliance change is not robust, no ASR contrast survives multiple-comparison correction, and the one significant ASR delta (Llama) is a decrease that the label scheme correctly attributes to capability loss. The data refute the optimistic narrative that NF4 quantization is a clean safety win in this scale range, while also refuting any claim of a robust safety regression. These conclusions are drawn from the original three pairs; the cross-family extension (§6.13) adds Mistral-7B and Phi-4-mini and finds the same diagnostic structure (Mistral in the proxy-over-counting camp, judge ΔASR −0.020, not significant, versus a +0.060 proxy artefact; and Phi in the proxy-reliable camp, κ 0.67, its judge ΔASR a non-significant +0.020 that sits on the tolerance and so carries a directional alignment_degradation label, not a confirmed regression), so the central question's answer generalises to four families.</w:t>
+      </w:r>
+    </w:p>
+    <w:p>
+      <w:pPr>
+        <w:pStyle w:val="Heading2"/>
+        <w:spacing w:after="140" w:before="280"/>
+      </w:pPr>
+      <w:r>
+        <w:rPr>
+          <w:rFonts w:ascii="Calibri" w:cs="Calibri" w:eastAsia="Calibri" w:hAnsi="Calibri"/>
+          <w:b/>
+          <w:bCs/>
+          <w:sz w:val="26"/>
+          <w:szCs w:val="26"/>
+        </w:rPr>
+        <w:t xml:space="preserve">6.12 Judge-Model Validation of HarmBench ASR (the primary scorer)</w:t>
+      </w:r>
+    </w:p>
+    <w:p>
+      <w:pPr>
+        <w:spacing w:after="160" w:line="300"/>
+        <w:jc w:val="both"/>
+      </w:pPr>
+      <w:r>
+        <w:rPr>
+          <w:rFonts w:ascii="Calibri" w:cs="Calibri" w:eastAsia="Calibri" w:hAnsi="Calibri"/>
+          <w:sz w:val="22"/>
+          <w:szCs w:val="22"/>
+        </w:rPr>
+        <w:t xml:space="preserve">HarmBench Attack Success Rate is scored by the official HarmBench classifier, cais/HarmBench-Llama-2-13b-cls, the fine-tuned judge model specified by the HarmBench paper. Given a harmful behavior and a model generation, it answers whether the generation is a non-minimal, unambiguous instance of the behavior ("yes" = attack success). This subsection reports the validation that established the judge as the primary HarmBench scorer over the v2 regex (decision D16). The judge re-scores the already-saved generations; it performs no new target-model inference and does not modify the TC1-original raw outputs or the v2 sidecars. Judge labels are written to redacted per-prompt sidecars (scores.judge.harmbench_cls.jsonl, IDs and booleans only) and aggregated to summary.judge.harmbench_cls.json. The judge covers the HarmBench benchmark specifically; over-refusal on XSTest is a different question ("did the model refuse a benign prompt?") and remains v2-scored as primary, with an independent three-class refusal judge added as a sensitivity cross-check (Result 6, below).</w:t>
+      </w:r>
+    </w:p>
+    <w:p>
+      <w:pPr>
+        <w:spacing w:after="160" w:line="300"/>
+        <w:jc w:val="both"/>
+      </w:pPr>
+      <w:r>
+        <w:rPr>
+          <w:rFonts w:ascii="Calibri" w:cs="Calibri" w:eastAsia="Calibri" w:hAnsi="Calibri"/>
+          <w:sz w:val="22"/>
+          <w:szCs w:val="22"/>
+        </w:rPr>
+        <w:t xml:space="preserve">Methodology and setup. For the primary 512-token study the judge classified every saved (behavior, generation) pair for all ten fp16/NF4 models (n = 200 each, 2 000 total) on the NTU TC1 cluster via sbatch in offline mode (job 61524, zero parse errors); the five INT8 aliases (§6.15) were scored by an identical follow-up job (a further 1 000 classifications, also zero parse errors). The same protocol had first been run on the 128-token study (jobs 61047 and 61134), which is the validation that originally established the classifier as the primary scorer (decision D16); the agreement figures in this section are recomputed at the 512-token reference budget. It ran in full precision (float16) on a 32 GB Tesla V100 (recorded in summary.judge.harmbench_cls.json) because the judge is the reference instrument validating the quantized target models, and quantizing the judge itself would reintroduce the very confound the check exists to rule out. All 3 000 generations of the 512-token study (2 000 fp16/NF4 + 1 000 INT8) were classified with zero parse errors. Agreement with the v2 scorer is reported per model as raw agreement rate and Cohen's kappa over the shared prompt set (verbal agreement descriptors follow the Landis and Koch benchmarks [26]); the per-pair judge ΔASR is computed with the same paired bootstrap (2 000 resamples, seed 42) used for the other deltas, and passed through the interpretation-label rule (holding the v2 over-refusal and MMLU deltas fixed, since the classifier judges only HarmBench). Agreement is reported at the 512-token reference budget (the primary study); the judge and regex re-score the same saved generations. Figures are produced locally by scripts/judge_agreement.py and stored in results_512/analysis/judge_agreement.{json,csv}.</w:t>
+      </w:r>
+    </w:p>
+    <w:tbl>
+      <w:tblPr>
+        <w:tblW w:type="dxa" w:w="9360"/>
+        <w:tblBorders>
+          <w:top w:val="single" w:color="999999" w:sz="4"/>
+          <w:left w:val="single" w:color="999999" w:sz="4"/>
+          <w:bottom w:val="single" w:color="999999" w:sz="4"/>
+          <w:right w:val="single" w:color="999999" w:sz="4"/>
+          <w:insideH w:val="single" w:color="999999" w:sz="4"/>
+          <w:insideV w:val="single" w:color="999999" w:sz="4"/>
+        </w:tblBorders>
+      </w:tblPr>
+      <w:tblGrid>
+        <w:gridCol w:w="2600"/>
+        <w:gridCol w:w="1900"/>
+        <w:gridCol w:w="1500"/>
+        <w:gridCol w:w="1500"/>
+        <w:gridCol w:w="1300"/>
+      </w:tblGrid>
+      <w:tr>
+        <w:trPr>
+          <w:tblHeader/>
+        </w:trPr>
+        <w:tc>
+          <w:tcPr>
+            <w:tcW w:type="dxa" w:w="2600"/>
+            <w:tcBorders>
+              <w:top w:val="single" w:color="999999" w:sz="4"/>
+              <w:left w:val="single" w:color="999999" w:sz="4"/>
+              <w:bottom w:val="single" w:color="999999" w:sz="4"/>
+              <w:right w:val="single" w:color="999999" w:sz="4"/>
+            </w:tcBorders>
+            <w:shd w:fill="D9E2F3" w:color="auto" w:val="clear"/>
+            <w:tcMar>
+              <w:top w:type="dxa" w:w="80"/>
+              <w:left w:type="dxa" w:w="120"/>
+              <w:bottom w:type="dxa" w:w="80"/>
+              <w:right w:type="dxa" w:w="120"/>
+            </w:tcMar>
+          </w:tcPr>
+          <w:p>
+            <w:pPr>
+              <w:spacing w:after="0"/>
+            </w:pPr>
+            <w:r>
+              <w:rPr>
+                <w:rFonts w:ascii="Calibri" w:cs="Calibri" w:eastAsia="Calibri" w:hAnsi="Calibri"/>
+                <w:b/>
+                <w:bCs/>
+                <w:sz w:val="20"/>
+                <w:szCs w:val="20"/>
+              </w:rPr>
+              <w:t xml:space="preserve">Model</w:t>
+            </w:r>
+          </w:p>
+        </w:tc>
+        <w:tc>
+          <w:tcPr>
+            <w:tcW w:type="dxa" w:w="1900"/>
+            <w:tcBorders>
+              <w:top w:val="single" w:color="999999" w:sz="4"/>
+              <w:left w:val="single" w:color="999999" w:sz="4"/>
+              <w:bottom w:val="single" w:color="999999" w:sz="4"/>
+              <w:right w:val="single" w:color="999999" w:sz="4"/>
+            </w:tcBorders>
+            <w:shd w:fill="D9E2F3" w:color="auto" w:val="clear"/>
+            <w:tcMar>
+              <w:top w:type="dxa" w:w="80"/>
+              <w:left w:type="dxa" w:w="120"/>
+              <w:bottom w:type="dxa" w:w="80"/>
+              <w:right w:type="dxa" w:w="120"/>
+            </w:tcMar>
+          </w:tcPr>
+          <w:p>
+            <w:pPr>
+              <w:spacing w:after="0"/>
+            </w:pPr>
+            <w:r>
+              <w:rPr>
+                <w:rFonts w:ascii="Calibri" w:cs="Calibri" w:eastAsia="Calibri" w:hAnsi="Calibri"/>
+                <w:b/>
+                <w:bCs/>
+                <w:sz w:val="20"/>
+                <w:szCs w:val="20"/>
+              </w:rPr>
+              <w:t xml:space="preserve">v2 non-refusal</w:t>
+            </w:r>
+          </w:p>
+        </w:tc>
+        <w:tc>
+          <w:tcPr>
+            <w:tcW w:type="dxa" w:w="1500"/>
+            <w:tcBorders>
+              <w:top w:val="single" w:color="999999" w:sz="4"/>
+              <w:left w:val="single" w:color="999999" w:sz="4"/>
+              <w:bottom w:val="single" w:color="999999" w:sz="4"/>
+              <w:right w:val="single" w:color="999999" w:sz="4"/>
+            </w:tcBorders>
+            <w:shd w:fill="D9E2F3" w:color="auto" w:val="clear"/>
+            <w:tcMar>
+              <w:top w:type="dxa" w:w="80"/>
+              <w:left w:type="dxa" w:w="120"/>
+              <w:bottom w:type="dxa" w:w="80"/>
+              <w:right w:type="dxa" w:w="120"/>
+            </w:tcMar>
+          </w:tcPr>
+          <w:p>
+            <w:pPr>
+              <w:spacing w:after="0"/>
+            </w:pPr>
+            <w:r>
+              <w:rPr>
+                <w:rFonts w:ascii="Calibri" w:cs="Calibri" w:eastAsia="Calibri" w:hAnsi="Calibri"/>
+                <w:b/>
+                <w:bCs/>
+                <w:sz w:val="20"/>
+                <w:szCs w:val="20"/>
+              </w:rPr>
+              <w:t xml:space="preserve">judge ASR</w:t>
+            </w:r>
+          </w:p>
+        </w:tc>
+        <w:tc>
+          <w:tcPr>
+            <w:tcW w:type="dxa" w:w="1500"/>
+            <w:tcBorders>
+              <w:top w:val="single" w:color="999999" w:sz="4"/>
+              <w:left w:val="single" w:color="999999" w:sz="4"/>
+              <w:bottom w:val="single" w:color="999999" w:sz="4"/>
+              <w:right w:val="single" w:color="999999" w:sz="4"/>
+            </w:tcBorders>
+            <w:shd w:fill="D9E2F3" w:color="auto" w:val="clear"/>
+            <w:tcMar>
+              <w:top w:type="dxa" w:w="80"/>
+              <w:left w:type="dxa" w:w="120"/>
+              <w:bottom w:type="dxa" w:w="80"/>
+              <w:right w:type="dxa" w:w="120"/>
+            </w:tcMar>
+          </w:tcPr>
+          <w:p>
+            <w:pPr>
+              <w:spacing w:after="0"/>
+            </w:pPr>
+            <w:r>
+              <w:rPr>
+                <w:rFonts w:ascii="Calibri" w:cs="Calibri" w:eastAsia="Calibri" w:hAnsi="Calibri"/>
+                <w:b/>
+                <w:bCs/>
+                <w:sz w:val="20"/>
+                <w:szCs w:val="20"/>
+              </w:rPr>
+              <w:t xml:space="preserve">agreement</w:t>
+            </w:r>
+          </w:p>
+        </w:tc>
+        <w:tc>
+          <w:tcPr>
+            <w:tcW w:type="dxa" w:w="1300"/>
+            <w:tcBorders>
+              <w:top w:val="single" w:color="999999" w:sz="4"/>
+              <w:left w:val="single" w:color="999999" w:sz="4"/>
+              <w:bottom w:val="single" w:color="999999" w:sz="4"/>
+              <w:right w:val="single" w:color="999999" w:sz="4"/>
+            </w:tcBorders>
+            <w:shd w:fill="D9E2F3" w:color="auto" w:val="clear"/>
+            <w:tcMar>
+              <w:top w:type="dxa" w:w="80"/>
+              <w:left w:type="dxa" w:w="120"/>
+              <w:bottom w:type="dxa" w:w="80"/>
+              <w:right w:type="dxa" w:w="120"/>
+            </w:tcMar>
+          </w:tcPr>
+          <w:p>
+            <w:pPr>
+              <w:spacing w:after="0"/>
+            </w:pPr>
+            <w:r>
+              <w:rPr>
+                <w:rFonts w:ascii="Calibri" w:cs="Calibri" w:eastAsia="Calibri" w:hAnsi="Calibri"/>
+                <w:b/>
+                <w:bCs/>
+                <w:sz w:val="20"/>
+                <w:szCs w:val="20"/>
+              </w:rPr>
+              <w:t xml:space="preserve">Cohen's κ</w:t>
+            </w:r>
+          </w:p>
+        </w:tc>
+      </w:tr>
+      <w:tr>
+        <w:tc>
+          <w:tcPr>
+            <w:tcW w:type="dxa" w:w="2600"/>
+            <w:tcBorders>
+              <w:top w:val="single" w:color="999999" w:sz="4"/>
+              <w:left w:val="single" w:color="999999" w:sz="4"/>
+              <w:bottom w:val="single" w:color="999999" w:sz="4"/>
+              <w:right w:val="single" w:color="999999" w:sz="4"/>
+            </w:tcBorders>
+            <w:tcMar>
+              <w:top w:type="dxa" w:w="80"/>
+              <w:left w:type="dxa" w:w="120"/>
+              <w:bottom w:type="dxa" w:w="80"/>
+              <w:right w:type="dxa" w:w="120"/>
+            </w:tcMar>
+          </w:tcPr>
+          <w:p>
+            <w:pPr>
+              <w:spacing w:after="0"/>
+            </w:pPr>
+            <w:r>
+              <w:rPr>
+                <w:rFonts w:ascii="Calibri" w:cs="Calibri" w:eastAsia="Calibri" w:hAnsi="Calibri"/>
+                <w:sz w:val="20"/>
+                <w:szCs w:val="20"/>
+              </w:rPr>
+              <w:t xml:space="preserve">qwen_2b_base</w:t>
+            </w:r>
+          </w:p>
+        </w:tc>
+        <w:tc>
+          <w:tcPr>
+            <w:tcW w:type="dxa" w:w="1900"/>
+            <w:tcBorders>
+              <w:top w:val="single" w:color="999999" w:sz="4"/>
+              <w:left w:val="single" w:color="999999" w:sz="4"/>
+              <w:bottom w:val="single" w:color="999999" w:sz="4"/>
+              <w:right w:val="single" w:color="999999" w:sz="4"/>
+            </w:tcBorders>
+            <w:tcMar>
+              <w:top w:type="dxa" w:w="80"/>
+              <w:left w:type="dxa" w:w="120"/>
+              <w:bottom w:type="dxa" w:w="80"/>
+              <w:right w:type="dxa" w:w="120"/>
+            </w:tcMar>
+          </w:tcPr>
+          <w:p>
+            <w:pPr>
+              <w:spacing w:after="0"/>
+            </w:pPr>
+            <w:r>
+              <w:rPr>
+                <w:rFonts w:ascii="Calibri" w:cs="Calibri" w:eastAsia="Calibri" w:hAnsi="Calibri"/>
+                <w:sz w:val="20"/>
+                <w:szCs w:val="20"/>
+              </w:rPr>
+              <w:t xml:space="preserve">0.595</w:t>
+            </w:r>
+          </w:p>
+        </w:tc>
+        <w:tc>
+          <w:tcPr>
+            <w:tcW w:type="dxa" w:w="1500"/>
+            <w:tcBorders>
+              <w:top w:val="single" w:color="999999" w:sz="4"/>
+              <w:left w:val="single" w:color="999999" w:sz="4"/>
+              <w:bottom w:val="single" w:color="999999" w:sz="4"/>
+              <w:right w:val="single" w:color="999999" w:sz="4"/>
+            </w:tcBorders>
+            <w:tcMar>
+              <w:top w:type="dxa" w:w="80"/>
+              <w:left w:type="dxa" w:w="120"/>
+              <w:bottom w:type="dxa" w:w="80"/>
+              <w:right w:type="dxa" w:w="120"/>
+            </w:tcMar>
+          </w:tcPr>
+          <w:p>
+            <w:pPr>
+              <w:spacing w:after="0"/>
+            </w:pPr>
+            <w:r>
+              <w:rPr>
+                <w:rFonts w:ascii="Calibri" w:cs="Calibri" w:eastAsia="Calibri" w:hAnsi="Calibri"/>
+                <w:sz w:val="20"/>
+                <w:szCs w:val="20"/>
+              </w:rPr>
+              <w:t xml:space="preserve">0.255</w:t>
+            </w:r>
+          </w:p>
+        </w:tc>
+        <w:tc>
+          <w:tcPr>
+            <w:tcW w:type="dxa" w:w="1500"/>
+            <w:tcBorders>
+              <w:top w:val="single" w:color="999999" w:sz="4"/>
+              <w:left w:val="single" w:color="999999" w:sz="4"/>
+              <w:bottom w:val="single" w:color="999999" w:sz="4"/>
+              <w:right w:val="single" w:color="999999" w:sz="4"/>
+            </w:tcBorders>
+            <w:tcMar>
+              <w:top w:type="dxa" w:w="80"/>
+              <w:left w:type="dxa" w:w="120"/>
+              <w:bottom w:type="dxa" w:w="80"/>
+              <w:right w:type="dxa" w:w="120"/>
+            </w:tcMar>
+          </w:tcPr>
+          <w:p>
+            <w:pPr>
+              <w:spacing w:after="0"/>
+            </w:pPr>
+            <w:r>
+              <w:rPr>
+                <w:rFonts w:ascii="Calibri" w:cs="Calibri" w:eastAsia="Calibri" w:hAnsi="Calibri"/>
+                <w:sz w:val="20"/>
+                <w:szCs w:val="20"/>
+              </w:rPr>
+              <w:t xml:space="preserve">65.0%</w:t>
+            </w:r>
+          </w:p>
+        </w:tc>
+        <w:tc>
+          <w:tcPr>
+            <w:tcW w:type="dxa" w:w="1300"/>
+            <w:tcBorders>
+              <w:top w:val="single" w:color="999999" w:sz="4"/>
+              <w:left w:val="single" w:color="999999" w:sz="4"/>
+              <w:bottom w:val="single" w:color="999999" w:sz="4"/>
+              <w:right w:val="single" w:color="999999" w:sz="4"/>
+            </w:tcBorders>
+            <w:tcMar>
+              <w:top w:type="dxa" w:w="80"/>
+              <w:left w:type="dxa" w:w="120"/>
+              <w:bottom w:type="dxa" w:w="80"/>
+              <w:right w:type="dxa" w:w="120"/>
+            </w:tcMar>
+          </w:tcPr>
+          <w:p>
+            <w:pPr>
+              <w:spacing w:after="0"/>
+            </w:pPr>
+            <w:r>
+              <w:rPr>
+                <w:rFonts w:ascii="Calibri" w:cs="Calibri" w:eastAsia="Calibri" w:hAnsi="Calibri"/>
+                <w:sz w:val="20"/>
+                <w:szCs w:val="20"/>
+              </w:rPr>
+              <w:t xml:space="preserve">0.36</w:t>
+            </w:r>
+          </w:p>
+        </w:tc>
+      </w:tr>
+      <w:tr>
+        <w:tc>
+          <w:tcPr>
+            <w:tcW w:type="dxa" w:w="2600"/>
+            <w:tcBorders>
+              <w:top w:val="single" w:color="999999" w:sz="4"/>
+              <w:left w:val="single" w:color="999999" w:sz="4"/>
+              <w:bottom w:val="single" w:color="999999" w:sz="4"/>
+              <w:right w:val="single" w:color="999999" w:sz="4"/>
+            </w:tcBorders>
+            <w:tcMar>
+              <w:top w:type="dxa" w:w="80"/>
+              <w:left w:type="dxa" w:w="120"/>
+              <w:bottom w:type="dxa" w:w="80"/>
+              <w:right w:type="dxa" w:w="120"/>
+            </w:tcMar>
+          </w:tcPr>
+          <w:p>
+            <w:pPr>
+              <w:spacing w:after="0"/>
+            </w:pPr>
+            <w:r>
+              <w:rPr>
+                <w:rFonts w:ascii="Calibri" w:cs="Calibri" w:eastAsia="Calibri" w:hAnsi="Calibri"/>
+                <w:sz w:val="20"/>
+                <w:szCs w:val="20"/>
+              </w:rPr>
+              <w:t xml:space="preserve">qwen_2b_4bit</w:t>
+            </w:r>
+          </w:p>
+        </w:tc>
+        <w:tc>
+          <w:tcPr>
+            <w:tcW w:type="dxa" w:w="1900"/>
+            <w:tcBorders>
+              <w:top w:val="single" w:color="999999" w:sz="4"/>
+              <w:left w:val="single" w:color="999999" w:sz="4"/>
+              <w:bottom w:val="single" w:color="999999" w:sz="4"/>
+              <w:right w:val="single" w:color="999999" w:sz="4"/>
+            </w:tcBorders>
+            <w:tcMar>
+              <w:top w:type="dxa" w:w="80"/>
+              <w:left w:type="dxa" w:w="120"/>
+              <w:bottom w:type="dxa" w:w="80"/>
+              <w:right w:type="dxa" w:w="120"/>
+            </w:tcMar>
+          </w:tcPr>
+          <w:p>
+            <w:pPr>
+              <w:spacing w:after="0"/>
+            </w:pPr>
+            <w:r>
+              <w:rPr>
+                <w:rFonts w:ascii="Calibri" w:cs="Calibri" w:eastAsia="Calibri" w:hAnsi="Calibri"/>
+                <w:sz w:val="20"/>
+                <w:szCs w:val="20"/>
+              </w:rPr>
+              <w:t xml:space="preserve">0.570</w:t>
+            </w:r>
+          </w:p>
+        </w:tc>
+        <w:tc>
+          <w:tcPr>
+            <w:tcW w:type="dxa" w:w="1500"/>
+            <w:tcBorders>
+              <w:top w:val="single" w:color="999999" w:sz="4"/>
+              <w:left w:val="single" w:color="999999" w:sz="4"/>
+              <w:bottom w:val="single" w:color="999999" w:sz="4"/>
+              <w:right w:val="single" w:color="999999" w:sz="4"/>
+            </w:tcBorders>
+            <w:tcMar>
+              <w:top w:type="dxa" w:w="80"/>
+              <w:left w:type="dxa" w:w="120"/>
+              <w:bottom w:type="dxa" w:w="80"/>
+              <w:right w:type="dxa" w:w="120"/>
+            </w:tcMar>
+          </w:tcPr>
+          <w:p>
+            <w:pPr>
+              <w:spacing w:after="0"/>
+            </w:pPr>
+            <w:r>
+              <w:rPr>
+                <w:rFonts w:ascii="Calibri" w:cs="Calibri" w:eastAsia="Calibri" w:hAnsi="Calibri"/>
+                <w:sz w:val="20"/>
+                <w:szCs w:val="20"/>
+              </w:rPr>
+              <w:t xml:space="preserve">0.255</w:t>
+            </w:r>
+          </w:p>
+        </w:tc>
+        <w:tc>
+          <w:tcPr>
+            <w:tcW w:type="dxa" w:w="1500"/>
+            <w:tcBorders>
+              <w:top w:val="single" w:color="999999" w:sz="4"/>
+              <w:left w:val="single" w:color="999999" w:sz="4"/>
+              <w:bottom w:val="single" w:color="999999" w:sz="4"/>
+              <w:right w:val="single" w:color="999999" w:sz="4"/>
+            </w:tcBorders>
+            <w:tcMar>
+              <w:top w:type="dxa" w:w="80"/>
+              <w:left w:type="dxa" w:w="120"/>
+              <w:bottom w:type="dxa" w:w="80"/>
+              <w:right w:type="dxa" w:w="120"/>
+            </w:tcMar>
+          </w:tcPr>
+          <w:p>
+            <w:pPr>
+              <w:spacing w:after="0"/>
+            </w:pPr>
+            <w:r>
+              <w:rPr>
+                <w:rFonts w:ascii="Calibri" w:cs="Calibri" w:eastAsia="Calibri" w:hAnsi="Calibri"/>
+                <w:sz w:val="20"/>
+                <w:szCs w:val="20"/>
+              </w:rPr>
+              <w:t xml:space="preserve">68.5%</w:t>
+            </w:r>
+          </w:p>
+        </w:tc>
+        <w:tc>
+          <w:tcPr>
+            <w:tcW w:type="dxa" w:w="1300"/>
+            <w:tcBorders>
+              <w:top w:val="single" w:color="999999" w:sz="4"/>
+              <w:left w:val="single" w:color="999999" w:sz="4"/>
+              <w:bottom w:val="single" w:color="999999" w:sz="4"/>
+              <w:right w:val="single" w:color="999999" w:sz="4"/>
+            </w:tcBorders>
+            <w:tcMar>
+              <w:top w:type="dxa" w:w="80"/>
+              <w:left w:type="dxa" w:w="120"/>
+              <w:bottom w:type="dxa" w:w="80"/>
+              <w:right w:type="dxa" w:w="120"/>
+            </w:tcMar>
+          </w:tcPr>
+          <w:p>
+            <w:pPr>
+              <w:spacing w:after="0"/>
+            </w:pPr>
+            <w:r>
+              <w:rPr>
+                <w:rFonts w:ascii="Calibri" w:cs="Calibri" w:eastAsia="Calibri" w:hAnsi="Calibri"/>
+                <w:sz w:val="20"/>
+                <w:szCs w:val="20"/>
+              </w:rPr>
+              <w:t xml:space="preserve">0.41</w:t>
+            </w:r>
+          </w:p>
+        </w:tc>
+      </w:tr>
+      <w:tr>
+        <w:tc>
+          <w:tcPr>
+            <w:tcW w:type="dxa" w:w="2600"/>
+            <w:tcBorders>
+              <w:top w:val="single" w:color="999999" w:sz="4"/>
+              <w:left w:val="single" w:color="999999" w:sz="4"/>
+              <w:bottom w:val="single" w:color="999999" w:sz="4"/>
+              <w:right w:val="single" w:color="999999" w:sz="4"/>
+            </w:tcBorders>
+            <w:tcMar>
+              <w:top w:type="dxa" w:w="80"/>
+              <w:left w:type="dxa" w:w="120"/>
+              <w:bottom w:type="dxa" w:w="80"/>
+              <w:right w:type="dxa" w:w="120"/>
+            </w:tcMar>
+          </w:tcPr>
+          <w:p>
+            <w:pPr>
+              <w:spacing w:after="0"/>
+            </w:pPr>
+            <w:r>
+              <w:rPr>
+                <w:rFonts w:ascii="Calibri" w:cs="Calibri" w:eastAsia="Calibri" w:hAnsi="Calibri"/>
+                <w:sz w:val="20"/>
+                <w:szCs w:val="20"/>
+              </w:rPr>
+              <w:t xml:space="preserve">qwen_4b_base</w:t>
+            </w:r>
+          </w:p>
+        </w:tc>
+        <w:tc>
+          <w:tcPr>
+            <w:tcW w:type="dxa" w:w="1900"/>
+            <w:tcBorders>
+              <w:top w:val="single" w:color="999999" w:sz="4"/>
+              <w:left w:val="single" w:color="999999" w:sz="4"/>
+              <w:bottom w:val="single" w:color="999999" w:sz="4"/>
+              <w:right w:val="single" w:color="999999" w:sz="4"/>
+            </w:tcBorders>
+            <w:tcMar>
+              <w:top w:type="dxa" w:w="80"/>
+              <w:left w:type="dxa" w:w="120"/>
+              <w:bottom w:type="dxa" w:w="80"/>
+              <w:right w:type="dxa" w:w="120"/>
+            </w:tcMar>
+          </w:tcPr>
+          <w:p>
+            <w:pPr>
+              <w:spacing w:after="0"/>
+            </w:pPr>
+            <w:r>
+              <w:rPr>
+                <w:rFonts w:ascii="Calibri" w:cs="Calibri" w:eastAsia="Calibri" w:hAnsi="Calibri"/>
+                <w:sz w:val="20"/>
+                <w:szCs w:val="20"/>
+              </w:rPr>
+              <w:t xml:space="preserve">0.235</w:t>
+            </w:r>
+          </w:p>
+        </w:tc>
+        <w:tc>
+          <w:tcPr>
+            <w:tcW w:type="dxa" w:w="1500"/>
+            <w:tcBorders>
+              <w:top w:val="single" w:color="999999" w:sz="4"/>
+              <w:left w:val="single" w:color="999999" w:sz="4"/>
+              <w:bottom w:val="single" w:color="999999" w:sz="4"/>
+              <w:right w:val="single" w:color="999999" w:sz="4"/>
+            </w:tcBorders>
+            <w:tcMar>
+              <w:top w:type="dxa" w:w="80"/>
+              <w:left w:type="dxa" w:w="120"/>
+              <w:bottom w:type="dxa" w:w="80"/>
+              <w:right w:type="dxa" w:w="120"/>
+            </w:tcMar>
+          </w:tcPr>
+          <w:p>
+            <w:pPr>
+              <w:spacing w:after="0"/>
+            </w:pPr>
+            <w:r>
+              <w:rPr>
+                <w:rFonts w:ascii="Calibri" w:cs="Calibri" w:eastAsia="Calibri" w:hAnsi="Calibri"/>
+                <w:sz w:val="20"/>
+                <w:szCs w:val="20"/>
+              </w:rPr>
+              <w:t xml:space="preserve">0.115</w:t>
+            </w:r>
+          </w:p>
+        </w:tc>
+        <w:tc>
+          <w:tcPr>
+            <w:tcW w:type="dxa" w:w="1500"/>
+            <w:tcBorders>
+              <w:top w:val="single" w:color="999999" w:sz="4"/>
+              <w:left w:val="single" w:color="999999" w:sz="4"/>
+              <w:bottom w:val="single" w:color="999999" w:sz="4"/>
+              <w:right w:val="single" w:color="999999" w:sz="4"/>
+            </w:tcBorders>
+            <w:tcMar>
+              <w:top w:type="dxa" w:w="80"/>
+              <w:left w:type="dxa" w:w="120"/>
+              <w:bottom w:type="dxa" w:w="80"/>
+              <w:right w:type="dxa" w:w="120"/>
+            </w:tcMar>
+          </w:tcPr>
+          <w:p>
+            <w:pPr>
+              <w:spacing w:after="0"/>
+            </w:pPr>
+            <w:r>
+              <w:rPr>
+                <w:rFonts w:ascii="Calibri" w:cs="Calibri" w:eastAsia="Calibri" w:hAnsi="Calibri"/>
+                <w:sz w:val="20"/>
+                <w:szCs w:val="20"/>
+              </w:rPr>
+              <w:t xml:space="preserve">85.0%</w:t>
+            </w:r>
+          </w:p>
+        </w:tc>
+        <w:tc>
+          <w:tcPr>
+            <w:tcW w:type="dxa" w:w="1300"/>
+            <w:tcBorders>
+              <w:top w:val="single" w:color="999999" w:sz="4"/>
+              <w:left w:val="single" w:color="999999" w:sz="4"/>
+              <w:bottom w:val="single" w:color="999999" w:sz="4"/>
+              <w:right w:val="single" w:color="999999" w:sz="4"/>
+            </w:tcBorders>
+            <w:tcMar>
+              <w:top w:type="dxa" w:w="80"/>
+              <w:left w:type="dxa" w:w="120"/>
+              <w:bottom w:type="dxa" w:w="80"/>
+              <w:right w:type="dxa" w:w="120"/>
+            </w:tcMar>
+          </w:tcPr>
+          <w:p>
+            <w:pPr>
+              <w:spacing w:after="0"/>
+            </w:pPr>
+            <w:r>
+              <w:rPr>
+                <w:rFonts w:ascii="Calibri" w:cs="Calibri" w:eastAsia="Calibri" w:hAnsi="Calibri"/>
+                <w:sz w:val="20"/>
+                <w:szCs w:val="20"/>
+              </w:rPr>
+              <w:t xml:space="preserve">0.49</w:t>
+            </w:r>
+          </w:p>
+        </w:tc>
+      </w:tr>
+      <w:tr>
+        <w:tc>
+          <w:tcPr>
+            <w:tcW w:type="dxa" w:w="2600"/>
+            <w:tcBorders>
+              <w:top w:val="single" w:color="999999" w:sz="4"/>
+              <w:left w:val="single" w:color="999999" w:sz="4"/>
+              <w:bottom w:val="single" w:color="999999" w:sz="4"/>
+              <w:right w:val="single" w:color="999999" w:sz="4"/>
+            </w:tcBorders>
+            <w:tcMar>
+              <w:top w:type="dxa" w:w="80"/>
+              <w:left w:type="dxa" w:w="120"/>
+              <w:bottom w:type="dxa" w:w="80"/>
+              <w:right w:type="dxa" w:w="120"/>
+            </w:tcMar>
+          </w:tcPr>
+          <w:p>
+            <w:pPr>
+              <w:spacing w:after="0"/>
+            </w:pPr>
+            <w:r>
+              <w:rPr>
+                <w:rFonts w:ascii="Calibri" w:cs="Calibri" w:eastAsia="Calibri" w:hAnsi="Calibri"/>
+                <w:sz w:val="20"/>
+                <w:szCs w:val="20"/>
+              </w:rPr>
+              <w:t xml:space="preserve">qwen_4b_4bit</w:t>
+            </w:r>
+          </w:p>
+        </w:tc>
+        <w:tc>
+          <w:tcPr>
+            <w:tcW w:type="dxa" w:w="1900"/>
+            <w:tcBorders>
+              <w:top w:val="single" w:color="999999" w:sz="4"/>
+              <w:left w:val="single" w:color="999999" w:sz="4"/>
+              <w:bottom w:val="single" w:color="999999" w:sz="4"/>
+              <w:right w:val="single" w:color="999999" w:sz="4"/>
+            </w:tcBorders>
+            <w:tcMar>
+              <w:top w:type="dxa" w:w="80"/>
+              <w:left w:type="dxa" w:w="120"/>
+              <w:bottom w:type="dxa" w:w="80"/>
+              <w:right w:type="dxa" w:w="120"/>
+            </w:tcMar>
+          </w:tcPr>
+          <w:p>
+            <w:pPr>
+              <w:spacing w:after="0"/>
+            </w:pPr>
+            <w:r>
+              <w:rPr>
+                <w:rFonts w:ascii="Calibri" w:cs="Calibri" w:eastAsia="Calibri" w:hAnsi="Calibri"/>
+                <w:sz w:val="20"/>
+                <w:szCs w:val="20"/>
+              </w:rPr>
+              <w:t xml:space="preserve">0.305</w:t>
+            </w:r>
+          </w:p>
+        </w:tc>
+        <w:tc>
+          <w:tcPr>
+            <w:tcW w:type="dxa" w:w="1500"/>
+            <w:tcBorders>
+              <w:top w:val="single" w:color="999999" w:sz="4"/>
+              <w:left w:val="single" w:color="999999" w:sz="4"/>
+              <w:bottom w:val="single" w:color="999999" w:sz="4"/>
+              <w:right w:val="single" w:color="999999" w:sz="4"/>
+            </w:tcBorders>
+            <w:tcMar>
+              <w:top w:type="dxa" w:w="80"/>
+              <w:left w:type="dxa" w:w="120"/>
+              <w:bottom w:type="dxa" w:w="80"/>
+              <w:right w:type="dxa" w:w="120"/>
+            </w:tcMar>
+          </w:tcPr>
+          <w:p>
+            <w:pPr>
+              <w:spacing w:after="0"/>
+            </w:pPr>
+            <w:r>
+              <w:rPr>
+                <w:rFonts w:ascii="Calibri" w:cs="Calibri" w:eastAsia="Calibri" w:hAnsi="Calibri"/>
+                <w:sz w:val="20"/>
+                <w:szCs w:val="20"/>
+              </w:rPr>
+              <w:t xml:space="preserve">0.155</w:t>
+            </w:r>
+          </w:p>
+        </w:tc>
+        <w:tc>
+          <w:tcPr>
+            <w:tcW w:type="dxa" w:w="1500"/>
+            <w:tcBorders>
+              <w:top w:val="single" w:color="999999" w:sz="4"/>
+              <w:left w:val="single" w:color="999999" w:sz="4"/>
+              <w:bottom w:val="single" w:color="999999" w:sz="4"/>
+              <w:right w:val="single" w:color="999999" w:sz="4"/>
+            </w:tcBorders>
+            <w:tcMar>
+              <w:top w:type="dxa" w:w="80"/>
+              <w:left w:type="dxa" w:w="120"/>
+              <w:bottom w:type="dxa" w:w="80"/>
+              <w:right w:type="dxa" w:w="120"/>
+            </w:tcMar>
+          </w:tcPr>
+          <w:p>
+            <w:pPr>
+              <w:spacing w:after="0"/>
+            </w:pPr>
+            <w:r>
+              <w:rPr>
+                <w:rFonts w:ascii="Calibri" w:cs="Calibri" w:eastAsia="Calibri" w:hAnsi="Calibri"/>
+                <w:sz w:val="20"/>
+                <w:szCs w:val="20"/>
+              </w:rPr>
+              <w:t xml:space="preserve">85.0%</w:t>
+            </w:r>
+          </w:p>
+        </w:tc>
+        <w:tc>
+          <w:tcPr>
+            <w:tcW w:type="dxa" w:w="1300"/>
+            <w:tcBorders>
+              <w:top w:val="single" w:color="999999" w:sz="4"/>
+              <w:left w:val="single" w:color="999999" w:sz="4"/>
+              <w:bottom w:val="single" w:color="999999" w:sz="4"/>
+              <w:right w:val="single" w:color="999999" w:sz="4"/>
+            </w:tcBorders>
+            <w:tcMar>
+              <w:top w:type="dxa" w:w="80"/>
+              <w:left w:type="dxa" w:w="120"/>
+              <w:bottom w:type="dxa" w:w="80"/>
+              <w:right w:type="dxa" w:w="120"/>
+            </w:tcMar>
+          </w:tcPr>
+          <w:p>
+            <w:pPr>
+              <w:spacing w:after="0"/>
+            </w:pPr>
+            <w:r>
+              <w:rPr>
+                <w:rFonts w:ascii="Calibri" w:cs="Calibri" w:eastAsia="Calibri" w:hAnsi="Calibri"/>
+                <w:sz w:val="20"/>
+                <w:szCs w:val="20"/>
+              </w:rPr>
+              <w:t xml:space="preserve">0.59</w:t>
+            </w:r>
+          </w:p>
+        </w:tc>
+      </w:tr>
+      <w:tr>
+        <w:tc>
+          <w:tcPr>
+            <w:tcW w:type="dxa" w:w="2600"/>
+            <w:tcBorders>
+              <w:top w:val="single" w:color="999999" w:sz="4"/>
+              <w:left w:val="single" w:color="999999" w:sz="4"/>
+              <w:bottom w:val="single" w:color="999999" w:sz="4"/>
+              <w:right w:val="single" w:color="999999" w:sz="4"/>
+            </w:tcBorders>
+            <w:tcMar>
+              <w:top w:type="dxa" w:w="80"/>
+              <w:left w:type="dxa" w:w="120"/>
+              <w:bottom w:type="dxa" w:w="80"/>
+              <w:right w:type="dxa" w:w="120"/>
+            </w:tcMar>
+          </w:tcPr>
+          <w:p>
+            <w:pPr>
+              <w:spacing w:after="0"/>
+            </w:pPr>
+            <w:r>
+              <w:rPr>
+                <w:rFonts w:ascii="Calibri" w:cs="Calibri" w:eastAsia="Calibri" w:hAnsi="Calibri"/>
+                <w:sz w:val="20"/>
+                <w:szCs w:val="20"/>
+              </w:rPr>
+              <w:t xml:space="preserve">llama_3_2_3b_base</w:t>
+            </w:r>
+          </w:p>
+        </w:tc>
+        <w:tc>
+          <w:tcPr>
+            <w:tcW w:type="dxa" w:w="1900"/>
+            <w:tcBorders>
+              <w:top w:val="single" w:color="999999" w:sz="4"/>
+              <w:left w:val="single" w:color="999999" w:sz="4"/>
+              <w:bottom w:val="single" w:color="999999" w:sz="4"/>
+              <w:right w:val="single" w:color="999999" w:sz="4"/>
+            </w:tcBorders>
+            <w:tcMar>
+              <w:top w:type="dxa" w:w="80"/>
+              <w:left w:type="dxa" w:w="120"/>
+              <w:bottom w:type="dxa" w:w="80"/>
+              <w:right w:type="dxa" w:w="120"/>
+            </w:tcMar>
+          </w:tcPr>
+          <w:p>
+            <w:pPr>
+              <w:spacing w:after="0"/>
+            </w:pPr>
+            <w:r>
+              <w:rPr>
+                <w:rFonts w:ascii="Calibri" w:cs="Calibri" w:eastAsia="Calibri" w:hAnsi="Calibri"/>
+                <w:sz w:val="20"/>
+                <w:szCs w:val="20"/>
+              </w:rPr>
+              <w:t xml:space="preserve">0.090</w:t>
+            </w:r>
+          </w:p>
+        </w:tc>
+        <w:tc>
+          <w:tcPr>
+            <w:tcW w:type="dxa" w:w="1500"/>
+            <w:tcBorders>
+              <w:top w:val="single" w:color="999999" w:sz="4"/>
+              <w:left w:val="single" w:color="999999" w:sz="4"/>
+              <w:bottom w:val="single" w:color="999999" w:sz="4"/>
+              <w:right w:val="single" w:color="999999" w:sz="4"/>
+            </w:tcBorders>
+            <w:tcMar>
+              <w:top w:type="dxa" w:w="80"/>
+              <w:left w:type="dxa" w:w="120"/>
+              <w:bottom w:type="dxa" w:w="80"/>
+              <w:right w:type="dxa" w:w="120"/>
+            </w:tcMar>
+          </w:tcPr>
+          <w:p>
+            <w:pPr>
+              <w:spacing w:after="0"/>
+            </w:pPr>
+            <w:r>
+              <w:rPr>
+                <w:rFonts w:ascii="Calibri" w:cs="Calibri" w:eastAsia="Calibri" w:hAnsi="Calibri"/>
+                <w:sz w:val="20"/>
+                <w:szCs w:val="20"/>
+              </w:rPr>
+              <w:t xml:space="preserve">0.100</w:t>
+            </w:r>
+          </w:p>
+        </w:tc>
+        <w:tc>
+          <w:tcPr>
+            <w:tcW w:type="dxa" w:w="1500"/>
+            <w:tcBorders>
+              <w:top w:val="single" w:color="999999" w:sz="4"/>
+              <w:left w:val="single" w:color="999999" w:sz="4"/>
+              <w:bottom w:val="single" w:color="999999" w:sz="4"/>
+              <w:right w:val="single" w:color="999999" w:sz="4"/>
+            </w:tcBorders>
+            <w:tcMar>
+              <w:top w:type="dxa" w:w="80"/>
+              <w:left w:type="dxa" w:w="120"/>
+              <w:bottom w:type="dxa" w:w="80"/>
+              <w:right w:type="dxa" w:w="120"/>
+            </w:tcMar>
+          </w:tcPr>
+          <w:p>
+            <w:pPr>
+              <w:spacing w:after="0"/>
+            </w:pPr>
+            <w:r>
+              <w:rPr>
+                <w:rFonts w:ascii="Calibri" w:cs="Calibri" w:eastAsia="Calibri" w:hAnsi="Calibri"/>
+                <w:sz w:val="20"/>
+                <w:szCs w:val="20"/>
+              </w:rPr>
+              <w:t xml:space="preserve">95.0%</w:t>
+            </w:r>
+          </w:p>
+        </w:tc>
+        <w:tc>
+          <w:tcPr>
+            <w:tcW w:type="dxa" w:w="1300"/>
+            <w:tcBorders>
+              <w:top w:val="single" w:color="999999" w:sz="4"/>
+              <w:left w:val="single" w:color="999999" w:sz="4"/>
+              <w:bottom w:val="single" w:color="999999" w:sz="4"/>
+              <w:right w:val="single" w:color="999999" w:sz="4"/>
+            </w:tcBorders>
+            <w:tcMar>
+              <w:top w:type="dxa" w:w="80"/>
+              <w:left w:type="dxa" w:w="120"/>
+              <w:bottom w:type="dxa" w:w="80"/>
+              <w:right w:type="dxa" w:w="120"/>
+            </w:tcMar>
+          </w:tcPr>
+          <w:p>
+            <w:pPr>
+              <w:spacing w:after="0"/>
+            </w:pPr>
+            <w:r>
+              <w:rPr>
+                <w:rFonts w:ascii="Calibri" w:cs="Calibri" w:eastAsia="Calibri" w:hAnsi="Calibri"/>
+                <w:sz w:val="20"/>
+                <w:szCs w:val="20"/>
+              </w:rPr>
+              <w:t xml:space="preserve">0.71</w:t>
+            </w:r>
+          </w:p>
+        </w:tc>
+      </w:tr>
+      <w:tr>
+        <w:tc>
+          <w:tcPr>
+            <w:tcW w:type="dxa" w:w="2600"/>
+            <w:tcBorders>
+              <w:top w:val="single" w:color="999999" w:sz="4"/>
+              <w:left w:val="single" w:color="999999" w:sz="4"/>
+              <w:bottom w:val="single" w:color="999999" w:sz="4"/>
+              <w:right w:val="single" w:color="999999" w:sz="4"/>
+            </w:tcBorders>
+            <w:tcMar>
+              <w:top w:type="dxa" w:w="80"/>
+              <w:left w:type="dxa" w:w="120"/>
+              <w:bottom w:type="dxa" w:w="80"/>
+              <w:right w:type="dxa" w:w="120"/>
+            </w:tcMar>
+          </w:tcPr>
+          <w:p>
+            <w:pPr>
+              <w:spacing w:after="0"/>
+            </w:pPr>
+            <w:r>
+              <w:rPr>
+                <w:rFonts w:ascii="Calibri" w:cs="Calibri" w:eastAsia="Calibri" w:hAnsi="Calibri"/>
+                <w:sz w:val="20"/>
+                <w:szCs w:val="20"/>
+              </w:rPr>
+              <w:t xml:space="preserve">llama_3_2_3b_4bit</w:t>
+            </w:r>
+          </w:p>
+        </w:tc>
+        <w:tc>
+          <w:tcPr>
+            <w:tcW w:type="dxa" w:w="1900"/>
+            <w:tcBorders>
+              <w:top w:val="single" w:color="999999" w:sz="4"/>
+              <w:left w:val="single" w:color="999999" w:sz="4"/>
+              <w:bottom w:val="single" w:color="999999" w:sz="4"/>
+              <w:right w:val="single" w:color="999999" w:sz="4"/>
+            </w:tcBorders>
+            <w:tcMar>
+              <w:top w:type="dxa" w:w="80"/>
+              <w:left w:type="dxa" w:w="120"/>
+              <w:bottom w:type="dxa" w:w="80"/>
+              <w:right w:type="dxa" w:w="120"/>
+            </w:tcMar>
+          </w:tcPr>
+          <w:p>
+            <w:pPr>
+              <w:spacing w:after="0"/>
+            </w:pPr>
+            <w:r>
+              <w:rPr>
+                <w:rFonts w:ascii="Calibri" w:cs="Calibri" w:eastAsia="Calibri" w:hAnsi="Calibri"/>
+                <w:sz w:val="20"/>
+                <w:szCs w:val="20"/>
+              </w:rPr>
+              <w:t xml:space="preserve">0.070</w:t>
+            </w:r>
+          </w:p>
+        </w:tc>
+        <w:tc>
+          <w:tcPr>
+            <w:tcW w:type="dxa" w:w="1500"/>
+            <w:tcBorders>
+              <w:top w:val="single" w:color="999999" w:sz="4"/>
+              <w:left w:val="single" w:color="999999" w:sz="4"/>
+              <w:bottom w:val="single" w:color="999999" w:sz="4"/>
+              <w:right w:val="single" w:color="999999" w:sz="4"/>
+            </w:tcBorders>
+            <w:tcMar>
+              <w:top w:type="dxa" w:w="80"/>
+              <w:left w:type="dxa" w:w="120"/>
+              <w:bottom w:type="dxa" w:w="80"/>
+              <w:right w:type="dxa" w:w="120"/>
+            </w:tcMar>
+          </w:tcPr>
+          <w:p>
+            <w:pPr>
+              <w:spacing w:after="0"/>
+            </w:pPr>
+            <w:r>
+              <w:rPr>
+                <w:rFonts w:ascii="Calibri" w:cs="Calibri" w:eastAsia="Calibri" w:hAnsi="Calibri"/>
+                <w:sz w:val="20"/>
+                <w:szCs w:val="20"/>
+              </w:rPr>
+              <w:t xml:space="preserve">0.060</w:t>
+            </w:r>
+          </w:p>
+        </w:tc>
+        <w:tc>
+          <w:tcPr>
+            <w:tcW w:type="dxa" w:w="1500"/>
+            <w:tcBorders>
+              <w:top w:val="single" w:color="999999" w:sz="4"/>
+              <w:left w:val="single" w:color="999999" w:sz="4"/>
+              <w:bottom w:val="single" w:color="999999" w:sz="4"/>
+              <w:right w:val="single" w:color="999999" w:sz="4"/>
+            </w:tcBorders>
+            <w:tcMar>
+              <w:top w:type="dxa" w:w="80"/>
+              <w:left w:type="dxa" w:w="120"/>
+              <w:bottom w:type="dxa" w:w="80"/>
+              <w:right w:type="dxa" w:w="120"/>
+            </w:tcMar>
+          </w:tcPr>
+          <w:p>
+            <w:pPr>
+              <w:spacing w:after="0"/>
+            </w:pPr>
+            <w:r>
+              <w:rPr>
+                <w:rFonts w:ascii="Calibri" w:cs="Calibri" w:eastAsia="Calibri" w:hAnsi="Calibri"/>
+                <w:sz w:val="20"/>
+                <w:szCs w:val="20"/>
+              </w:rPr>
+              <w:t xml:space="preserve">98.0%</w:t>
+            </w:r>
+          </w:p>
+        </w:tc>
+        <w:tc>
+          <w:tcPr>
+            <w:tcW w:type="dxa" w:w="1300"/>
+            <w:tcBorders>
+              <w:top w:val="single" w:color="999999" w:sz="4"/>
+              <w:left w:val="single" w:color="999999" w:sz="4"/>
+              <w:bottom w:val="single" w:color="999999" w:sz="4"/>
+              <w:right w:val="single" w:color="999999" w:sz="4"/>
+            </w:tcBorders>
+            <w:tcMar>
+              <w:top w:type="dxa" w:w="80"/>
+              <w:left w:type="dxa" w:w="120"/>
+              <w:bottom w:type="dxa" w:w="80"/>
+              <w:right w:type="dxa" w:w="120"/>
+            </w:tcMar>
+          </w:tcPr>
+          <w:p>
+            <w:pPr>
+              <w:spacing w:after="0"/>
+            </w:pPr>
+            <w:r>
+              <w:rPr>
+                <w:rFonts w:ascii="Calibri" w:cs="Calibri" w:eastAsia="Calibri" w:hAnsi="Calibri"/>
+                <w:sz w:val="20"/>
+                <w:szCs w:val="20"/>
+              </w:rPr>
+              <w:t xml:space="preserve">0.84</w:t>
+            </w:r>
+          </w:p>
+        </w:tc>
+      </w:tr>
+      <w:tr>
+        <w:tc>
+          <w:tcPr>
+            <w:tcW w:type="dxa" w:w="2600"/>
+            <w:tcBorders>
+              <w:top w:val="single" w:color="999999" w:sz="4"/>
+              <w:left w:val="single" w:color="999999" w:sz="4"/>
+              <w:bottom w:val="single" w:color="999999" w:sz="4"/>
+              <w:right w:val="single" w:color="999999" w:sz="4"/>
+            </w:tcBorders>
+            <w:tcMar>
+              <w:top w:type="dxa" w:w="80"/>
+              <w:left w:type="dxa" w:w="120"/>
+              <w:bottom w:type="dxa" w:w="80"/>
+              <w:right w:type="dxa" w:w="120"/>
+            </w:tcMar>
+          </w:tcPr>
+          <w:p>
+            <w:pPr>
+              <w:spacing w:after="0"/>
+            </w:pPr>
+            <w:r>
+              <w:rPr>
+                <w:rFonts w:ascii="Calibri" w:cs="Calibri" w:eastAsia="Calibri" w:hAnsi="Calibri"/>
+                <w:sz w:val="20"/>
+                <w:szCs w:val="20"/>
+              </w:rPr>
+              <w:t xml:space="preserve">mistral_7b_base</w:t>
+            </w:r>
+          </w:p>
+        </w:tc>
+        <w:tc>
+          <w:tcPr>
+            <w:tcW w:type="dxa" w:w="1900"/>
+            <w:tcBorders>
+              <w:top w:val="single" w:color="999999" w:sz="4"/>
+              <w:left w:val="single" w:color="999999" w:sz="4"/>
+              <w:bottom w:val="single" w:color="999999" w:sz="4"/>
+              <w:right w:val="single" w:color="999999" w:sz="4"/>
+            </w:tcBorders>
+            <w:tcMar>
+              <w:top w:type="dxa" w:w="80"/>
+              <w:left w:type="dxa" w:w="120"/>
+              <w:bottom w:type="dxa" w:w="80"/>
+              <w:right w:type="dxa" w:w="120"/>
+            </w:tcMar>
+          </w:tcPr>
+          <w:p>
+            <w:pPr>
+              <w:spacing w:after="0"/>
+            </w:pPr>
+            <w:r>
+              <w:rPr>
+                <w:rFonts w:ascii="Calibri" w:cs="Calibri" w:eastAsia="Calibri" w:hAnsi="Calibri"/>
+                <w:sz w:val="20"/>
+                <w:szCs w:val="20"/>
+              </w:rPr>
+              <w:t xml:space="preserve">0.830</w:t>
+            </w:r>
+          </w:p>
+        </w:tc>
+        <w:tc>
+          <w:tcPr>
+            <w:tcW w:type="dxa" w:w="1500"/>
+            <w:tcBorders>
+              <w:top w:val="single" w:color="999999" w:sz="4"/>
+              <w:left w:val="single" w:color="999999" w:sz="4"/>
+              <w:bottom w:val="single" w:color="999999" w:sz="4"/>
+              <w:right w:val="single" w:color="999999" w:sz="4"/>
+            </w:tcBorders>
+            <w:tcMar>
+              <w:top w:type="dxa" w:w="80"/>
+              <w:left w:type="dxa" w:w="120"/>
+              <w:bottom w:type="dxa" w:w="80"/>
+              <w:right w:type="dxa" w:w="120"/>
+            </w:tcMar>
+          </w:tcPr>
+          <w:p>
+            <w:pPr>
+              <w:spacing w:after="0"/>
+            </w:pPr>
+            <w:r>
+              <w:rPr>
+                <w:rFonts w:ascii="Calibri" w:cs="Calibri" w:eastAsia="Calibri" w:hAnsi="Calibri"/>
+                <w:sz w:val="20"/>
+                <w:szCs w:val="20"/>
+              </w:rPr>
+              <w:t xml:space="preserve">0.585</w:t>
+            </w:r>
+          </w:p>
+        </w:tc>
+        <w:tc>
+          <w:tcPr>
+            <w:tcW w:type="dxa" w:w="1500"/>
+            <w:tcBorders>
+              <w:top w:val="single" w:color="999999" w:sz="4"/>
+              <w:left w:val="single" w:color="999999" w:sz="4"/>
+              <w:bottom w:val="single" w:color="999999" w:sz="4"/>
+              <w:right w:val="single" w:color="999999" w:sz="4"/>
+            </w:tcBorders>
+            <w:tcMar>
+              <w:top w:type="dxa" w:w="80"/>
+              <w:left w:type="dxa" w:w="120"/>
+              <w:bottom w:type="dxa" w:w="80"/>
+              <w:right w:type="dxa" w:w="120"/>
+            </w:tcMar>
+          </w:tcPr>
+          <w:p>
+            <w:pPr>
+              <w:spacing w:after="0"/>
+            </w:pPr>
+            <w:r>
+              <w:rPr>
+                <w:rFonts w:ascii="Calibri" w:cs="Calibri" w:eastAsia="Calibri" w:hAnsi="Calibri"/>
+                <w:sz w:val="20"/>
+                <w:szCs w:val="20"/>
+              </w:rPr>
+              <w:t xml:space="preserve">68.0%</w:t>
+            </w:r>
+          </w:p>
+        </w:tc>
+        <w:tc>
+          <w:tcPr>
+            <w:tcW w:type="dxa" w:w="1300"/>
+            <w:tcBorders>
+              <w:top w:val="single" w:color="999999" w:sz="4"/>
+              <w:left w:val="single" w:color="999999" w:sz="4"/>
+              <w:bottom w:val="single" w:color="999999" w:sz="4"/>
+              <w:right w:val="single" w:color="999999" w:sz="4"/>
+            </w:tcBorders>
+            <w:tcMar>
+              <w:top w:type="dxa" w:w="80"/>
+              <w:left w:type="dxa" w:w="120"/>
+              <w:bottom w:type="dxa" w:w="80"/>
+              <w:right w:type="dxa" w:w="120"/>
+            </w:tcMar>
+          </w:tcPr>
+          <w:p>
+            <w:pPr>
+              <w:spacing w:after="0"/>
+            </w:pPr>
+            <w:r>
+              <w:rPr>
+                <w:rFonts w:ascii="Calibri" w:cs="Calibri" w:eastAsia="Calibri" w:hAnsi="Calibri"/>
+                <w:sz w:val="20"/>
+                <w:szCs w:val="20"/>
+              </w:rPr>
+              <w:t xml:space="preserve">0.29</w:t>
+            </w:r>
+          </w:p>
+        </w:tc>
+      </w:tr>
+      <w:tr>
+        <w:tc>
+          <w:tcPr>
+            <w:tcW w:type="dxa" w:w="2600"/>
+            <w:tcBorders>
+              <w:top w:val="single" w:color="999999" w:sz="4"/>
+              <w:left w:val="single" w:color="999999" w:sz="4"/>
+              <w:bottom w:val="single" w:color="999999" w:sz="4"/>
+              <w:right w:val="single" w:color="999999" w:sz="4"/>
+            </w:tcBorders>
+            <w:tcMar>
+              <w:top w:type="dxa" w:w="80"/>
+              <w:left w:type="dxa" w:w="120"/>
+              <w:bottom w:type="dxa" w:w="80"/>
+              <w:right w:type="dxa" w:w="120"/>
+            </w:tcMar>
+          </w:tcPr>
+          <w:p>
+            <w:pPr>
+              <w:spacing w:after="0"/>
+            </w:pPr>
+            <w:r>
+              <w:rPr>
+                <w:rFonts w:ascii="Calibri" w:cs="Calibri" w:eastAsia="Calibri" w:hAnsi="Calibri"/>
+                <w:sz w:val="20"/>
+                <w:szCs w:val="20"/>
+              </w:rPr>
+              <w:t xml:space="preserve">mistral_7b_4bit</w:t>
+            </w:r>
+          </w:p>
+        </w:tc>
+        <w:tc>
+          <w:tcPr>
+            <w:tcW w:type="dxa" w:w="1900"/>
+            <w:tcBorders>
+              <w:top w:val="single" w:color="999999" w:sz="4"/>
+              <w:left w:val="single" w:color="999999" w:sz="4"/>
+              <w:bottom w:val="single" w:color="999999" w:sz="4"/>
+              <w:right w:val="single" w:color="999999" w:sz="4"/>
+            </w:tcBorders>
+            <w:tcMar>
+              <w:top w:type="dxa" w:w="80"/>
+              <w:left w:type="dxa" w:w="120"/>
+              <w:bottom w:type="dxa" w:w="80"/>
+              <w:right w:type="dxa" w:w="120"/>
+            </w:tcMar>
+          </w:tcPr>
+          <w:p>
+            <w:pPr>
+              <w:spacing w:after="0"/>
+            </w:pPr>
+            <w:r>
+              <w:rPr>
+                <w:rFonts w:ascii="Calibri" w:cs="Calibri" w:eastAsia="Calibri" w:hAnsi="Calibri"/>
+                <w:sz w:val="20"/>
+                <w:szCs w:val="20"/>
+              </w:rPr>
+              <w:t xml:space="preserve">0.890</w:t>
+            </w:r>
+          </w:p>
+        </w:tc>
+        <w:tc>
+          <w:tcPr>
+            <w:tcW w:type="dxa" w:w="1500"/>
+            <w:tcBorders>
+              <w:top w:val="single" w:color="999999" w:sz="4"/>
+              <w:left w:val="single" w:color="999999" w:sz="4"/>
+              <w:bottom w:val="single" w:color="999999" w:sz="4"/>
+              <w:right w:val="single" w:color="999999" w:sz="4"/>
+            </w:tcBorders>
+            <w:tcMar>
+              <w:top w:type="dxa" w:w="80"/>
+              <w:left w:type="dxa" w:w="120"/>
+              <w:bottom w:type="dxa" w:w="80"/>
+              <w:right w:type="dxa" w:w="120"/>
+            </w:tcMar>
+          </w:tcPr>
+          <w:p>
+            <w:pPr>
+              <w:spacing w:after="0"/>
+            </w:pPr>
+            <w:r>
+              <w:rPr>
+                <w:rFonts w:ascii="Calibri" w:cs="Calibri" w:eastAsia="Calibri" w:hAnsi="Calibri"/>
+                <w:sz w:val="20"/>
+                <w:szCs w:val="20"/>
+              </w:rPr>
+              <w:t xml:space="preserve">0.565</w:t>
+            </w:r>
+          </w:p>
+        </w:tc>
+        <w:tc>
+          <w:tcPr>
+            <w:tcW w:type="dxa" w:w="1500"/>
+            <w:tcBorders>
+              <w:top w:val="single" w:color="999999" w:sz="4"/>
+              <w:left w:val="single" w:color="999999" w:sz="4"/>
+              <w:bottom w:val="single" w:color="999999" w:sz="4"/>
+              <w:right w:val="single" w:color="999999" w:sz="4"/>
+            </w:tcBorders>
+            <w:tcMar>
+              <w:top w:type="dxa" w:w="80"/>
+              <w:left w:type="dxa" w:w="120"/>
+              <w:bottom w:type="dxa" w:w="80"/>
+              <w:right w:type="dxa" w:w="120"/>
+            </w:tcMar>
+          </w:tcPr>
+          <w:p>
+            <w:pPr>
+              <w:spacing w:after="0"/>
+            </w:pPr>
+            <w:r>
+              <w:rPr>
+                <w:rFonts w:ascii="Calibri" w:cs="Calibri" w:eastAsia="Calibri" w:hAnsi="Calibri"/>
+                <w:sz w:val="20"/>
+                <w:szCs w:val="20"/>
+              </w:rPr>
+              <w:t xml:space="preserve">66.5%</w:t>
+            </w:r>
+          </w:p>
+        </w:tc>
+        <w:tc>
+          <w:tcPr>
+            <w:tcW w:type="dxa" w:w="1300"/>
+            <w:tcBorders>
+              <w:top w:val="single" w:color="999999" w:sz="4"/>
+              <w:left w:val="single" w:color="999999" w:sz="4"/>
+              <w:bottom w:val="single" w:color="999999" w:sz="4"/>
+              <w:right w:val="single" w:color="999999" w:sz="4"/>
+            </w:tcBorders>
+            <w:tcMar>
+              <w:top w:type="dxa" w:w="80"/>
+              <w:left w:type="dxa" w:w="120"/>
+              <w:bottom w:type="dxa" w:w="80"/>
+              <w:right w:type="dxa" w:w="120"/>
+            </w:tcMar>
+          </w:tcPr>
+          <w:p>
+            <w:pPr>
+              <w:spacing w:after="0"/>
+            </w:pPr>
+            <w:r>
+              <w:rPr>
+                <w:rFonts w:ascii="Calibri" w:cs="Calibri" w:eastAsia="Calibri" w:hAnsi="Calibri"/>
+                <w:sz w:val="20"/>
+                <w:szCs w:val="20"/>
+              </w:rPr>
+              <w:t xml:space="preserve">0.25</w:t>
+            </w:r>
+          </w:p>
+        </w:tc>
+      </w:tr>
+      <w:tr>
+        <w:tc>
+          <w:tcPr>
+            <w:tcW w:type="dxa" w:w="2600"/>
+            <w:tcBorders>
+              <w:top w:val="single" w:color="999999" w:sz="4"/>
+              <w:left w:val="single" w:color="999999" w:sz="4"/>
+              <w:bottom w:val="single" w:color="999999" w:sz="4"/>
+              <w:right w:val="single" w:color="999999" w:sz="4"/>
+            </w:tcBorders>
+            <w:tcMar>
+              <w:top w:type="dxa" w:w="80"/>
+              <w:left w:type="dxa" w:w="120"/>
+              <w:bottom w:type="dxa" w:w="80"/>
+              <w:right w:type="dxa" w:w="120"/>
+            </w:tcMar>
+          </w:tcPr>
+          <w:p>
+            <w:pPr>
+              <w:spacing w:after="0"/>
+            </w:pPr>
+            <w:r>
+              <w:rPr>
+                <w:rFonts w:ascii="Calibri" w:cs="Calibri" w:eastAsia="Calibri" w:hAnsi="Calibri"/>
+                <w:sz w:val="20"/>
+                <w:szCs w:val="20"/>
+              </w:rPr>
+              <w:t xml:space="preserve">phi4_mini_base</w:t>
+            </w:r>
+          </w:p>
+        </w:tc>
+        <w:tc>
+          <w:tcPr>
+            <w:tcW w:type="dxa" w:w="1900"/>
+            <w:tcBorders>
+              <w:top w:val="single" w:color="999999" w:sz="4"/>
+              <w:left w:val="single" w:color="999999" w:sz="4"/>
+              <w:bottom w:val="single" w:color="999999" w:sz="4"/>
+              <w:right w:val="single" w:color="999999" w:sz="4"/>
+            </w:tcBorders>
+            <w:tcMar>
+              <w:top w:type="dxa" w:w="80"/>
+              <w:left w:type="dxa" w:w="120"/>
+              <w:bottom w:type="dxa" w:w="80"/>
+              <w:right w:type="dxa" w:w="120"/>
+            </w:tcMar>
+          </w:tcPr>
+          <w:p>
+            <w:pPr>
+              <w:spacing w:after="0"/>
+            </w:pPr>
+            <w:r>
+              <w:rPr>
+                <w:rFonts w:ascii="Calibri" w:cs="Calibri" w:eastAsia="Calibri" w:hAnsi="Calibri"/>
+                <w:sz w:val="20"/>
+                <w:szCs w:val="20"/>
+              </w:rPr>
+              <w:t xml:space="preserve">0.075</w:t>
+            </w:r>
+          </w:p>
+        </w:tc>
+        <w:tc>
+          <w:tcPr>
+            <w:tcW w:type="dxa" w:w="1500"/>
+            <w:tcBorders>
+              <w:top w:val="single" w:color="999999" w:sz="4"/>
+              <w:left w:val="single" w:color="999999" w:sz="4"/>
+              <w:bottom w:val="single" w:color="999999" w:sz="4"/>
+              <w:right w:val="single" w:color="999999" w:sz="4"/>
+            </w:tcBorders>
+            <w:tcMar>
+              <w:top w:type="dxa" w:w="80"/>
+              <w:left w:type="dxa" w:w="120"/>
+              <w:bottom w:type="dxa" w:w="80"/>
+              <w:right w:type="dxa" w:w="120"/>
+            </w:tcMar>
+          </w:tcPr>
+          <w:p>
+            <w:pPr>
+              <w:spacing w:after="0"/>
+            </w:pPr>
+            <w:r>
+              <w:rPr>
+                <w:rFonts w:ascii="Calibri" w:cs="Calibri" w:eastAsia="Calibri" w:hAnsi="Calibri"/>
+                <w:sz w:val="20"/>
+                <w:szCs w:val="20"/>
+              </w:rPr>
+              <w:t xml:space="preserve">0.070</w:t>
+            </w:r>
+          </w:p>
+        </w:tc>
+        <w:tc>
+          <w:tcPr>
+            <w:tcW w:type="dxa" w:w="1500"/>
+            <w:tcBorders>
+              <w:top w:val="single" w:color="999999" w:sz="4"/>
+              <w:left w:val="single" w:color="999999" w:sz="4"/>
+              <w:bottom w:val="single" w:color="999999" w:sz="4"/>
+              <w:right w:val="single" w:color="999999" w:sz="4"/>
+            </w:tcBorders>
+            <w:tcMar>
+              <w:top w:type="dxa" w:w="80"/>
+              <w:left w:type="dxa" w:w="120"/>
+              <w:bottom w:type="dxa" w:w="80"/>
+              <w:right w:type="dxa" w:w="120"/>
+            </w:tcMar>
+          </w:tcPr>
+          <w:p>
+            <w:pPr>
+              <w:spacing w:after="0"/>
+            </w:pPr>
+            <w:r>
+              <w:rPr>
+                <w:rFonts w:ascii="Calibri" w:cs="Calibri" w:eastAsia="Calibri" w:hAnsi="Calibri"/>
+                <w:sz w:val="20"/>
+                <w:szCs w:val="20"/>
+              </w:rPr>
+              <w:t xml:space="preserve">95.5%</w:t>
+            </w:r>
+          </w:p>
+        </w:tc>
+        <w:tc>
+          <w:tcPr>
+            <w:tcW w:type="dxa" w:w="1300"/>
+            <w:tcBorders>
+              <w:top w:val="single" w:color="999999" w:sz="4"/>
+              <w:left w:val="single" w:color="999999" w:sz="4"/>
+              <w:bottom w:val="single" w:color="999999" w:sz="4"/>
+              <w:right w:val="single" w:color="999999" w:sz="4"/>
+            </w:tcBorders>
+            <w:tcMar>
+              <w:top w:type="dxa" w:w="80"/>
+              <w:left w:type="dxa" w:w="120"/>
+              <w:bottom w:type="dxa" w:w="80"/>
+              <w:right w:type="dxa" w:w="120"/>
+            </w:tcMar>
+          </w:tcPr>
+          <w:p>
+            <w:pPr>
+              <w:spacing w:after="0"/>
+            </w:pPr>
+            <w:r>
+              <w:rPr>
+                <w:rFonts w:ascii="Calibri" w:cs="Calibri" w:eastAsia="Calibri" w:hAnsi="Calibri"/>
+                <w:sz w:val="20"/>
+                <w:szCs w:val="20"/>
+              </w:rPr>
+              <w:t xml:space="preserve">0.67</w:t>
+            </w:r>
+          </w:p>
+        </w:tc>
+      </w:tr>
+      <w:tr>
+        <w:tc>
+          <w:tcPr>
+            <w:tcW w:type="dxa" w:w="2600"/>
+            <w:tcBorders>
+              <w:top w:val="single" w:color="999999" w:sz="4"/>
+              <w:left w:val="single" w:color="999999" w:sz="4"/>
+              <w:bottom w:val="single" w:color="999999" w:sz="4"/>
+              <w:right w:val="single" w:color="999999" w:sz="4"/>
+            </w:tcBorders>
+            <w:tcMar>
+              <w:top w:type="dxa" w:w="80"/>
+              <w:left w:type="dxa" w:w="120"/>
+              <w:bottom w:type="dxa" w:w="80"/>
+              <w:right w:type="dxa" w:w="120"/>
+            </w:tcMar>
+          </w:tcPr>
+          <w:p>
+            <w:pPr>
+              <w:spacing w:after="0"/>
+            </w:pPr>
+            <w:r>
+              <w:rPr>
+                <w:rFonts w:ascii="Calibri" w:cs="Calibri" w:eastAsia="Calibri" w:hAnsi="Calibri"/>
+                <w:sz w:val="20"/>
+                <w:szCs w:val="20"/>
+              </w:rPr>
+              <w:t xml:space="preserve">phi4_mini_4bit</w:t>
+            </w:r>
+          </w:p>
+        </w:tc>
+        <w:tc>
+          <w:tcPr>
+            <w:tcW w:type="dxa" w:w="1900"/>
+            <w:tcBorders>
+              <w:top w:val="single" w:color="999999" w:sz="4"/>
+              <w:left w:val="single" w:color="999999" w:sz="4"/>
+              <w:bottom w:val="single" w:color="999999" w:sz="4"/>
+              <w:right w:val="single" w:color="999999" w:sz="4"/>
+            </w:tcBorders>
+            <w:tcMar>
+              <w:top w:type="dxa" w:w="80"/>
+              <w:left w:type="dxa" w:w="120"/>
+              <w:bottom w:type="dxa" w:w="80"/>
+              <w:right w:type="dxa" w:w="120"/>
+            </w:tcMar>
+          </w:tcPr>
+          <w:p>
+            <w:pPr>
+              <w:spacing w:after="0"/>
+            </w:pPr>
+            <w:r>
+              <w:rPr>
+                <w:rFonts w:ascii="Calibri" w:cs="Calibri" w:eastAsia="Calibri" w:hAnsi="Calibri"/>
+                <w:sz w:val="20"/>
+                <w:szCs w:val="20"/>
+              </w:rPr>
+              <w:t xml:space="preserve">0.075</w:t>
+            </w:r>
+          </w:p>
+        </w:tc>
+        <w:tc>
+          <w:tcPr>
+            <w:tcW w:type="dxa" w:w="1500"/>
+            <w:tcBorders>
+              <w:top w:val="single" w:color="999999" w:sz="4"/>
+              <w:left w:val="single" w:color="999999" w:sz="4"/>
+              <w:bottom w:val="single" w:color="999999" w:sz="4"/>
+              <w:right w:val="single" w:color="999999" w:sz="4"/>
+            </w:tcBorders>
+            <w:tcMar>
+              <w:top w:type="dxa" w:w="80"/>
+              <w:left w:type="dxa" w:w="120"/>
+              <w:bottom w:type="dxa" w:w="80"/>
+              <w:right w:type="dxa" w:w="120"/>
+            </w:tcMar>
+          </w:tcPr>
+          <w:p>
+            <w:pPr>
+              <w:spacing w:after="0"/>
+            </w:pPr>
+            <w:r>
+              <w:rPr>
+                <w:rFonts w:ascii="Calibri" w:cs="Calibri" w:eastAsia="Calibri" w:hAnsi="Calibri"/>
+                <w:sz w:val="20"/>
+                <w:szCs w:val="20"/>
+              </w:rPr>
+              <w:t xml:space="preserve">0.090</w:t>
+            </w:r>
+          </w:p>
+        </w:tc>
+        <w:tc>
+          <w:tcPr>
+            <w:tcW w:type="dxa" w:w="1500"/>
+            <w:tcBorders>
+              <w:top w:val="single" w:color="999999" w:sz="4"/>
+              <w:left w:val="single" w:color="999999" w:sz="4"/>
+              <w:bottom w:val="single" w:color="999999" w:sz="4"/>
+              <w:right w:val="single" w:color="999999" w:sz="4"/>
+            </w:tcBorders>
+            <w:tcMar>
+              <w:top w:type="dxa" w:w="80"/>
+              <w:left w:type="dxa" w:w="120"/>
+              <w:bottom w:type="dxa" w:w="80"/>
+              <w:right w:type="dxa" w:w="120"/>
+            </w:tcMar>
+          </w:tcPr>
+          <w:p>
+            <w:pPr>
+              <w:spacing w:after="0"/>
+            </w:pPr>
+            <w:r>
+              <w:rPr>
+                <w:rFonts w:ascii="Calibri" w:cs="Calibri" w:eastAsia="Calibri" w:hAnsi="Calibri"/>
+                <w:sz w:val="20"/>
+                <w:szCs w:val="20"/>
+              </w:rPr>
+              <w:t xml:space="preserve">96.5%</w:t>
+            </w:r>
+          </w:p>
+        </w:tc>
+        <w:tc>
+          <w:tcPr>
+            <w:tcW w:type="dxa" w:w="1300"/>
+            <w:tcBorders>
+              <w:top w:val="single" w:color="999999" w:sz="4"/>
+              <w:left w:val="single" w:color="999999" w:sz="4"/>
+              <w:bottom w:val="single" w:color="999999" w:sz="4"/>
+              <w:right w:val="single" w:color="999999" w:sz="4"/>
+            </w:tcBorders>
+            <w:tcMar>
+              <w:top w:type="dxa" w:w="80"/>
+              <w:left w:type="dxa" w:w="120"/>
+              <w:bottom w:type="dxa" w:w="80"/>
+              <w:right w:type="dxa" w:w="120"/>
+            </w:tcMar>
+          </w:tcPr>
+          <w:p>
+            <w:pPr>
+              <w:spacing w:after="0"/>
+            </w:pPr>
+            <w:r>
+              <w:rPr>
+                <w:rFonts w:ascii="Calibri" w:cs="Calibri" w:eastAsia="Calibri" w:hAnsi="Calibri"/>
+                <w:sz w:val="20"/>
+                <w:szCs w:val="20"/>
+              </w:rPr>
+              <w:t xml:space="preserve">0.77</w:t>
+            </w:r>
+          </w:p>
+        </w:tc>
+      </w:tr>
+    </w:tbl>
+    <w:p>
+      <w:pPr>
+        <w:spacing w:after="120" w:line="300"/>
+      </w:pPr>
+      <w:r>
+        <w:rPr>
+          <w:rFonts w:ascii="Calibri" w:cs="Calibri" w:eastAsia="Calibri" w:hAnsi="Calibri"/>
+          <w:sz w:val="18"/>
+          <w:szCs w:val="18"/>
+        </w:rPr>
+        <w:t xml:space="preserve">Table 6.3  Judge vs v2 per-model agreement on HarmBench (n = 200 each). "v2 non-refusal" is the regex's harmful-compliance rate; "judge ASR" is the official classifier's. Agreement and Cohen's κ are over the shared prompt set, computed at the 512-token reference budget. From results_512/analysis/judge_agreement.json.</w:t>
+      </w:r>
+    </w:p>
+    <w:p>
+      <w:pPr>
+        <w:spacing w:after="60" w:before="160"/>
+        <w:jc w:val="center"/>
+      </w:pPr>
+      <w:r>
+        <w:drawing>
+          <wp:inline distT="0" distB="0" distL="0" distR="0">
+            <wp:extent cx="5334000" cy="2428875"/>
+            <wp:effectExtent t="0" r="0" b="0" l="0"/>
+            <wp:docPr id="1" name="" descr="" title=""/>
+            <wp:cNvGraphicFramePr>
+              <a:graphicFrameLocks xmlns:a="http://schemas.openxmlformats.org/drawingml/2006/main" noChangeAspect="1"/>
+            </wp:cNvGraphicFramePr>
+            <a:graphic xmlns:a="http://schemas.openxmlformats.org/drawingml/2006/main">
+              <a:graphicData uri="http://schemas.openxmlformats.org/drawingml/2006/picture">
+                <pic:pic xmlns:pic="http://schemas.openxmlformats.org/drawingml/2006/picture">
+                  <pic:nvPicPr>
+                    <pic:cNvPr id="0" name="" descr=""/>
+                    <pic:cNvPicPr>
+                      <a:picLocks noChangeAspect="1" noChangeArrowheads="1"/>
+                    </pic:cNvPicPr>
+                  </pic:nvPicPr>
+                  <pic:blipFill>
+                    <a:blip r:embed="rId16" cstate="none"/>
+                    <a:srcRect/>
+                    <a:stretch>
+                      <a:fillRect/>
+                    </a:stretch>
+                  </pic:blipFill>
+                  <pic:spPr bwMode="auto">
+                    <a:xfrm>
+                      <a:off x="0" y="0"/>
+                      <a:ext cx="5334000" cy="2428875"/>
+                    </a:xfrm>
+                    <a:prstGeom prst="rect">
+                      <a:avLst/>
+                    </a:prstGeom>
+                  </pic:spPr>
+                </pic:pic>
+              </a:graphicData>
+            </a:graphic>
+          </wp:inline>
+        </w:drawing>
+      </w:r>
+    </w:p>
+    <w:p>
+      <w:pPr>
+        <w:spacing w:after="220"/>
+        <w:jc w:val="center"/>
+      </w:pPr>
+      <w:r>
+        <w:rPr>
+          <w:rFonts w:ascii="Calibri" w:cs="Calibri" w:eastAsia="Calibri" w:hAnsi="Calibri"/>
+          <w:i/>
+          <w:iCs/>
+          <w:sz w:val="18"/>
+          <w:szCs w:val="18"/>
+        </w:rPr>
+        <w:t xml:space="preserve">Figure 8. Scorer validation. Left: HarmBench-classifier ASR versus the regex 'non-refusal' proxy, one marker per model. Eight of the ten points lie below the diagonal, so the proxy systematically over-counts harmful compliance (most severely for Qwen and Mistral); the two marginal exceptions (Llama base, Phi 4-bit) sit just above it. Right: judge-vs-proxy Cohen's κ per model, which is family-dependent: low for Qwen/Mistral (κ ≈ 0.25 to 0.59) and high for Llama/Phi (κ ≈ 0.67 to 0.84). Source: results_512/analysis/judge_agreement.json.</w:t>
+      </w:r>
+    </w:p>
+    <w:p>
+      <w:pPr>
+        <w:spacing w:after="160" w:line="300"/>
+        <w:jc w:val="both"/>
+      </w:pPr>
+      <w:r>
+        <w:rPr>
+          <w:rFonts w:ascii="Calibri" w:cs="Calibri" w:eastAsia="Calibri" w:hAnsi="Calibri"/>
+          <w:sz w:val="22"/>
+          <w:szCs w:val="22"/>
+        </w:rPr>
+        <w:t xml:space="preserve">Result 1: the v2 regex systematically over-counts ASR, unevenly by family. The judge ASR is far lower than the v2 non-refusal rate for the Qwen models (e.g. Qwen 1.7B base 0.255 vs 0.595; Qwen 4B base 0.115 vs 0.235) and close for Llama (0.100 vs 0.090). Agreement is correspondingly fair-to-moderate for Qwen and Mistral (κ ≈ 0.25 to 0.59) and high for Llama and Phi (κ ≈ 0.67 to 0.84). The reason is structural: the regex equates "did not refuse" with "attack succeeded", but many non-refusals are not genuinely harmful (vague deflections, safety lectures without refusal keywords, on-topic but benign answers, failed attempts). Qwen produces a large volume of such ambiguous middle-ground text; Llama mostly either refuses cleanly or complies, leaving little for the regex to mis-score. This is exactly the failure mode the HarmBench paper's fine-tuned classifier was built to avoid, and it is why the official classifier, not refusal counting, is adopted as the primary HarmBench scorer.</w:t>
+      </w:r>
+    </w:p>
+    <w:p>
+      <w:pPr>
+        <w:spacing w:after="160" w:line="300"/>
+        <w:jc w:val="both"/>
+      </w:pPr>
+      <w:r>
+        <w:rPr>
+          <w:rFonts w:ascii="Calibri" w:cs="Calibri" w:eastAsia="Calibri" w:hAnsi="Calibri"/>
+          <w:sz w:val="22"/>
+          <w:szCs w:val="22"/>
+        </w:rPr>
+        <w:t xml:space="preserve">Result 2: the choice of scorer changes the conclusion. Under the judge, at the 512-token reference budget, the per-pair HarmBench ΔASR values are: Qwen 1.7B 0.000 (CI [−0.055, +0.055], not significant); Qwen 4B +0.040 (CI [0.000, +0.080], not significant); Llama −0.040 (CI [−0.075, −0.010], individually significant and in the safety-improving direction). Compared with the v2 proxy (−0.025, +0.070, −0.020), the judge and the regex disagree in level and per-model ordering: the proxy's largest positive move is on Qwen 4B (+0.070) whereas the judge's only individually significant contrast is a decrease on Llama, and no HarmBench ΔASR contrast survives the Benjamini-Hochberg correction over the primary family. The interpretation labels follow: Qwen 1.7B is broad_degradation, but at 512 that label is driven entirely by its significant MMLU capability loss (ΔMMLU −0.090), with the harm axis flat (ΔASR 0.000), it is a capability-only degradation, not a safety regression; Qwen 4B is alignment_degradation but only directionally (+0.040, not significant); Llama is capability_collapse_masquerading_as_safety (harmful compliance decreases and capability decreases together). The judge validation is therefore not a rubber stamp: it corrected a refusal-counting artefact, and at the reference budget it establishes that refusal-based scoring and the classifier lead to different per-model conclusions about where, and in which direction, harmful compliance moves. This is reported transparently as the central methodological result of the chapter, and the HarmBench numbers throughout the report are the judge values accordingly (D16).</w:t>
+      </w:r>
+    </w:p>
+    <w:p>
+      <w:pPr>
+        <w:spacing w:after="160" w:line="300"/>
+        <w:jc w:val="both"/>
+      </w:pPr>
+      <w:r>
+        <w:rPr>
+          <w:rFonts w:ascii="Calibri" w:cs="Calibri" w:eastAsia="Calibri" w:hAnsi="Calibri"/>
+          <w:sz w:val="22"/>
+          <w:szCs w:val="22"/>
+        </w:rPr>
+        <w:t xml:space="preserve">Result 3: the null-increase conclusion is robust to the choice of significance test. The judge ΔASR significance was re-tested with McNemar's exact test, which is the correct paired-binary test for HarmBench and assumes no large-sample normality (§3.7). It reproduces the bootstrap conclusion: at 512 tokens Qwen 1.7B p = 1.000, Qwen 4B p = 0.096, and Llama p = 0.021, the sole individually significant contrast is Llama's decrease, and no pair shows a significant harmful-compliance increase under either test, so the study's null-increase conclusion does not depend on the bootstrap machinery. A structural property of the judge, regex relationship reinforces the over-counting diagnosis: across all models the judge labelled essentially no generation harmful that the regex had cleared (judge_harmful_v2_not ≈ 0), so the judge's harmful set is almost a strict subset of the regex's: the disagreement is one-directional over-counting by the regex, not two-sided noise.</w:t>
+      </w:r>
+    </w:p>
+    <w:p>
+      <w:pPr>
+        <w:spacing w:after="160" w:line="300"/>
+        <w:jc w:val="both"/>
+      </w:pPr>
+      <w:r>
+        <w:rPr>
+          <w:rFonts w:ascii="Calibri" w:cs="Calibri" w:eastAsia="Calibri" w:hAnsi="Calibri"/>
+          <w:sz w:val="22"/>
+          <w:szCs w:val="22"/>
+        </w:rPr>
+        <w:t xml:space="preserve">Result 4: the finding is robust to the choice of judge (second-judge cross-check). To rule out the possibility that the result is an artefact of the single HarmBench classifier, the saved generations were independently re-scored by a second, architecturally unrelated frontier judge (gpt-4o, run 2026-06-14 via the OpenAI API; the alias's underlying dated snapshot was not recorded, so the revision-pinned open-weight LlamaGuard cross-check below is the reproducible arm of this validation) applying a condensed one-sentence yes/no rubric that encodes the same harmful-behaviour criterion as the HarmBench classifier (the api_judge backend; decision D25). The two judges agree strongly at the per-prompt level: across all ten models Cohen's κ ranges from 0.68 to 0.95 (substantial-to-almost-perfect agreement), far higher than the regex-versus-classifier agreement (κ ≈ 0.25 to 0.59 for Qwen and Mistral), confirming that it was the regex, not the classifier, that was the outlier. The per-pair ΔASR direction is reproduced at 512 tokens: gpt-4o gives Qwen 1.7B +0.005 (versus the classifier's 0.000) and Llama −0.035 (versus −0.040); for the cross-family pairs it agrees on the sign of Mistral's and Phi's small moves, and it places Mistral's ASR near 0.55, matching the classifier's ≈0.57, not the v2 proxy's 0.83 to 0.89. Both judges agree that no pair shows a material harmful-compliance increase and that Mistral's proxy-driven 'increase' is an artefact. The former 128-token Qwen 1.7B effect is null under both judges at the reference budget (classifier 0.000, McNemar p = 1.000; gpt-4o +0.005), so there is no boundary-significance disagreement left to reconcile; this converges with the multi-seed sensitivity arm (§6.6.1), whose greedy 0.000 sits inside the seed range. Both judges agree that at the reference budget NF4 does not raise harmful compliance in any pair. Per-model agreement and per-pair figures are in results_512/analysis/judge_pairwise_agreement.{json,csv} (redacted).</w:t>
+      </w:r>
+    </w:p>
+    <w:p>
+      <w:pPr>
+        <w:spacing w:after="160" w:line="300"/>
+        <w:jc w:val="both"/>
+      </w:pPr>
+      <w:r>
+        <w:rPr>
+          <w:rFonts w:ascii="Calibri" w:cs="Calibri" w:eastAsia="Calibri" w:hAnsi="Calibri"/>
+          <w:sz w:val="22"/>
+          <w:szCs w:val="22"/>
+        </w:rPr>
+        <w:t xml:space="preserve">Result 5: the classifier tracks human judgment; the regex does not. The two preceding cross-checks compare the classifier against other models. To ground the comparison against truth, a stratified subset of 200 saved HarmBench generations, spanning the ten base/NF4 aliases of the primary study and deliberately over-sampling the judge-vs-regex disagreement cases, was labelled by a human annotator against the HarmBench rubric (the redacted aggregate is results_512/analysis/human_validation.json; the annotation sheet holds raw response text and is local-only). The primary classifier agrees with the human at Cohen's κ = 0.59 (moderate agreement); the demoted refusal regex agrees at κ = 0.11 (slight). Precision makes the gap concrete: of the responses each scorer flagged harmful, the human confirmed 61 percent of the classifier's but only 23 percent of the regex's, so against human judgment the regex issued 101 false-harmful calls to the classifier's 18. Of the three scorers the human applied the highest bar for harmful compliance, flagging the fewest responses, 37 of 200, against the classifier's 46 and the regex's 132, so both automated scorers apply the harmful label more readily than the human does. The two over-countings differ in kind, however: the classifier's disagreement with the human is mild and roughly two-directional (18 responses it flagged that the human judged benign, against 9 the human flagged that it missed), which reads as balanced noise around the human bar; the regex's is a near-one-directional flood (101 over-flags against 6 misses), i.e. systematic over-counting. The classifier is therefore close to the human bar and the regex far above it. This is the human-grounded form of the chapter's central result: refusal-counting over-states harmful compliance relative to the classifier and relative to human judgment, and the classifier is the substantially better scorer. Two bounds are stated with equal plainness. First, κ = 0.59 makes the classifier a better scorer, not a perfect human proxy, it still over-calls 18 cases, exactly the caution the LLM-as-judge literature urges [27], [28]. Second, this is a single annotator on a partly subjective rubric (some behaviours, such as subtly biased but superficially positive text, are genuinely borderline for humans and judges alike), so a second annotator with an inter-rater κ is the natural strengthening. Because the sample deliberately over-weights judge-vs-regex disagreements (120 of the 200 items), these κ values sit on a harder-than-representative slice and are not population estimates; the design does not identify which way a representative population would move them, since enriching for disagreement changes both the difficulty of the items and the marginal prevalence κ depends on. The pair should be read as a disagreement-enriched contrast rather than a population estimate. What survives that sampling is the ordering and its size: on the contested cases that decide the scorer choice, the classifier tracks the human and the regex does not.</w:t>
+      </w:r>
+    </w:p>
+    <w:p>
+      <w:pPr>
+        <w:spacing w:after="160" w:line="300"/>
+        <w:jc w:val="both"/>
+      </w:pPr>
+      <w:r>
+        <w:rPr>
+          <w:rFonts w:ascii="Calibri" w:cs="Calibri" w:eastAsia="Calibri" w:hAnsi="Calibri"/>
+          <w:sz w:val="22"/>
+          <w:szCs w:val="22"/>
+        </w:rPr>
+        <w:t xml:space="preserve">Threats and scope. The judge is itself a model and can err; it is adopted because it is the field-standard reference classifier specified by the HarmBench paper [4], run at full precision, with deterministic greedy decoding and zero parse failures on this dataset. One implementation detail bounds comparability rather than validity: the classifier is prompted with the Hugging Face model-card (behaviour-only) template rather than the HarmBench GitHub evaluation-harness variant (which adds bracketed section headers and three additional scoring rules), so absolute ASR levels here are not directly comparable to harness-scored numbers in the literature; the matched-pair deltas, scored identically for both members of every pair, are unaffected. It validates HarmBench only; XSTest over-refusal and MMLU are unaffected. The single-judge construct-validity threat is addressed on two fronts: the second-judge cross-check (Result 4), where an independent frontier judge agrees at κ 0.68 to 0.95 across all ten models and reproduces the finding's direction and magnitude; and the human-label audit (Result 5), which grounds the scorer comparison against human judgment rather than against another model and finds the classifier substantially closer to the human (κ 0.59) than the regex (κ 0.11). The claim this study makes is therefore the human-grounded one, the choice of scorer changes the conclusion, and refusal-counting over-states harmful compliance relative to both the benchmark's own classifier and a human annotator, with the residual honestly bounded: the classifier is a better scorer, not a perfect oracle (κ 0.59 is moderate, not near-perfect), and the grounding rests on a single annotator, so a second annotator with an inter-rater κ is the remaining strengthening. Two further residual caveats concern the judges themselves: the second judge is a versioned API model (less reproducible than the open-weight primary), and both judges share the broad lineage of LLM-based harm classification, so a fully independent open-weight guard (e.g. Llama Guard [29]) is the natural complementary cross-check. That check has now been run and folded in: a revision-pinned Llama-Guard-3-8B re-scored the 200 saved HarmBench generations of all fifteen aliases on TC1 with zero parse errors, agreeing with the primary classifier at Cohen's κ from 0.36 to 0.92 across the ten base/NF4 aliases of the primary study (highest for the Llama pair, 0.89/0.92; lowest for Phi, 0.36/0.38; Qwen 0.56–0.77, Mistral 0.61/0.63), and it reproduces the RQ1 null: every per-pair Llama-Guard ΔASR is non-significant (the largest move, Qwen 1.7B −0.050, McNemar p = 0.076, is a decrease), and its sign agrees with the classifier's for every pair whose classifier delta is nonzero (Qwen 1.7B's classifier delta is exactly 0.000, so no sign is defined there). One construct caveat bounds this reading and is stated plainly: Llama-Guard answers a looser question ('is this response unsafe?') than the HarmBench classifier ('is this generation an instance of the specific behavior?'), so where the two disagree, most visibly the low Phi κ, the divergence is expected and non-diagnostic; agreement is the informative direction, and the guard is a reproducibility cross-check, not a second construct-validity oracle. With an open-weight, revision-pinned third judge reproducing the null, the residual reproducibility caveat that the judge cross-check rested solely on a versioned API snapshot is retired (per-alias and per-pair figures in results_512/analysis/judge_pairwise_agreement_llamaguard.{json,csv}; the gpt-4o-versus-Llama-Guard leg is in judge_pairwise_agreement_api_vs_llamaguard.{json,csv}). As a data-handling note, that second judge is an external API, so for its cross-check the (public) HarmBench behaviour string and the model's generation are transmitted off-cluster, whereas the primary classifier runs entirely on TC1 and only redacted identifier-and-boolean sidecars are stored. The v2 regex is retained in the repository and in Table 6.1/6.2 as a transparent secondary proxy so that readers can see exactly how much, and where, refusal-based scoring diverges from genuine harmful-compliance scoring.</w:t>
+      </w:r>
+    </w:p>
+    <w:p>
+      <w:pPr>
+        <w:spacing w:after="160" w:line="300"/>
+        <w:jc w:val="both"/>
+      </w:pPr>
+      <w:r>
+        <w:rPr>
+          <w:rFonts w:ascii="Calibri" w:cs="Calibri" w:eastAsia="Calibri" w:hAnsi="Calibri"/>
+          <w:sz w:val="22"/>
+          <w:szCs w:val="22"/>
+        </w:rPr>
+        <w:t xml:space="preserve">Result 6: the over-refusal axis is scorer-sensitive too, and the one over-refusal survivor does not replicate under an independent judge. The validation above concerns HarmBench ASR; the study's third multiplicity-robust finding, by contrast, is an XSTest over-refusal decrease scored by the demoted v2 refusal regex (Phi-4-mini, ΔOR = −0.048, §6.5.1). To test whether that regex-scored finding is scorer-robust, the same question the classifier answered for HarmBench, the 3,750 saved benign XSTest responses (fifteen aliases × 250 prompts) were re-scored by an independent API judge (gpt-4o, pinned dated snapshot gpt-4o-2024-08-06, temperature 0, zero parse failures) that labels each response by the XSTest paper's own three-class taxonomy: full compliance, partial refusal, full refusal (Röttger et al. [5], who themselves use a GPT-4 judge with this taxonomy). Strict over-refusal counts full refusals only (the conservative reading); broad counts partial or full. This is a sensitivity check, not a change of scorer: the deterministic regex remains the primary over-refusal scorer of record and the multiple-comparison family of §6.5.1 is unchanged. The finding parallels the HarmBench one. First, the two scorers disagree substantially on benign over-refusal: the judge counts roughly four times as many refusals as the regex (mean over-refusal 0.171 strict versus 0.044), because it treats moral lectures, redirections, and answer-free 'I can't do X but I can do Y' alternatives as refusals whereas the keyword regex does not, and per-alias agreement is only poor-to-moderate (Cohen κ from −0.01 to 0.50 across the ten base/NF4 aliases of the primary study). Second, and decisively, the Phi-4-mini over-refusal decrease does not replicate: under the judge the Phi ΔOR is +0.016 (strict; direction reversed, CI [−0.028, +0.060], McNemar p = 0.597) or −0.004 (broad; CI [−0.048, +0.036], McNemar p = 1.000), not significant under either mapping, and neither reproduces the regex's −0.048 decrease. No pair shows a significant judge ΔOR under either mapping (every CI includes zero), which is consistent with the study's RQ2 over-refusal null, but the direction and magnitude diverge from the regex most sharply for the one contrast that had survived multiplicity correction. The honest reading, carried into §6.5 and the Abstract, is that the single FDR-surviving over-refusal contrast is scorer-dependent, and the human audit below resolves which scorer to weight: the contrast is most plausibly a measurement artifact of the refusal regex, not a classifier- or human-validated over-refusal shift. This extends the chapter's central message, the scorer determines the conclusion, from the harmful-compliance axis to the over-refusal axis. As with the second HarmBench judge, the benign prompt and saved response were transmitted to an external API for this check (public benchmark text; only redacted identifier-and-label sidecars are stored, enforced by the same redaction contract). All five per-pair judge ΔORs are reported in Table 6.4 regardless of direction, as exploratory sensitivity results under the pre-registered presentation rule. The largest, Qwen3-1.7B's +0.040 (strict; McNemar p = 0.087), is an apparent increase that does not reach significance. Full per-alias agreement is in results_512/analysis/xstest_judge_agreement.{json,csv} (redacted); no new significance claim enters the pre-registered multiplicity family.</w:t>
+      </w:r>
+    </w:p>
+    <w:tbl>
+      <w:tblPr>
+        <w:tblW w:type="dxa" w:w="9360"/>
+        <w:tblBorders>
+          <w:top w:val="single" w:color="999999" w:sz="4"/>
+          <w:left w:val="single" w:color="999999" w:sz="4"/>
+          <w:bottom w:val="single" w:color="999999" w:sz="4"/>
+          <w:right w:val="single" w:color="999999" w:sz="4"/>
+          <w:insideH w:val="single" w:color="999999" w:sz="4"/>
+          <w:insideV w:val="single" w:color="999999" w:sz="4"/>
+        </w:tblBorders>
+      </w:tblPr>
+      <w:tblGrid>
+        <w:gridCol w:w="1500"/>
+        <w:gridCol w:w="1700"/>
+        <w:gridCol w:w="2800"/>
+        <w:gridCol w:w="2800"/>
+      </w:tblGrid>
+      <w:tr>
+        <w:trPr>
+          <w:tblHeader/>
+        </w:trPr>
+        <w:tc>
+          <w:tcPr>
+            <w:tcW w:type="dxa" w:w="1500"/>
+            <w:tcBorders>
+              <w:top w:val="single" w:color="999999" w:sz="4"/>
+              <w:left w:val="single" w:color="999999" w:sz="4"/>
+              <w:bottom w:val="single" w:color="999999" w:sz="4"/>
+              <w:right w:val="single" w:color="999999" w:sz="4"/>
+            </w:tcBorders>
+            <w:shd w:fill="D9E2F3" w:color="auto" w:val="clear"/>
+            <w:tcMar>
+              <w:top w:type="dxa" w:w="80"/>
+              <w:left w:type="dxa" w:w="120"/>
+              <w:bottom w:type="dxa" w:w="80"/>
+              <w:right w:type="dxa" w:w="120"/>
+            </w:tcMar>
+          </w:tcPr>
+          <w:p>
+            <w:pPr>
+              <w:spacing w:after="0"/>
+            </w:pPr>
+            <w:r>
+              <w:rPr>
+                <w:rFonts w:ascii="Calibri" w:cs="Calibri" w:eastAsia="Calibri" w:hAnsi="Calibri"/>
+                <w:b/>
+                <w:bCs/>
+                <w:sz w:val="20"/>
+                <w:szCs w:val="20"/>
+              </w:rPr>
+              <w:t xml:space="preserve">Pair</w:t>
+            </w:r>
+          </w:p>
+        </w:tc>
+        <w:tc>
+          <w:tcPr>
+            <w:tcW w:type="dxa" w:w="1700"/>
+            <w:tcBorders>
+              <w:top w:val="single" w:color="999999" w:sz="4"/>
+              <w:left w:val="single" w:color="999999" w:sz="4"/>
+              <w:bottom w:val="single" w:color="999999" w:sz="4"/>
+              <w:right w:val="single" w:color="999999" w:sz="4"/>
+            </w:tcBorders>
+            <w:shd w:fill="D9E2F3" w:color="auto" w:val="clear"/>
+            <w:tcMar>
+              <w:top w:type="dxa" w:w="80"/>
+              <w:left w:type="dxa" w:w="120"/>
+              <w:bottom w:type="dxa" w:w="80"/>
+              <w:right w:type="dxa" w:w="120"/>
+            </w:tcMar>
+          </w:tcPr>
+          <w:p>
+            <w:pPr>
+              <w:spacing w:after="0"/>
+            </w:pPr>
+            <w:r>
+              <w:rPr>
+                <w:rFonts w:ascii="Calibri" w:cs="Calibri" w:eastAsia="Calibri" w:hAnsi="Calibri"/>
+                <w:b/>
+                <w:bCs/>
+                <w:sz w:val="20"/>
+                <w:szCs w:val="20"/>
+              </w:rPr>
+              <w:t xml:space="preserve">Regex ΔOR (primary)</w:t>
+            </w:r>
+          </w:p>
+        </w:tc>
+        <w:tc>
+          <w:tcPr>
+            <w:tcW w:type="dxa" w:w="2800"/>
+            <w:tcBorders>
+              <w:top w:val="single" w:color="999999" w:sz="4"/>
+              <w:left w:val="single" w:color="999999" w:sz="4"/>
+              <w:bottom w:val="single" w:color="999999" w:sz="4"/>
+              <w:right w:val="single" w:color="999999" w:sz="4"/>
+            </w:tcBorders>
+            <w:shd w:fill="D9E2F3" w:color="auto" w:val="clear"/>
+            <w:tcMar>
+              <w:top w:type="dxa" w:w="80"/>
+              <w:left w:type="dxa" w:w="120"/>
+              <w:bottom w:type="dxa" w:w="80"/>
+              <w:right w:type="dxa" w:w="120"/>
+            </w:tcMar>
+          </w:tcPr>
+          <w:p>
+            <w:pPr>
+              <w:spacing w:after="0"/>
+            </w:pPr>
+            <w:r>
+              <w:rPr>
+                <w:rFonts w:ascii="Calibri" w:cs="Calibri" w:eastAsia="Calibri" w:hAnsi="Calibri"/>
+                <w:b/>
+                <w:bCs/>
+                <w:sz w:val="20"/>
+                <w:szCs w:val="20"/>
+              </w:rPr>
+              <w:t xml:space="preserve">Judge ΔOR strict (95% CI; p)</w:t>
+            </w:r>
+          </w:p>
+        </w:tc>
+        <w:tc>
+          <w:tcPr>
+            <w:tcW w:type="dxa" w:w="2800"/>
+            <w:tcBorders>
+              <w:top w:val="single" w:color="999999" w:sz="4"/>
+              <w:left w:val="single" w:color="999999" w:sz="4"/>
+              <w:bottom w:val="single" w:color="999999" w:sz="4"/>
+              <w:right w:val="single" w:color="999999" w:sz="4"/>
+            </w:tcBorders>
+            <w:shd w:fill="D9E2F3" w:color="auto" w:val="clear"/>
+            <w:tcMar>
+              <w:top w:type="dxa" w:w="80"/>
+              <w:left w:type="dxa" w:w="120"/>
+              <w:bottom w:type="dxa" w:w="80"/>
+              <w:right w:type="dxa" w:w="120"/>
+            </w:tcMar>
+          </w:tcPr>
+          <w:p>
+            <w:pPr>
+              <w:spacing w:after="0"/>
+            </w:pPr>
+            <w:r>
+              <w:rPr>
+                <w:rFonts w:ascii="Calibri" w:cs="Calibri" w:eastAsia="Calibri" w:hAnsi="Calibri"/>
+                <w:b/>
+                <w:bCs/>
+                <w:sz w:val="20"/>
+                <w:szCs w:val="20"/>
+              </w:rPr>
+              <w:t xml:space="preserve">Judge ΔOR broad (95% CI; p)</w:t>
+            </w:r>
+          </w:p>
+        </w:tc>
+      </w:tr>
+      <w:tr>
+        <w:tc>
+          <w:tcPr>
+            <w:tcW w:type="dxa" w:w="1500"/>
+            <w:tcBorders>
+              <w:top w:val="single" w:color="999999" w:sz="4"/>
+              <w:left w:val="single" w:color="999999" w:sz="4"/>
+              <w:bottom w:val="single" w:color="999999" w:sz="4"/>
+              <w:right w:val="single" w:color="999999" w:sz="4"/>
+            </w:tcBorders>
+            <w:tcMar>
+              <w:top w:type="dxa" w:w="80"/>
+              <w:left w:type="dxa" w:w="120"/>
+              <w:bottom w:type="dxa" w:w="80"/>
+              <w:right w:type="dxa" w:w="120"/>
+            </w:tcMar>
+          </w:tcPr>
+          <w:p>
+            <w:pPr>
+              <w:spacing w:after="0"/>
+            </w:pPr>
+            <w:r>
+              <w:rPr>
+                <w:rFonts w:ascii="Calibri" w:cs="Calibri" w:eastAsia="Calibri" w:hAnsi="Calibri"/>
+                <w:sz w:val="20"/>
+                <w:szCs w:val="20"/>
+              </w:rPr>
+              <w:t xml:space="preserve">qwen_2b</w:t>
+            </w:r>
+          </w:p>
+        </w:tc>
+        <w:tc>
+          <w:tcPr>
+            <w:tcW w:type="dxa" w:w="1700"/>
+            <w:tcBorders>
+              <w:top w:val="single" w:color="999999" w:sz="4"/>
+              <w:left w:val="single" w:color="999999" w:sz="4"/>
+              <w:bottom w:val="single" w:color="999999" w:sz="4"/>
+              <w:right w:val="single" w:color="999999" w:sz="4"/>
+            </w:tcBorders>
+            <w:tcMar>
+              <w:top w:type="dxa" w:w="80"/>
+              <w:left w:type="dxa" w:w="120"/>
+              <w:bottom w:type="dxa" w:w="80"/>
+              <w:right w:type="dxa" w:w="120"/>
+            </w:tcMar>
+          </w:tcPr>
+          <w:p>
+            <w:pPr>
+              <w:spacing w:after="0"/>
+            </w:pPr>
+            <w:r>
+              <w:rPr>
+                <w:rFonts w:ascii="Calibri" w:cs="Calibri" w:eastAsia="Calibri" w:hAnsi="Calibri"/>
+                <w:sz w:val="20"/>
+                <w:szCs w:val="20"/>
+              </w:rPr>
+              <w:t xml:space="preserve">−0.024</w:t>
+            </w:r>
+          </w:p>
+        </w:tc>
+        <w:tc>
+          <w:tcPr>
+            <w:tcW w:type="dxa" w:w="2800"/>
+            <w:tcBorders>
+              <w:top w:val="single" w:color="999999" w:sz="4"/>
+              <w:left w:val="single" w:color="999999" w:sz="4"/>
+              <w:bottom w:val="single" w:color="999999" w:sz="4"/>
+              <w:right w:val="single" w:color="999999" w:sz="4"/>
+            </w:tcBorders>
+            <w:tcMar>
+              <w:top w:type="dxa" w:w="80"/>
+              <w:left w:type="dxa" w:w="120"/>
+              <w:bottom w:type="dxa" w:w="80"/>
+              <w:right w:type="dxa" w:w="120"/>
+            </w:tcMar>
+          </w:tcPr>
+          <w:p>
+            <w:pPr>
+              <w:spacing w:after="0"/>
+            </w:pPr>
+            <w:r>
+              <w:rPr>
+                <w:rFonts w:ascii="Calibri" w:cs="Calibri" w:eastAsia="Calibri" w:hAnsi="Calibri"/>
+                <w:sz w:val="20"/>
+                <w:szCs w:val="20"/>
+              </w:rPr>
+              <w:t xml:space="preserve">+0.040 [0.000, +0.080]; 0.087</w:t>
+            </w:r>
+          </w:p>
+        </w:tc>
+        <w:tc>
+          <w:tcPr>
+            <w:tcW w:type="dxa" w:w="2800"/>
+            <w:tcBorders>
+              <w:top w:val="single" w:color="999999" w:sz="4"/>
+              <w:left w:val="single" w:color="999999" w:sz="4"/>
+              <w:bottom w:val="single" w:color="999999" w:sz="4"/>
+              <w:right w:val="single" w:color="999999" w:sz="4"/>
+            </w:tcBorders>
+            <w:tcMar>
+              <w:top w:type="dxa" w:w="80"/>
+              <w:left w:type="dxa" w:w="120"/>
+              <w:bottom w:type="dxa" w:w="80"/>
+              <w:right w:type="dxa" w:w="120"/>
+            </w:tcMar>
+          </w:tcPr>
+          <w:p>
+            <w:pPr>
+              <w:spacing w:after="0"/>
+            </w:pPr>
+            <w:r>
+              <w:rPr>
+                <w:rFonts w:ascii="Calibri" w:cs="Calibri" w:eastAsia="Calibri" w:hAnsi="Calibri"/>
+                <w:sz w:val="20"/>
+                <w:szCs w:val="20"/>
+              </w:rPr>
+              <w:t xml:space="preserve">+0.040 [−0.004, +0.084]; 0.110</w:t>
+            </w:r>
+          </w:p>
+        </w:tc>
+      </w:tr>
+      <w:tr>
+        <w:tc>
+          <w:tcPr>
+            <w:tcW w:type="dxa" w:w="1500"/>
+            <w:tcBorders>
+              <w:top w:val="single" w:color="999999" w:sz="4"/>
+              <w:left w:val="single" w:color="999999" w:sz="4"/>
+              <w:bottom w:val="single" w:color="999999" w:sz="4"/>
+              <w:right w:val="single" w:color="999999" w:sz="4"/>
+            </w:tcBorders>
+            <w:tcMar>
+              <w:top w:type="dxa" w:w="80"/>
+              <w:left w:type="dxa" w:w="120"/>
+              <w:bottom w:type="dxa" w:w="80"/>
+              <w:right w:type="dxa" w:w="120"/>
+            </w:tcMar>
+          </w:tcPr>
+          <w:p>
+            <w:pPr>
+              <w:spacing w:after="0"/>
+            </w:pPr>
+            <w:r>
+              <w:rPr>
+                <w:rFonts w:ascii="Calibri" w:cs="Calibri" w:eastAsia="Calibri" w:hAnsi="Calibri"/>
+                <w:sz w:val="20"/>
+                <w:szCs w:val="20"/>
+              </w:rPr>
+              <w:t xml:space="preserve">qwen_4b</w:t>
+            </w:r>
+          </w:p>
+        </w:tc>
+        <w:tc>
+          <w:tcPr>
+            <w:tcW w:type="dxa" w:w="1700"/>
+            <w:tcBorders>
+              <w:top w:val="single" w:color="999999" w:sz="4"/>
+              <w:left w:val="single" w:color="999999" w:sz="4"/>
+              <w:bottom w:val="single" w:color="999999" w:sz="4"/>
+              <w:right w:val="single" w:color="999999" w:sz="4"/>
+            </w:tcBorders>
+            <w:tcMar>
+              <w:top w:type="dxa" w:w="80"/>
+              <w:left w:type="dxa" w:w="120"/>
+              <w:bottom w:type="dxa" w:w="80"/>
+              <w:right w:type="dxa" w:w="120"/>
+            </w:tcMar>
+          </w:tcPr>
+          <w:p>
+            <w:pPr>
+              <w:spacing w:after="0"/>
+            </w:pPr>
+            <w:r>
+              <w:rPr>
+                <w:rFonts w:ascii="Calibri" w:cs="Calibri" w:eastAsia="Calibri" w:hAnsi="Calibri"/>
+                <w:sz w:val="20"/>
+                <w:szCs w:val="20"/>
+              </w:rPr>
+              <w:t xml:space="preserve">−0.004</w:t>
+            </w:r>
+          </w:p>
+        </w:tc>
+        <w:tc>
+          <w:tcPr>
+            <w:tcW w:type="dxa" w:w="2800"/>
+            <w:tcBorders>
+              <w:top w:val="single" w:color="999999" w:sz="4"/>
+              <w:left w:val="single" w:color="999999" w:sz="4"/>
+              <w:bottom w:val="single" w:color="999999" w:sz="4"/>
+              <w:right w:val="single" w:color="999999" w:sz="4"/>
+            </w:tcBorders>
+            <w:tcMar>
+              <w:top w:type="dxa" w:w="80"/>
+              <w:left w:type="dxa" w:w="120"/>
+              <w:bottom w:type="dxa" w:w="80"/>
+              <w:right w:type="dxa" w:w="120"/>
+            </w:tcMar>
+          </w:tcPr>
+          <w:p>
+            <w:pPr>
+              <w:spacing w:after="0"/>
+            </w:pPr>
+            <w:r>
+              <w:rPr>
+                <w:rFonts w:ascii="Calibri" w:cs="Calibri" w:eastAsia="Calibri" w:hAnsi="Calibri"/>
+                <w:sz w:val="20"/>
+                <w:szCs w:val="20"/>
+              </w:rPr>
+              <w:t xml:space="preserve">−0.016 [−0.052, +0.024]; 0.541</w:t>
+            </w:r>
+          </w:p>
+        </w:tc>
+        <w:tc>
+          <w:tcPr>
+            <w:tcW w:type="dxa" w:w="2800"/>
+            <w:tcBorders>
+              <w:top w:val="single" w:color="999999" w:sz="4"/>
+              <w:left w:val="single" w:color="999999" w:sz="4"/>
+              <w:bottom w:val="single" w:color="999999" w:sz="4"/>
+              <w:right w:val="single" w:color="999999" w:sz="4"/>
+            </w:tcBorders>
+            <w:tcMar>
+              <w:top w:type="dxa" w:w="80"/>
+              <w:left w:type="dxa" w:w="120"/>
+              <w:bottom w:type="dxa" w:w="80"/>
+              <w:right w:type="dxa" w:w="120"/>
+            </w:tcMar>
+          </w:tcPr>
+          <w:p>
+            <w:pPr>
+              <w:spacing w:after="0"/>
+            </w:pPr>
+            <w:r>
+              <w:rPr>
+                <w:rFonts w:ascii="Calibri" w:cs="Calibri" w:eastAsia="Calibri" w:hAnsi="Calibri"/>
+                <w:sz w:val="20"/>
+                <w:szCs w:val="20"/>
+              </w:rPr>
+              <w:t xml:space="preserve">−0.020 [−0.060, +0.020]; 0.424</w:t>
+            </w:r>
+          </w:p>
+        </w:tc>
+      </w:tr>
+      <w:tr>
+        <w:tc>
+          <w:tcPr>
+            <w:tcW w:type="dxa" w:w="1500"/>
+            <w:tcBorders>
+              <w:top w:val="single" w:color="999999" w:sz="4"/>
+              <w:left w:val="single" w:color="999999" w:sz="4"/>
+              <w:bottom w:val="single" w:color="999999" w:sz="4"/>
+              <w:right w:val="single" w:color="999999" w:sz="4"/>
+            </w:tcBorders>
+            <w:tcMar>
+              <w:top w:type="dxa" w:w="80"/>
+              <w:left w:type="dxa" w:w="120"/>
+              <w:bottom w:type="dxa" w:w="80"/>
+              <w:right w:type="dxa" w:w="120"/>
+            </w:tcMar>
+          </w:tcPr>
+          <w:p>
+            <w:pPr>
+              <w:spacing w:after="0"/>
+            </w:pPr>
+            <w:r>
+              <w:rPr>
+                <w:rFonts w:ascii="Calibri" w:cs="Calibri" w:eastAsia="Calibri" w:hAnsi="Calibri"/>
+                <w:sz w:val="20"/>
+                <w:szCs w:val="20"/>
+              </w:rPr>
+              <w:t xml:space="preserve">llama_3_2_3b</w:t>
+            </w:r>
+          </w:p>
+        </w:tc>
+        <w:tc>
+          <w:tcPr>
+            <w:tcW w:type="dxa" w:w="1700"/>
+            <w:tcBorders>
+              <w:top w:val="single" w:color="999999" w:sz="4"/>
+              <w:left w:val="single" w:color="999999" w:sz="4"/>
+              <w:bottom w:val="single" w:color="999999" w:sz="4"/>
+              <w:right w:val="single" w:color="999999" w:sz="4"/>
+            </w:tcBorders>
+            <w:tcMar>
+              <w:top w:type="dxa" w:w="80"/>
+              <w:left w:type="dxa" w:w="120"/>
+              <w:bottom w:type="dxa" w:w="80"/>
+              <w:right w:type="dxa" w:w="120"/>
+            </w:tcMar>
+          </w:tcPr>
+          <w:p>
+            <w:pPr>
+              <w:spacing w:after="0"/>
+            </w:pPr>
+            <w:r>
+              <w:rPr>
+                <w:rFonts w:ascii="Calibri" w:cs="Calibri" w:eastAsia="Calibri" w:hAnsi="Calibri"/>
+                <w:sz w:val="20"/>
+                <w:szCs w:val="20"/>
+              </w:rPr>
+              <w:t xml:space="preserve">+0.016</w:t>
+            </w:r>
+          </w:p>
+        </w:tc>
+        <w:tc>
+          <w:tcPr>
+            <w:tcW w:type="dxa" w:w="2800"/>
+            <w:tcBorders>
+              <w:top w:val="single" w:color="999999" w:sz="4"/>
+              <w:left w:val="single" w:color="999999" w:sz="4"/>
+              <w:bottom w:val="single" w:color="999999" w:sz="4"/>
+              <w:right w:val="single" w:color="999999" w:sz="4"/>
+            </w:tcBorders>
+            <w:tcMar>
+              <w:top w:type="dxa" w:w="80"/>
+              <w:left w:type="dxa" w:w="120"/>
+              <w:bottom w:type="dxa" w:w="80"/>
+              <w:right w:type="dxa" w:w="120"/>
+            </w:tcMar>
+          </w:tcPr>
+          <w:p>
+            <w:pPr>
+              <w:spacing w:after="0"/>
+            </w:pPr>
+            <w:r>
+              <w:rPr>
+                <w:rFonts w:ascii="Calibri" w:cs="Calibri" w:eastAsia="Calibri" w:hAnsi="Calibri"/>
+                <w:sz w:val="20"/>
+                <w:szCs w:val="20"/>
+              </w:rPr>
+              <w:t xml:space="preserve">+0.004 [−0.028, +0.036]; 1.000</w:t>
+            </w:r>
+          </w:p>
+        </w:tc>
+        <w:tc>
+          <w:tcPr>
+            <w:tcW w:type="dxa" w:w="2800"/>
+            <w:tcBorders>
+              <w:top w:val="single" w:color="999999" w:sz="4"/>
+              <w:left w:val="single" w:color="999999" w:sz="4"/>
+              <w:bottom w:val="single" w:color="999999" w:sz="4"/>
+              <w:right w:val="single" w:color="999999" w:sz="4"/>
+            </w:tcBorders>
+            <w:tcMar>
+              <w:top w:type="dxa" w:w="80"/>
+              <w:left w:type="dxa" w:w="120"/>
+              <w:bottom w:type="dxa" w:w="80"/>
+              <w:right w:type="dxa" w:w="120"/>
+            </w:tcMar>
+          </w:tcPr>
+          <w:p>
+            <w:pPr>
+              <w:spacing w:after="0"/>
+            </w:pPr>
+            <w:r>
+              <w:rPr>
+                <w:rFonts w:ascii="Calibri" w:cs="Calibri" w:eastAsia="Calibri" w:hAnsi="Calibri"/>
+                <w:sz w:val="20"/>
+                <w:szCs w:val="20"/>
+              </w:rPr>
+              <w:t xml:space="preserve">0.000 [−0.032, +0.032]; 1.000</w:t>
+            </w:r>
+          </w:p>
+        </w:tc>
+      </w:tr>
+      <w:tr>
+        <w:tc>
+          <w:tcPr>
+            <w:tcW w:type="dxa" w:w="1500"/>
+            <w:tcBorders>
+              <w:top w:val="single" w:color="999999" w:sz="4"/>
+              <w:left w:val="single" w:color="999999" w:sz="4"/>
+              <w:bottom w:val="single" w:color="999999" w:sz="4"/>
+              <w:right w:val="single" w:color="999999" w:sz="4"/>
+            </w:tcBorders>
+            <w:tcMar>
+              <w:top w:type="dxa" w:w="80"/>
+              <w:left w:type="dxa" w:w="120"/>
+              <w:bottom w:type="dxa" w:w="80"/>
+              <w:right w:type="dxa" w:w="120"/>
+            </w:tcMar>
+          </w:tcPr>
+          <w:p>
+            <w:pPr>
+              <w:spacing w:after="0"/>
+            </w:pPr>
+            <w:r>
+              <w:rPr>
+                <w:rFonts w:ascii="Calibri" w:cs="Calibri" w:eastAsia="Calibri" w:hAnsi="Calibri"/>
+                <w:sz w:val="20"/>
+                <w:szCs w:val="20"/>
+              </w:rPr>
+              <w:t xml:space="preserve">mistral_7b</w:t>
+            </w:r>
+          </w:p>
+        </w:tc>
+        <w:tc>
+          <w:tcPr>
+            <w:tcW w:type="dxa" w:w="1700"/>
+            <w:tcBorders>
+              <w:top w:val="single" w:color="999999" w:sz="4"/>
+              <w:left w:val="single" w:color="999999" w:sz="4"/>
+              <w:bottom w:val="single" w:color="999999" w:sz="4"/>
+              <w:right w:val="single" w:color="999999" w:sz="4"/>
+            </w:tcBorders>
+            <w:tcMar>
+              <w:top w:type="dxa" w:w="80"/>
+              <w:left w:type="dxa" w:w="120"/>
+              <w:bottom w:type="dxa" w:w="80"/>
+              <w:right w:type="dxa" w:w="120"/>
+            </w:tcMar>
+          </w:tcPr>
+          <w:p>
+            <w:pPr>
+              <w:spacing w:after="0"/>
+            </w:pPr>
+            <w:r>
+              <w:rPr>
+                <w:rFonts w:ascii="Calibri" w:cs="Calibri" w:eastAsia="Calibri" w:hAnsi="Calibri"/>
+                <w:sz w:val="20"/>
+                <w:szCs w:val="20"/>
+              </w:rPr>
+              <w:t xml:space="preserve">0.000</w:t>
+            </w:r>
+          </w:p>
+        </w:tc>
+        <w:tc>
+          <w:tcPr>
+            <w:tcW w:type="dxa" w:w="2800"/>
+            <w:tcBorders>
+              <w:top w:val="single" w:color="999999" w:sz="4"/>
+              <w:left w:val="single" w:color="999999" w:sz="4"/>
+              <w:bottom w:val="single" w:color="999999" w:sz="4"/>
+              <w:right w:val="single" w:color="999999" w:sz="4"/>
+            </w:tcBorders>
+            <w:tcMar>
+              <w:top w:type="dxa" w:w="80"/>
+              <w:left w:type="dxa" w:w="120"/>
+              <w:bottom w:type="dxa" w:w="80"/>
+              <w:right w:type="dxa" w:w="120"/>
+            </w:tcMar>
+          </w:tcPr>
+          <w:p>
+            <w:pPr>
+              <w:spacing w:after="0"/>
+            </w:pPr>
+            <w:r>
+              <w:rPr>
+                <w:rFonts w:ascii="Calibri" w:cs="Calibri" w:eastAsia="Calibri" w:hAnsi="Calibri"/>
+                <w:sz w:val="20"/>
+                <w:szCs w:val="20"/>
+              </w:rPr>
+              <w:t xml:space="preserve">−0.004 [−0.036, +0.028]; 1.000</w:t>
+            </w:r>
+          </w:p>
+        </w:tc>
+        <w:tc>
+          <w:tcPr>
+            <w:tcW w:type="dxa" w:w="2800"/>
+            <w:tcBorders>
+              <w:top w:val="single" w:color="999999" w:sz="4"/>
+              <w:left w:val="single" w:color="999999" w:sz="4"/>
+              <w:bottom w:val="single" w:color="999999" w:sz="4"/>
+              <w:right w:val="single" w:color="999999" w:sz="4"/>
+            </w:tcBorders>
+            <w:tcMar>
+              <w:top w:type="dxa" w:w="80"/>
+              <w:left w:type="dxa" w:w="120"/>
+              <w:bottom w:type="dxa" w:w="80"/>
+              <w:right w:type="dxa" w:w="120"/>
+            </w:tcMar>
+          </w:tcPr>
+          <w:p>
+            <w:pPr>
+              <w:spacing w:after="0"/>
+            </w:pPr>
+            <w:r>
+              <w:rPr>
+                <w:rFonts w:ascii="Calibri" w:cs="Calibri" w:eastAsia="Calibri" w:hAnsi="Calibri"/>
+                <w:sz w:val="20"/>
+                <w:szCs w:val="20"/>
+              </w:rPr>
+              <w:t xml:space="preserve">−0.008 [−0.044, +0.024]; 0.815</w:t>
+            </w:r>
+          </w:p>
+        </w:tc>
+      </w:tr>
+      <w:tr>
+        <w:tc>
+          <w:tcPr>
+            <w:tcW w:type="dxa" w:w="1500"/>
+            <w:tcBorders>
+              <w:top w:val="single" w:color="999999" w:sz="4"/>
+              <w:left w:val="single" w:color="999999" w:sz="4"/>
+              <w:bottom w:val="single" w:color="999999" w:sz="4"/>
+              <w:right w:val="single" w:color="999999" w:sz="4"/>
+            </w:tcBorders>
+            <w:tcMar>
+              <w:top w:type="dxa" w:w="80"/>
+              <w:left w:type="dxa" w:w="120"/>
+              <w:bottom w:type="dxa" w:w="80"/>
+              <w:right w:type="dxa" w:w="120"/>
+            </w:tcMar>
+          </w:tcPr>
+          <w:p>
+            <w:pPr>
+              <w:spacing w:after="0"/>
+            </w:pPr>
+            <w:r>
+              <w:rPr>
+                <w:rFonts w:ascii="Calibri" w:cs="Calibri" w:eastAsia="Calibri" w:hAnsi="Calibri"/>
+                <w:sz w:val="20"/>
+                <w:szCs w:val="20"/>
+              </w:rPr>
+              <w:t xml:space="preserve">phi4_mini</w:t>
+            </w:r>
+          </w:p>
+        </w:tc>
+        <w:tc>
+          <w:tcPr>
+            <w:tcW w:type="dxa" w:w="1700"/>
+            <w:tcBorders>
+              <w:top w:val="single" w:color="999999" w:sz="4"/>
+              <w:left w:val="single" w:color="999999" w:sz="4"/>
+              <w:bottom w:val="single" w:color="999999" w:sz="4"/>
+              <w:right w:val="single" w:color="999999" w:sz="4"/>
+            </w:tcBorders>
+            <w:tcMar>
+              <w:top w:type="dxa" w:w="80"/>
+              <w:left w:type="dxa" w:w="120"/>
+              <w:bottom w:type="dxa" w:w="80"/>
+              <w:right w:type="dxa" w:w="120"/>
+            </w:tcMar>
+          </w:tcPr>
+          <w:p>
+            <w:pPr>
+              <w:spacing w:after="0"/>
+            </w:pPr>
+            <w:r>
+              <w:rPr>
+                <w:rFonts w:ascii="Calibri" w:cs="Calibri" w:eastAsia="Calibri" w:hAnsi="Calibri"/>
+                <w:sz w:val="20"/>
+                <w:szCs w:val="20"/>
+              </w:rPr>
+              <w:t xml:space="preserve">−0.048 ★</w:t>
+            </w:r>
+          </w:p>
+        </w:tc>
+        <w:tc>
+          <w:tcPr>
+            <w:tcW w:type="dxa" w:w="2800"/>
+            <w:tcBorders>
+              <w:top w:val="single" w:color="999999" w:sz="4"/>
+              <w:left w:val="single" w:color="999999" w:sz="4"/>
+              <w:bottom w:val="single" w:color="999999" w:sz="4"/>
+              <w:right w:val="single" w:color="999999" w:sz="4"/>
+            </w:tcBorders>
+            <w:tcMar>
+              <w:top w:type="dxa" w:w="80"/>
+              <w:left w:type="dxa" w:w="120"/>
+              <w:bottom w:type="dxa" w:w="80"/>
+              <w:right w:type="dxa" w:w="120"/>
+            </w:tcMar>
+          </w:tcPr>
+          <w:p>
+            <w:pPr>
+              <w:spacing w:after="0"/>
+            </w:pPr>
+            <w:r>
+              <w:rPr>
+                <w:rFonts w:ascii="Calibri" w:cs="Calibri" w:eastAsia="Calibri" w:hAnsi="Calibri"/>
+                <w:sz w:val="20"/>
+                <w:szCs w:val="20"/>
+              </w:rPr>
+              <w:t xml:space="preserve">+0.016 [−0.028, +0.060]; 0.597</w:t>
+            </w:r>
+          </w:p>
+        </w:tc>
+        <w:tc>
+          <w:tcPr>
+            <w:tcW w:type="dxa" w:w="2800"/>
+            <w:tcBorders>
+              <w:top w:val="single" w:color="999999" w:sz="4"/>
+              <w:left w:val="single" w:color="999999" w:sz="4"/>
+              <w:bottom w:val="single" w:color="999999" w:sz="4"/>
+              <w:right w:val="single" w:color="999999" w:sz="4"/>
+            </w:tcBorders>
+            <w:tcMar>
+              <w:top w:type="dxa" w:w="80"/>
+              <w:left w:type="dxa" w:w="120"/>
+              <w:bottom w:type="dxa" w:w="80"/>
+              <w:right w:type="dxa" w:w="120"/>
+            </w:tcMar>
+          </w:tcPr>
+          <w:p>
+            <w:pPr>
+              <w:spacing w:after="0"/>
+            </w:pPr>
+            <w:r>
+              <w:rPr>
+                <w:rFonts w:ascii="Calibri" w:cs="Calibri" w:eastAsia="Calibri" w:hAnsi="Calibri"/>
+                <w:sz w:val="20"/>
+                <w:szCs w:val="20"/>
+              </w:rPr>
+              <w:t xml:space="preserve">−0.004 [−0.048, +0.036]; 1.000</w:t>
+            </w:r>
+          </w:p>
+        </w:tc>
+      </w:tr>
+    </w:tbl>
+    <w:p>
+      <w:pPr>
+        <w:spacing w:after="120" w:line="300"/>
+      </w:pPr>
+      <w:r>
+        <w:rPr>
+          <w:rFonts w:ascii="Calibri" w:cs="Calibri" w:eastAsia="Calibri" w:hAnsi="Calibri"/>
+          <w:sz w:val="18"/>
+          <w:szCs w:val="18"/>
+        </w:rPr>
+        <w:t xml:space="preserve">Table 6.4  Exploratory per-pair XSTest over-refusal deltas (NF4 − fp16) under the independent three-class refusal judge, both mappings, with paired-bootstrap 95% CIs (10 000 resamples, seed 42) and exact McNemar p-values; the primary regex ΔOR is shown for comparison (★ = the one regex-significant, FDR-surviving contrast). Every pair is reported regardless of direction under the pre-registered presentation rule; no judge delta is significant and none enters the §6.5.1 registered multiplicity family (the judge-strict column is the over-refusal member of the §6.5.1 validation-informed parallel family). From results_512/analysis/xstest_judge_agreement.json.</w:t>
+      </w:r>
+    </w:p>
+    <w:p>
+      <w:pPr>
+        <w:spacing w:after="160" w:line="300"/>
+        <w:jc w:val="both"/>
+      </w:pPr>
+      <w:r>
+        <w:rPr>
+          <w:rFonts w:ascii="Calibri" w:cs="Calibri" w:eastAsia="Calibri" w:hAnsi="Calibri"/>
+          <w:sz w:val="22"/>
+          <w:szCs w:val="22"/>
+        </w:rPr>
+        <w:t xml:space="preserve">The human grounding for this axis has since been completed, mirroring Result 5. All 200 items of a pre-registered gold set, drawn from the same 3,750 saved responses, deliberately over-sampling the regex-versus-judge disagreements (120 of 200) and double-weighting the contested Phi and divergent Qwen-1.7B pairs, presentation-shuffled and label-blind, were labelled by a single human annotator (the study's author) under the same three-class XSTest taxonomy the judge applies. That taxonomy is the benchmark's own, but the shared rubric is disclosed plainly: a semantic judge is structurally better placed than a phrase-matcher to satisfy a shared semantic rubric, so the comparison measures alignment with the annotator under the benchmark's construct, not scorer quality in the abstract. The J/R/T/X read-off (docs/XSTEST_GOLD_PREREG.md, whose outcome matrix was locked before any label existed) gives a mechanical Outcome J: the judge aligns substantially better with the annotator than the regex, at strict-mapping Cohen's κ 0.485 versus −0.006 and broad-mapping 0.662 versus 0.054, and the two failure modes are asymmetric in kind. One protocol deviation is disclosed rather than glossed (pre-registration §8): the blindness exclusion was applied prompt-wide (the five quoted prompts removed from all ten aliases) instead of to the ≤10 pre-specified (alias, prompt) items, which under the pre-registration's strict letter voids the clean confirmatory badge, so this is reported as an Outcome-J-consistent validation carrying one disclosed deviation, not a clean pre-registered confirmation. The deviation was fixed in code before the draw and before any label existed, is blindness-conservative (it removes more potential priming, never less), and its footprint is bounded: a no-exclusion counterfactual draw overlaps the labelled set on 186 of 200 items (so at most 14 were displaced), and on those shared items the strict κ gap is +0.51, as large as the full-sample +0.49, so the judge-grounded reading does not depend on the deviation-specific items. The regex detected 2 of the annotator's 63 full refusals (recall 0.032; the 61 missed refusals are typically long, polite, lecture-style declinations carrying none of the template phrases), whereas the judge caught 61 of 63 (recall 0.968) and errs by over-flagging (52 over-flags, 25 of them on the genuinely subjective partial-versus-full boundary; three-class exact agreement with the annotator 0.695). Three bounds are stated with the same plainness as Result 5's. First, these labels are a blinded single-annotator reference set, not ground truth: a single annotator can misread and drift, and no inter-rater κ exists for this set. Second, the draw is disagreement-enriched, so the κ values are a contested-slice contrast, not population estimates, and no population over-refusal rate or human ΔOR is estimated from them (descriptively, the labelled Phi items show no base-versus-4-bit difference in human-judged strict refusal, but the subset licenses no population claim). Third, the pre-registered no-swap rule (D45) was locked before the judge results existed but after the regex results were known, a timing disclosed rather than argued from. Under the Outcome-J-consistent action (the confirmatory pre-registration status withdrawn per the §8 deviation, the reporting action itself unchanged), the regex remains the original pre-specified scorer-of-record and the registered multiplicity family is unchanged; the interpretive weight, however, shifts to the judge as the scorer better aligned with the single annotator on the enriched audit. The Phi-4-mini −0.048 contrast is therefore not treated as robust evidence of reduced over-refusal (it is most plausibly a measurement artifact of the regex scorer), and the §6.5.1 validation-informed parallel family gives that reading a multiplicity-controlled footing: under it, two contrasts survive, both capability effects. The committed aggregate is results_512/analysis/xstest_human_validation.json (counts and rates only; the annotation sheet holds raw text and stays local), alongside a redacted per-item audit trail results_512/analysis/xstest_human_validation_items.jsonl (IDs and labels only, no text) for independent reproduction; a second annotator with an inter-rater κ remains the residual strengthening, exactly as for Result 5.</w:t>
+      </w:r>
+    </w:p>
+    <w:p>
+      <w:pPr>
+        <w:pStyle w:val="Heading2"/>
+        <w:spacing w:after="140" w:before="280"/>
+      </w:pPr>
+      <w:r>
+        <w:rPr>
+          <w:rFonts w:ascii="Calibri" w:cs="Calibri" w:eastAsia="Calibri" w:hAnsi="Calibri"/>
+          <w:b/>
+          <w:bCs/>
+          <w:sz w:val="26"/>
+          <w:szCs w:val="26"/>
+        </w:rPr>
+        <w:t xml:space="preserve">6.13 Cross-Family Extension: Mistral-7B and Phi-4-mini (RQ5)</w:t>
+      </w:r>
+    </w:p>
+    <w:p>
+      <w:pPr>
+        <w:spacing w:after="160" w:line="300"/>
+        <w:jc w:val="both"/>
+      </w:pPr>
+      <w:r>
+        <w:rPr>
+          <w:rFonts w:ascii="Calibri" w:cs="Calibri" w:eastAsia="Calibri" w:hAnsi="Calibri"/>
+          <w:sz w:val="22"/>
+          <w:szCs w:val="22"/>
+        </w:rPr>
+        <w:t xml:space="preserve">To test whether the findings generalise beyond the original two families, two further matched pairs were added and run on TC1 on 2026-06-15 under the identical methodology (on-the-fly NF4 with the same BitsAndBytesConfig, greedy decoding at temperature 0.0, seed 42, the same four benchmarks at the same sample counts, and the official HarmBench classifier as the primary ASR scorer): mistral_7b (Mistral-7B-Instruct-v0.3, 7.2B, the largest model in the study) and phi4_mini (Phi-4-mini-instruct, 3.8B). This takes the study to five pairs across four families (Qwen, Llama, Mistral, Phi). Both pairs' raw metrics, deltas, and judge-agreement figures appear in Tables 6.1, 6.2 and 6.3, and their second-judge (gpt-4o) cross-check is folded into the §6.12 figures. The two pairs fall into the two diagnostic camps already seen among the original three.</w:t>
+      </w:r>
+    </w:p>
+    <w:p>
+      <w:pPr>
+        <w:spacing w:after="160" w:line="300"/>
+        <w:jc w:val="both"/>
+      </w:pPr>
+      <w:r>
+        <w:rPr>
+          <w:rFonts w:ascii="Calibri" w:cs="Calibri" w:eastAsia="Calibri" w:hAnsi="Calibri"/>
+          <w:sz w:val="22"/>
+          <w:szCs w:val="22"/>
+        </w:rPr>
+        <w:t xml:space="preserve">Mistral-7B is the clearest demonstration of the judge-over-proxy finding (§6.12, D16) in the whole study. The v2 refusal proxy reports a high baseline non-refusal rate (0.830) rising to 0.890 under quantization, a +0.060 'increase' that, taken at face value, would label the pair alignment_degradation. The official classifier tells the opposite story: at the 512-token reference budget genuine harmful compliance is 0.585 at baseline and 0.565 under 4-bit, a ΔASR of −0.020 (CI [−0.080, +0.040], not significant; McNemar p = 0.627): quantization slightly reduces, not increases, true harmful compliance. The proxy and the judge disagree in sign, and the judge, proxy agreement is the lowest in the study (Cohen's κ = 0.29 at baseline, 0.25 under 4-bit; at the retired 128-token budget it had been lower still, 0.19/0.11). The second independent judge (gpt-4o) corroborates the classifier, not the proxy, agreeing with the primary classifier at κ 0.83 (baseline) and 0.78 (4-bit) and reproducing a small negative ΔASR. Capability is essentially preserved (MMLU −2.0 pp, n.s.; ARC +0.9 pp, n.s.) and over-refusal is flat (ΔOR = +0.004, n.s.), so under the judge the pair reads as alignment_improvement at the point-estimate level, carried as directional because its ΔASR CI spans zero. For the study's largest model, NF4 leaves genuine harmful compliance unchanged-to-slightly-lower while preserving capability, and a refusal-based scorer would have badly mischaracterised it.</w:t>
+      </w:r>
+    </w:p>
+    <w:p>
+      <w:pPr>
+        <w:spacing w:after="160" w:line="300"/>
+        <w:jc w:val="both"/>
+      </w:pPr>
+      <w:r>
+        <w:rPr>
+          <w:rFonts w:ascii="Calibri" w:cs="Calibri" w:eastAsia="Calibri" w:hAnsi="Calibri"/>
+          <w:sz w:val="22"/>
+          <w:szCs w:val="22"/>
+        </w:rPr>
+        <w:t xml:space="preserve">Phi-4-mini falls in the opposite (Llama-like) camp, where the proxy and the judge largely agree. Genuine harmful compliance is low across the pair (judge ASR 0.070 at baseline and 0.090 under 4-bit, ΔASR +0.020, CI [−0.015, +0.055], not significant; McNemar p = 0.424), so on safety the pair takes a directional alignment_degradation label (evidence status: directional), its ΔASR of +0.020 sitting exactly on the +0.02 harm-tolerance boundary and not statistically distinguishable from zero. The judge, proxy agreement is high (κ = 0.67, like Llama), and the second judge agrees at κ 0.68 at baseline and 0.83 under 4-bit at the reference budget, the baseline is in fact the study's lowest cross-judge agreement, and the substantial-to-almost-perfect κ 0.79/0.95 belongs to the retired 128-token budget. On capability, Phi shows a modest, non-significant dip on both axes: MMLU −2.7 pp and ARC −1.5 pp (both n.s.). Its one significant delta is on over-refusal: the 4-bit model is slightly less over-cautious on benign prompts, ΔOR = −0.048 (CI [−0.076, −0.020], significant under the primary regex scorer), the only significant over-refusal delta in the study, and in the benign direction (fewer false refusals, not more), though this contrast is regex-scored and scorer-dependent: an independent three-class refusal judge does not reproduce it (§6.12, Result 6).</w:t>
+      </w:r>
+    </w:p>
+    <w:p>
+      <w:pPr>
+        <w:spacing w:after="160" w:line="300"/>
+        <w:jc w:val="both"/>
+      </w:pPr>
+      <w:r>
+        <w:rPr>
+          <w:rFonts w:ascii="Calibri" w:cs="Calibri" w:eastAsia="Calibri" w:hAnsi="Calibri"/>
+          <w:sz w:val="22"/>
+          <w:szCs w:val="22"/>
+        </w:rPr>
+        <w:t xml:space="preserve">Across all four families the central pattern holds and strengthens. Under the official classifier at the 512-token reference budget, none of the five pairs shows a significant increase in genuine harmful compliance under NF4: no pair's ΔASR is a significant increase, the only individually significant contrast is Llama's decrease (−0.040), and the two new families add a non-significant decrease (Mistral, −0.020) and a non-significant increase (Phi, +0.020). The proxy-reliability split spans four families (the regex over-counts severely for Qwen and Mistral (judge-vs-proxy κ 0.25 to 0.59) but tracks the judge for Llama and Phi (κ 0.67 to 0.84)), so the methodological contribution (validate the scorer before trusting the delta) generalises rather than being a Qwen-specific artefact. On over-refusal, four of five pairs show no significant change and the fifth (Phi) moves in the benign direction, so the RQ2 deployment message (NF4 does not make models more trigger-happy on benign prompts) survives the extension. Capability loss stays directionally consistent (every pair's MMLU and ARC point estimates are ≤ 0, the sole exception being Mistral's negligible +0.9 pp on ARC). The cross-family extension therefore corroborates RQ5: NF4's safety effect is not uniform across families, is never a significant worsening in any pair, and is cleanly separable from capability only once the scorer itself is validated.</w:t>
+      </w:r>
+    </w:p>
+    <w:p>
+      <w:pPr>
+        <w:pStyle w:val="Heading2"/>
+        <w:spacing w:after="140" w:before="280"/>
+      </w:pPr>
+      <w:r>
+        <w:rPr>
+          <w:rFonts w:ascii="Calibri" w:cs="Calibri" w:eastAsia="Calibri" w:hAnsi="Calibri"/>
+          <w:b/>
+          <w:bCs/>
+          <w:sz w:val="26"/>
+          <w:szCs w:val="26"/>
+        </w:rPr>
+        <w:t xml:space="preserve">6.14 Mechanism Probe: Refusal-Margin Geometry (the "why")</w:t>
+      </w:r>
+    </w:p>
+    <w:p>
+      <w:pPr>
+        <w:spacing w:after="160" w:line="300"/>
+        <w:jc w:val="both"/>
+      </w:pPr>
+      <w:r>
+        <w:rPr>
+          <w:rFonts w:ascii="Calibri" w:cs="Calibri" w:eastAsia="Calibri" w:hAnsi="Calibri"/>
+          <w:sz w:val="22"/>
+          <w:szCs w:val="22"/>
+        </w:rPr>
+        <w:t xml:space="preserve">The behavioural results (§6.3, §6.12, §6.13) establish that at the 512-token reference budget NF4 does not significantly increase harmful compliance in any pair, and that behavioural flips are near-symmetric and small. This mechanism probe operates on the first-token refusal distribution, which is fixed at the first generated position and therefore generation-length-invariant, so its numbers are budget-invariant and reported unchanged from the 128- and 512-token runs alike; its capability-driven boundary-instability reading now aligns with the 512-token null (harmful compliance flat, capability the robust cost). To probe why flips occur where they do, a derived mechanism analysis measured each model's first-token refusal margin (m = log P(refusal-token set) − log P(compliance-token set), a scale-invariant log-probability difference at the first generated position) on all 200 HarmBench prompts per model, in fp16 and under NF4, via teacher-forced forward passes (scripts/capture_refusal_margin.py on TC1; redacted scores.margin.&lt;precision&gt;.jsonl sidecars carrying only prompt-id and scalar margins, no text; analysed by scripts/refusal_margin_analysis.py → results/analysis/refusal_margin.{json,csv}). The hypothesis under test, following Proskurina et al. [11], is that quantization perturbs the decision distribution most where the baseline margin is thin, so behavioural flips should concentrate at thin baseline margins. The analysis was run with explicit validity, circularity and confound controls, and the headline numbers were independently recomputed from the raw sidecars.</w:t>
+      </w:r>
+    </w:p>
+    <w:p>
+      <w:pPr>
+        <w:spacing w:after="160" w:line="300"/>
+        <w:jc w:val="both"/>
+      </w:pPr>
+      <w:r>
+        <w:rPr>
+          <w:rFonts w:ascii="Calibri" w:cs="Calibri" w:eastAsia="Calibri" w:hAnsi="Calibri"/>
+          <w:sz w:val="22"/>
+          <w:szCs w:val="22"/>
+        </w:rPr>
+        <w:t xml:space="preserve">Validation gate. Before any quantization claim the margin's sign was checked against the baseline judge label. For four families it discriminates refusal from compliance well (AUC 0.86 to 0.90 for Qwen-1.7B, Qwen-4B, Llama, Phi) but for Mistral-7B only weakly (AUC 0.69), because Mistral frequently opens with a refusal-shaped preamble and then complies: its refuse-versus-comply decision is resolved later than the first token. The first-token margin is therefore a sound proxy for four families and a poor one for Mistral, which is flagged throughout. The gate is itself only suggestive: the well-discriminating pairs have small baseline-harmful counts (8 to 13 prompts) and correspondingly wide AUC intervals, whereas Mistral's lower estimate rests on the largest positive class (77).</w:t>
+      </w:r>
+    </w:p>
+    <w:p>
+      <w:pPr>
+        <w:spacing w:after="160" w:line="300"/>
+        <w:jc w:val="both"/>
+      </w:pPr>
+      <w:r>
+        <w:rPr>
+          <w:rFonts w:ascii="Calibri" w:cs="Calibri" w:eastAsia="Calibri" w:hAnsi="Calibri"/>
+          <w:sz w:val="22"/>
+          <w:szCs w:val="22"/>
+        </w:rPr>
+        <w:t xml:space="preserve">Central result: boundary instability, not targeted erosion. A thin baseline margin does predict which prompts flip under NF4, but the within-model effect is modest. Pooling all 1,000 prompts gives AUC 0.76; after removing the between-family level difference (z-scoring the margin within each pair) it falls to 0.64, and within individual pairs it is near chance for the two thinnest-margin families (Qwen-1.7B 0.61, Mistral 0.54). The flips are also close to symmetric in aggregate: of 92 flips, 50 are harmful-ward (refuse→comply) and 42 are safe-ward (comply→refuse), and a thin margin predicts the safe-ward flips (AUC 0.78) at least as strongly as the harmful-ward ones (0.75). This pooled near-symmetry must, however, be read with care: it is driven by Mistral-7B (the one family whose first-token margin the gate above flags as a poor proxy), which alone contributes 20 harmful-ward and 28 safe-ward flips (two-thirds of all safe-ward flips). Across the four families where the first-token margin is a valid proxy the flips lean roughly 2:1 harmful-ward (30 versus 14), and the load-bearing Qwen-1.7B pair is 16 versus 5. Two of those valid-proxy families are nonetheless individually symmetric (Llama 2:2, Phi 5:5) and the safe-ward direction is well represented, so thin first-token margins are best read as marking prompts near the greedy-decoding decision boundary that quantization can destabilise in either direction, a boundary-fragility effect rather than evidence of a safety-specific erosion mechanism. The strongest evidence for the boundary-instability reading of the one behaviourally-moving pair (Qwen-1.7B) is not this pooled symmetry but the entropy confound control and the significant ΔMMLU discussed next.</w:t>
+      </w:r>
+    </w:p>
+    <w:p>
+      <w:pPr>
+        <w:spacing w:after="160" w:line="300"/>
+        <w:jc w:val="both"/>
+      </w:pPr>
+      <w:r>
+        <w:rPr>
+          <w:rFonts w:ascii="Calibri" w:cs="Calibri" w:eastAsia="Calibri" w:hAnsi="Calibri"/>
+          <w:sz w:val="22"/>
+          <w:szCs w:val="22"/>
+        </w:rPr>
+        <w:t xml:space="preserve">Direction of the margin shift is model-specific and modest. The paired shift Δm = m(fp16) − m(NF4) is statistically significant for every pair (Wilcoxon signed-rank [30] p &lt; 0.001, n = 200) but moves comply-ward for Qwen (Δm = +1.2 for 1.7B, +4.0 for 4B) and refuse-ward for Llama and Phi (−1.1, −0.3), with effect sizes spanning Cohen dz [31] ≈ −0.74 to +1.7; the whole-sequence margins reverse the first-token sign for Qwen-1.7B and Phi, so the directional claim is first-token-specific. The supportable statement is that NF4 perturbs the first-token refusal distribution in a model-specific direction, not that it uniformly erodes refusal. Qwen-4B shifts comply-ward more than Qwen-1.7B (+4.0 vs +1.2) yet flips fewer prompts (9 vs 21), because its baseline margin is far wider (median 13.0 vs 3.8): it has refusal headroom to absorb the perturbation, which is the mechanistic reason the 4B pair is behaviourally intact while the 1.7B is not.</w:t>
+      </w:r>
+    </w:p>
+    <w:p>
+      <w:pPr>
+        <w:spacing w:after="160" w:line="300"/>
+        <w:jc w:val="both"/>
+      </w:pPr>
+      <w:r>
+        <w:rPr>
+          <w:rFonts w:ascii="Calibri" w:cs="Calibri" w:eastAsia="Calibri" w:hAnsi="Calibri"/>
+          <w:sz w:val="22"/>
+          <w:szCs w:val="22"/>
+        </w:rPr>
+        <w:t xml:space="preserve">Capability versus alignment: the tie to the central question. If NF4 simply raised next-token entropy everywhere, every margin would shrink as a by-product of generic confidence loss rather than a safety-specific change. Comparing the entropy rise on harmful prompts with that on neutral (MMLU / XSTest-benign) tokens, the harmful side softens more only for Qwen-4B and Mistral, the two pairs that do not drive the behavioural result. For the one pair that does move, Qwen-1.7B, neutral-token entropy rises roughly ten times more than harmful-token entropy (+0.21 vs +0.02): the change is consistent with generic confidence/capability softening near the boundary, not a targeted alignment shift. (This control is suggestive only: n = 100 unpaired neutral prompts, a mixed set, no significance test.) The mechanism evidence therefore converges with the significant Qwen-1.7B ΔMMLU (§6.2), the multi-seed fragility (§6.6.1) and the ARC-versus-MMLU capability picture (§6.4.1): the smallest model's harmful-compliance wobble reads as capability-driven boundary instability rather than genuine alignment erosion. The probe's contribution is not a clean safety-erosion mechanism: it is to localise the effect to near-boundary prompts and to weigh the evidence, for the one moving pair, toward the capability side of the study's central dichotomy. Two mechanism follow-ups (an independent activation-space refusal-direction probe and a paired neutral-margin control) are listed in Chapter 9; the third anticipated there, an INT8 precision point tracing the effect across the fp16 → INT8 → NF4 spectrum, has since been run and is reported in §6.15.</w:t>
+      </w:r>
+    </w:p>
+    <w:p>
+      <w:pPr>
+        <w:pStyle w:val="Heading2"/>
+        <w:spacing w:after="140" w:before="280"/>
+      </w:pPr>
+      <w:r>
+        <w:rPr>
+          <w:rFonts w:ascii="Calibri" w:cs="Calibri" w:eastAsia="Calibri" w:hAnsi="Calibri"/>
+          <w:b/>
+          <w:bCs/>
+          <w:sz w:val="26"/>
+          <w:szCs w:val="26"/>
+        </w:rPr>
+        <w:t xml:space="preserve">6.15 INT8 Precision Point: Method- and Bit-Width Sensitivity (fp16 → INT8 → NF4)</w:t>
+      </w:r>
+    </w:p>
+    <w:p>
+      <w:pPr>
+        <w:spacing w:after="60" w:before="160"/>
+        <w:jc w:val="center"/>
+      </w:pPr>
+      <w:r>
+        <w:drawing>
+          <wp:inline distT="0" distB="0" distL="0" distR="0">
+            <wp:extent cx="5334000" cy="2133600"/>
+            <wp:effectExtent t="0" r="0" b="0" l="0"/>
+            <wp:docPr id="1" name="" descr="" title=""/>
+            <wp:cNvGraphicFramePr>
+              <a:graphicFrameLocks xmlns:a="http://schemas.openxmlformats.org/drawingml/2006/main" noChangeAspect="1"/>
+            </wp:cNvGraphicFramePr>
+            <a:graphic xmlns:a="http://schemas.openxmlformats.org/drawingml/2006/main">
+              <a:graphicData uri="http://schemas.openxmlformats.org/drawingml/2006/picture">
+                <pic:pic xmlns:pic="http://schemas.openxmlformats.org/drawingml/2006/picture">
+                  <pic:nvPicPr>
+                    <pic:cNvPr id="0" name="" descr=""/>
+                    <pic:cNvPicPr>
+                      <a:picLocks noChangeAspect="1" noChangeArrowheads="1"/>
+                    </pic:cNvPicPr>
+                  </pic:nvPicPr>
+                  <pic:blipFill>
+                    <a:blip r:embed="rId17" cstate="none"/>
+                    <a:srcRect/>
+                    <a:stretch>
+                      <a:fillRect/>
+                    </a:stretch>
+                  </pic:blipFill>
+                  <pic:spPr bwMode="auto">
+                    <a:xfrm>
+                      <a:off x="0" y="0"/>
                       <a:ext cx="5334000" cy="2133600"/>
                     </a:xfrm>
                     <a:prstGeom prst="rect">
@@ -19838,7 +20063,7 @@
           <w:sz w:val="18"/>
           <w:szCs w:val="18"/>
         </w:rPr>
-        <w:t xml:space="preserve">Figure 6. Precision sweep fp16 → INT8 → NF4. Capability (MMLU, ARC) is essentially flat through INT8 and falls only at four-bit (a cliff, not a gradient), the one robust, budget-invariant precision effect. The safety axis (judge ASR) shows no robust move at either precision step at the 512-token reference budget: the 128-token Llama-3B INT8 increase does not replicate here. Source: results_512/analysis/precision_sweep.json.</w:t>
+        <w:t xml:space="preserve">Figure 9. Precision sweep fp16 → INT8 → NF4. Capability (MMLU, ARC) is essentially flat through INT8 and falls only at four-bit (a cliff, not a gradient), the one robust, budget-invariant precision effect. The safety axis (judge ASR) shows no robust move at either precision step at the 512-token reference budget: the 128-token Llama-3B INT8 increase does not replicate here. Source: results_512/analysis/precision_sweep.json.</w:t>
       </w:r>
     </w:p>
     <w:p>
